--- a/Documents/二技第115207組-Uban-系統手冊.docx
+++ b/Documents/二技第115207組-Uban-系統手冊.docx
@@ -15,127 +15,114 @@
           <w:sz w:val="72"/>
           <w:szCs w:val="72"/>
         </w:rPr>
-        <w:t>國立</w:t>
-      </w:r>
-      <w:proofErr w:type="gramStart"/>
-      <w:r>
+        <w:t>國立臺北商業大學</w:t>
+      </w:r>
+    </w:p>
+    <w:p>
+      <w:pPr>
+        <w:spacing w:line="560" w:lineRule="exact"/>
+        <w:jc w:val="center"/>
+        <w:rPr>
+          <w:sz w:val="56"/>
+          <w:szCs w:val="56"/>
+        </w:rPr>
+      </w:pPr>
+      <w:r>
+        <w:rPr>
+          <w:sz w:val="56"/>
+          <w:szCs w:val="56"/>
+        </w:rPr>
+        <w:t>資</w:t>
+      </w:r>
+      <w:r>
+        <w:rPr>
+          <w:sz w:val="56"/>
+          <w:szCs w:val="56"/>
+        </w:rPr>
+        <w:t xml:space="preserve"> </w:t>
+      </w:r>
+      <w:r>
+        <w:rPr>
+          <w:sz w:val="56"/>
+          <w:szCs w:val="56"/>
+        </w:rPr>
+        <w:t>訊</w:t>
+      </w:r>
+      <w:r>
+        <w:rPr>
+          <w:sz w:val="56"/>
+          <w:szCs w:val="56"/>
+        </w:rPr>
+        <w:t xml:space="preserve"> </w:t>
+      </w:r>
+      <w:r>
+        <w:rPr>
+          <w:sz w:val="56"/>
+          <w:szCs w:val="56"/>
+        </w:rPr>
+        <w:t>管</w:t>
+      </w:r>
+      <w:r>
+        <w:rPr>
+          <w:sz w:val="56"/>
+          <w:szCs w:val="56"/>
+        </w:rPr>
+        <w:t xml:space="preserve"> </w:t>
+      </w:r>
+      <w:r>
+        <w:rPr>
+          <w:sz w:val="56"/>
+          <w:szCs w:val="56"/>
+        </w:rPr>
+        <w:t>理</w:t>
+      </w:r>
+      <w:r>
+        <w:rPr>
+          <w:sz w:val="56"/>
+          <w:szCs w:val="56"/>
+        </w:rPr>
+        <w:t xml:space="preserve"> </w:t>
+      </w:r>
+      <w:r>
+        <w:rPr>
+          <w:sz w:val="56"/>
+          <w:szCs w:val="56"/>
+        </w:rPr>
+        <w:t>系</w:t>
+      </w:r>
+    </w:p>
+    <w:p>
+      <w:pPr>
+        <w:jc w:val="center"/>
+      </w:pPr>
+      <w:r>
+        <w:rPr>
+          <w:sz w:val="48"/>
+          <w:szCs w:val="48"/>
+        </w:rPr>
+        <w:t>115</w:t>
+      </w:r>
+      <w:r>
+        <w:rPr>
+          <w:sz w:val="48"/>
+          <w:szCs w:val="48"/>
+        </w:rPr>
+        <w:t>資訊系統專案設計</w:t>
+      </w:r>
+    </w:p>
+    <w:p>
+      <w:pPr>
+        <w:spacing w:line="720" w:lineRule="exact"/>
+        <w:jc w:val="center"/>
         <w:rPr>
           <w:sz w:val="72"/>
           <w:szCs w:val="72"/>
         </w:rPr>
-        <w:t>臺</w:t>
-      </w:r>
-      <w:proofErr w:type="gramEnd"/>
-      <w:r>
-        <w:rPr>
-          <w:sz w:val="72"/>
-          <w:szCs w:val="72"/>
-        </w:rPr>
-        <w:t>北商業大學</w:t>
-      </w:r>
-    </w:p>
-    <w:p>
-      <w:pPr>
-        <w:spacing w:line="560" w:lineRule="exact"/>
-        <w:jc w:val="center"/>
-        <w:rPr>
-          <w:sz w:val="56"/>
-          <w:szCs w:val="56"/>
-        </w:rPr>
-      </w:pPr>
-      <w:r>
-        <w:rPr>
-          <w:sz w:val="56"/>
-          <w:szCs w:val="56"/>
-        </w:rPr>
-        <w:t>資</w:t>
-      </w:r>
-      <w:r>
-        <w:rPr>
-          <w:sz w:val="56"/>
-          <w:szCs w:val="56"/>
-        </w:rPr>
-        <w:t xml:space="preserve"> </w:t>
-      </w:r>
-      <w:r>
-        <w:rPr>
-          <w:sz w:val="56"/>
-          <w:szCs w:val="56"/>
-        </w:rPr>
-        <w:t>訊</w:t>
-      </w:r>
-      <w:r>
-        <w:rPr>
-          <w:sz w:val="56"/>
-          <w:szCs w:val="56"/>
-        </w:rPr>
-        <w:t xml:space="preserve"> </w:t>
-      </w:r>
-      <w:r>
-        <w:rPr>
-          <w:sz w:val="56"/>
-          <w:szCs w:val="56"/>
-        </w:rPr>
-        <w:t>管</w:t>
-      </w:r>
-      <w:r>
-        <w:rPr>
-          <w:sz w:val="56"/>
-          <w:szCs w:val="56"/>
-        </w:rPr>
-        <w:t xml:space="preserve"> </w:t>
-      </w:r>
-      <w:r>
-        <w:rPr>
-          <w:sz w:val="56"/>
-          <w:szCs w:val="56"/>
-        </w:rPr>
-        <w:t>理</w:t>
-      </w:r>
-      <w:r>
-        <w:rPr>
-          <w:sz w:val="56"/>
-          <w:szCs w:val="56"/>
-        </w:rPr>
-        <w:t xml:space="preserve"> </w:t>
-      </w:r>
-      <w:r>
-        <w:rPr>
-          <w:sz w:val="56"/>
-          <w:szCs w:val="56"/>
-        </w:rPr>
-        <w:t>系</w:t>
-      </w:r>
-    </w:p>
-    <w:p>
-      <w:pPr>
-        <w:jc w:val="center"/>
-      </w:pPr>
-      <w:r>
-        <w:rPr>
-          <w:sz w:val="48"/>
-          <w:szCs w:val="48"/>
-        </w:rPr>
-        <w:t>115</w:t>
-      </w:r>
-      <w:r>
-        <w:rPr>
-          <w:sz w:val="48"/>
-          <w:szCs w:val="48"/>
-        </w:rPr>
-        <w:t>資訊系統專案設計</w:t>
-      </w:r>
-    </w:p>
-    <w:p>
-      <w:pPr>
-        <w:spacing w:line="720" w:lineRule="exact"/>
-        <w:jc w:val="center"/>
-        <w:rPr>
-          <w:sz w:val="72"/>
-          <w:szCs w:val="72"/>
-        </w:rPr>
-      </w:pPr>
-      <w:r>
+      </w:pPr>
+      <w:r>
+        <w:rPr>
+          <w:noProof/>
+        </w:rPr>
         <w:drawing>
           <wp:anchor distT="0" distB="0" distL="114300" distR="114300" simplePos="0" relativeHeight="251658240" behindDoc="0" locked="0" layoutInCell="1" allowOverlap="1" wp14:anchorId="476DB750" wp14:editId="51F2EF63">
             <wp:simplePos x="0" y="0"/>
@@ -454,19 +441,8 @@
           <w:sz w:val="40"/>
           <w:szCs w:val="40"/>
         </w:rPr>
-        <w:t>童柏</w:t>
-      </w:r>
-      <w:proofErr w:type="gramStart"/>
-      <w:r>
-        <w:rPr>
-          <w:b/>
-          <w:bCs/>
-          <w:sz w:val="40"/>
-          <w:szCs w:val="40"/>
-        </w:rPr>
-        <w:t>祐</w:t>
-      </w:r>
-      <w:proofErr w:type="gramEnd"/>
+        <w:t>童柏祐</w:t>
+      </w:r>
     </w:p>
     <w:p>
       <w:pPr>
@@ -493,19 +469,8 @@
           <w:sz w:val="40"/>
           <w:szCs w:val="40"/>
         </w:rPr>
-        <w:t>黃</w:t>
-      </w:r>
-      <w:proofErr w:type="gramStart"/>
-      <w:r>
-        <w:rPr>
-          <w:b/>
-          <w:bCs/>
-          <w:sz w:val="40"/>
-          <w:szCs w:val="40"/>
-        </w:rPr>
-        <w:t>于愷</w:t>
-      </w:r>
-      <w:proofErr w:type="gramEnd"/>
+        <w:t>黃于愷</w:t>
+      </w:r>
       <w:r>
         <w:rPr>
           <w:rFonts w:hint="eastAsia"/>
@@ -791,23 +756,7 @@
           <w:sz w:val="32"/>
           <w:szCs w:val="32"/>
         </w:rPr>
-        <w:t>1-</w:t>
-      </w:r>
-      <w:r>
-        <w:rPr>
-          <w:rFonts w:hint="eastAsia"/>
-          <w:sz w:val="32"/>
-          <w:szCs w:val="32"/>
-        </w:rPr>
-        <w:t>2</w:t>
-      </w:r>
-      <w:r>
-        <w:rPr>
-          <w:rFonts w:hint="eastAsia"/>
-          <w:sz w:val="32"/>
-          <w:szCs w:val="32"/>
-        </w:rPr>
-        <w:t xml:space="preserve"> </w:t>
+        <w:t xml:space="preserve">1-2 </w:t>
       </w:r>
       <w:r>
         <w:rPr>
@@ -834,23 +783,7 @@
           <w:sz w:val="32"/>
           <w:szCs w:val="32"/>
         </w:rPr>
-        <w:t>1-</w:t>
-      </w:r>
-      <w:r>
-        <w:rPr>
-          <w:rFonts w:hint="eastAsia"/>
-          <w:sz w:val="32"/>
-          <w:szCs w:val="32"/>
-        </w:rPr>
-        <w:t>3</w:t>
-      </w:r>
-      <w:r>
-        <w:rPr>
-          <w:rFonts w:hint="eastAsia"/>
-          <w:sz w:val="32"/>
-          <w:szCs w:val="32"/>
-        </w:rPr>
-        <w:t xml:space="preserve"> </w:t>
+        <w:t xml:space="preserve">1-3 </w:t>
       </w:r>
       <w:r>
         <w:rPr>
@@ -880,23 +813,7 @@
           <w:sz w:val="32"/>
           <w:szCs w:val="32"/>
         </w:rPr>
-        <w:t>1-</w:t>
-      </w:r>
-      <w:r>
-        <w:rPr>
-          <w:rFonts w:hint="eastAsia"/>
-          <w:sz w:val="32"/>
-          <w:szCs w:val="32"/>
-        </w:rPr>
-        <w:t>4</w:t>
-      </w:r>
-      <w:r>
-        <w:rPr>
-          <w:rFonts w:hint="eastAsia"/>
-          <w:sz w:val="32"/>
-          <w:szCs w:val="32"/>
-        </w:rPr>
-        <w:t xml:space="preserve"> </w:t>
+        <w:t xml:space="preserve">1-4 </w:t>
       </w:r>
       <w:r>
         <w:rPr>
@@ -916,7 +833,6 @@
         <w:jc w:val="both"/>
         <w:outlineLvl w:val="1"/>
         <w:rPr>
-          <w:rFonts w:hint="eastAsia"/>
           <w:sz w:val="32"/>
           <w:szCs w:val="32"/>
         </w:rPr>
@@ -1048,7 +964,6 @@
         <w:jc w:val="both"/>
         <w:outlineLvl w:val="1"/>
         <w:rPr>
-          <w:rFonts w:hint="eastAsia"/>
           <w:sz w:val="32"/>
           <w:szCs w:val="32"/>
         </w:rPr>
@@ -1075,15 +990,7 @@
           <w:sz w:val="32"/>
           <w:szCs w:val="32"/>
         </w:rPr>
-        <w:t>市場分析</w:t>
-      </w:r>
-      <w:r>
-        <w:rPr>
-          <w:rFonts w:hint="eastAsia"/>
-          <w:sz w:val="32"/>
-          <w:szCs w:val="32"/>
-        </w:rPr>
-        <w:t>－</w:t>
+        <w:t>市場分析－</w:t>
       </w:r>
       <w:r>
         <w:rPr>
@@ -1166,7 +1073,6 @@
         <w:spacing w:line="480" w:lineRule="exact"/>
         <w:jc w:val="both"/>
         <w:rPr>
-          <w:rFonts w:hint="eastAsia"/>
           <w:sz w:val="32"/>
           <w:szCs w:val="32"/>
         </w:rPr>
@@ -1290,7 +1196,6 @@
         <w:jc w:val="both"/>
         <w:outlineLvl w:val="1"/>
         <w:rPr>
-          <w:rFonts w:hint="eastAsia"/>
           <w:sz w:val="32"/>
           <w:szCs w:val="32"/>
         </w:rPr>
@@ -1325,7 +1230,6 @@
         <w:spacing w:line="480" w:lineRule="exact"/>
         <w:jc w:val="both"/>
         <w:rPr>
-          <w:rFonts w:hint="eastAsia"/>
           <w:sz w:val="32"/>
           <w:szCs w:val="32"/>
         </w:rPr>
@@ -1407,6 +1311,14 @@
         </w:rPr>
         <w:t>專案時程</w:t>
       </w:r>
+      <w:r>
+        <w:rPr>
+          <w:rFonts w:hint="eastAsia"/>
+          <w:sz w:val="32"/>
+          <w:szCs w:val="32"/>
+        </w:rPr>
+        <w:t>：甘特圖</w:t>
+      </w:r>
     </w:p>
     <w:p>
       <w:pPr>
@@ -1499,7 +1411,6 @@
         <w:spacing w:line="480" w:lineRule="exact"/>
         <w:jc w:val="both"/>
         <w:rPr>
-          <w:rFonts w:hint="eastAsia"/>
           <w:sz w:val="36"/>
           <w:szCs w:val="36"/>
         </w:rPr>
@@ -1553,7 +1464,6 @@
         <w:jc w:val="both"/>
         <w:outlineLvl w:val="1"/>
         <w:rPr>
-          <w:rFonts w:hint="eastAsia"/>
           <w:sz w:val="32"/>
           <w:szCs w:val="32"/>
         </w:rPr>
@@ -1632,7 +1542,6 @@
         <w:jc w:val="both"/>
         <w:outlineLvl w:val="1"/>
         <w:rPr>
-          <w:rFonts w:hint="eastAsia"/>
           <w:sz w:val="32"/>
           <w:szCs w:val="32"/>
         </w:rPr>
@@ -1668,7 +1577,6 @@
         <w:jc w:val="both"/>
         <w:outlineLvl w:val="1"/>
         <w:rPr>
-          <w:rFonts w:hint="eastAsia"/>
           <w:sz w:val="36"/>
           <w:szCs w:val="36"/>
         </w:rPr>
@@ -1711,7 +1619,6 @@
         <w:spacing w:line="480" w:lineRule="exact"/>
         <w:jc w:val="center"/>
         <w:rPr>
-          <w:rFonts w:hint="eastAsia"/>
           <w:sz w:val="36"/>
           <w:szCs w:val="36"/>
         </w:rPr>
@@ -1729,7 +1636,6 @@
         <w:jc w:val="center"/>
         <w:outlineLvl w:val="0"/>
         <w:rPr>
-          <w:rFonts w:hint="eastAsia"/>
           <w:sz w:val="36"/>
           <w:szCs w:val="36"/>
         </w:rPr>
@@ -1858,7 +1764,6 @@
       <w:pPr>
         <w:spacing w:line="480" w:lineRule="exact"/>
         <w:rPr>
-          <w:rFonts w:hint="eastAsia"/>
           <w:sz w:val="36"/>
           <w:szCs w:val="36"/>
         </w:rPr>
@@ -2050,7 +1955,6 @@
       <w:pPr>
         <w:spacing w:line="480" w:lineRule="exact"/>
         <w:rPr>
-          <w:rFonts w:hint="eastAsia"/>
           <w:sz w:val="36"/>
           <w:szCs w:val="36"/>
         </w:rPr>
@@ -2131,7 +2035,6 @@
         <w:jc w:val="both"/>
         <w:outlineLvl w:val="1"/>
         <w:rPr>
-          <w:rFonts w:hint="eastAsia"/>
           <w:sz w:val="36"/>
           <w:szCs w:val="36"/>
         </w:rPr>
@@ -2826,6 +2729,7 @@
   <w:style w:type="character" w:default="1" w:styleId="a0">
     <w:name w:val="Default Paragraph Font"/>
     <w:uiPriority w:val="1"/>
+    <w:semiHidden/>
     <w:unhideWhenUsed/>
   </w:style>
   <w:style w:type="table" w:default="1" w:styleId="a1">

--- a/Documents/二技第115207組-Uban-系統手冊.docx
+++ b/Documents/二技第115207組-Uban-系統手冊.docx
@@ -1869,7 +1869,25 @@
           <w:sz w:val="28"/>
           <w:szCs w:val="28"/>
         </w:rPr>
-        <w:t xml:space="preserve"> FastAPI </w:t>
+        <w:t xml:space="preserve"> </w:t>
+      </w:r>
+      <w:proofErr w:type="spellStart"/>
+      <w:r>
+        <w:rPr>
+          <w:rFonts w:hint="eastAsia"/>
+          <w:sz w:val="28"/>
+          <w:szCs w:val="28"/>
+        </w:rPr>
+        <w:t>FastAPI</w:t>
+      </w:r>
+      <w:proofErr w:type="spellEnd"/>
+      <w:r>
+        <w:rPr>
+          <w:rFonts w:hint="eastAsia"/>
+          <w:sz w:val="28"/>
+          <w:szCs w:val="28"/>
+        </w:rPr>
+        <w:t xml:space="preserve"> </w:t>
       </w:r>
       <w:r>
         <w:rPr>
@@ -2614,7 +2632,25 @@
           <w:sz w:val="28"/>
           <w:szCs w:val="28"/>
         </w:rPr>
-        <w:t xml:space="preserve"> FastAPI </w:t>
+        <w:t xml:space="preserve"> </w:t>
+      </w:r>
+      <w:proofErr w:type="spellStart"/>
+      <w:r>
+        <w:rPr>
+          <w:rFonts w:hint="eastAsia"/>
+          <w:sz w:val="28"/>
+          <w:szCs w:val="28"/>
+        </w:rPr>
+        <w:t>FastAPI</w:t>
+      </w:r>
+      <w:proofErr w:type="spellEnd"/>
+      <w:r>
+        <w:rPr>
+          <w:rFonts w:hint="eastAsia"/>
+          <w:sz w:val="28"/>
+          <w:szCs w:val="28"/>
+        </w:rPr>
+        <w:t xml:space="preserve"> </w:t>
       </w:r>
       <w:r>
         <w:rPr>
@@ -4812,7 +4848,24 @@
           <w:szCs w:val="28"/>
         </w:rPr>
         <w:tab/>
-        <w:t xml:space="preserve">FastAPI </w:t>
+      </w:r>
+      <w:proofErr w:type="spellStart"/>
+      <w:r>
+        <w:rPr>
+          <w:rFonts w:hint="eastAsia"/>
+          <w:sz w:val="28"/>
+          <w:szCs w:val="28"/>
+        </w:rPr>
+        <w:t>FastAPI</w:t>
+      </w:r>
+      <w:proofErr w:type="spellEnd"/>
+      <w:r>
+        <w:rPr>
+          <w:rFonts w:hint="eastAsia"/>
+          <w:sz w:val="28"/>
+          <w:szCs w:val="28"/>
+        </w:rPr>
+        <w:t xml:space="preserve"> </w:t>
       </w:r>
       <w:r>
         <w:rPr>
@@ -4860,7 +4913,25 @@
           <w:sz w:val="28"/>
           <w:szCs w:val="28"/>
         </w:rPr>
-        <w:t xml:space="preserve"> FastAPI (Python) </w:t>
+        <w:t xml:space="preserve"> </w:t>
+      </w:r>
+      <w:proofErr w:type="spellStart"/>
+      <w:r>
+        <w:rPr>
+          <w:rFonts w:hint="eastAsia"/>
+          <w:sz w:val="28"/>
+          <w:szCs w:val="28"/>
+        </w:rPr>
+        <w:t>FastAPI</w:t>
+      </w:r>
+      <w:proofErr w:type="spellEnd"/>
+      <w:r>
+        <w:rPr>
+          <w:rFonts w:hint="eastAsia"/>
+          <w:sz w:val="28"/>
+          <w:szCs w:val="28"/>
+        </w:rPr>
+        <w:t xml:space="preserve"> (Python) </w:t>
       </w:r>
       <w:r>
         <w:rPr>
@@ -5001,13 +5072,23 @@
         </w:rPr>
         <w:t>文本生成），</w:t>
       </w:r>
-      <w:r>
-        <w:rPr>
-          <w:rFonts w:hint="eastAsia"/>
-          <w:sz w:val="28"/>
-          <w:szCs w:val="28"/>
-        </w:rPr>
-        <w:t xml:space="preserve">FastAPI </w:t>
+      <w:proofErr w:type="spellStart"/>
+      <w:r>
+        <w:rPr>
+          <w:rFonts w:hint="eastAsia"/>
+          <w:sz w:val="28"/>
+          <w:szCs w:val="28"/>
+        </w:rPr>
+        <w:t>FastAPI</w:t>
+      </w:r>
+      <w:proofErr w:type="spellEnd"/>
+      <w:r>
+        <w:rPr>
+          <w:rFonts w:hint="eastAsia"/>
+          <w:sz w:val="28"/>
+          <w:szCs w:val="28"/>
+        </w:rPr>
+        <w:t xml:space="preserve"> </w:t>
       </w:r>
       <w:r>
         <w:rPr>
@@ -5676,7 +5757,25 @@
           <w:sz w:val="28"/>
           <w:szCs w:val="28"/>
         </w:rPr>
-        <w:t xml:space="preserve"> FastAPI </w:t>
+        <w:t xml:space="preserve"> </w:t>
+      </w:r>
+      <w:proofErr w:type="spellStart"/>
+      <w:r>
+        <w:rPr>
+          <w:rFonts w:hint="eastAsia"/>
+          <w:sz w:val="28"/>
+          <w:szCs w:val="28"/>
+        </w:rPr>
+        <w:t>FastAPI</w:t>
+      </w:r>
+      <w:proofErr w:type="spellEnd"/>
+      <w:r>
+        <w:rPr>
+          <w:rFonts w:hint="eastAsia"/>
+          <w:sz w:val="28"/>
+          <w:szCs w:val="28"/>
+        </w:rPr>
+        <w:t xml:space="preserve"> </w:t>
       </w:r>
       <w:r>
         <w:rPr>
@@ -5708,7 +5807,25 @@
           <w:sz w:val="28"/>
           <w:szCs w:val="28"/>
         </w:rPr>
-        <w:t xml:space="preserve"> SQLAlchemy 2.0 </w:t>
+        <w:t xml:space="preserve"> </w:t>
+      </w:r>
+      <w:proofErr w:type="spellStart"/>
+      <w:r>
+        <w:rPr>
+          <w:rFonts w:hint="eastAsia"/>
+          <w:sz w:val="28"/>
+          <w:szCs w:val="28"/>
+        </w:rPr>
+        <w:t>SQLAlchemy</w:t>
+      </w:r>
+      <w:proofErr w:type="spellEnd"/>
+      <w:r>
+        <w:rPr>
+          <w:rFonts w:hint="eastAsia"/>
+          <w:sz w:val="28"/>
+          <w:szCs w:val="28"/>
+        </w:rPr>
+        <w:t xml:space="preserve"> 2.0 </w:t>
       </w:r>
       <w:r>
         <w:rPr>
@@ -5724,8 +5841,18 @@
           <w:sz w:val="28"/>
           <w:szCs w:val="28"/>
         </w:rPr>
-        <w:t xml:space="preserve"> SQLModel</w:t>
-      </w:r>
+        <w:t xml:space="preserve"> </w:t>
+      </w:r>
+      <w:proofErr w:type="spellStart"/>
+      <w:r>
+        <w:rPr>
+          <w:rFonts w:hint="eastAsia"/>
+          <w:sz w:val="28"/>
+          <w:szCs w:val="28"/>
+        </w:rPr>
+        <w:t>SQLModel</w:t>
+      </w:r>
+      <w:proofErr w:type="spellEnd"/>
       <w:r>
         <w:rPr>
           <w:rFonts w:hint="eastAsia"/>
@@ -5807,7 +5934,25 @@
           <w:sz w:val="28"/>
           <w:szCs w:val="28"/>
         </w:rPr>
-        <w:t xml:space="preserve"> MinIO </w:t>
+        <w:t xml:space="preserve"> </w:t>
+      </w:r>
+      <w:proofErr w:type="spellStart"/>
+      <w:r>
+        <w:rPr>
+          <w:rFonts w:hint="eastAsia"/>
+          <w:sz w:val="28"/>
+          <w:szCs w:val="28"/>
+        </w:rPr>
+        <w:t>MinIO</w:t>
+      </w:r>
+      <w:proofErr w:type="spellEnd"/>
+      <w:r>
+        <w:rPr>
+          <w:rFonts w:hint="eastAsia"/>
+          <w:sz w:val="28"/>
+          <w:szCs w:val="28"/>
+        </w:rPr>
+        <w:t xml:space="preserve"> </w:t>
       </w:r>
       <w:r>
         <w:rPr>
@@ -6594,8 +6739,18 @@
           <w:sz w:val="28"/>
           <w:szCs w:val="28"/>
         </w:rPr>
-        <w:t xml:space="preserve"> QRCode</w:t>
-      </w:r>
+        <w:t xml:space="preserve"> </w:t>
+      </w:r>
+      <w:proofErr w:type="spellStart"/>
+      <w:r>
+        <w:rPr>
+          <w:rFonts w:hint="eastAsia"/>
+          <w:sz w:val="28"/>
+          <w:szCs w:val="28"/>
+        </w:rPr>
+        <w:t>QRCode</w:t>
+      </w:r>
+      <w:proofErr w:type="spellEnd"/>
       <w:r>
         <w:rPr>
           <w:rFonts w:hint="eastAsia"/>
@@ -7668,6 +7823,7 @@
                 <w:szCs w:val="28"/>
               </w:rPr>
             </w:pPr>
+            <w:proofErr w:type="spellStart"/>
             <w:r>
               <w:rPr>
                 <w:rFonts w:ascii="Times New Roman" w:eastAsia="標楷體" w:hAnsi="Times New Roman"/>
@@ -7676,7 +7832,18 @@
                 <w:sz w:val="28"/>
                 <w:szCs w:val="28"/>
               </w:rPr>
-              <w:t>CaringVillage (</w:t>
+              <w:t>CaringVillage</w:t>
+            </w:r>
+            <w:proofErr w:type="spellEnd"/>
+            <w:r>
+              <w:rPr>
+                <w:rFonts w:ascii="Times New Roman" w:eastAsia="標楷體" w:hAnsi="Times New Roman"/>
+                <w:b/>
+                <w:bCs/>
+                <w:sz w:val="28"/>
+                <w:szCs w:val="28"/>
+              </w:rPr>
+              <w:t xml:space="preserve"> (</w:t>
             </w:r>
             <w:r>
               <w:rPr>
@@ -8527,6 +8694,7 @@
                 <w:szCs w:val="28"/>
               </w:rPr>
             </w:pPr>
+            <w:proofErr w:type="spellStart"/>
             <w:r>
               <w:rPr>
                 <w:rFonts w:ascii="Times New Roman" w:eastAsia="標楷體" w:hAnsi="Times New Roman"/>
@@ -8534,7 +8702,16 @@
                 <w:szCs w:val="28"/>
               </w:rPr>
               <w:lastRenderedPageBreak/>
-              <w:t xml:space="preserve">FastAPI + Flutter + LLM </w:t>
+              <w:t>FastAPI</w:t>
+            </w:r>
+            <w:proofErr w:type="spellEnd"/>
+            <w:r>
+              <w:rPr>
+                <w:rFonts w:ascii="Times New Roman" w:eastAsia="標楷體" w:hAnsi="Times New Roman"/>
+                <w:sz w:val="28"/>
+                <w:szCs w:val="28"/>
+              </w:rPr>
+              <w:t xml:space="preserve"> + Flutter + LLM </w:t>
             </w:r>
             <w:r>
               <w:rPr>
@@ -9405,6 +9582,7 @@
                 <w:szCs w:val="28"/>
               </w:rPr>
             </w:pPr>
+            <w:proofErr w:type="spellStart"/>
             <w:r>
               <w:rPr>
                 <w:rFonts w:ascii="Times New Roman" w:eastAsia="標楷體" w:hAnsi="Times New Roman"/>
@@ -9413,7 +9591,18 @@
                 <w:sz w:val="28"/>
                 <w:szCs w:val="28"/>
               </w:rPr>
-              <w:t>CaringVillage (</w:t>
+              <w:t>CaringVillage</w:t>
+            </w:r>
+            <w:proofErr w:type="spellEnd"/>
+            <w:r>
+              <w:rPr>
+                <w:rFonts w:ascii="Times New Roman" w:eastAsia="標楷體" w:hAnsi="Times New Roman"/>
+                <w:b/>
+                <w:bCs/>
+                <w:sz w:val="28"/>
+                <w:szCs w:val="28"/>
+              </w:rPr>
+              <w:t xml:space="preserve"> (</w:t>
             </w:r>
             <w:r>
               <w:rPr>
@@ -12122,7 +12311,25 @@
                 <w:sz w:val="28"/>
                 <w:szCs w:val="28"/>
               </w:rPr>
-              <w:t xml:space="preserve"> FastAPI </w:t>
+              <w:t xml:space="preserve"> </w:t>
+            </w:r>
+            <w:proofErr w:type="spellStart"/>
+            <w:r>
+              <w:rPr>
+                <w:rFonts w:ascii="Times New Roman" w:eastAsia="標楷體" w:hAnsi="Times New Roman"/>
+                <w:sz w:val="28"/>
+                <w:szCs w:val="28"/>
+              </w:rPr>
+              <w:t>FastAPI</w:t>
+            </w:r>
+            <w:proofErr w:type="spellEnd"/>
+            <w:r>
+              <w:rPr>
+                <w:rFonts w:ascii="Times New Roman" w:eastAsia="標楷體" w:hAnsi="Times New Roman"/>
+                <w:sz w:val="28"/>
+                <w:szCs w:val="28"/>
+              </w:rPr>
+              <w:t xml:space="preserve"> </w:t>
             </w:r>
             <w:r>
               <w:rPr>
@@ -14028,7 +14235,6 @@
         <w:spacing w:line="480" w:lineRule="exact"/>
         <w:jc w:val="both"/>
         <w:rPr>
-          <w:rFonts w:hint="eastAsia"/>
           <w:sz w:val="32"/>
           <w:szCs w:val="32"/>
         </w:rPr>
@@ -14373,13 +14579,23 @@
               </w:rPr>
               <w:t>、</w:t>
             </w:r>
+            <w:proofErr w:type="spellStart"/>
             <w:r>
               <w:rPr>
                 <w:rFonts w:hint="eastAsia"/>
                 <w:sz w:val="28"/>
                 <w:szCs w:val="28"/>
               </w:rPr>
-              <w:t>Wifi 4.0</w:t>
+              <w:t>Wifi</w:t>
+            </w:r>
+            <w:proofErr w:type="spellEnd"/>
+            <w:r>
+              <w:rPr>
+                <w:rFonts w:hint="eastAsia"/>
+                <w:sz w:val="28"/>
+                <w:szCs w:val="28"/>
+              </w:rPr>
+              <w:t xml:space="preserve"> 4.0</w:t>
             </w:r>
             <w:r>
               <w:rPr>
@@ -14478,7 +14694,23 @@
                 <w:sz w:val="28"/>
                 <w:szCs w:val="28"/>
               </w:rPr>
-              <w:t xml:space="preserve"> Exynos 7580</w:t>
+              <w:t xml:space="preserve"> </w:t>
+            </w:r>
+            <w:proofErr w:type="spellStart"/>
+            <w:r>
+              <w:rPr>
+                <w:sz w:val="28"/>
+                <w:szCs w:val="28"/>
+              </w:rPr>
+              <w:t>Exynos</w:t>
+            </w:r>
+            <w:proofErr w:type="spellEnd"/>
+            <w:r>
+              <w:rPr>
+                <w:sz w:val="28"/>
+                <w:szCs w:val="28"/>
+              </w:rPr>
+              <w:t xml:space="preserve"> 7580</w:t>
             </w:r>
             <w:r>
               <w:rPr>
@@ -14731,7 +14963,6 @@
         <w:jc w:val="both"/>
         <w:outlineLvl w:val="1"/>
         <w:rPr>
-          <w:rFonts w:hint="eastAsia"/>
           <w:sz w:val="32"/>
           <w:szCs w:val="32"/>
         </w:rPr>
@@ -14896,7 +15127,7 @@
             </w:pPr>
             <w:r>
               <w:rPr>
-                <w:rFonts w:ascii="Times New Roman" w:eastAsia="標楷體" w:hAnsi="Times New Roman" w:hint="eastAsia"/>
+                <w:rFonts w:hint="eastAsia"/>
                 <w:b/>
                 <w:bCs/>
                 <w:noProof/>
@@ -14954,7 +15185,7 @@
             </w:r>
             <w:r>
               <w:rPr>
-                <w:rFonts w:ascii="Times New Roman" w:eastAsia="標楷體" w:hAnsi="Times New Roman" w:hint="eastAsia"/>
+                <w:rFonts w:hint="eastAsia"/>
                 <w:b/>
                 <w:bCs/>
                 <w:noProof/>
@@ -15012,7 +15243,7 @@
             </w:r>
             <w:r>
               <w:rPr>
-                <w:rFonts w:ascii="Times New Roman" w:eastAsia="標楷體" w:hAnsi="Times New Roman" w:hint="eastAsia"/>
+                <w:rFonts w:hint="eastAsia"/>
                 <w:b/>
                 <w:bCs/>
                 <w:noProof/>
@@ -15259,7 +15490,7 @@
                 <w:szCs w:val="28"/>
               </w:rPr>
               <w:drawing>
-                <wp:anchor distT="0" distB="0" distL="114300" distR="114300" simplePos="0" relativeHeight="251669504" behindDoc="0" locked="0" layoutInCell="1" allowOverlap="1" wp14:anchorId="1B11D558" wp14:editId="19864CC2">
+                <wp:anchor distT="0" distB="0" distL="114300" distR="114300" simplePos="0" relativeHeight="251669504" behindDoc="0" locked="0" layoutInCell="1" allowOverlap="1" wp14:anchorId="1B11D558" wp14:editId="05C9BFC8">
                   <wp:simplePos x="0" y="0"/>
                   <wp:positionH relativeFrom="column">
                     <wp:posOffset>161925</wp:posOffset>
@@ -15428,7 +15659,7 @@
                 <w:szCs w:val="28"/>
               </w:rPr>
               <w:drawing>
-                <wp:anchor distT="0" distB="0" distL="114300" distR="114300" simplePos="0" relativeHeight="251666432" behindDoc="0" locked="0" layoutInCell="1" allowOverlap="1" wp14:anchorId="25D3E8E9" wp14:editId="4C63537A">
+                <wp:anchor distT="0" distB="0" distL="114300" distR="114300" simplePos="0" relativeHeight="251666432" behindDoc="0" locked="0" layoutInCell="1" allowOverlap="1" wp14:anchorId="25D3E8E9" wp14:editId="79CE98D3">
                   <wp:simplePos x="0" y="0"/>
                   <wp:positionH relativeFrom="column">
                     <wp:posOffset>405765</wp:posOffset>
@@ -15657,7 +15888,7 @@
                 <w:szCs w:val="28"/>
               </w:rPr>
               <w:drawing>
-                <wp:inline distT="0" distB="0" distL="0" distR="0" wp14:anchorId="06A2723F" wp14:editId="30BFE28F">
+                <wp:inline distT="0" distB="0" distL="0" distR="0" wp14:anchorId="06A2723F" wp14:editId="7F0EE75B">
                   <wp:extent cx="594360" cy="594360"/>
                   <wp:effectExtent l="0" t="0" r="0" b="0"/>
                   <wp:docPr id="2107946149" name="圖片 10" descr="Git] Git Client 版本管理工具- Fork ~ m@rcus 學習筆記"/>
@@ -15722,13 +15953,23 @@
                 <w:szCs w:val="28"/>
               </w:rPr>
             </w:pPr>
+            <w:proofErr w:type="spellStart"/>
             <w:r>
               <w:rPr>
                 <w:rFonts w:ascii="Times New Roman" w:eastAsia="標楷體" w:hAnsi="Times New Roman" w:hint="eastAsia"/>
                 <w:sz w:val="28"/>
                 <w:szCs w:val="28"/>
               </w:rPr>
-              <w:t>GitKraken, Fork</w:t>
+              <w:t>GitKraken</w:t>
+            </w:r>
+            <w:proofErr w:type="spellEnd"/>
+            <w:r>
+              <w:rPr>
+                <w:rFonts w:ascii="Times New Roman" w:eastAsia="標楷體" w:hAnsi="Times New Roman" w:hint="eastAsia"/>
+                <w:sz w:val="28"/>
+                <w:szCs w:val="28"/>
+              </w:rPr>
+              <w:t>, Fork</w:t>
             </w:r>
           </w:p>
         </w:tc>
@@ -16376,6 +16617,7 @@
                 <w:szCs w:val="28"/>
               </w:rPr>
             </w:pPr>
+            <w:proofErr w:type="spellStart"/>
             <w:r>
               <w:rPr>
                 <w:rFonts w:ascii="Times New Roman" w:eastAsia="標楷體" w:hAnsi="Times New Roman" w:hint="eastAsia"/>
@@ -16384,6 +16626,7 @@
               </w:rPr>
               <w:t>FastAPI</w:t>
             </w:r>
+            <w:proofErr w:type="spellEnd"/>
           </w:p>
         </w:tc>
       </w:tr>
@@ -16842,7 +17085,7 @@
             </w:r>
             <w:r>
               <w:rPr>
-                <w:rFonts w:ascii="Times New Roman" w:eastAsia="標楷體" w:hAnsi="Times New Roman" w:hint="eastAsia"/>
+                <w:rFonts w:hint="eastAsia"/>
                 <w:b/>
                 <w:bCs/>
                 <w:noProof/>
@@ -16850,7 +17093,7 @@
                 <w:szCs w:val="28"/>
               </w:rPr>
               <w:drawing>
-                <wp:anchor distT="0" distB="0" distL="114300" distR="114300" simplePos="0" relativeHeight="251662336" behindDoc="0" locked="0" layoutInCell="1" allowOverlap="1" wp14:anchorId="4FB11CE0" wp14:editId="6127038B">
+                <wp:anchor distT="0" distB="0" distL="114300" distR="114300" simplePos="0" relativeHeight="251662336" behindDoc="0" locked="0" layoutInCell="1" allowOverlap="1" wp14:anchorId="4FB11CE0" wp14:editId="537D0AA9">
                   <wp:simplePos x="0" y="0"/>
                   <wp:positionH relativeFrom="column">
                     <wp:posOffset>695325</wp:posOffset>
@@ -16913,7 +17156,7 @@
                 <w:szCs w:val="28"/>
               </w:rPr>
               <w:drawing>
-                <wp:anchor distT="0" distB="0" distL="114300" distR="114300" simplePos="0" relativeHeight="251663360" behindDoc="0" locked="0" layoutInCell="1" allowOverlap="1" wp14:anchorId="156C97B8" wp14:editId="3AFEEF16">
+                <wp:anchor distT="0" distB="0" distL="114300" distR="114300" simplePos="0" relativeHeight="251663360" behindDoc="0" locked="0" layoutInCell="1" allowOverlap="1" wp14:anchorId="156C97B8" wp14:editId="6C88B462">
                   <wp:simplePos x="0" y="0"/>
                   <wp:positionH relativeFrom="column">
                     <wp:posOffset>55245</wp:posOffset>
@@ -16992,8 +17235,36 @@
                 <w:sz w:val="28"/>
                 <w:szCs w:val="28"/>
               </w:rPr>
-              <w:t>MySQL Workbench, DBeaver, SQLAlchemy</w:t>
-            </w:r>
+              <w:t xml:space="preserve">MySQL Workbench, </w:t>
+            </w:r>
+            <w:proofErr w:type="spellStart"/>
+            <w:r>
+              <w:rPr>
+                <w:rFonts w:ascii="Times New Roman" w:eastAsia="標楷體" w:hAnsi="Times New Roman" w:hint="eastAsia"/>
+                <w:sz w:val="28"/>
+                <w:szCs w:val="28"/>
+              </w:rPr>
+              <w:t>DBeaver</w:t>
+            </w:r>
+            <w:proofErr w:type="spellEnd"/>
+            <w:r>
+              <w:rPr>
+                <w:rFonts w:ascii="Times New Roman" w:eastAsia="標楷體" w:hAnsi="Times New Roman" w:hint="eastAsia"/>
+                <w:sz w:val="28"/>
+                <w:szCs w:val="28"/>
+              </w:rPr>
+              <w:t xml:space="preserve">, </w:t>
+            </w:r>
+            <w:proofErr w:type="spellStart"/>
+            <w:r>
+              <w:rPr>
+                <w:rFonts w:ascii="Times New Roman" w:eastAsia="標楷體" w:hAnsi="Times New Roman" w:hint="eastAsia"/>
+                <w:sz w:val="28"/>
+                <w:szCs w:val="28"/>
+              </w:rPr>
+              <w:t>SQLAlchemy</w:t>
+            </w:r>
+            <w:proofErr w:type="spellEnd"/>
           </w:p>
         </w:tc>
       </w:tr>
@@ -17315,7 +17586,7 @@
             </w:r>
             <w:r>
               <w:rPr>
-                <w:rFonts w:ascii="Times New Roman" w:eastAsia="標楷體" w:hAnsi="Times New Roman" w:hint="eastAsia"/>
+                <w:rFonts w:hint="eastAsia"/>
                 <w:b/>
                 <w:bCs/>
                 <w:noProof/>
@@ -17528,7 +17799,25 @@
                 <w:sz w:val="28"/>
                 <w:szCs w:val="28"/>
               </w:rPr>
-              <w:t>Gemini, ChatGPT, Claude, Github Copilot</w:t>
+              <w:t xml:space="preserve">Gemini, ChatGPT, Claude, </w:t>
+            </w:r>
+            <w:proofErr w:type="spellStart"/>
+            <w:r>
+              <w:rPr>
+                <w:rFonts w:ascii="Times New Roman" w:eastAsia="標楷體" w:hAnsi="Times New Roman" w:hint="eastAsia"/>
+                <w:sz w:val="28"/>
+                <w:szCs w:val="28"/>
+              </w:rPr>
+              <w:t>Github</w:t>
+            </w:r>
+            <w:proofErr w:type="spellEnd"/>
+            <w:r>
+              <w:rPr>
+                <w:rFonts w:ascii="Times New Roman" w:eastAsia="標楷體" w:hAnsi="Times New Roman" w:hint="eastAsia"/>
+                <w:sz w:val="28"/>
+                <w:szCs w:val="28"/>
+              </w:rPr>
+              <w:t xml:space="preserve"> Copilot</w:t>
             </w:r>
           </w:p>
         </w:tc>
@@ -17903,7 +18192,7 @@
                 <w:szCs w:val="28"/>
               </w:rPr>
               <w:drawing>
-                <wp:anchor distT="0" distB="0" distL="114300" distR="114300" simplePos="0" relativeHeight="251678720" behindDoc="0" locked="0" layoutInCell="1" allowOverlap="1" wp14:anchorId="2EF2DB82" wp14:editId="0DF1141B">
+                <wp:anchor distT="0" distB="0" distL="114300" distR="114300" simplePos="0" relativeHeight="251678720" behindDoc="0" locked="0" layoutInCell="1" allowOverlap="1" wp14:anchorId="2EF2DB82" wp14:editId="171DC7DA">
                   <wp:simplePos x="0" y="0"/>
                   <wp:positionH relativeFrom="column">
                     <wp:posOffset>47625</wp:posOffset>
@@ -17982,7 +18271,25 @@
                 <w:sz w:val="28"/>
                 <w:szCs w:val="28"/>
               </w:rPr>
-              <w:t xml:space="preserve">Canva, Powerpoint, Gamma </w:t>
+              <w:t xml:space="preserve">Canva, </w:t>
+            </w:r>
+            <w:proofErr w:type="spellStart"/>
+            <w:r>
+              <w:rPr>
+                <w:rFonts w:ascii="Times New Roman" w:eastAsia="標楷體" w:hAnsi="Times New Roman" w:hint="eastAsia"/>
+                <w:sz w:val="28"/>
+                <w:szCs w:val="28"/>
+              </w:rPr>
+              <w:t>Powerpoint</w:t>
+            </w:r>
+            <w:proofErr w:type="spellEnd"/>
+            <w:r>
+              <w:rPr>
+                <w:rFonts w:ascii="Times New Roman" w:eastAsia="標楷體" w:hAnsi="Times New Roman" w:hint="eastAsia"/>
+                <w:sz w:val="28"/>
+                <w:szCs w:val="28"/>
+              </w:rPr>
+              <w:t xml:space="preserve">, Gamma </w:t>
             </w:r>
           </w:p>
         </w:tc>
@@ -18441,7 +18748,6 @@
         <w:spacing w:line="480" w:lineRule="exact"/>
         <w:jc w:val="both"/>
         <w:rPr>
-          <w:rFonts w:hint="eastAsia"/>
           <w:sz w:val="32"/>
           <w:szCs w:val="32"/>
         </w:rPr>
@@ -21146,13 +21452,23 @@
                 <w:szCs w:val="28"/>
               </w:rPr>
             </w:pPr>
+            <w:proofErr w:type="spellStart"/>
             <w:r>
               <w:rPr>
                 <w:rFonts w:ascii="Times New Roman" w:eastAsia="標楷體" w:hAnsi="Times New Roman" w:hint="eastAsia"/>
                 <w:sz w:val="28"/>
                 <w:szCs w:val="28"/>
               </w:rPr>
-              <w:t>Ollama LLM</w:t>
+              <w:t>Ollama</w:t>
+            </w:r>
+            <w:proofErr w:type="spellEnd"/>
+            <w:r>
+              <w:rPr>
+                <w:rFonts w:ascii="Times New Roman" w:eastAsia="標楷體" w:hAnsi="Times New Roman" w:hint="eastAsia"/>
+                <w:sz w:val="28"/>
+                <w:szCs w:val="28"/>
+              </w:rPr>
+              <w:t xml:space="preserve"> LLM</w:t>
             </w:r>
             <w:r>
               <w:rPr>
@@ -29792,7 +30108,6 @@
       <w:pPr>
         <w:widowControl/>
         <w:rPr>
-          <w:rFonts w:hint="eastAsia"/>
           <w:sz w:val="32"/>
           <w:szCs w:val="32"/>
         </w:rPr>
@@ -30813,7 +31128,6 @@
       <w:pPr>
         <w:widowControl/>
         <w:rPr>
-          <w:rFonts w:hint="eastAsia"/>
           <w:sz w:val="32"/>
           <w:szCs w:val="32"/>
         </w:rPr>
@@ -31209,7 +31523,6 @@
       <w:pPr>
         <w:spacing w:line="480" w:lineRule="exact"/>
         <w:rPr>
-          <w:rFonts w:hint="eastAsia"/>
           <w:sz w:val="36"/>
           <w:szCs w:val="36"/>
         </w:rPr>
@@ -31362,22 +31675,6 @@
           <w:szCs w:val="32"/>
         </w:rPr>
         <w:t>(Sequential diagram)</w:t>
-      </w:r>
-      <w:r>
-        <w:rPr>
-          <w:rFonts w:hint="eastAsia"/>
-          <w:sz w:val="32"/>
-          <w:szCs w:val="32"/>
-        </w:rPr>
-        <w:t>或通訊圖</w:t>
-      </w:r>
-      <w:r>
-        <w:rPr>
-          <w:rFonts w:hint="eastAsia"/>
-          <w:sz w:val="32"/>
-          <w:szCs w:val="32"/>
-        </w:rPr>
-        <w:t>(Communication diagram)</w:t>
       </w:r>
     </w:p>
     <w:p>
@@ -31747,7 +32044,6 @@
       <w:pPr>
         <w:widowControl/>
         <w:rPr>
-          <w:rFonts w:hint="eastAsia"/>
           <w:sz w:val="36"/>
           <w:szCs w:val="36"/>
         </w:rPr>
@@ -32003,7 +32299,7 @@
         </w:rPr>
         <w:lastRenderedPageBreak/>
         <w:drawing>
-          <wp:anchor distT="0" distB="0" distL="114300" distR="114300" simplePos="0" relativeHeight="251705344" behindDoc="0" locked="0" layoutInCell="1" allowOverlap="1" wp14:anchorId="226E2AB6" wp14:editId="304B86CC">
+          <wp:anchor distT="0" distB="0" distL="114300" distR="114300" simplePos="0" relativeHeight="251705344" behindDoc="0" locked="0" layoutInCell="1" allowOverlap="1" wp14:anchorId="226E2AB6" wp14:editId="4CB6AD28">
             <wp:simplePos x="0" y="0"/>
             <wp:positionH relativeFrom="margin">
               <wp:align>center</wp:align>
@@ -32924,7 +33220,6 @@
       <w:pPr>
         <w:spacing w:line="480" w:lineRule="exact"/>
         <w:rPr>
-          <w:rFonts w:hint="eastAsia"/>
           <w:sz w:val="36"/>
           <w:szCs w:val="36"/>
         </w:rPr>
@@ -32990,7 +33285,7 @@
           <w:noProof/>
         </w:rPr>
         <w:drawing>
-          <wp:anchor distT="0" distB="0" distL="114300" distR="114300" simplePos="0" relativeHeight="251713536" behindDoc="0" locked="0" layoutInCell="1" allowOverlap="1" wp14:anchorId="68CDFAF6" wp14:editId="251A4287">
+          <wp:anchor distT="0" distB="0" distL="114300" distR="114300" simplePos="0" relativeHeight="251713536" behindDoc="0" locked="0" layoutInCell="1" allowOverlap="1" wp14:anchorId="68CDFAF6" wp14:editId="4E271753">
             <wp:simplePos x="0" y="0"/>
             <wp:positionH relativeFrom="margin">
               <wp:posOffset>125730</wp:posOffset>
@@ -33509,7 +33804,7 @@
           <w:noProof/>
         </w:rPr>
         <w:drawing>
-          <wp:anchor distT="0" distB="0" distL="114300" distR="114300" simplePos="0" relativeHeight="251717632" behindDoc="0" locked="0" layoutInCell="1" allowOverlap="1" wp14:anchorId="633A5A1B" wp14:editId="3B221206">
+          <wp:anchor distT="0" distB="0" distL="114300" distR="114300" simplePos="0" relativeHeight="251717632" behindDoc="0" locked="0" layoutInCell="1" allowOverlap="1" wp14:anchorId="633A5A1B" wp14:editId="3EE40F2D">
             <wp:simplePos x="0" y="0"/>
             <wp:positionH relativeFrom="column">
               <wp:posOffset>2540</wp:posOffset>
@@ -33600,7 +33895,7 @@
         </w:rPr>
         <w:lastRenderedPageBreak/>
         <w:drawing>
-          <wp:anchor distT="0" distB="0" distL="114300" distR="114300" simplePos="0" relativeHeight="251718656" behindDoc="0" locked="0" layoutInCell="1" allowOverlap="1" wp14:anchorId="597361A9" wp14:editId="6097D061">
+          <wp:anchor distT="0" distB="0" distL="114300" distR="114300" simplePos="0" relativeHeight="251718656" behindDoc="0" locked="0" layoutInCell="1" allowOverlap="1" wp14:anchorId="597361A9" wp14:editId="6ED3655A">
             <wp:simplePos x="0" y="0"/>
             <wp:positionH relativeFrom="column">
               <wp:posOffset>21590</wp:posOffset>
@@ -33787,7 +34082,6 @@
       <w:pPr>
         <w:spacing w:line="480" w:lineRule="exact"/>
         <w:rPr>
-          <w:rFonts w:hint="eastAsia"/>
           <w:sz w:val="36"/>
           <w:szCs w:val="36"/>
         </w:rPr>
@@ -34032,7 +34326,27 @@
                 <w:sz w:val="28"/>
                 <w:szCs w:val="28"/>
               </w:rPr>
-              <w:t xml:space="preserve">T01 user_account_data </w:t>
+              <w:t xml:space="preserve">T01 </w:t>
+            </w:r>
+            <w:proofErr w:type="spellStart"/>
+            <w:r>
+              <w:rPr>
+                <w:b/>
+                <w:bCs/>
+                <w:sz w:val="28"/>
+                <w:szCs w:val="28"/>
+              </w:rPr>
+              <w:t>user_account_data</w:t>
+            </w:r>
+            <w:proofErr w:type="spellEnd"/>
+            <w:r>
+              <w:rPr>
+                <w:b/>
+                <w:bCs/>
+                <w:sz w:val="28"/>
+                <w:szCs w:val="28"/>
+              </w:rPr>
+              <w:t xml:space="preserve"> </w:t>
             </w:r>
             <w:r>
               <w:rPr>
@@ -34348,6 +34662,7 @@
                 <w:szCs w:val="28"/>
               </w:rPr>
             </w:pPr>
+            <w:proofErr w:type="spellStart"/>
             <w:r>
               <w:rPr>
                 <w:sz w:val="28"/>
@@ -34355,6 +34670,7 @@
               </w:rPr>
               <w:t>user_id</w:t>
             </w:r>
+            <w:proofErr w:type="spellEnd"/>
           </w:p>
         </w:tc>
         <w:tc>
@@ -34582,6 +34898,7 @@
                 <w:szCs w:val="28"/>
               </w:rPr>
             </w:pPr>
+            <w:proofErr w:type="spellStart"/>
             <w:r>
               <w:rPr>
                 <w:sz w:val="28"/>
@@ -34589,6 +34906,7 @@
               </w:rPr>
               <w:t>user_name</w:t>
             </w:r>
+            <w:proofErr w:type="spellEnd"/>
           </w:p>
         </w:tc>
         <w:tc>
@@ -34807,6 +35125,7 @@
                 <w:szCs w:val="28"/>
               </w:rPr>
             </w:pPr>
+            <w:proofErr w:type="spellStart"/>
             <w:r>
               <w:rPr>
                 <w:sz w:val="28"/>
@@ -34814,6 +35133,7 @@
               </w:rPr>
               <w:t>user_email</w:t>
             </w:r>
+            <w:proofErr w:type="spellEnd"/>
           </w:p>
         </w:tc>
         <w:tc>
@@ -35257,6 +35577,7 @@
                 <w:szCs w:val="28"/>
               </w:rPr>
             </w:pPr>
+            <w:proofErr w:type="spellStart"/>
             <w:r>
               <w:rPr>
                 <w:sz w:val="28"/>
@@ -35264,6 +35585,7 @@
               </w:rPr>
               <w:t>account_create_time</w:t>
             </w:r>
+            <w:proofErr w:type="spellEnd"/>
           </w:p>
         </w:tc>
         <w:tc>
@@ -35475,6 +35797,7 @@
                 <w:szCs w:val="28"/>
               </w:rPr>
             </w:pPr>
+            <w:proofErr w:type="spellStart"/>
             <w:r>
               <w:rPr>
                 <w:sz w:val="28"/>
@@ -35482,6 +35805,7 @@
               </w:rPr>
               <w:t>user_authority</w:t>
             </w:r>
+            <w:proofErr w:type="spellEnd"/>
           </w:p>
         </w:tc>
         <w:tc>
@@ -35693,6 +36017,7 @@
                 <w:szCs w:val="28"/>
               </w:rPr>
             </w:pPr>
+            <w:proofErr w:type="spellStart"/>
             <w:r>
               <w:rPr>
                 <w:sz w:val="28"/>
@@ -35700,6 +36025,7 @@
               </w:rPr>
               <w:t>payment_channel</w:t>
             </w:r>
+            <w:proofErr w:type="spellEnd"/>
           </w:p>
         </w:tc>
         <w:tc>
@@ -35910,6 +36236,7 @@
                 <w:szCs w:val="28"/>
               </w:rPr>
             </w:pPr>
+            <w:proofErr w:type="spellStart"/>
             <w:r>
               <w:rPr>
                 <w:sz w:val="28"/>
@@ -35917,6 +36244,7 @@
               </w:rPr>
               <w:t>register_platform</w:t>
             </w:r>
+            <w:proofErr w:type="spellEnd"/>
           </w:p>
         </w:tc>
         <w:tc>
@@ -36199,7 +36527,29 @@
                 <w:szCs w:val="28"/>
               </w:rPr>
               <w:lastRenderedPageBreak/>
-              <w:t xml:space="preserve">T02 elder_profile </w:t>
+              <w:t xml:space="preserve">T02 </w:t>
+            </w:r>
+            <w:proofErr w:type="spellStart"/>
+            <w:r>
+              <w:rPr>
+                <w:rFonts w:hint="eastAsia"/>
+                <w:b/>
+                <w:bCs/>
+                <w:sz w:val="28"/>
+                <w:szCs w:val="28"/>
+              </w:rPr>
+              <w:t>elder_profile</w:t>
+            </w:r>
+            <w:proofErr w:type="spellEnd"/>
+            <w:r>
+              <w:rPr>
+                <w:rFonts w:hint="eastAsia"/>
+                <w:b/>
+                <w:bCs/>
+                <w:sz w:val="28"/>
+                <w:szCs w:val="28"/>
+              </w:rPr>
+              <w:t xml:space="preserve"> </w:t>
             </w:r>
             <w:r>
               <w:rPr>
@@ -36482,6 +36832,7 @@
                 <w:szCs w:val="28"/>
               </w:rPr>
             </w:pPr>
+            <w:proofErr w:type="spellStart"/>
             <w:r>
               <w:rPr>
                 <w:sz w:val="28"/>
@@ -36489,6 +36840,7 @@
               </w:rPr>
               <w:t>elder_id</w:t>
             </w:r>
+            <w:proofErr w:type="spellEnd"/>
           </w:p>
         </w:tc>
         <w:tc>
@@ -36715,6 +37067,7 @@
                 <w:szCs w:val="28"/>
               </w:rPr>
             </w:pPr>
+            <w:proofErr w:type="spellStart"/>
             <w:r>
               <w:rPr>
                 <w:sz w:val="28"/>
@@ -36722,6 +37075,7 @@
               </w:rPr>
               <w:t>user_id</w:t>
             </w:r>
+            <w:proofErr w:type="spellEnd"/>
           </w:p>
         </w:tc>
         <w:tc>
@@ -36948,6 +37302,7 @@
                 <w:szCs w:val="28"/>
               </w:rPr>
             </w:pPr>
+            <w:proofErr w:type="spellStart"/>
             <w:r>
               <w:rPr>
                 <w:sz w:val="28"/>
@@ -36955,6 +37310,7 @@
               </w:rPr>
               <w:t>elder_name</w:t>
             </w:r>
+            <w:proofErr w:type="spellEnd"/>
           </w:p>
         </w:tc>
         <w:tc>
@@ -37173,6 +37529,7 @@
                 <w:szCs w:val="28"/>
               </w:rPr>
             </w:pPr>
+            <w:proofErr w:type="spellStart"/>
             <w:r>
               <w:rPr>
                 <w:sz w:val="28"/>
@@ -37180,6 +37537,7 @@
               </w:rPr>
               <w:t>elder_appellation</w:t>
             </w:r>
+            <w:proofErr w:type="spellEnd"/>
           </w:p>
         </w:tc>
         <w:tc>
@@ -38043,6 +38401,7 @@
                 <w:szCs w:val="28"/>
               </w:rPr>
             </w:pPr>
+            <w:proofErr w:type="spellStart"/>
             <w:r>
               <w:rPr>
                 <w:sz w:val="28"/>
@@ -38050,6 +38409,7 @@
               </w:rPr>
               <w:t>medication_notes</w:t>
             </w:r>
+            <w:proofErr w:type="spellEnd"/>
           </w:p>
         </w:tc>
         <w:tc>
@@ -38252,6 +38612,7 @@
                 <w:szCs w:val="28"/>
               </w:rPr>
             </w:pPr>
+            <w:proofErr w:type="spellStart"/>
             <w:r>
               <w:rPr>
                 <w:sz w:val="28"/>
@@ -38259,6 +38620,7 @@
               </w:rPr>
               <w:t>ai_emotion_tone</w:t>
             </w:r>
+            <w:proofErr w:type="spellEnd"/>
           </w:p>
         </w:tc>
         <w:tc>
@@ -38469,6 +38831,7 @@
                 <w:szCs w:val="28"/>
               </w:rPr>
             </w:pPr>
+            <w:proofErr w:type="spellStart"/>
             <w:r>
               <w:rPr>
                 <w:sz w:val="28"/>
@@ -38476,6 +38839,7 @@
               </w:rPr>
               <w:t>ai_text_verbosity</w:t>
             </w:r>
+            <w:proofErr w:type="spellEnd"/>
           </w:p>
         </w:tc>
         <w:tc>
@@ -38686,6 +39050,7 @@
                 <w:szCs w:val="28"/>
               </w:rPr>
             </w:pPr>
+            <w:proofErr w:type="spellStart"/>
             <w:r>
               <w:rPr>
                 <w:sz w:val="28"/>
@@ -38693,6 +39058,7 @@
               </w:rPr>
               <w:t>create_ts</w:t>
             </w:r>
+            <w:proofErr w:type="spellEnd"/>
           </w:p>
         </w:tc>
         <w:tc>
@@ -38896,6 +39262,7 @@
                 <w:szCs w:val="28"/>
               </w:rPr>
             </w:pPr>
+            <w:proofErr w:type="spellStart"/>
             <w:r>
               <w:rPr>
                 <w:sz w:val="28"/>
@@ -38903,6 +39270,7 @@
               </w:rPr>
               <w:t>step_total</w:t>
             </w:r>
+            <w:proofErr w:type="spellEnd"/>
           </w:p>
         </w:tc>
         <w:tc>
@@ -39106,6 +39474,7 @@
                 <w:szCs w:val="28"/>
               </w:rPr>
             </w:pPr>
+            <w:proofErr w:type="spellStart"/>
             <w:r>
               <w:rPr>
                 <w:sz w:val="28"/>
@@ -39114,6 +39483,7 @@
               <w:lastRenderedPageBreak/>
               <w:t>gawa_id</w:t>
             </w:r>
+            <w:proofErr w:type="spellEnd"/>
           </w:p>
         </w:tc>
         <w:tc>
@@ -39324,6 +39694,7 @@
                 <w:szCs w:val="28"/>
               </w:rPr>
             </w:pPr>
+            <w:proofErr w:type="spellStart"/>
             <w:r>
               <w:rPr>
                 <w:sz w:val="28"/>
@@ -39331,6 +39702,7 @@
               </w:rPr>
               <w:t>feed_starttime</w:t>
             </w:r>
+            <w:proofErr w:type="spellEnd"/>
           </w:p>
         </w:tc>
         <w:tc>
@@ -39534,6 +39906,7 @@
                 <w:szCs w:val="28"/>
               </w:rPr>
             </w:pPr>
+            <w:proofErr w:type="spellStart"/>
             <w:r>
               <w:rPr>
                 <w:sz w:val="28"/>
@@ -39541,6 +39914,7 @@
               </w:rPr>
               <w:t>ai_persona</w:t>
             </w:r>
+            <w:proofErr w:type="spellEnd"/>
           </w:p>
         </w:tc>
         <w:tc>
@@ -39750,6 +40124,7 @@
                 <w:szCs w:val="28"/>
               </w:rPr>
             </w:pPr>
+            <w:proofErr w:type="spellStart"/>
             <w:r>
               <w:rPr>
                 <w:sz w:val="28"/>
@@ -39757,6 +40132,7 @@
               </w:rPr>
               <w:t>life_story</w:t>
             </w:r>
+            <w:proofErr w:type="spellEnd"/>
           </w:p>
         </w:tc>
         <w:tc>
@@ -39952,6 +40328,7 @@
                 <w:szCs w:val="28"/>
               </w:rPr>
             </w:pPr>
+            <w:proofErr w:type="spellStart"/>
             <w:r>
               <w:rPr>
                 <w:sz w:val="28"/>
@@ -39959,6 +40336,7 @@
               </w:rPr>
               <w:t>last_interaction_at</w:t>
             </w:r>
+            <w:proofErr w:type="spellEnd"/>
           </w:p>
         </w:tc>
         <w:tc>
@@ -40162,6 +40540,7 @@
                 <w:szCs w:val="28"/>
               </w:rPr>
             </w:pPr>
+            <w:proofErr w:type="spellStart"/>
             <w:r>
               <w:rPr>
                 <w:sz w:val="28"/>
@@ -40169,6 +40548,7 @@
               </w:rPr>
               <w:t>heartbeat_frequency</w:t>
             </w:r>
+            <w:proofErr w:type="spellEnd"/>
           </w:p>
         </w:tc>
         <w:tc>
@@ -40372,6 +40752,7 @@
                 <w:szCs w:val="28"/>
               </w:rPr>
             </w:pPr>
+            <w:proofErr w:type="spellStart"/>
             <w:r>
               <w:rPr>
                 <w:sz w:val="28"/>
@@ -40379,6 +40760,7 @@
               </w:rPr>
               <w:t>chronic_diseases</w:t>
             </w:r>
+            <w:proofErr w:type="spellEnd"/>
           </w:p>
         </w:tc>
         <w:tc>
@@ -40835,7 +41217,27 @@
                 <w:sz w:val="28"/>
                 <w:szCs w:val="28"/>
               </w:rPr>
-              <w:t xml:space="preserve">T03 family_elder_relationship </w:t>
+              <w:t xml:space="preserve">T03 </w:t>
+            </w:r>
+            <w:proofErr w:type="spellStart"/>
+            <w:r>
+              <w:rPr>
+                <w:b/>
+                <w:bCs/>
+                <w:sz w:val="28"/>
+                <w:szCs w:val="28"/>
+              </w:rPr>
+              <w:t>family_elder_relationship</w:t>
+            </w:r>
+            <w:proofErr w:type="spellEnd"/>
+            <w:r>
+              <w:rPr>
+                <w:b/>
+                <w:bCs/>
+                <w:sz w:val="28"/>
+                <w:szCs w:val="28"/>
+              </w:rPr>
+              <w:t xml:space="preserve"> </w:t>
             </w:r>
             <w:r>
               <w:rPr>
@@ -41170,6 +41572,7 @@
                 <w:szCs w:val="28"/>
               </w:rPr>
             </w:pPr>
+            <w:proofErr w:type="spellStart"/>
             <w:r>
               <w:rPr>
                 <w:sz w:val="28"/>
@@ -41177,6 +41580,7 @@
               </w:rPr>
               <w:t>relation_id</w:t>
             </w:r>
+            <w:proofErr w:type="spellEnd"/>
           </w:p>
         </w:tc>
         <w:tc>
@@ -41404,6 +41808,7 @@
                 <w:szCs w:val="28"/>
               </w:rPr>
             </w:pPr>
+            <w:proofErr w:type="spellStart"/>
             <w:r>
               <w:rPr>
                 <w:sz w:val="28"/>
@@ -41411,6 +41816,7 @@
               </w:rPr>
               <w:t>elder_id</w:t>
             </w:r>
+            <w:proofErr w:type="spellEnd"/>
           </w:p>
         </w:tc>
         <w:tc>
@@ -41637,6 +42043,7 @@
                 <w:szCs w:val="28"/>
               </w:rPr>
             </w:pPr>
+            <w:proofErr w:type="spellStart"/>
             <w:r>
               <w:rPr>
                 <w:sz w:val="28"/>
@@ -41644,6 +42051,7 @@
               </w:rPr>
               <w:t>family_id</w:t>
             </w:r>
+            <w:proofErr w:type="spellEnd"/>
           </w:p>
         </w:tc>
         <w:tc>
@@ -41870,6 +42278,7 @@
                 <w:szCs w:val="28"/>
               </w:rPr>
             </w:pPr>
+            <w:proofErr w:type="spellStart"/>
             <w:r>
               <w:rPr>
                 <w:sz w:val="28"/>
@@ -41878,6 +42287,7 @@
               <w:lastRenderedPageBreak/>
               <w:t>create_ts</w:t>
             </w:r>
+            <w:proofErr w:type="spellEnd"/>
           </w:p>
         </w:tc>
         <w:tc>
@@ -42144,7 +42554,29 @@
                 <w:sz w:val="28"/>
                 <w:szCs w:val="28"/>
               </w:rPr>
-              <w:t xml:space="preserve">T04 call_record </w:t>
+              <w:t xml:space="preserve">T04 </w:t>
+            </w:r>
+            <w:proofErr w:type="spellStart"/>
+            <w:r>
+              <w:rPr>
+                <w:rFonts w:hint="eastAsia"/>
+                <w:b/>
+                <w:bCs/>
+                <w:sz w:val="28"/>
+                <w:szCs w:val="28"/>
+              </w:rPr>
+              <w:t>call_record</w:t>
+            </w:r>
+            <w:proofErr w:type="spellEnd"/>
+            <w:r>
+              <w:rPr>
+                <w:rFonts w:hint="eastAsia"/>
+                <w:b/>
+                <w:bCs/>
+                <w:sz w:val="28"/>
+                <w:szCs w:val="28"/>
+              </w:rPr>
+              <w:t xml:space="preserve"> </w:t>
             </w:r>
             <w:r>
               <w:rPr>
@@ -42702,6 +43134,7 @@
                 <w:szCs w:val="28"/>
               </w:rPr>
             </w:pPr>
+            <w:proofErr w:type="spellStart"/>
             <w:r>
               <w:rPr>
                 <w:sz w:val="28"/>
@@ -42709,6 +43142,7 @@
               </w:rPr>
               <w:t>call_id</w:t>
             </w:r>
+            <w:proofErr w:type="spellEnd"/>
           </w:p>
         </w:tc>
         <w:tc>
@@ -42927,6 +43361,7 @@
                 <w:szCs w:val="28"/>
               </w:rPr>
             </w:pPr>
+            <w:proofErr w:type="spellStart"/>
             <w:r>
               <w:rPr>
                 <w:sz w:val="28"/>
@@ -42934,6 +43369,7 @@
               </w:rPr>
               <w:t>room_id</w:t>
             </w:r>
+            <w:proofErr w:type="spellEnd"/>
           </w:p>
         </w:tc>
         <w:tc>
@@ -43152,6 +43588,7 @@
                 <w:szCs w:val="28"/>
               </w:rPr>
             </w:pPr>
+            <w:proofErr w:type="spellStart"/>
             <w:r>
               <w:rPr>
                 <w:sz w:val="28"/>
@@ -43159,6 +43596,7 @@
               </w:rPr>
               <w:t>caller_id</w:t>
             </w:r>
+            <w:proofErr w:type="spellEnd"/>
           </w:p>
         </w:tc>
         <w:tc>
@@ -43384,6 +43822,7 @@
                 <w:szCs w:val="28"/>
               </w:rPr>
             </w:pPr>
+            <w:proofErr w:type="spellStart"/>
             <w:r>
               <w:rPr>
                 <w:sz w:val="28"/>
@@ -43391,6 +43830,7 @@
               </w:rPr>
               <w:t>callee_id</w:t>
             </w:r>
+            <w:proofErr w:type="spellEnd"/>
           </w:p>
         </w:tc>
         <w:tc>
@@ -43616,6 +44056,7 @@
                 <w:szCs w:val="28"/>
               </w:rPr>
             </w:pPr>
+            <w:proofErr w:type="spellStart"/>
             <w:r>
               <w:rPr>
                 <w:sz w:val="28"/>
@@ -43623,6 +44064,7 @@
               </w:rPr>
               <w:t>start_time</w:t>
             </w:r>
+            <w:proofErr w:type="spellEnd"/>
           </w:p>
         </w:tc>
         <w:tc>
@@ -43834,6 +44276,7 @@
                 <w:szCs w:val="28"/>
               </w:rPr>
             </w:pPr>
+            <w:proofErr w:type="spellStart"/>
             <w:r>
               <w:rPr>
                 <w:sz w:val="28"/>
@@ -43841,6 +44284,7 @@
               </w:rPr>
               <w:t>end_time</w:t>
             </w:r>
+            <w:proofErr w:type="spellEnd"/>
           </w:p>
         </w:tc>
         <w:tc>
@@ -44339,7 +44783,27 @@
                 <w:szCs w:val="28"/>
               </w:rPr>
               <w:lastRenderedPageBreak/>
-              <w:t xml:space="preserve">T05 pairing_code </w:t>
+              <w:t xml:space="preserve">T05 </w:t>
+            </w:r>
+            <w:proofErr w:type="spellStart"/>
+            <w:r>
+              <w:rPr>
+                <w:b/>
+                <w:bCs/>
+                <w:sz w:val="28"/>
+                <w:szCs w:val="28"/>
+              </w:rPr>
+              <w:t>pairing_code</w:t>
+            </w:r>
+            <w:proofErr w:type="spellEnd"/>
+            <w:r>
+              <w:rPr>
+                <w:b/>
+                <w:bCs/>
+                <w:sz w:val="28"/>
+                <w:szCs w:val="28"/>
+              </w:rPr>
+              <w:t xml:space="preserve"> </w:t>
             </w:r>
             <w:r>
               <w:rPr>
@@ -44655,6 +45119,7 @@
                 <w:szCs w:val="28"/>
               </w:rPr>
             </w:pPr>
+            <w:proofErr w:type="spellStart"/>
             <w:r>
               <w:rPr>
                 <w:sz w:val="28"/>
@@ -44662,6 +45127,7 @@
               </w:rPr>
               <w:t>code_id</w:t>
             </w:r>
+            <w:proofErr w:type="spellEnd"/>
           </w:p>
         </w:tc>
         <w:tc>
@@ -44889,6 +45355,7 @@
                 <w:szCs w:val="28"/>
               </w:rPr>
             </w:pPr>
+            <w:proofErr w:type="spellStart"/>
             <w:r>
               <w:rPr>
                 <w:sz w:val="28"/>
@@ -44896,6 +45363,7 @@
               </w:rPr>
               <w:t>creator_id</w:t>
             </w:r>
+            <w:proofErr w:type="spellEnd"/>
           </w:p>
         </w:tc>
         <w:tc>
@@ -45340,6 +45808,7 @@
                 <w:szCs w:val="28"/>
               </w:rPr>
             </w:pPr>
+            <w:proofErr w:type="spellStart"/>
             <w:r>
               <w:rPr>
                 <w:sz w:val="28"/>
@@ -45347,6 +45816,7 @@
               </w:rPr>
               <w:t>is_used</w:t>
             </w:r>
+            <w:proofErr w:type="spellEnd"/>
           </w:p>
         </w:tc>
         <w:tc>
@@ -45565,6 +46035,7 @@
                 <w:szCs w:val="28"/>
               </w:rPr>
             </w:pPr>
+            <w:proofErr w:type="spellStart"/>
             <w:r>
               <w:rPr>
                 <w:sz w:val="28"/>
@@ -45572,6 +46043,7 @@
               </w:rPr>
               <w:t>expires_at</w:t>
             </w:r>
+            <w:proofErr w:type="spellEnd"/>
           </w:p>
         </w:tc>
         <w:tc>
@@ -45831,7 +46303,27 @@
                 <w:szCs w:val="28"/>
               </w:rPr>
               <w:br w:type="page"/>
-              <w:t xml:space="preserve">T06 elder_fellowship_data </w:t>
+              <w:t xml:space="preserve">T06 </w:t>
+            </w:r>
+            <w:proofErr w:type="spellStart"/>
+            <w:r>
+              <w:rPr>
+                <w:b/>
+                <w:bCs/>
+                <w:sz w:val="28"/>
+                <w:szCs w:val="28"/>
+              </w:rPr>
+              <w:t>elder_fellowship_data</w:t>
+            </w:r>
+            <w:proofErr w:type="spellEnd"/>
+            <w:r>
+              <w:rPr>
+                <w:b/>
+                <w:bCs/>
+                <w:sz w:val="28"/>
+                <w:szCs w:val="28"/>
+              </w:rPr>
+              <w:t xml:space="preserve"> </w:t>
             </w:r>
             <w:r>
               <w:rPr>
@@ -46201,6 +46693,7 @@
                 <w:szCs w:val="28"/>
               </w:rPr>
             </w:pPr>
+            <w:proofErr w:type="spellStart"/>
             <w:r>
               <w:rPr>
                 <w:sz w:val="28"/>
@@ -46208,6 +46701,7 @@
               </w:rPr>
               <w:t>requester_id</w:t>
             </w:r>
+            <w:proofErr w:type="spellEnd"/>
           </w:p>
         </w:tc>
         <w:tc>
@@ -46497,6 +46991,7 @@
                 <w:szCs w:val="28"/>
               </w:rPr>
             </w:pPr>
+            <w:proofErr w:type="spellStart"/>
             <w:r>
               <w:rPr>
                 <w:sz w:val="28"/>
@@ -46504,6 +46999,7 @@
               </w:rPr>
               <w:t>addressee_id</w:t>
             </w:r>
+            <w:proofErr w:type="spellEnd"/>
           </w:p>
         </w:tc>
         <w:tc>
@@ -47059,6 +47555,7 @@
                 <w:szCs w:val="28"/>
               </w:rPr>
             </w:pPr>
+            <w:proofErr w:type="spellStart"/>
             <w:r>
               <w:rPr>
                 <w:sz w:val="28"/>
@@ -47066,6 +47563,7 @@
               </w:rPr>
               <w:t>create_ts</w:t>
             </w:r>
+            <w:proofErr w:type="spellEnd"/>
           </w:p>
         </w:tc>
         <w:tc>
@@ -47389,7 +47887,27 @@
                 <w:szCs w:val="28"/>
               </w:rPr>
               <w:lastRenderedPageBreak/>
-              <w:t xml:space="preserve">T07 family_message </w:t>
+              <w:t xml:space="preserve">T07 </w:t>
+            </w:r>
+            <w:proofErr w:type="spellStart"/>
+            <w:r>
+              <w:rPr>
+                <w:b/>
+                <w:bCs/>
+                <w:sz w:val="28"/>
+                <w:szCs w:val="28"/>
+              </w:rPr>
+              <w:t>family_message</w:t>
+            </w:r>
+            <w:proofErr w:type="spellEnd"/>
+            <w:r>
+              <w:rPr>
+                <w:b/>
+                <w:bCs/>
+                <w:sz w:val="28"/>
+                <w:szCs w:val="28"/>
+              </w:rPr>
+              <w:t xml:space="preserve"> </w:t>
             </w:r>
             <w:r>
               <w:rPr>
@@ -47965,6 +48483,7 @@
                 <w:szCs w:val="28"/>
               </w:rPr>
             </w:pPr>
+            <w:proofErr w:type="spellStart"/>
             <w:r>
               <w:rPr>
                 <w:sz w:val="28"/>
@@ -47972,6 +48491,7 @@
               </w:rPr>
               <w:t>family_id</w:t>
             </w:r>
+            <w:proofErr w:type="spellEnd"/>
           </w:p>
         </w:tc>
         <w:tc>
@@ -48198,6 +48718,7 @@
                 <w:szCs w:val="28"/>
               </w:rPr>
             </w:pPr>
+            <w:proofErr w:type="spellStart"/>
             <w:r>
               <w:rPr>
                 <w:sz w:val="28"/>
@@ -48205,6 +48726,7 @@
               </w:rPr>
               <w:t>elder_id</w:t>
             </w:r>
+            <w:proofErr w:type="spellEnd"/>
           </w:p>
         </w:tc>
         <w:tc>
@@ -48656,6 +49178,7 @@
                 <w:szCs w:val="28"/>
               </w:rPr>
             </w:pPr>
+            <w:proofErr w:type="spellStart"/>
             <w:r>
               <w:rPr>
                 <w:sz w:val="28"/>
@@ -48663,6 +49186,7 @@
               </w:rPr>
               <w:t>is_read</w:t>
             </w:r>
+            <w:proofErr w:type="spellEnd"/>
           </w:p>
         </w:tc>
         <w:tc>
@@ -48881,6 +49405,7 @@
                 <w:szCs w:val="28"/>
               </w:rPr>
             </w:pPr>
+            <w:proofErr w:type="spellStart"/>
             <w:r>
               <w:rPr>
                 <w:sz w:val="28"/>
@@ -48888,6 +49413,7 @@
               </w:rPr>
               <w:t>created_at</w:t>
             </w:r>
+            <w:proofErr w:type="spellEnd"/>
           </w:p>
         </w:tc>
         <w:tc>
@@ -49168,7 +49694,27 @@
               </w:rPr>
               <w:lastRenderedPageBreak/>
               <w:br w:type="page"/>
-              <w:t xml:space="preserve">T08 activity_log </w:t>
+              <w:t xml:space="preserve">T08 </w:t>
+            </w:r>
+            <w:proofErr w:type="spellStart"/>
+            <w:r>
+              <w:rPr>
+                <w:b/>
+                <w:bCs/>
+                <w:sz w:val="28"/>
+                <w:szCs w:val="28"/>
+              </w:rPr>
+              <w:t>activity_log</w:t>
+            </w:r>
+            <w:proofErr w:type="spellEnd"/>
+            <w:r>
+              <w:rPr>
+                <w:b/>
+                <w:bCs/>
+                <w:sz w:val="28"/>
+                <w:szCs w:val="28"/>
+              </w:rPr>
+              <w:t xml:space="preserve"> </w:t>
             </w:r>
             <w:r>
               <w:rPr>
@@ -49538,6 +50084,7 @@
                 <w:szCs w:val="28"/>
               </w:rPr>
             </w:pPr>
+            <w:proofErr w:type="spellStart"/>
             <w:r>
               <w:rPr>
                 <w:sz w:val="28"/>
@@ -49545,6 +50092,7 @@
               </w:rPr>
               <w:t>log_id</w:t>
             </w:r>
+            <w:proofErr w:type="spellEnd"/>
           </w:p>
         </w:tc>
         <w:tc>
@@ -49820,6 +50368,7 @@
                 <w:szCs w:val="28"/>
               </w:rPr>
             </w:pPr>
+            <w:proofErr w:type="spellStart"/>
             <w:r>
               <w:rPr>
                 <w:sz w:val="28"/>
@@ -49827,6 +50376,7 @@
               </w:rPr>
               <w:t>user_id</w:t>
             </w:r>
+            <w:proofErr w:type="spellEnd"/>
           </w:p>
         </w:tc>
         <w:tc>
@@ -50101,6 +50651,7 @@
                 <w:szCs w:val="28"/>
               </w:rPr>
             </w:pPr>
+            <w:proofErr w:type="spellStart"/>
             <w:r>
               <w:rPr>
                 <w:sz w:val="28"/>
@@ -50108,6 +50659,7 @@
               </w:rPr>
               <w:t>event_type</w:t>
             </w:r>
+            <w:proofErr w:type="spellEnd"/>
           </w:p>
         </w:tc>
         <w:tc>
@@ -50906,6 +51458,7 @@
                 <w:szCs w:val="28"/>
               </w:rPr>
             </w:pPr>
+            <w:proofErr w:type="spellStart"/>
             <w:r>
               <w:rPr>
                 <w:sz w:val="28"/>
@@ -50913,6 +51466,7 @@
               </w:rPr>
               <w:t>extra_data</w:t>
             </w:r>
+            <w:proofErr w:type="spellEnd"/>
           </w:p>
         </w:tc>
         <w:tc>
@@ -51212,7 +51766,27 @@
                 <w:sz w:val="28"/>
                 <w:szCs w:val="28"/>
               </w:rPr>
-              <w:t xml:space="preserve">T09 elder_talk_topics </w:t>
+              <w:t xml:space="preserve">T09 </w:t>
+            </w:r>
+            <w:proofErr w:type="spellStart"/>
+            <w:r>
+              <w:rPr>
+                <w:b/>
+                <w:bCs/>
+                <w:sz w:val="28"/>
+                <w:szCs w:val="28"/>
+              </w:rPr>
+              <w:t>elder_talk_topics</w:t>
+            </w:r>
+            <w:proofErr w:type="spellEnd"/>
+            <w:r>
+              <w:rPr>
+                <w:b/>
+                <w:bCs/>
+                <w:sz w:val="28"/>
+                <w:szCs w:val="28"/>
+              </w:rPr>
+              <w:t xml:space="preserve"> </w:t>
             </w:r>
             <w:r>
               <w:rPr>
@@ -51589,6 +52163,7 @@
                 <w:szCs w:val="28"/>
               </w:rPr>
             </w:pPr>
+            <w:proofErr w:type="spellStart"/>
             <w:r>
               <w:rPr>
                 <w:sz w:val="28"/>
@@ -51596,6 +52171,7 @@
               </w:rPr>
               <w:t>topic_id</w:t>
             </w:r>
+            <w:proofErr w:type="spellEnd"/>
           </w:p>
         </w:tc>
         <w:tc>
@@ -51878,6 +52454,7 @@
                 <w:szCs w:val="28"/>
               </w:rPr>
             </w:pPr>
+            <w:proofErr w:type="spellStart"/>
             <w:r>
               <w:rPr>
                 <w:sz w:val="28"/>
@@ -51885,6 +52462,7 @@
               </w:rPr>
               <w:t>elder_id</w:t>
             </w:r>
+            <w:proofErr w:type="spellEnd"/>
           </w:p>
         </w:tc>
         <w:tc>
@@ -52446,6 +53024,7 @@
                 <w:szCs w:val="28"/>
               </w:rPr>
             </w:pPr>
+            <w:proofErr w:type="spellStart"/>
             <w:r>
               <w:rPr>
                 <w:sz w:val="28"/>
@@ -52453,6 +53032,7 @@
               </w:rPr>
               <w:t>topic_type</w:t>
             </w:r>
+            <w:proofErr w:type="spellEnd"/>
           </w:p>
         </w:tc>
         <w:tc>
@@ -52719,6 +53299,7 @@
                 <w:szCs w:val="28"/>
               </w:rPr>
             </w:pPr>
+            <w:proofErr w:type="spellStart"/>
             <w:r>
               <w:rPr>
                 <w:sz w:val="28"/>
@@ -52726,6 +53307,7 @@
               </w:rPr>
               <w:t>create_ts</w:t>
             </w:r>
+            <w:proofErr w:type="spellEnd"/>
           </w:p>
         </w:tc>
         <w:tc>
@@ -53003,7 +53585,17 @@
                 <w:szCs w:val="28"/>
               </w:rPr>
               <w:lastRenderedPageBreak/>
-              <w:t>T10 get_appearance_l</w:t>
+              <w:t xml:space="preserve">T10 </w:t>
+            </w:r>
+            <w:proofErr w:type="spellStart"/>
+            <w:r>
+              <w:rPr>
+                <w:b/>
+                <w:bCs/>
+                <w:sz w:val="28"/>
+                <w:szCs w:val="28"/>
+              </w:rPr>
+              <w:t>get_appearance_l</w:t>
             </w:r>
             <w:r>
               <w:rPr>
@@ -53013,7 +53605,18 @@
                 <w:sz w:val="28"/>
                 <w:szCs w:val="28"/>
               </w:rPr>
-              <w:t xml:space="preserve">ist </w:t>
+              <w:t>ist</w:t>
+            </w:r>
+            <w:proofErr w:type="spellEnd"/>
+            <w:r>
+              <w:rPr>
+                <w:rFonts w:hint="eastAsia"/>
+                <w:b/>
+                <w:bCs/>
+                <w:sz w:val="28"/>
+                <w:szCs w:val="28"/>
+              </w:rPr>
+              <w:t xml:space="preserve"> </w:t>
             </w:r>
             <w:r>
               <w:rPr>
@@ -53430,6 +54033,7 @@
                 <w:szCs w:val="28"/>
               </w:rPr>
             </w:pPr>
+            <w:proofErr w:type="spellStart"/>
             <w:r>
               <w:rPr>
                 <w:sz w:val="28"/>
@@ -53437,6 +54041,7 @@
               </w:rPr>
               <w:t>elder_id</w:t>
             </w:r>
+            <w:proofErr w:type="spellEnd"/>
           </w:p>
         </w:tc>
         <w:tc>
@@ -53726,6 +54331,7 @@
                 <w:szCs w:val="28"/>
               </w:rPr>
             </w:pPr>
+            <w:proofErr w:type="spellStart"/>
             <w:r>
               <w:rPr>
                 <w:sz w:val="28"/>
@@ -53733,6 +54339,7 @@
               </w:rPr>
               <w:t>gawa_id</w:t>
             </w:r>
+            <w:proofErr w:type="spellEnd"/>
           </w:p>
         </w:tc>
         <w:tc>
@@ -54015,6 +54622,7 @@
                 <w:szCs w:val="28"/>
               </w:rPr>
             </w:pPr>
+            <w:proofErr w:type="spellStart"/>
             <w:r>
               <w:rPr>
                 <w:sz w:val="28"/>
@@ -54022,6 +54630,7 @@
               </w:rPr>
               <w:t>feed_starttime</w:t>
             </w:r>
+            <w:proofErr w:type="spellEnd"/>
           </w:p>
         </w:tc>
         <w:tc>
@@ -54304,6 +54913,7 @@
                 <w:szCs w:val="28"/>
               </w:rPr>
             </w:pPr>
+            <w:proofErr w:type="spellStart"/>
             <w:r>
               <w:rPr>
                 <w:sz w:val="28"/>
@@ -54311,6 +54921,7 @@
               </w:rPr>
               <w:t>feed_endtime</w:t>
             </w:r>
+            <w:proofErr w:type="spellEnd"/>
           </w:p>
         </w:tc>
         <w:tc>
@@ -54585,6 +55196,7 @@
                 <w:szCs w:val="28"/>
               </w:rPr>
             </w:pPr>
+            <w:proofErr w:type="spellStart"/>
             <w:r>
               <w:rPr>
                 <w:sz w:val="28"/>
@@ -54592,6 +55204,7 @@
               </w:rPr>
               <w:t>gawa_size</w:t>
             </w:r>
+            <w:proofErr w:type="spellEnd"/>
           </w:p>
         </w:tc>
         <w:tc>
@@ -54912,7 +55525,27 @@
                 <w:sz w:val="28"/>
                 <w:szCs w:val="28"/>
               </w:rPr>
-              <w:t xml:space="preserve">T11 gawa_appearance </w:t>
+              <w:t xml:space="preserve">T11 </w:t>
+            </w:r>
+            <w:proofErr w:type="spellStart"/>
+            <w:r>
+              <w:rPr>
+                <w:b/>
+                <w:bCs/>
+                <w:sz w:val="28"/>
+                <w:szCs w:val="28"/>
+              </w:rPr>
+              <w:t>gawa_appearance</w:t>
+            </w:r>
+            <w:proofErr w:type="spellEnd"/>
+            <w:r>
+              <w:rPr>
+                <w:b/>
+                <w:bCs/>
+                <w:sz w:val="28"/>
+                <w:szCs w:val="28"/>
+              </w:rPr>
+              <w:t xml:space="preserve"> </w:t>
             </w:r>
             <w:r>
               <w:rPr>
@@ -55301,6 +55934,7 @@
                 <w:szCs w:val="28"/>
               </w:rPr>
             </w:pPr>
+            <w:proofErr w:type="spellStart"/>
             <w:r>
               <w:rPr>
                 <w:sz w:val="28"/>
@@ -55308,6 +55942,7 @@
               </w:rPr>
               <w:t>gawa_id</w:t>
             </w:r>
+            <w:proofErr w:type="spellEnd"/>
           </w:p>
         </w:tc>
         <w:tc>
@@ -55583,6 +56218,7 @@
                 <w:szCs w:val="28"/>
               </w:rPr>
             </w:pPr>
+            <w:proofErr w:type="spellStart"/>
             <w:r>
               <w:rPr>
                 <w:sz w:val="28"/>
@@ -55590,6 +56226,7 @@
               </w:rPr>
               <w:t>gawa_name</w:t>
             </w:r>
+            <w:proofErr w:type="spellEnd"/>
           </w:p>
         </w:tc>
         <w:tc>
@@ -55856,6 +56493,7 @@
                 <w:szCs w:val="28"/>
               </w:rPr>
             </w:pPr>
+            <w:proofErr w:type="spellStart"/>
             <w:r>
               <w:rPr>
                 <w:sz w:val="28"/>
@@ -55863,6 +56501,7 @@
               </w:rPr>
               <w:t>gawa_rarity</w:t>
             </w:r>
+            <w:proofErr w:type="spellEnd"/>
           </w:p>
         </w:tc>
         <w:tc>
@@ -56371,7 +57010,6 @@
         <w:spacing w:line="480" w:lineRule="exact"/>
         <w:jc w:val="both"/>
         <w:rPr>
-          <w:rFonts w:hint="eastAsia"/>
           <w:sz w:val="36"/>
           <w:szCs w:val="36"/>
         </w:rPr>

--- a/Documents/二技第115207組-Uban-系統手冊.docx
+++ b/Documents/二技第115207組-Uban-系統手冊.docx
@@ -876,8 +876,7 @@
     </w:p>
     <w:p>
       <w:pPr>
-        <w:spacing w:line="480" w:lineRule="exact"/>
-        <w:jc w:val="both"/>
+        <w:widowControl/>
         <w:rPr>
           <w:sz w:val="32"/>
           <w:szCs w:val="32"/>
@@ -886,9 +885,7 @@
     </w:p>
     <w:p>
       <w:pPr>
-        <w:spacing w:line="480" w:lineRule="exact"/>
-        <w:jc w:val="both"/>
-        <w:outlineLvl w:val="1"/>
+        <w:widowControl/>
         <w:rPr>
           <w:sz w:val="32"/>
           <w:szCs w:val="32"/>
@@ -917,6 +914,7 @@
         <w:ind w:firstLineChars="200" w:firstLine="560"/>
         <w:jc w:val="both"/>
         <w:rPr>
+          <w:rFonts w:hint="eastAsia"/>
           <w:sz w:val="28"/>
           <w:szCs w:val="28"/>
         </w:rPr>
@@ -927,63 +925,55 @@
           <w:sz w:val="28"/>
           <w:szCs w:val="28"/>
         </w:rPr>
-        <w:t>本系統的開發動機，源自於觀察到許多長輩在面對智慧型手機時所產生的挫折感。除了受以往的價值觀限制外，年齡提升造成的器官、精神退化如老花眼、記憶衰退、注意力不集中，</w:t>
-      </w:r>
-      <w:r>
-        <w:rPr>
-          <w:rFonts w:hint="eastAsia"/>
-          <w:sz w:val="28"/>
-          <w:szCs w:val="28"/>
-        </w:rPr>
-        <w:t>(</w:t>
-      </w:r>
-      <w:r>
-        <w:rPr>
-          <w:rFonts w:hint="eastAsia"/>
-          <w:sz w:val="28"/>
-          <w:szCs w:val="28"/>
-        </w:rPr>
-        <w:t>在社會現況…長輩的生活型態…、身體退化所產生的潛在危險時可以緊急偵測……</w:t>
-      </w:r>
-      <w:r>
-        <w:rPr>
-          <w:rFonts w:hint="eastAsia"/>
-          <w:sz w:val="28"/>
-          <w:szCs w:val="28"/>
-        </w:rPr>
-        <w:t>)</w:t>
-      </w:r>
-      <w:r>
-        <w:rPr>
-          <w:rFonts w:hint="eastAsia"/>
-          <w:sz w:val="28"/>
-          <w:szCs w:val="28"/>
-        </w:rPr>
-        <w:t>，或對科技產品感到陌生，使得一般應用軟體的介面設計難以順暢能讓老年群體使用。我們意識到，「語音」才是人類最自然、最直覺的交流方式。若能打造一個以語音與直覺操作為核心的應用系統，將能大幅降低長者的學習成本與使用門檻，同時以老年照護作為核心主題，為長者的家屬提供足夠的使用契機與動力，以滿足一個家庭中家屬與長者的雙端需求。</w:t>
-      </w:r>
-      <w:r>
-        <w:rPr>
-          <w:rFonts w:hint="eastAsia"/>
-          <w:sz w:val="28"/>
-          <w:szCs w:val="28"/>
-        </w:rPr>
-        <w:t>(</w:t>
-      </w:r>
-      <w:r>
-        <w:rPr>
-          <w:rFonts w:hint="eastAsia"/>
-          <w:sz w:val="28"/>
-          <w:szCs w:val="28"/>
-        </w:rPr>
-        <w:t>系統很重要，但為甚麼重要這裡沒有說，強調因為什麼樣的迫切性或遺憾才產生的動機</w:t>
-      </w:r>
-      <w:r>
-        <w:rPr>
-          <w:rFonts w:hint="eastAsia"/>
-          <w:sz w:val="28"/>
-          <w:szCs w:val="28"/>
-        </w:rPr>
-        <w:t>)</w:t>
+        <w:t>本系統的開發動機，源自於觀察到許多長輩在面對智慧型手機時所產生的挫折感與無助。在現今社會結構下，青壯年往往因工作需離鄉背井，「獨居長者」或「老老照護」的生活型態日益普遍。隨著年齡提升，長輩不可避免地面臨器官與精神的退化，如老花眼、記憶衰退、聽力下降及注意力不集中。這些退化不僅使得一般</w:t>
+      </w:r>
+      <w:r>
+        <w:rPr>
+          <w:rFonts w:hint="eastAsia"/>
+          <w:sz w:val="28"/>
+          <w:szCs w:val="28"/>
+        </w:rPr>
+        <w:t>通訊</w:t>
+      </w:r>
+      <w:r>
+        <w:rPr>
+          <w:rFonts w:hint="eastAsia"/>
+          <w:sz w:val="28"/>
+          <w:szCs w:val="28"/>
+        </w:rPr>
+        <w:t>軟體的複雜介面難以被老年群體</w:t>
+      </w:r>
+      <w:r>
+        <w:rPr>
+          <w:rFonts w:hint="eastAsia"/>
+          <w:sz w:val="28"/>
+          <w:szCs w:val="28"/>
+        </w:rPr>
+        <w:t>理解並</w:t>
+      </w:r>
+      <w:r>
+        <w:rPr>
+          <w:rFonts w:hint="eastAsia"/>
+          <w:sz w:val="28"/>
+          <w:szCs w:val="28"/>
+        </w:rPr>
+        <w:t>順暢使用，更潛藏著極大的生活危機</w:t>
+      </w:r>
+      <w:r>
+        <w:rPr>
+          <w:rFonts w:hint="eastAsia"/>
+          <w:sz w:val="28"/>
+          <w:szCs w:val="28"/>
+        </w:rPr>
+        <w:t>與急迫性</w:t>
+      </w:r>
+      <w:r>
+        <w:rPr>
+          <w:rFonts w:hint="eastAsia"/>
+          <w:sz w:val="28"/>
+          <w:szCs w:val="28"/>
+        </w:rPr>
+        <w:t>。</w:t>
       </w:r>
     </w:p>
     <w:p>
@@ -992,8 +982,9 @@
         <w:ind w:firstLineChars="200" w:firstLine="560"/>
         <w:jc w:val="both"/>
         <w:rPr>
-          <w:sz w:val="32"/>
-          <w:szCs w:val="32"/>
+          <w:rFonts w:hint="eastAsia"/>
+          <w:sz w:val="28"/>
+          <w:szCs w:val="28"/>
         </w:rPr>
       </w:pPr>
       <w:r>
@@ -1002,39 +993,47 @@
           <w:sz w:val="28"/>
           <w:szCs w:val="28"/>
         </w:rPr>
-        <w:t>因此，我們決定開發「</w:t>
-      </w:r>
-      <w:r>
-        <w:rPr>
-          <w:rFonts w:hint="eastAsia"/>
-          <w:sz w:val="28"/>
-          <w:szCs w:val="28"/>
-        </w:rPr>
-        <w:t>Uban</w:t>
-      </w:r>
-      <w:r>
-        <w:rPr>
-          <w:rFonts w:hint="eastAsia"/>
-          <w:sz w:val="28"/>
-          <w:szCs w:val="28"/>
-        </w:rPr>
-        <w:t>」系統，以提供</w:t>
-      </w:r>
-      <w:r>
-        <w:rPr>
-          <w:rFonts w:hint="eastAsia"/>
-          <w:sz w:val="28"/>
-          <w:szCs w:val="28"/>
-        </w:rPr>
-        <w:t>AI</w:t>
-      </w:r>
-      <w:r>
-        <w:rPr>
-          <w:rFonts w:hint="eastAsia"/>
-          <w:sz w:val="28"/>
-          <w:szCs w:val="28"/>
-        </w:rPr>
-        <w:t>工具作為前提下，在賦予家屬自訂照護行程的能力時，也為長者量身打造一個友善的數位空間。這份動機不僅是為了輔助家屬照護長輩，更是同樣希望高齡族群能在社交軟體方面能與年輕族群有相同</w:t>
+        <w:t>而</w:t>
+      </w:r>
+      <w:r>
+        <w:rPr>
+          <w:rFonts w:hint="eastAsia"/>
+          <w:sz w:val="28"/>
+          <w:szCs w:val="28"/>
+        </w:rPr>
+        <w:t>這份開發系統的迫切性，正建立在真實的社會現況與遺憾之上。例如，台灣新聞曾報導屏東一名七旬獨居長輩在家中不慎跌倒，因身邊無人且無力操作手機求救，倒臥在地長達兩日導致失溫，直到</w:t>
+      </w:r>
+      <w:r>
+        <w:rPr>
+          <w:rFonts w:hint="eastAsia"/>
+          <w:sz w:val="28"/>
+          <w:szCs w:val="28"/>
+        </w:rPr>
+        <w:t>房東</w:t>
+      </w:r>
+      <w:r>
+        <w:rPr>
+          <w:rFonts w:hint="eastAsia"/>
+          <w:sz w:val="28"/>
+          <w:szCs w:val="28"/>
+        </w:rPr>
+        <w:t>察覺異狀報警才僥倖撿回一命；此外，隨著線上掛號、點餐與電子支付</w:t>
+      </w:r>
+      <w:r>
+        <w:rPr>
+          <w:rFonts w:hint="eastAsia"/>
+          <w:sz w:val="28"/>
+          <w:szCs w:val="28"/>
+        </w:rPr>
+        <w:t>App</w:t>
+      </w:r>
+      <w:r>
+        <w:rPr>
+          <w:rFonts w:hint="eastAsia"/>
+          <w:sz w:val="28"/>
+          <w:szCs w:val="28"/>
+        </w:rPr>
+        <w:t>的普及，許多長輩更因老花眼或不熟悉複雜介面，在日常生活中產生嚴重的「數位剝奪感」與挫折。這些社會現況凸顯了一個嚴峻的事實：對於高齡族群而言，一套能在緊急時刻做到「極簡求救」，同時在日常中能被「無痛</w:t>
       </w:r>
       <w:r>
         <w:rPr>
@@ -1043,124 +1042,7 @@
           <w:szCs w:val="28"/>
         </w:rPr>
         <w:lastRenderedPageBreak/>
-        <w:t>使用經驗的關懷與同理。我們希望</w:t>
-      </w:r>
-      <w:r>
-        <w:rPr>
-          <w:rFonts w:hint="eastAsia"/>
-          <w:sz w:val="28"/>
-          <w:szCs w:val="28"/>
-        </w:rPr>
-        <w:t>AI</w:t>
-      </w:r>
-      <w:r>
-        <w:rPr>
-          <w:rFonts w:hint="eastAsia"/>
-          <w:sz w:val="28"/>
-          <w:szCs w:val="28"/>
-        </w:rPr>
-        <w:t>科技不是冷冰冰的使用工具，而是能透過互動帶來溫暖，並為長者在軟體的使用體驗方面出一份力，進而達到資訊科技對所有族群的使用者友善的目標。</w:t>
-      </w:r>
-      <w:r>
-        <w:rPr>
-          <w:rFonts w:hint="eastAsia"/>
-          <w:sz w:val="28"/>
-          <w:szCs w:val="28"/>
-        </w:rPr>
-        <w:t>(</w:t>
-      </w:r>
-      <w:r>
-        <w:rPr>
-          <w:rFonts w:hint="eastAsia"/>
-          <w:sz w:val="28"/>
-          <w:szCs w:val="28"/>
-        </w:rPr>
-        <w:t>有實例、新聞佐證更好</w:t>
-      </w:r>
-      <w:r>
-        <w:rPr>
-          <w:rFonts w:hint="eastAsia"/>
-          <w:sz w:val="28"/>
-          <w:szCs w:val="28"/>
-        </w:rPr>
-        <w:t>)</w:t>
-      </w:r>
-      <w:r>
-        <w:rPr>
-          <w:rFonts w:hint="eastAsia"/>
-          <w:sz w:val="28"/>
-          <w:szCs w:val="28"/>
-        </w:rPr>
-        <w:t>我</w:t>
-      </w:r>
-      <w:r>
-        <w:rPr>
-          <w:rFonts w:hint="eastAsia"/>
-          <w:sz w:val="28"/>
-          <w:szCs w:val="28"/>
-        </w:rPr>
-        <w:t>(</w:t>
-      </w:r>
-      <w:r>
-        <w:rPr>
-          <w:rFonts w:hint="eastAsia"/>
-          <w:sz w:val="28"/>
-          <w:szCs w:val="28"/>
-        </w:rPr>
-        <w:t>周</w:t>
-      </w:r>
-      <w:r>
-        <w:rPr>
-          <w:rFonts w:hint="eastAsia"/>
-          <w:sz w:val="28"/>
-          <w:szCs w:val="28"/>
-        </w:rPr>
-        <w:t>)</w:t>
-      </w:r>
-      <w:r>
-        <w:rPr>
-          <w:rFonts w:hint="eastAsia"/>
-          <w:sz w:val="28"/>
-          <w:szCs w:val="28"/>
-        </w:rPr>
-        <w:t>有兩個實例可以用</w:t>
-      </w:r>
-    </w:p>
-    <w:p>
-      <w:pPr>
-        <w:spacing w:line="480" w:lineRule="exact"/>
-        <w:jc w:val="both"/>
-        <w:rPr>
-          <w:sz w:val="32"/>
-          <w:szCs w:val="32"/>
-        </w:rPr>
-      </w:pPr>
-    </w:p>
-    <w:p>
-      <w:pPr>
-        <w:spacing w:line="480" w:lineRule="exact"/>
-        <w:jc w:val="both"/>
-        <w:outlineLvl w:val="1"/>
-        <w:rPr>
-          <w:sz w:val="32"/>
-          <w:szCs w:val="32"/>
-        </w:rPr>
-      </w:pPr>
-      <w:r>
-        <w:rPr>
-          <w:rFonts w:hint="eastAsia"/>
-          <w:sz w:val="32"/>
-          <w:szCs w:val="32"/>
-        </w:rPr>
-        <w:t xml:space="preserve">1-3 </w:t>
-      </w:r>
-      <w:r>
-        <w:rPr>
-          <w:rFonts w:hint="eastAsia"/>
-          <w:sz w:val="32"/>
-          <w:szCs w:val="32"/>
-        </w:rPr>
-        <w:t>系統目的與目標</w:t>
+        <w:t>操作」的系統，不僅僅是提升生活品質的工具，更是保命的防線。</w:t>
       </w:r>
     </w:p>
     <w:p>
@@ -1169,6 +1051,7 @@
         <w:ind w:firstLineChars="200" w:firstLine="560"/>
         <w:jc w:val="both"/>
         <w:rPr>
+          <w:rFonts w:hint="eastAsia"/>
           <w:sz w:val="28"/>
           <w:szCs w:val="28"/>
         </w:rPr>
@@ -1179,47 +1062,47 @@
           <w:sz w:val="28"/>
           <w:szCs w:val="28"/>
         </w:rPr>
-        <w:t>「</w:t>
-      </w:r>
-      <w:r>
-        <w:rPr>
-          <w:rFonts w:hint="eastAsia"/>
-          <w:sz w:val="28"/>
-          <w:szCs w:val="28"/>
-        </w:rPr>
-        <w:t>Uban</w:t>
-      </w:r>
-      <w:r>
-        <w:rPr>
-          <w:rFonts w:hint="eastAsia"/>
-          <w:sz w:val="28"/>
-          <w:szCs w:val="28"/>
-        </w:rPr>
-        <w:t>」系統的主要目的，除了提供長者家屬一個工具與平台輔助照護長輩外，也為長者設計出無障礙互動介面，我們期望能讓高齡使用者在不需要繁複學習的情況下，也能輕鬆與家人朋友保持聯繫，並在緊急時刻能透過本系統求助，享受數位科技帶來的便利。</w:t>
-      </w:r>
-      <w:r>
-        <w:rPr>
-          <w:rFonts w:hint="eastAsia"/>
-          <w:sz w:val="28"/>
-          <w:szCs w:val="28"/>
-        </w:rPr>
-        <w:t>(</w:t>
-      </w:r>
-      <w:r>
-        <w:rPr>
-          <w:rFonts w:hint="eastAsia"/>
-          <w:sz w:val="28"/>
-          <w:szCs w:val="28"/>
-        </w:rPr>
-        <w:t>再補充一點內容</w:t>
-      </w:r>
-      <w:r>
-        <w:rPr>
-          <w:rFonts w:hint="eastAsia"/>
-          <w:sz w:val="28"/>
-          <w:szCs w:val="28"/>
-        </w:rPr>
-        <w:t>)</w:t>
+        <w:t>為了建構自然與極簡併存的系統特點，</w:t>
+      </w:r>
+      <w:r>
+        <w:rPr>
+          <w:rFonts w:hint="eastAsia"/>
+          <w:sz w:val="28"/>
+          <w:szCs w:val="28"/>
+        </w:rPr>
+        <w:t>我們</w:t>
+      </w:r>
+      <w:r>
+        <w:rPr>
+          <w:rFonts w:hint="eastAsia"/>
+          <w:sz w:val="28"/>
+          <w:szCs w:val="28"/>
+        </w:rPr>
+        <w:t>發現</w:t>
+      </w:r>
+      <w:r>
+        <w:rPr>
+          <w:rFonts w:hint="eastAsia"/>
+          <w:sz w:val="28"/>
+          <w:szCs w:val="28"/>
+        </w:rPr>
+        <w:t>到「語</w:t>
+      </w:r>
+      <w:r>
+        <w:rPr>
+          <w:rFonts w:hint="eastAsia"/>
+          <w:sz w:val="28"/>
+          <w:szCs w:val="28"/>
+        </w:rPr>
+        <w:t>言</w:t>
+      </w:r>
+      <w:r>
+        <w:rPr>
+          <w:rFonts w:hint="eastAsia"/>
+          <w:sz w:val="28"/>
+          <w:szCs w:val="28"/>
+        </w:rPr>
+        <w:t>」才是人類最自然、最直覺的交流方式。若能打造一個以語音與直覺操作為核心的應用系統，將能大幅降低長者的學習成本與使用門檻。同時，以老年照護作為核心主題，為長者的家屬提供足夠的使用契機與動力，以滿足一個家庭中「家屬需安心」與「長者需安全」的雙端迫切需求。</w:t>
       </w:r>
     </w:p>
     <w:p>
@@ -1238,60 +1121,118 @@
           <w:sz w:val="28"/>
           <w:szCs w:val="28"/>
         </w:rPr>
-        <w:t>本系統旨在打破傳統寫死的系統功能的限制，透過整合直覺的行動裝置前端介面與穩定的後端架構，在家屬部分以功能導向與社群媒體的介面設計結合，而在長者介面提供以語音交流與社交體驗為主軸。</w:t>
-      </w:r>
-      <w:r>
-        <w:rPr>
-          <w:rFonts w:hint="eastAsia"/>
-          <w:sz w:val="28"/>
-          <w:szCs w:val="28"/>
-        </w:rPr>
-        <w:tab/>
+        <w:t>因此，我們決定開發「</w:t>
+      </w:r>
+      <w:r>
+        <w:rPr>
+          <w:rFonts w:hint="eastAsia"/>
+          <w:sz w:val="28"/>
+          <w:szCs w:val="28"/>
+        </w:rPr>
+        <w:t>Uban</w:t>
+      </w:r>
+      <w:r>
+        <w:rPr>
+          <w:rFonts w:hint="eastAsia"/>
+          <w:sz w:val="28"/>
+          <w:szCs w:val="28"/>
+        </w:rPr>
+        <w:t>」系統。在提供強大</w:t>
+      </w:r>
+      <w:r>
+        <w:rPr>
+          <w:rFonts w:hint="eastAsia"/>
+          <w:sz w:val="28"/>
+          <w:szCs w:val="28"/>
+        </w:rPr>
+        <w:t>AI</w:t>
+      </w:r>
+      <w:r>
+        <w:rPr>
+          <w:rFonts w:hint="eastAsia"/>
+          <w:sz w:val="28"/>
+          <w:szCs w:val="28"/>
+        </w:rPr>
+        <w:t>工具的前提下，賦予家屬自訂照護行程的能力，同時為長者量身打造一個友善的數位空間。這份動機不僅是為了輔助家屬照護長輩、防範未然，更是出於一份高齡族群在軟體的使用上能與年輕族群擁有相同平權體驗</w:t>
+      </w:r>
+      <w:r>
+        <w:rPr>
+          <w:rFonts w:hint="eastAsia"/>
+          <w:sz w:val="28"/>
+          <w:szCs w:val="28"/>
+        </w:rPr>
+        <w:t>的希望</w:t>
+      </w:r>
+      <w:r>
+        <w:rPr>
+          <w:rFonts w:hint="eastAsia"/>
+          <w:sz w:val="28"/>
+          <w:szCs w:val="28"/>
+        </w:rPr>
+        <w:t>。我們期盼科技不</w:t>
+      </w:r>
+      <w:r>
+        <w:rPr>
+          <w:rFonts w:hint="eastAsia"/>
+          <w:sz w:val="28"/>
+          <w:szCs w:val="28"/>
+        </w:rPr>
+        <w:t>會</w:t>
+      </w:r>
+      <w:r>
+        <w:rPr>
+          <w:rFonts w:hint="eastAsia"/>
+          <w:sz w:val="28"/>
+          <w:szCs w:val="28"/>
+        </w:rPr>
+        <w:t>再</w:t>
+      </w:r>
+      <w:r>
+        <w:rPr>
+          <w:rFonts w:hint="eastAsia"/>
+          <w:sz w:val="28"/>
+          <w:szCs w:val="28"/>
+        </w:rPr>
+        <w:t>因為年齡成為</w:t>
+      </w:r>
+      <w:r>
+        <w:rPr>
+          <w:rFonts w:hint="eastAsia"/>
+          <w:sz w:val="28"/>
+          <w:szCs w:val="28"/>
+        </w:rPr>
+        <w:t>阻礙，而是能透過互動帶來溫暖，為長者</w:t>
+      </w:r>
+      <w:r>
+        <w:rPr>
+          <w:rFonts w:hint="eastAsia"/>
+          <w:sz w:val="28"/>
+          <w:szCs w:val="28"/>
+        </w:rPr>
+        <w:t>建構</w:t>
+      </w:r>
+      <w:r>
+        <w:rPr>
+          <w:rFonts w:hint="eastAsia"/>
+          <w:sz w:val="28"/>
+          <w:szCs w:val="28"/>
+        </w:rPr>
+        <w:t>一張安全的防護網，進而達到資訊科技對所有族群友善的終極目標。</w:t>
       </w:r>
     </w:p>
     <w:p>
       <w:pPr>
         <w:spacing w:line="480" w:lineRule="exact"/>
-        <w:ind w:firstLineChars="200" w:firstLine="560"/>
         <w:jc w:val="both"/>
         <w:rPr>
           <w:sz w:val="28"/>
           <w:szCs w:val="28"/>
         </w:rPr>
       </w:pPr>
-      <w:r>
-        <w:rPr>
-          <w:rFonts w:hint="eastAsia"/>
-          <w:sz w:val="28"/>
-          <w:szCs w:val="28"/>
-        </w:rPr>
-        <w:t>在具體目標方面，首先為兩個目標群體分別打造高使用性與極簡化、高易用性的專屬操作介面，確保家屬能透過本系統使用到本系統在整合市面軟體上多合一功能外，還能讓長者獨立且順暢地使用各項功能；其次，則是建立穩定且具備擴充性的後端架構與資料庫管理機制，妥善處理語音與對話資料的儲存，保障訊息傳遞的即時性與安全性。最終目標是讓「</w:t>
-      </w:r>
-      <w:r>
-        <w:rPr>
-          <w:rFonts w:hint="eastAsia"/>
-          <w:sz w:val="28"/>
-          <w:szCs w:val="28"/>
-        </w:rPr>
-        <w:t>Uban</w:t>
-      </w:r>
-      <w:r>
-        <w:rPr>
-          <w:rFonts w:hint="eastAsia"/>
-          <w:sz w:val="28"/>
-          <w:szCs w:val="28"/>
-        </w:rPr>
-        <w:t>」不僅成為一個實用的工具，更能成為促進長者社會參與的輔助系統。</w:t>
-      </w:r>
     </w:p>
     <w:p>
       <w:pPr>
-        <w:tabs>
-          <w:tab w:val="left" w:pos="2520"/>
-        </w:tabs>
-        <w:spacing w:line="480" w:lineRule="exact"/>
-        <w:jc w:val="both"/>
-        <w:outlineLvl w:val="1"/>
+        <w:widowControl/>
         <w:rPr>
           <w:sz w:val="32"/>
           <w:szCs w:val="32"/>
@@ -1303,7 +1244,7 @@
           <w:sz w:val="32"/>
           <w:szCs w:val="32"/>
         </w:rPr>
-        <w:t xml:space="preserve">1-4 </w:t>
+        <w:t xml:space="preserve">1-3 </w:t>
       </w:r>
       <w:r>
         <w:rPr>
@@ -1311,7 +1252,7 @@
           <w:sz w:val="32"/>
           <w:szCs w:val="32"/>
         </w:rPr>
-        <w:t>預期成果</w:t>
+        <w:t>系統目的與目標</w:t>
       </w:r>
     </w:p>
     <w:p>
@@ -1323,6 +1264,7 @@
         <w:ind w:firstLineChars="200" w:firstLine="560"/>
         <w:jc w:val="both"/>
         <w:rPr>
+          <w:rFonts w:hint="eastAsia"/>
           <w:sz w:val="28"/>
           <w:szCs w:val="28"/>
         </w:rPr>
@@ -1333,31 +1275,55 @@
           <w:sz w:val="28"/>
           <w:szCs w:val="28"/>
         </w:rPr>
-        <w:t>在技術層面上，本專案預期將包含流暢的行動裝置應用程式，以及能穩定處理大量影音數據存取的後端伺服器架構。我們期望這套系統能在實際的裝置上展現出優異的效能與友善的操作體驗，證明此軟硬體整合架構的可行性與穩定度。</w:t>
-      </w:r>
-      <w:r>
-        <w:rPr>
-          <w:rFonts w:hint="eastAsia"/>
-          <w:sz w:val="28"/>
-          <w:szCs w:val="28"/>
-        </w:rPr>
-        <w:t>(</w:t>
-      </w:r>
-      <w:r>
-        <w:rPr>
-          <w:rFonts w:hint="eastAsia"/>
-          <w:sz w:val="28"/>
-          <w:szCs w:val="28"/>
-        </w:rPr>
-        <w:t>把粗略的敘述稍微拆開成具體的功能，每個小功能分別能帶來甚麼價值，這個技術可以達成什麼樣的目標，可以帶來甚麼價值，補足完整性與長度</w:t>
-      </w:r>
-      <w:r>
-        <w:rPr>
-          <w:rFonts w:hint="eastAsia"/>
-          <w:sz w:val="28"/>
-          <w:szCs w:val="28"/>
-        </w:rPr>
-        <w:t>)</w:t>
+        <w:t>「</w:t>
+      </w:r>
+      <w:r>
+        <w:rPr>
+          <w:rFonts w:hint="eastAsia"/>
+          <w:sz w:val="28"/>
+          <w:szCs w:val="28"/>
+        </w:rPr>
+        <w:t>Uban</w:t>
+      </w:r>
+      <w:r>
+        <w:rPr>
+          <w:rFonts w:hint="eastAsia"/>
+          <w:sz w:val="28"/>
+          <w:szCs w:val="28"/>
+        </w:rPr>
+        <w:t>」系統的主要目的，除了提供長者家屬一個多功能的平台以輔助照護長輩外，也致力於為長者設計出真正的無障礙互動介面。我們期望能消</w:t>
+      </w:r>
+      <w:r>
+        <w:rPr>
+          <w:rFonts w:hint="eastAsia"/>
+          <w:sz w:val="28"/>
+          <w:szCs w:val="28"/>
+        </w:rPr>
+        <w:t>除</w:t>
+      </w:r>
+      <w:r>
+        <w:rPr>
+          <w:rFonts w:hint="eastAsia"/>
+          <w:sz w:val="28"/>
+          <w:szCs w:val="28"/>
+        </w:rPr>
+        <w:t>物理距離帶來的隔閡，將傳統被動的「看顧」轉化為主動的「陪伴」。透過本系統，高齡使用者</w:t>
+      </w:r>
+      <w:r>
+        <w:rPr>
+          <w:rFonts w:hint="eastAsia"/>
+          <w:sz w:val="28"/>
+          <w:szCs w:val="28"/>
+        </w:rPr>
+        <w:t>允許</w:t>
+      </w:r>
+      <w:r>
+        <w:rPr>
+          <w:rFonts w:hint="eastAsia"/>
+          <w:sz w:val="28"/>
+          <w:szCs w:val="28"/>
+        </w:rPr>
+        <w:t>在完全不需要繁複學習的情況下，也能輕鬆與家人朋友保持緊密聯繫；更重要的是，確保他們在遭遇突發狀況的緊急時刻，能以最直覺的方式透過本系統對外求助，讓長者在享受數位科技便利的同時，也獲得實質的安全保障。</w:t>
       </w:r>
     </w:p>
     <w:p>
@@ -1369,6 +1335,7 @@
         <w:ind w:firstLineChars="200" w:firstLine="560"/>
         <w:jc w:val="both"/>
         <w:rPr>
+          <w:rFonts w:hint="eastAsia"/>
           <w:sz w:val="28"/>
           <w:szCs w:val="28"/>
         </w:rPr>
@@ -1379,96 +1346,119 @@
           <w:sz w:val="28"/>
           <w:szCs w:val="28"/>
         </w:rPr>
-        <w:t>在應用與社會效益層面上，預期「</w:t>
-      </w:r>
-      <w:r>
-        <w:rPr>
-          <w:rFonts w:hint="eastAsia"/>
-          <w:sz w:val="28"/>
-          <w:szCs w:val="28"/>
-        </w:rPr>
-        <w:t>Uban</w:t>
-      </w:r>
-      <w:r>
-        <w:rPr>
-          <w:rFonts w:hint="eastAsia"/>
-          <w:sz w:val="28"/>
-          <w:szCs w:val="28"/>
-        </w:rPr>
-        <w:t>」系統能有效降低長者的「科技焦慮」，提升他們使用智慧型裝置的意願與頻率</w:t>
-      </w:r>
-      <w:r>
-        <w:rPr>
-          <w:rFonts w:hint="eastAsia"/>
-          <w:sz w:val="28"/>
-          <w:szCs w:val="28"/>
-        </w:rPr>
-        <w:t>(</w:t>
-      </w:r>
-      <w:r>
-        <w:rPr>
-          <w:rFonts w:hint="eastAsia"/>
-          <w:sz w:val="28"/>
-          <w:szCs w:val="28"/>
-        </w:rPr>
-        <w:t>細述</w:t>
-      </w:r>
-      <w:r>
-        <w:rPr>
-          <w:rFonts w:hint="eastAsia"/>
-          <w:sz w:val="28"/>
-          <w:szCs w:val="28"/>
-        </w:rPr>
-        <w:t>)</w:t>
-      </w:r>
-      <w:r>
-        <w:rPr>
-          <w:rFonts w:hint="eastAsia"/>
-          <w:sz w:val="28"/>
-          <w:szCs w:val="28"/>
-        </w:rPr>
-        <w:t>，並能顯著提升家庭照護的能力與效率</w:t>
-      </w:r>
-      <w:r>
-        <w:rPr>
-          <w:rFonts w:hint="eastAsia"/>
-          <w:sz w:val="28"/>
-          <w:szCs w:val="28"/>
-        </w:rPr>
-        <w:t>(</w:t>
-      </w:r>
-      <w:r>
-        <w:rPr>
-          <w:rFonts w:hint="eastAsia"/>
-          <w:sz w:val="28"/>
-          <w:szCs w:val="28"/>
-        </w:rPr>
-        <w:t>細述</w:t>
-      </w:r>
-      <w:r>
-        <w:rPr>
-          <w:rFonts w:hint="eastAsia"/>
-          <w:sz w:val="28"/>
-          <w:szCs w:val="28"/>
-        </w:rPr>
-        <w:t>)</w:t>
-      </w:r>
-      <w:r>
-        <w:rPr>
-          <w:rFonts w:hint="eastAsia"/>
-          <w:sz w:val="28"/>
-          <w:szCs w:val="28"/>
-        </w:rPr>
-        <w:t>。透過這個平台，長者能更頻繁地與親友進行語音互動，進而減少孤獨感並增進家庭連結。未來，本系統也期望能作為一個穩固的基石，持續擴充更多符合高齡照</w:t>
-      </w:r>
-      <w:r>
-        <w:rPr>
-          <w:rFonts w:hint="eastAsia"/>
-          <w:sz w:val="28"/>
-          <w:szCs w:val="28"/>
-        </w:rPr>
-        <w:lastRenderedPageBreak/>
-        <w:t>護與生活輔助需求的功能。</w:t>
+        <w:t>本系統旨在打破傳統寫死的系統功能限制，透過整合直覺的行動裝置前端介面與穩定的後端架構來實現雙端需求。在家屬端，我們運用</w:t>
+      </w:r>
+      <w:r>
+        <w:rPr>
+          <w:rFonts w:hint="eastAsia"/>
+          <w:sz w:val="28"/>
+          <w:szCs w:val="28"/>
+        </w:rPr>
+        <w:t xml:space="preserve"> Flutter </w:t>
+      </w:r>
+      <w:r>
+        <w:rPr>
+          <w:rFonts w:hint="eastAsia"/>
+          <w:sz w:val="28"/>
+          <w:szCs w:val="28"/>
+        </w:rPr>
+        <w:t>打造動態且資訊豐富的儀表板，並結合</w:t>
+      </w:r>
+      <w:r>
+        <w:rPr>
+          <w:rFonts w:hint="eastAsia"/>
+          <w:sz w:val="28"/>
+          <w:szCs w:val="28"/>
+        </w:rPr>
+        <w:t xml:space="preserve"> FastAPI </w:t>
+      </w:r>
+      <w:r>
+        <w:rPr>
+          <w:rFonts w:hint="eastAsia"/>
+          <w:sz w:val="28"/>
+          <w:szCs w:val="28"/>
+        </w:rPr>
+        <w:t>後端的高效能推播技術，將功能導向的照護管理與社群互動完美結合；而在長者端，則透過深度整合</w:t>
+      </w:r>
+      <w:r>
+        <w:rPr>
+          <w:rFonts w:hint="eastAsia"/>
+          <w:sz w:val="28"/>
+          <w:szCs w:val="28"/>
+        </w:rPr>
+        <w:t xml:space="preserve"> LLM</w:t>
+      </w:r>
+      <w:r>
+        <w:rPr>
+          <w:rFonts w:hint="eastAsia"/>
+          <w:sz w:val="28"/>
+          <w:szCs w:val="28"/>
+        </w:rPr>
+        <w:t>（大型語言模型）與</w:t>
+      </w:r>
+      <w:r>
+        <w:rPr>
+          <w:rFonts w:hint="eastAsia"/>
+          <w:sz w:val="28"/>
+          <w:szCs w:val="28"/>
+        </w:rPr>
+        <w:t xml:space="preserve"> STT/TTS</w:t>
+      </w:r>
+      <w:r>
+        <w:rPr>
+          <w:rFonts w:hint="eastAsia"/>
+          <w:sz w:val="28"/>
+          <w:szCs w:val="28"/>
+        </w:rPr>
+        <w:t>（語音辨識與合成）技術，</w:t>
+      </w:r>
+      <w:r>
+        <w:rPr>
+          <w:rFonts w:hint="eastAsia"/>
+          <w:sz w:val="28"/>
+          <w:szCs w:val="28"/>
+        </w:rPr>
+        <w:t>去除</w:t>
+      </w:r>
+      <w:r>
+        <w:rPr>
+          <w:rFonts w:hint="eastAsia"/>
+          <w:sz w:val="28"/>
+          <w:szCs w:val="28"/>
+        </w:rPr>
+        <w:t>傳統</w:t>
+      </w:r>
+      <w:r>
+        <w:rPr>
+          <w:rFonts w:hint="eastAsia"/>
+          <w:sz w:val="28"/>
+          <w:szCs w:val="28"/>
+        </w:rPr>
+        <w:t>又難以操作</w:t>
+      </w:r>
+      <w:r>
+        <w:rPr>
+          <w:rFonts w:hint="eastAsia"/>
+          <w:sz w:val="28"/>
+          <w:szCs w:val="28"/>
+        </w:rPr>
+        <w:t>的鍵盤輸入，提供以自然語音對話與趣味陪伴為主軸的極簡</w:t>
+      </w:r>
+      <w:r>
+        <w:rPr>
+          <w:rFonts w:hint="eastAsia"/>
+          <w:sz w:val="28"/>
+          <w:szCs w:val="28"/>
+        </w:rPr>
+        <w:t>趣味</w:t>
+      </w:r>
+      <w:r>
+        <w:rPr>
+          <w:rFonts w:hint="eastAsia"/>
+          <w:sz w:val="28"/>
+          <w:szCs w:val="28"/>
+        </w:rPr>
+        <w:t>體驗。</w:t>
       </w:r>
     </w:p>
     <w:p>
@@ -1477,42 +1467,912 @@
           <w:tab w:val="left" w:pos="2520"/>
         </w:tabs>
         <w:spacing w:line="480" w:lineRule="exact"/>
+        <w:ind w:firstLineChars="200" w:firstLine="560"/>
         <w:jc w:val="both"/>
-        <w:outlineLvl w:val="1"/>
+        <w:rPr>
+          <w:sz w:val="28"/>
+          <w:szCs w:val="28"/>
+        </w:rPr>
+      </w:pPr>
+      <w:r>
+        <w:rPr>
+          <w:rFonts w:hint="eastAsia"/>
+          <w:sz w:val="28"/>
+          <w:szCs w:val="28"/>
+        </w:rPr>
+        <w:t>在具體目標方面，首先是為這兩個目標群體分別打造高可用性與極簡化、高易用性的「專屬操作介面」，確保家屬能輕易整合市面上照護軟體的多合一功能，同時讓</w:t>
+      </w:r>
+      <w:r>
+        <w:rPr>
+          <w:rFonts w:hint="eastAsia"/>
+          <w:sz w:val="28"/>
+          <w:szCs w:val="28"/>
+        </w:rPr>
+        <w:lastRenderedPageBreak/>
+        <w:t>長者能獨立且順暢地使用各項服務。其次，則是建立穩定且具備擴充性的後端架構與資料庫管理機制，妥善處理龐大語音與對話資料的儲存，保障訊息傳遞與緊急警報的即時性與安全性。</w:t>
+      </w:r>
+    </w:p>
+    <w:p>
+      <w:pPr>
+        <w:tabs>
+          <w:tab w:val="left" w:pos="2520"/>
+        </w:tabs>
+        <w:spacing w:line="480" w:lineRule="exact"/>
+        <w:ind w:firstLineChars="200" w:firstLine="560"/>
+        <w:jc w:val="both"/>
+        <w:rPr>
+          <w:sz w:val="28"/>
+          <w:szCs w:val="28"/>
+        </w:rPr>
+      </w:pPr>
+      <w:r>
+        <w:rPr>
+          <w:rFonts w:hint="eastAsia"/>
+          <w:sz w:val="28"/>
+          <w:szCs w:val="28"/>
+        </w:rPr>
+        <w:t>最終目標是讓「</w:t>
+      </w:r>
+      <w:r>
+        <w:rPr>
+          <w:rFonts w:hint="eastAsia"/>
+          <w:sz w:val="28"/>
+          <w:szCs w:val="28"/>
+        </w:rPr>
+        <w:t>Uban</w:t>
+      </w:r>
+      <w:r>
+        <w:rPr>
+          <w:rFonts w:hint="eastAsia"/>
+          <w:sz w:val="28"/>
+          <w:szCs w:val="28"/>
+        </w:rPr>
+        <w:t>」不只是一個冷冰冰的照護工具，更能透過</w:t>
+      </w:r>
+      <w:r>
+        <w:rPr>
+          <w:rFonts w:hint="eastAsia"/>
+          <w:sz w:val="28"/>
+          <w:szCs w:val="28"/>
+        </w:rPr>
+        <w:t>AI</w:t>
+      </w:r>
+      <w:r>
+        <w:rPr>
+          <w:rFonts w:hint="eastAsia"/>
+          <w:sz w:val="28"/>
+          <w:szCs w:val="28"/>
+        </w:rPr>
+        <w:t>科技的輔助，</w:t>
+      </w:r>
+      <w:r>
+        <w:rPr>
+          <w:rFonts w:hint="eastAsia"/>
+          <w:sz w:val="28"/>
+          <w:szCs w:val="28"/>
+        </w:rPr>
+        <w:t>代替家屬陪伴的同時，也能</w:t>
+      </w:r>
+      <w:r>
+        <w:rPr>
+          <w:rFonts w:hint="eastAsia"/>
+          <w:sz w:val="28"/>
+          <w:szCs w:val="28"/>
+        </w:rPr>
+        <w:t>重新拉近世代間的距離，成為促進長者社會參與、傳遞家庭溫暖的關鍵橋樑。</w:t>
+      </w:r>
+    </w:p>
+    <w:p>
+      <w:pPr>
+        <w:widowControl/>
+        <w:rPr>
+          <w:sz w:val="28"/>
+          <w:szCs w:val="28"/>
+        </w:rPr>
+      </w:pPr>
+    </w:p>
+    <w:p>
+      <w:pPr>
+        <w:widowControl/>
         <w:rPr>
           <w:sz w:val="32"/>
           <w:szCs w:val="32"/>
         </w:rPr>
-        <w:sectPr>
-          <w:pgSz w:w="11906" w:h="16838" w:code="9"/>
-          <w:pgMar w:top="851" w:right="851" w:bottom="851" w:left="851" w:header="851" w:footer="992" w:gutter="0"/>
-          <w:cols w:space="425"/>
-          <w:docGrid w:type="lines" w:linePitch="360"/>
-        </w:sectPr>
       </w:pPr>
       <w:r>
         <w:rPr>
           <w:rFonts w:hint="eastAsia"/>
-          <w:sz w:val="28"/>
-          <w:szCs w:val="28"/>
-        </w:rPr>
-        <w:t>(</w:t>
-      </w:r>
-      <w:r>
-        <w:rPr>
-          <w:rFonts w:hint="eastAsia"/>
-          <w:sz w:val="28"/>
-          <w:szCs w:val="28"/>
-        </w:rPr>
-        <w:t>長者跟家屬的效益層面再分開敘述</w:t>
-      </w:r>
-      <w:r>
-        <w:rPr>
-          <w:rFonts w:hint="eastAsia"/>
-          <w:sz w:val="28"/>
-          <w:szCs w:val="28"/>
-        </w:rPr>
-        <w:t>)</w:t>
+          <w:sz w:val="32"/>
+          <w:szCs w:val="32"/>
+        </w:rPr>
+        <w:t xml:space="preserve">1-4 </w:t>
+      </w:r>
+      <w:r>
+        <w:rPr>
+          <w:rFonts w:hint="eastAsia"/>
+          <w:sz w:val="32"/>
+          <w:szCs w:val="32"/>
+        </w:rPr>
+        <w:t>預期成果</w:t>
+      </w:r>
+    </w:p>
+    <w:p>
+      <w:pPr>
+        <w:spacing w:line="480" w:lineRule="exact"/>
+        <w:ind w:firstLine="480"/>
+        <w:jc w:val="both"/>
+        <w:rPr>
+          <w:rFonts w:hint="eastAsia"/>
+          <w:sz w:val="28"/>
+          <w:szCs w:val="28"/>
+        </w:rPr>
+      </w:pPr>
+      <w:r>
+        <w:rPr>
+          <w:rFonts w:hint="eastAsia"/>
+          <w:sz w:val="28"/>
+          <w:szCs w:val="28"/>
+        </w:rPr>
+        <w:t>在技術層面上，本專案期望跳脫粗略的軟體開發框架，將軟硬體整合架構落實為具體且能帶來實質價值的各項功能：</w:t>
+      </w:r>
+    </w:p>
+    <w:p>
+      <w:pPr>
+        <w:spacing w:line="480" w:lineRule="exact"/>
+        <w:jc w:val="both"/>
+        <w:rPr>
+          <w:rFonts w:hint="eastAsia"/>
+          <w:sz w:val="28"/>
+          <w:szCs w:val="28"/>
+        </w:rPr>
+      </w:pPr>
+      <w:r>
+        <w:rPr>
+          <w:rFonts w:hint="eastAsia"/>
+          <w:b/>
+          <w:bCs/>
+          <w:sz w:val="28"/>
+          <w:szCs w:val="28"/>
+        </w:rPr>
+        <w:t>1.</w:t>
+      </w:r>
+      <w:r>
+        <w:rPr>
+          <w:rFonts w:hint="eastAsia"/>
+          <w:b/>
+          <w:bCs/>
+          <w:sz w:val="28"/>
+          <w:szCs w:val="28"/>
+        </w:rPr>
+        <w:t xml:space="preserve"> </w:t>
+      </w:r>
+      <w:r>
+        <w:rPr>
+          <w:rFonts w:hint="eastAsia"/>
+          <w:b/>
+          <w:bCs/>
+          <w:sz w:val="28"/>
+          <w:szCs w:val="28"/>
+        </w:rPr>
+        <w:t>雙端客製化前端介面</w:t>
+      </w:r>
+      <w:r>
+        <w:rPr>
+          <w:rFonts w:hint="eastAsia"/>
+          <w:b/>
+          <w:bCs/>
+          <w:sz w:val="28"/>
+          <w:szCs w:val="28"/>
+        </w:rPr>
+        <w:t>：</w:t>
+      </w:r>
+      <w:r>
+        <w:rPr>
+          <w:rFonts w:hint="eastAsia"/>
+          <w:sz w:val="28"/>
+          <w:szCs w:val="28"/>
+        </w:rPr>
+        <w:t>透過跨平台技術，為家屬與長輩渲染</w:t>
+      </w:r>
+      <w:r>
+        <w:rPr>
+          <w:rFonts w:hint="eastAsia"/>
+          <w:sz w:val="28"/>
+          <w:szCs w:val="28"/>
+        </w:rPr>
+        <w:t>展現</w:t>
+      </w:r>
+      <w:r>
+        <w:rPr>
+          <w:rFonts w:hint="eastAsia"/>
+          <w:sz w:val="28"/>
+          <w:szCs w:val="28"/>
+        </w:rPr>
+        <w:t>出截然不同的</w:t>
+      </w:r>
+      <w:r>
+        <w:rPr>
+          <w:rFonts w:hint="eastAsia"/>
+          <w:sz w:val="28"/>
+          <w:szCs w:val="28"/>
+        </w:rPr>
+        <w:t>UI</w:t>
+      </w:r>
+      <w:r>
+        <w:rPr>
+          <w:rFonts w:hint="eastAsia"/>
+          <w:sz w:val="28"/>
+          <w:szCs w:val="28"/>
+        </w:rPr>
+        <w:t>。此技術的價值在於徹底解決過往照護軟體「家屬覺得功能不夠、長輩覺得太複雜」的兩難，讓長輩端能實現去按鈕化的全圖示與語音操作</w:t>
+      </w:r>
+      <w:r>
+        <w:rPr>
+          <w:rFonts w:hint="eastAsia"/>
+          <w:sz w:val="28"/>
+          <w:szCs w:val="28"/>
+        </w:rPr>
+        <w:t>，並實現</w:t>
+      </w:r>
+      <w:r>
+        <w:rPr>
+          <w:rFonts w:hint="eastAsia"/>
+          <w:sz w:val="28"/>
+          <w:szCs w:val="28"/>
+        </w:rPr>
+        <w:t>「</w:t>
+      </w:r>
+      <w:r>
+        <w:rPr>
+          <w:rFonts w:hint="eastAsia"/>
+          <w:sz w:val="28"/>
+          <w:szCs w:val="28"/>
+        </w:rPr>
+        <w:t>不同使用者呈現不同介面</w:t>
+      </w:r>
+      <w:r>
+        <w:rPr>
+          <w:rFonts w:hint="eastAsia"/>
+          <w:sz w:val="28"/>
+          <w:szCs w:val="28"/>
+        </w:rPr>
+        <w:t>」</w:t>
+      </w:r>
+      <w:r>
+        <w:rPr>
+          <w:rFonts w:hint="eastAsia"/>
+          <w:sz w:val="28"/>
+          <w:szCs w:val="28"/>
+        </w:rPr>
+        <w:t>的基本要求</w:t>
+      </w:r>
+      <w:r>
+        <w:rPr>
+          <w:rFonts w:hint="eastAsia"/>
+          <w:sz w:val="28"/>
+          <w:szCs w:val="28"/>
+        </w:rPr>
+        <w:t>。</w:t>
+      </w:r>
+    </w:p>
+    <w:p>
+      <w:pPr>
+        <w:spacing w:line="480" w:lineRule="exact"/>
+        <w:jc w:val="both"/>
+        <w:rPr>
+          <w:rFonts w:hint="eastAsia"/>
+          <w:sz w:val="28"/>
+          <w:szCs w:val="28"/>
+        </w:rPr>
+      </w:pPr>
+      <w:r>
+        <w:rPr>
+          <w:rFonts w:hint="eastAsia"/>
+          <w:b/>
+          <w:bCs/>
+          <w:sz w:val="28"/>
+          <w:szCs w:val="28"/>
+        </w:rPr>
+        <w:t>2.</w:t>
+      </w:r>
+      <w:r>
+        <w:rPr>
+          <w:rFonts w:hint="eastAsia"/>
+          <w:b/>
+          <w:bCs/>
+          <w:sz w:val="28"/>
+          <w:szCs w:val="28"/>
+        </w:rPr>
+        <w:t xml:space="preserve"> </w:t>
+      </w:r>
+      <w:r>
+        <w:rPr>
+          <w:rFonts w:hint="eastAsia"/>
+          <w:b/>
+          <w:bCs/>
+          <w:sz w:val="28"/>
+          <w:szCs w:val="28"/>
+        </w:rPr>
+        <w:t>自然語音陪伴與意圖識別模組：</w:t>
+      </w:r>
+      <w:r>
+        <w:rPr>
+          <w:rFonts w:hint="eastAsia"/>
+          <w:sz w:val="28"/>
+          <w:szCs w:val="28"/>
+        </w:rPr>
+        <w:t>整合大型語言模型與語音處理技術，達成與長輩自然對話的目標。這不僅能取代複雜的文字輸入，更能透過分析語音文本，萃取長輩的潛在情緒與孤獨感指標，提供家屬極具價值的心理健康參考。</w:t>
+      </w:r>
+    </w:p>
+    <w:p>
+      <w:pPr>
+        <w:spacing w:line="480" w:lineRule="exact"/>
+        <w:jc w:val="both"/>
+        <w:rPr>
+          <w:rFonts w:hint="eastAsia"/>
+          <w:sz w:val="28"/>
+          <w:szCs w:val="28"/>
+        </w:rPr>
+      </w:pPr>
+      <w:r>
+        <w:rPr>
+          <w:rFonts w:hint="eastAsia"/>
+          <w:b/>
+          <w:bCs/>
+          <w:sz w:val="28"/>
+          <w:szCs w:val="28"/>
+        </w:rPr>
+        <w:t>3.</w:t>
+      </w:r>
+      <w:r>
+        <w:rPr>
+          <w:rFonts w:hint="eastAsia"/>
+          <w:b/>
+          <w:bCs/>
+          <w:sz w:val="28"/>
+          <w:szCs w:val="28"/>
+        </w:rPr>
+        <w:t xml:space="preserve"> </w:t>
+      </w:r>
+      <w:r>
+        <w:rPr>
+          <w:rFonts w:hint="eastAsia"/>
+          <w:b/>
+          <w:bCs/>
+          <w:sz w:val="28"/>
+          <w:szCs w:val="28"/>
+        </w:rPr>
+        <w:t>自動化排程與即時推播系統：</w:t>
+      </w:r>
+      <w:r>
+        <w:rPr>
+          <w:rFonts w:hint="eastAsia"/>
+          <w:sz w:val="28"/>
+          <w:szCs w:val="28"/>
+        </w:rPr>
+        <w:t>建構穩定的後端排程引擎，精準執行家屬設定的吃藥、回診等提醒。此技術能大幅降低人工照護的遺漏率，實現遠距照護的自動化與精準化。</w:t>
+      </w:r>
+    </w:p>
+    <w:p>
+      <w:pPr>
+        <w:spacing w:line="480" w:lineRule="exact"/>
+        <w:jc w:val="both"/>
+        <w:rPr>
+          <w:rFonts w:hint="eastAsia"/>
+          <w:sz w:val="28"/>
+          <w:szCs w:val="28"/>
+        </w:rPr>
+      </w:pPr>
+      <w:r>
+        <w:rPr>
+          <w:rFonts w:hint="eastAsia"/>
+          <w:b/>
+          <w:bCs/>
+          <w:sz w:val="28"/>
+          <w:szCs w:val="28"/>
+        </w:rPr>
+        <w:t>4.</w:t>
+      </w:r>
+      <w:r>
+        <w:rPr>
+          <w:rFonts w:hint="eastAsia"/>
+          <w:b/>
+          <w:bCs/>
+          <w:sz w:val="28"/>
+          <w:szCs w:val="28"/>
+        </w:rPr>
+        <w:t xml:space="preserve"> </w:t>
+      </w:r>
+      <w:r>
+        <w:rPr>
+          <w:rFonts w:hint="eastAsia"/>
+          <w:b/>
+          <w:bCs/>
+          <w:sz w:val="28"/>
+          <w:szCs w:val="28"/>
+        </w:rPr>
+        <w:t>低延遲影音串流與緊急通訊架構：</w:t>
+      </w:r>
+      <w:r>
+        <w:rPr>
+          <w:rFonts w:hint="eastAsia"/>
+          <w:sz w:val="28"/>
+          <w:szCs w:val="28"/>
+        </w:rPr>
+        <w:t>建立能穩定處理大量影音數據存取的伺服器環境。在長輩觸發</w:t>
+      </w:r>
+      <w:r>
+        <w:rPr>
+          <w:rFonts w:hint="eastAsia"/>
+          <w:sz w:val="28"/>
+          <w:szCs w:val="28"/>
+        </w:rPr>
+        <w:t>SOS</w:t>
+      </w:r>
+      <w:r>
+        <w:rPr>
+          <w:rFonts w:hint="eastAsia"/>
+          <w:sz w:val="28"/>
+          <w:szCs w:val="28"/>
+        </w:rPr>
+        <w:t>求救時，能確保影像與警報零時差地傳送給家屬，達成遠端即時救援的目標，驗證本系統在緊急應變上的高穩定度。</w:t>
+      </w:r>
+    </w:p>
+    <w:p>
+      <w:pPr>
+        <w:spacing w:line="480" w:lineRule="exact"/>
+        <w:ind w:firstLine="480"/>
+        <w:jc w:val="both"/>
+        <w:rPr>
+          <w:rFonts w:hint="eastAsia"/>
+          <w:sz w:val="28"/>
+          <w:szCs w:val="28"/>
+        </w:rPr>
+      </w:pPr>
+      <w:r>
+        <w:rPr>
+          <w:rFonts w:hint="eastAsia"/>
+          <w:sz w:val="28"/>
+          <w:szCs w:val="28"/>
+        </w:rPr>
+        <w:t>在應用與社會效益層面上，本系統將分別對「</w:t>
+      </w:r>
+      <w:r>
+        <w:rPr>
+          <w:rFonts w:hint="eastAsia"/>
+          <w:b/>
+          <w:bCs/>
+          <w:sz w:val="28"/>
+          <w:szCs w:val="28"/>
+        </w:rPr>
+        <w:t>長者</w:t>
+      </w:r>
+      <w:r>
+        <w:rPr>
+          <w:rFonts w:hint="eastAsia"/>
+          <w:sz w:val="28"/>
+          <w:szCs w:val="28"/>
+        </w:rPr>
+        <w:t>」與「</w:t>
+      </w:r>
+      <w:r>
+        <w:rPr>
+          <w:rFonts w:hint="eastAsia"/>
+          <w:b/>
+          <w:bCs/>
+          <w:sz w:val="28"/>
+          <w:szCs w:val="28"/>
+        </w:rPr>
+        <w:t>家屬</w:t>
+      </w:r>
+      <w:r>
+        <w:rPr>
+          <w:rFonts w:hint="eastAsia"/>
+          <w:sz w:val="28"/>
+          <w:szCs w:val="28"/>
+        </w:rPr>
+        <w:t>」帶來顯著的正面影響：</w:t>
+      </w:r>
+    </w:p>
+    <w:p>
+      <w:pPr>
+        <w:spacing w:line="480" w:lineRule="exact"/>
+        <w:ind w:firstLine="480"/>
+        <w:jc w:val="both"/>
+        <w:rPr>
+          <w:sz w:val="28"/>
+          <w:szCs w:val="28"/>
+        </w:rPr>
+      </w:pPr>
+      <w:r>
+        <w:rPr>
+          <w:rFonts w:hint="eastAsia"/>
+          <w:sz w:val="28"/>
+          <w:szCs w:val="28"/>
+        </w:rPr>
+        <w:t>對於</w:t>
+      </w:r>
+      <w:r>
+        <w:rPr>
+          <w:rFonts w:hint="eastAsia"/>
+          <w:b/>
+          <w:bCs/>
+          <w:sz w:val="28"/>
+          <w:szCs w:val="28"/>
+        </w:rPr>
+        <w:t>長者</w:t>
+      </w:r>
+      <w:r>
+        <w:rPr>
+          <w:rFonts w:hint="eastAsia"/>
+          <w:sz w:val="28"/>
+          <w:szCs w:val="28"/>
+        </w:rPr>
+        <w:t>層面的效益：預期「</w:t>
+      </w:r>
+      <w:r>
+        <w:rPr>
+          <w:rFonts w:hint="eastAsia"/>
+          <w:sz w:val="28"/>
+          <w:szCs w:val="28"/>
+        </w:rPr>
+        <w:t>Uban</w:t>
+      </w:r>
+      <w:r>
+        <w:rPr>
+          <w:rFonts w:hint="eastAsia"/>
+          <w:sz w:val="28"/>
+          <w:szCs w:val="28"/>
+        </w:rPr>
+        <w:t>」系統能有效且大幅地降低長者的科技焦慮。透過全語音與防誤觸的直覺設計，長輩不再害怕操作錯誤，從而顯著提升他們使用智</w:t>
+      </w:r>
+      <w:r>
+        <w:rPr>
+          <w:rFonts w:hint="eastAsia"/>
+          <w:sz w:val="28"/>
+          <w:szCs w:val="28"/>
+        </w:rPr>
+        <w:lastRenderedPageBreak/>
+        <w:t>慧型裝置的意願與頻率。透過這個專屬平台，長者能更頻繁、更沒有壓力地與親友進行語音互動；同時，結合</w:t>
+      </w:r>
+      <w:r>
+        <w:rPr>
+          <w:rFonts w:hint="eastAsia"/>
+          <w:sz w:val="28"/>
+          <w:szCs w:val="28"/>
+        </w:rPr>
+        <w:t>AI</w:t>
+      </w:r>
+      <w:r>
+        <w:rPr>
+          <w:rFonts w:hint="eastAsia"/>
+          <w:sz w:val="28"/>
+          <w:szCs w:val="28"/>
+        </w:rPr>
+        <w:t>的日常閒聊與社交遊戲元素，能有效減少他們獨居時的孤獨感，提升社會參與度，</w:t>
+      </w:r>
+      <w:r>
+        <w:rPr>
+          <w:rFonts w:hint="eastAsia"/>
+          <w:sz w:val="28"/>
+          <w:szCs w:val="28"/>
+        </w:rPr>
+        <w:t>增加長輩對家屬與友人間的活躍度，</w:t>
+      </w:r>
+      <w:r>
+        <w:rPr>
+          <w:rFonts w:hint="eastAsia"/>
+          <w:sz w:val="28"/>
+          <w:szCs w:val="28"/>
+        </w:rPr>
+        <w:t>並因為擁有</w:t>
+      </w:r>
+      <w:r>
+        <w:rPr>
+          <w:rFonts w:hint="eastAsia"/>
+          <w:sz w:val="28"/>
+          <w:szCs w:val="28"/>
+        </w:rPr>
+        <w:t>活躍的互動及</w:t>
+      </w:r>
+      <w:r>
+        <w:rPr>
+          <w:rFonts w:hint="eastAsia"/>
+          <w:sz w:val="28"/>
+          <w:szCs w:val="28"/>
+        </w:rPr>
+        <w:t>可靠的求救管道</w:t>
+      </w:r>
+      <w:r>
+        <w:rPr>
+          <w:rFonts w:hint="eastAsia"/>
+          <w:sz w:val="28"/>
+          <w:szCs w:val="28"/>
+        </w:rPr>
+        <w:t>，即便無智慧裝置在身旁，也能因為親友發現作息或活躍無法對齊時，能及時發現其中的不對勁，並減少社會上因情緒低落導致的遺憾</w:t>
+      </w:r>
+      <w:r>
+        <w:rPr>
+          <w:rFonts w:hint="eastAsia"/>
+          <w:sz w:val="28"/>
+          <w:szCs w:val="28"/>
+        </w:rPr>
+        <w:t>，</w:t>
+      </w:r>
+      <w:r>
+        <w:rPr>
+          <w:rFonts w:hint="eastAsia"/>
+          <w:sz w:val="28"/>
+          <w:szCs w:val="28"/>
+        </w:rPr>
+        <w:t>因為高互動率</w:t>
+      </w:r>
+      <w:r>
+        <w:rPr>
+          <w:rFonts w:hint="eastAsia"/>
+          <w:sz w:val="28"/>
+          <w:szCs w:val="28"/>
+        </w:rPr>
+        <w:t>的</w:t>
+      </w:r>
+      <w:r>
+        <w:rPr>
+          <w:rFonts w:hint="eastAsia"/>
+          <w:sz w:val="28"/>
+          <w:szCs w:val="28"/>
+        </w:rPr>
+        <w:t>AI</w:t>
+      </w:r>
+      <w:r>
+        <w:rPr>
+          <w:rFonts w:hint="eastAsia"/>
+          <w:sz w:val="28"/>
+          <w:szCs w:val="28"/>
+        </w:rPr>
+        <w:t>助手</w:t>
+      </w:r>
+      <w:r>
+        <w:rPr>
+          <w:rFonts w:hint="eastAsia"/>
+          <w:sz w:val="28"/>
+          <w:szCs w:val="28"/>
+        </w:rPr>
+        <w:t>與即時性</w:t>
+      </w:r>
+      <w:r>
+        <w:rPr>
+          <w:rFonts w:hint="eastAsia"/>
+          <w:sz w:val="28"/>
+          <w:szCs w:val="28"/>
+        </w:rPr>
+        <w:t>的警報提醒</w:t>
+      </w:r>
+      <w:r>
+        <w:rPr>
+          <w:rFonts w:hint="eastAsia"/>
+          <w:sz w:val="28"/>
+          <w:szCs w:val="28"/>
+        </w:rPr>
+        <w:t>而</w:t>
+      </w:r>
+      <w:r>
+        <w:rPr>
+          <w:rFonts w:hint="eastAsia"/>
+          <w:sz w:val="28"/>
+          <w:szCs w:val="28"/>
+        </w:rPr>
+        <w:t>降低獨自生活的</w:t>
+      </w:r>
+      <w:r>
+        <w:rPr>
+          <w:rFonts w:hint="eastAsia"/>
+          <w:sz w:val="28"/>
+          <w:szCs w:val="28"/>
+        </w:rPr>
+        <w:t>寂寞感與</w:t>
+      </w:r>
+      <w:r>
+        <w:rPr>
+          <w:rFonts w:hint="eastAsia"/>
+          <w:sz w:val="28"/>
+          <w:szCs w:val="28"/>
+        </w:rPr>
+        <w:t>孤獨感</w:t>
+      </w:r>
+      <w:r>
+        <w:rPr>
+          <w:rFonts w:hint="eastAsia"/>
+          <w:sz w:val="28"/>
+          <w:szCs w:val="28"/>
+        </w:rPr>
+        <w:t>。</w:t>
+      </w:r>
+    </w:p>
+    <w:p>
+      <w:pPr>
+        <w:spacing w:line="240" w:lineRule="exact"/>
+        <w:jc w:val="both"/>
+        <w:rPr>
+          <w:rFonts w:hint="eastAsia"/>
+        </w:rPr>
+      </w:pPr>
+    </w:p>
+    <w:p>
+      <w:pPr>
+        <w:spacing w:line="480" w:lineRule="exact"/>
+        <w:ind w:firstLine="480"/>
+        <w:jc w:val="both"/>
+        <w:rPr>
+          <w:rFonts w:hint="eastAsia"/>
+          <w:sz w:val="28"/>
+          <w:szCs w:val="28"/>
+        </w:rPr>
+      </w:pPr>
+      <w:r>
+        <w:rPr>
+          <w:rFonts w:hint="eastAsia"/>
+          <w:sz w:val="28"/>
+          <w:szCs w:val="28"/>
+        </w:rPr>
+        <w:t>對於</w:t>
+      </w:r>
+      <w:r>
+        <w:rPr>
+          <w:rFonts w:hint="eastAsia"/>
+          <w:b/>
+          <w:bCs/>
+          <w:sz w:val="28"/>
+          <w:szCs w:val="28"/>
+        </w:rPr>
+        <w:t>家屬</w:t>
+      </w:r>
+      <w:r>
+        <w:rPr>
+          <w:rFonts w:hint="eastAsia"/>
+          <w:sz w:val="28"/>
+          <w:szCs w:val="28"/>
+        </w:rPr>
+        <w:t>層面的效益：預期本系統能顯著提升家庭照護的能力與效率，釋放青壯年世代的照護壓力。家屬不需要再為了長輩是否</w:t>
+      </w:r>
+      <w:r>
+        <w:rPr>
+          <w:rFonts w:hint="eastAsia"/>
+          <w:sz w:val="28"/>
+          <w:szCs w:val="28"/>
+        </w:rPr>
+        <w:t>情緒不佳、忘記吃藥、發生意外</w:t>
+      </w:r>
+      <w:r>
+        <w:rPr>
+          <w:rFonts w:hint="eastAsia"/>
+          <w:sz w:val="28"/>
+          <w:szCs w:val="28"/>
+        </w:rPr>
+        <w:t>而在上班時間提心吊膽，</w:t>
+      </w:r>
+      <w:r>
+        <w:rPr>
+          <w:rFonts w:hint="eastAsia"/>
+          <w:sz w:val="28"/>
+          <w:szCs w:val="28"/>
+        </w:rPr>
+        <w:t>不但可以透過監控與</w:t>
+      </w:r>
+      <w:r>
+        <w:rPr>
+          <w:rFonts w:hint="eastAsia"/>
+          <w:sz w:val="28"/>
+          <w:szCs w:val="28"/>
+        </w:rPr>
+        <w:t>GPS</w:t>
+      </w:r>
+      <w:r>
+        <w:rPr>
+          <w:rFonts w:hint="eastAsia"/>
+          <w:sz w:val="28"/>
+          <w:szCs w:val="28"/>
+        </w:rPr>
+        <w:t>掌握長輩足跡，</w:t>
+      </w:r>
+      <w:r>
+        <w:rPr>
+          <w:rFonts w:hint="eastAsia"/>
+          <w:sz w:val="28"/>
+          <w:szCs w:val="28"/>
+        </w:rPr>
+        <w:t>AI</w:t>
+      </w:r>
+      <w:r>
+        <w:rPr>
+          <w:rFonts w:hint="eastAsia"/>
+          <w:sz w:val="28"/>
+          <w:szCs w:val="28"/>
+        </w:rPr>
+        <w:t>系統</w:t>
+      </w:r>
+      <w:r>
+        <w:rPr>
+          <w:rFonts w:hint="eastAsia"/>
+          <w:sz w:val="28"/>
+          <w:szCs w:val="28"/>
+        </w:rPr>
+        <w:t>也</w:t>
+      </w:r>
+      <w:r>
+        <w:rPr>
+          <w:rFonts w:hint="eastAsia"/>
+          <w:sz w:val="28"/>
+          <w:szCs w:val="28"/>
+        </w:rPr>
+        <w:t>會完美代勞並回報結果；透過清晰的健康與情緒儀表板，家屬能隨時掌握長輩的真實狀況。更重要的是，在遭遇突發危險時，系統能確保家屬第一時間收到警報並啟動視訊。這不僅讓遠距照護變得更具效率，也極大地減輕了家屬因無法隨侍在側而產生的心理負擔與內疚感，進而穩固並增進整體家庭的情感連結。</w:t>
+      </w:r>
+    </w:p>
+    <w:p>
+      <w:pPr>
+        <w:spacing w:line="480" w:lineRule="exact"/>
+        <w:ind w:firstLine="480"/>
+        <w:jc w:val="both"/>
+        <w:rPr>
+          <w:rFonts w:hint="eastAsia"/>
+          <w:sz w:val="28"/>
+          <w:szCs w:val="28"/>
+        </w:rPr>
+      </w:pPr>
+      <w:r>
+        <w:rPr>
+          <w:rFonts w:hint="eastAsia"/>
+          <w:sz w:val="28"/>
+          <w:szCs w:val="28"/>
+        </w:rPr>
+        <w:t>未來，本系統也期望能作為一個穩固的發展平台，持續擴充更多符合高齡照護與生活輔助需求的功能。例如導入更深度的</w:t>
+      </w:r>
+      <w:r>
+        <w:rPr>
+          <w:rFonts w:hint="eastAsia"/>
+          <w:sz w:val="28"/>
+          <w:szCs w:val="28"/>
+        </w:rPr>
+        <w:t xml:space="preserve"> AI </w:t>
+      </w:r>
+      <w:r>
+        <w:rPr>
+          <w:rFonts w:hint="eastAsia"/>
+          <w:sz w:val="28"/>
+          <w:szCs w:val="28"/>
+        </w:rPr>
+        <w:t>預防醫學分析模組，或是結合</w:t>
+      </w:r>
+      <w:r>
+        <w:rPr>
+          <w:rFonts w:hint="eastAsia"/>
+          <w:sz w:val="28"/>
+          <w:szCs w:val="28"/>
+        </w:rPr>
+        <w:t xml:space="preserve"> AR/VR </w:t>
+      </w:r>
+      <w:r>
+        <w:rPr>
+          <w:rFonts w:hint="eastAsia"/>
+          <w:sz w:val="28"/>
+          <w:szCs w:val="28"/>
+        </w:rPr>
+        <w:t>的認知模擬訓練，逐步打造出完善且具擴充性的跨世代數位照護生態圈。</w:t>
+      </w:r>
+    </w:p>
+    <w:p>
+      <w:pPr>
+        <w:widowControl/>
+        <w:rPr>
+          <w:sz w:val="28"/>
+          <w:szCs w:val="28"/>
+        </w:rPr>
+      </w:pPr>
+      <w:r>
+        <w:rPr>
+          <w:sz w:val="28"/>
+          <w:szCs w:val="28"/>
+        </w:rPr>
+        <w:br w:type="page"/>
       </w:r>
     </w:p>
     <w:p>
@@ -1869,25 +2729,7 @@
           <w:sz w:val="28"/>
           <w:szCs w:val="28"/>
         </w:rPr>
-        <w:t xml:space="preserve"> </w:t>
-      </w:r>
-      <w:proofErr w:type="spellStart"/>
-      <w:r>
-        <w:rPr>
-          <w:rFonts w:hint="eastAsia"/>
-          <w:sz w:val="28"/>
-          <w:szCs w:val="28"/>
-        </w:rPr>
-        <w:t>FastAPI</w:t>
-      </w:r>
-      <w:proofErr w:type="spellEnd"/>
-      <w:r>
-        <w:rPr>
-          <w:rFonts w:hint="eastAsia"/>
-          <w:sz w:val="28"/>
-          <w:szCs w:val="28"/>
-        </w:rPr>
-        <w:t xml:space="preserve"> </w:t>
+        <w:t xml:space="preserve"> FastAPI </w:t>
       </w:r>
       <w:r>
         <w:rPr>
@@ -2632,25 +3474,7 @@
           <w:sz w:val="28"/>
           <w:szCs w:val="28"/>
         </w:rPr>
-        <w:t xml:space="preserve"> </w:t>
-      </w:r>
-      <w:proofErr w:type="spellStart"/>
-      <w:r>
-        <w:rPr>
-          <w:rFonts w:hint="eastAsia"/>
-          <w:sz w:val="28"/>
-          <w:szCs w:val="28"/>
-        </w:rPr>
-        <w:t>FastAPI</w:t>
-      </w:r>
-      <w:proofErr w:type="spellEnd"/>
-      <w:r>
-        <w:rPr>
-          <w:rFonts w:hint="eastAsia"/>
-          <w:sz w:val="28"/>
-          <w:szCs w:val="28"/>
-        </w:rPr>
-        <w:t xml:space="preserve"> </w:t>
+        <w:t xml:space="preserve"> FastAPI </w:t>
       </w:r>
       <w:r>
         <w:rPr>
@@ -4848,17 +5672,32 @@
           <w:szCs w:val="28"/>
         </w:rPr>
         <w:tab/>
-      </w:r>
-      <w:proofErr w:type="spellStart"/>
-      <w:r>
-        <w:rPr>
-          <w:rFonts w:hint="eastAsia"/>
-          <w:sz w:val="28"/>
-          <w:szCs w:val="28"/>
-        </w:rPr>
-        <w:t>FastAPI</w:t>
-      </w:r>
-      <w:proofErr w:type="spellEnd"/>
+        <w:t xml:space="preserve">FastAPI </w:t>
+      </w:r>
+      <w:r>
+        <w:rPr>
+          <w:rFonts w:hint="eastAsia"/>
+          <w:sz w:val="28"/>
+          <w:szCs w:val="28"/>
+        </w:rPr>
+        <w:t>高效能</w:t>
+      </w:r>
+      <w:r>
+        <w:rPr>
+          <w:rFonts w:hint="eastAsia"/>
+          <w:sz w:val="28"/>
+          <w:szCs w:val="28"/>
+        </w:rPr>
+        <w:t xml:space="preserve"> API </w:t>
+      </w:r>
+      <w:r>
+        <w:rPr>
+          <w:rFonts w:hint="eastAsia"/>
+          <w:sz w:val="28"/>
+          <w:szCs w:val="28"/>
+        </w:rPr>
+        <w:t>伺服器：</w:t>
+      </w:r>
       <w:r>
         <w:rPr>
           <w:rFonts w:hint="eastAsia"/>
@@ -4873,38 +5712,6 @@
           <w:sz w:val="28"/>
           <w:szCs w:val="28"/>
         </w:rPr>
-        <w:t>高效能</w:t>
-      </w:r>
-      <w:r>
-        <w:rPr>
-          <w:rFonts w:hint="eastAsia"/>
-          <w:sz w:val="28"/>
-          <w:szCs w:val="28"/>
-        </w:rPr>
-        <w:t xml:space="preserve"> API </w:t>
-      </w:r>
-      <w:r>
-        <w:rPr>
-          <w:rFonts w:hint="eastAsia"/>
-          <w:sz w:val="28"/>
-          <w:szCs w:val="28"/>
-        </w:rPr>
-        <w:t>伺服器：</w:t>
-      </w:r>
-      <w:r>
-        <w:rPr>
-          <w:rFonts w:hint="eastAsia"/>
-          <w:sz w:val="28"/>
-          <w:szCs w:val="28"/>
-        </w:rPr>
-        <w:t xml:space="preserve"> </w:t>
-      </w:r>
-      <w:r>
-        <w:rPr>
-          <w:rFonts w:hint="eastAsia"/>
-          <w:sz w:val="28"/>
-          <w:szCs w:val="28"/>
-        </w:rPr>
         <w:t>選用具備極高執行效能的</w:t>
       </w:r>
       <w:r>
@@ -4913,25 +5720,7 @@
           <w:sz w:val="28"/>
           <w:szCs w:val="28"/>
         </w:rPr>
-        <w:t xml:space="preserve"> </w:t>
-      </w:r>
-      <w:proofErr w:type="spellStart"/>
-      <w:r>
-        <w:rPr>
-          <w:rFonts w:hint="eastAsia"/>
-          <w:sz w:val="28"/>
-          <w:szCs w:val="28"/>
-        </w:rPr>
-        <w:t>FastAPI</w:t>
-      </w:r>
-      <w:proofErr w:type="spellEnd"/>
-      <w:r>
-        <w:rPr>
-          <w:rFonts w:hint="eastAsia"/>
-          <w:sz w:val="28"/>
-          <w:szCs w:val="28"/>
-        </w:rPr>
-        <w:t xml:space="preserve"> (Python) </w:t>
+        <w:t xml:space="preserve"> FastAPI (Python) </w:t>
       </w:r>
       <w:r>
         <w:rPr>
@@ -5072,23 +5861,13 @@
         </w:rPr>
         <w:t>文本生成），</w:t>
       </w:r>
-      <w:proofErr w:type="spellStart"/>
-      <w:r>
-        <w:rPr>
-          <w:rFonts w:hint="eastAsia"/>
-          <w:sz w:val="28"/>
-          <w:szCs w:val="28"/>
-        </w:rPr>
-        <w:t>FastAPI</w:t>
-      </w:r>
-      <w:proofErr w:type="spellEnd"/>
-      <w:r>
-        <w:rPr>
-          <w:rFonts w:hint="eastAsia"/>
-          <w:sz w:val="28"/>
-          <w:szCs w:val="28"/>
-        </w:rPr>
-        <w:t xml:space="preserve"> </w:t>
+      <w:r>
+        <w:rPr>
+          <w:rFonts w:hint="eastAsia"/>
+          <w:sz w:val="28"/>
+          <w:szCs w:val="28"/>
+        </w:rPr>
+        <w:t xml:space="preserve">FastAPI </w:t>
       </w:r>
       <w:r>
         <w:rPr>
@@ -5757,25 +6536,7 @@
           <w:sz w:val="28"/>
           <w:szCs w:val="28"/>
         </w:rPr>
-        <w:t xml:space="preserve"> </w:t>
-      </w:r>
-      <w:proofErr w:type="spellStart"/>
-      <w:r>
-        <w:rPr>
-          <w:rFonts w:hint="eastAsia"/>
-          <w:sz w:val="28"/>
-          <w:szCs w:val="28"/>
-        </w:rPr>
-        <w:t>FastAPI</w:t>
-      </w:r>
-      <w:proofErr w:type="spellEnd"/>
-      <w:r>
-        <w:rPr>
-          <w:rFonts w:hint="eastAsia"/>
-          <w:sz w:val="28"/>
-          <w:szCs w:val="28"/>
-        </w:rPr>
-        <w:t xml:space="preserve"> </w:t>
+        <w:t xml:space="preserve"> FastAPI </w:t>
       </w:r>
       <w:r>
         <w:rPr>
@@ -5807,25 +6568,7 @@
           <w:sz w:val="28"/>
           <w:szCs w:val="28"/>
         </w:rPr>
-        <w:t xml:space="preserve"> </w:t>
-      </w:r>
-      <w:proofErr w:type="spellStart"/>
-      <w:r>
-        <w:rPr>
-          <w:rFonts w:hint="eastAsia"/>
-          <w:sz w:val="28"/>
-          <w:szCs w:val="28"/>
-        </w:rPr>
-        <w:t>SQLAlchemy</w:t>
-      </w:r>
-      <w:proofErr w:type="spellEnd"/>
-      <w:r>
-        <w:rPr>
-          <w:rFonts w:hint="eastAsia"/>
-          <w:sz w:val="28"/>
-          <w:szCs w:val="28"/>
-        </w:rPr>
-        <w:t xml:space="preserve"> 2.0 </w:t>
+        <w:t xml:space="preserve"> SQLAlchemy 2.0 </w:t>
       </w:r>
       <w:r>
         <w:rPr>
@@ -5841,18 +6584,8 @@
           <w:sz w:val="28"/>
           <w:szCs w:val="28"/>
         </w:rPr>
-        <w:t xml:space="preserve"> </w:t>
-      </w:r>
-      <w:proofErr w:type="spellStart"/>
-      <w:r>
-        <w:rPr>
-          <w:rFonts w:hint="eastAsia"/>
-          <w:sz w:val="28"/>
-          <w:szCs w:val="28"/>
-        </w:rPr>
-        <w:t>SQLModel</w:t>
-      </w:r>
-      <w:proofErr w:type="spellEnd"/>
+        <w:t xml:space="preserve"> SQLModel</w:t>
+      </w:r>
       <w:r>
         <w:rPr>
           <w:rFonts w:hint="eastAsia"/>
@@ -5934,25 +6667,7 @@
           <w:sz w:val="28"/>
           <w:szCs w:val="28"/>
         </w:rPr>
-        <w:t xml:space="preserve"> </w:t>
-      </w:r>
-      <w:proofErr w:type="spellStart"/>
-      <w:r>
-        <w:rPr>
-          <w:rFonts w:hint="eastAsia"/>
-          <w:sz w:val="28"/>
-          <w:szCs w:val="28"/>
-        </w:rPr>
-        <w:t>MinIO</w:t>
-      </w:r>
-      <w:proofErr w:type="spellEnd"/>
-      <w:r>
-        <w:rPr>
-          <w:rFonts w:hint="eastAsia"/>
-          <w:sz w:val="28"/>
-          <w:szCs w:val="28"/>
-        </w:rPr>
-        <w:t xml:space="preserve"> </w:t>
+        <w:t xml:space="preserve"> MinIO </w:t>
       </w:r>
       <w:r>
         <w:rPr>
@@ -6739,18 +7454,8 @@
           <w:sz w:val="28"/>
           <w:szCs w:val="28"/>
         </w:rPr>
-        <w:t xml:space="preserve"> </w:t>
-      </w:r>
-      <w:proofErr w:type="spellStart"/>
-      <w:r>
-        <w:rPr>
-          <w:rFonts w:hint="eastAsia"/>
-          <w:sz w:val="28"/>
-          <w:szCs w:val="28"/>
-        </w:rPr>
-        <w:t>QRCode</w:t>
-      </w:r>
-      <w:proofErr w:type="spellEnd"/>
+        <w:t xml:space="preserve"> QRCode</w:t>
+      </w:r>
       <w:r>
         <w:rPr>
           <w:rFonts w:hint="eastAsia"/>
@@ -7823,7 +8528,6 @@
                 <w:szCs w:val="28"/>
               </w:rPr>
             </w:pPr>
-            <w:proofErr w:type="spellStart"/>
             <w:r>
               <w:rPr>
                 <w:rFonts w:ascii="Times New Roman" w:eastAsia="標楷體" w:hAnsi="Times New Roman"/>
@@ -7832,18 +8536,7 @@
                 <w:sz w:val="28"/>
                 <w:szCs w:val="28"/>
               </w:rPr>
-              <w:t>CaringVillage</w:t>
-            </w:r>
-            <w:proofErr w:type="spellEnd"/>
-            <w:r>
-              <w:rPr>
-                <w:rFonts w:ascii="Times New Roman" w:eastAsia="標楷體" w:hAnsi="Times New Roman"/>
-                <w:b/>
-                <w:bCs/>
-                <w:sz w:val="28"/>
-                <w:szCs w:val="28"/>
-              </w:rPr>
-              <w:t xml:space="preserve"> (</w:t>
+              <w:t>CaringVillage (</w:t>
             </w:r>
             <w:r>
               <w:rPr>
@@ -8694,7 +9387,6 @@
                 <w:szCs w:val="28"/>
               </w:rPr>
             </w:pPr>
-            <w:proofErr w:type="spellStart"/>
             <w:r>
               <w:rPr>
                 <w:rFonts w:ascii="Times New Roman" w:eastAsia="標楷體" w:hAnsi="Times New Roman"/>
@@ -8702,16 +9394,7 @@
                 <w:szCs w:val="28"/>
               </w:rPr>
               <w:lastRenderedPageBreak/>
-              <w:t>FastAPI</w:t>
-            </w:r>
-            <w:proofErr w:type="spellEnd"/>
-            <w:r>
-              <w:rPr>
-                <w:rFonts w:ascii="Times New Roman" w:eastAsia="標楷體" w:hAnsi="Times New Roman"/>
-                <w:sz w:val="28"/>
-                <w:szCs w:val="28"/>
-              </w:rPr>
-              <w:t xml:space="preserve"> + Flutter + LLM </w:t>
+              <w:t xml:space="preserve">FastAPI + Flutter + LLM </w:t>
             </w:r>
             <w:r>
               <w:rPr>
@@ -8949,7 +9632,6 @@
                 <w:sz w:val="28"/>
                 <w:szCs w:val="28"/>
               </w:rPr>
-              <w:lastRenderedPageBreak/>
               <w:t>家屬參與度</w:t>
             </w:r>
           </w:p>
@@ -9582,7 +10264,6 @@
                 <w:szCs w:val="28"/>
               </w:rPr>
             </w:pPr>
-            <w:proofErr w:type="spellStart"/>
             <w:r>
               <w:rPr>
                 <w:rFonts w:ascii="Times New Roman" w:eastAsia="標楷體" w:hAnsi="Times New Roman"/>
@@ -9591,18 +10272,7 @@
                 <w:sz w:val="28"/>
                 <w:szCs w:val="28"/>
               </w:rPr>
-              <w:t>CaringVillage</w:t>
-            </w:r>
-            <w:proofErr w:type="spellEnd"/>
-            <w:r>
-              <w:rPr>
-                <w:rFonts w:ascii="Times New Roman" w:eastAsia="標楷體" w:hAnsi="Times New Roman"/>
-                <w:b/>
-                <w:bCs/>
-                <w:sz w:val="28"/>
-                <w:szCs w:val="28"/>
-              </w:rPr>
-              <w:t xml:space="preserve"> (</w:t>
+              <w:t>CaringVillage (</w:t>
             </w:r>
             <w:r>
               <w:rPr>
@@ -12311,25 +12981,7 @@
                 <w:sz w:val="28"/>
                 <w:szCs w:val="28"/>
               </w:rPr>
-              <w:t xml:space="preserve"> </w:t>
-            </w:r>
-            <w:proofErr w:type="spellStart"/>
-            <w:r>
-              <w:rPr>
-                <w:rFonts w:ascii="Times New Roman" w:eastAsia="標楷體" w:hAnsi="Times New Roman"/>
-                <w:sz w:val="28"/>
-                <w:szCs w:val="28"/>
-              </w:rPr>
-              <w:t>FastAPI</w:t>
-            </w:r>
-            <w:proofErr w:type="spellEnd"/>
-            <w:r>
-              <w:rPr>
-                <w:rFonts w:ascii="Times New Roman" w:eastAsia="標楷體" w:hAnsi="Times New Roman"/>
-                <w:sz w:val="28"/>
-                <w:szCs w:val="28"/>
-              </w:rPr>
-              <w:t xml:space="preserve"> </w:t>
+              <w:t xml:space="preserve"> FastAPI </w:t>
             </w:r>
             <w:r>
               <w:rPr>
@@ -13347,7 +13999,6 @@
                 <w:sz w:val="28"/>
                 <w:szCs w:val="28"/>
               </w:rPr>
-              <w:lastRenderedPageBreak/>
               <w:t>外部威脅</w:t>
             </w:r>
             <w:r>
@@ -14579,23 +15230,13 @@
               </w:rPr>
               <w:t>、</w:t>
             </w:r>
-            <w:proofErr w:type="spellStart"/>
             <w:r>
               <w:rPr>
                 <w:rFonts w:hint="eastAsia"/>
                 <w:sz w:val="28"/>
                 <w:szCs w:val="28"/>
               </w:rPr>
-              <w:t>Wifi</w:t>
-            </w:r>
-            <w:proofErr w:type="spellEnd"/>
-            <w:r>
-              <w:rPr>
-                <w:rFonts w:hint="eastAsia"/>
-                <w:sz w:val="28"/>
-                <w:szCs w:val="28"/>
-              </w:rPr>
-              <w:t xml:space="preserve"> 4.0</w:t>
+              <w:t>Wifi 4.0</w:t>
             </w:r>
             <w:r>
               <w:rPr>
@@ -14694,23 +15335,7 @@
                 <w:sz w:val="28"/>
                 <w:szCs w:val="28"/>
               </w:rPr>
-              <w:t xml:space="preserve"> </w:t>
-            </w:r>
-            <w:proofErr w:type="spellStart"/>
-            <w:r>
-              <w:rPr>
-                <w:sz w:val="28"/>
-                <w:szCs w:val="28"/>
-              </w:rPr>
-              <w:t>Exynos</w:t>
-            </w:r>
-            <w:proofErr w:type="spellEnd"/>
-            <w:r>
-              <w:rPr>
-                <w:sz w:val="28"/>
-                <w:szCs w:val="28"/>
-              </w:rPr>
-              <w:t xml:space="preserve"> 7580</w:t>
+              <w:t xml:space="preserve"> Exynos 7580</w:t>
             </w:r>
             <w:r>
               <w:rPr>
@@ -15490,7 +16115,7 @@
                 <w:szCs w:val="28"/>
               </w:rPr>
               <w:drawing>
-                <wp:anchor distT="0" distB="0" distL="114300" distR="114300" simplePos="0" relativeHeight="251669504" behindDoc="0" locked="0" layoutInCell="1" allowOverlap="1" wp14:anchorId="1B11D558" wp14:editId="05C9BFC8">
+                <wp:anchor distT="0" distB="0" distL="114300" distR="114300" simplePos="0" relativeHeight="251669504" behindDoc="0" locked="0" layoutInCell="1" allowOverlap="1" wp14:anchorId="1B11D558" wp14:editId="4D8ECBA1">
                   <wp:simplePos x="0" y="0"/>
                   <wp:positionH relativeFrom="column">
                     <wp:posOffset>161925</wp:posOffset>
@@ -15659,7 +16284,7 @@
                 <w:szCs w:val="28"/>
               </w:rPr>
               <w:drawing>
-                <wp:anchor distT="0" distB="0" distL="114300" distR="114300" simplePos="0" relativeHeight="251666432" behindDoc="0" locked="0" layoutInCell="1" allowOverlap="1" wp14:anchorId="25D3E8E9" wp14:editId="79CE98D3">
+                <wp:anchor distT="0" distB="0" distL="114300" distR="114300" simplePos="0" relativeHeight="251666432" behindDoc="0" locked="0" layoutInCell="1" allowOverlap="1" wp14:anchorId="25D3E8E9" wp14:editId="0FA87B4C">
                   <wp:simplePos x="0" y="0"/>
                   <wp:positionH relativeFrom="column">
                     <wp:posOffset>405765</wp:posOffset>
@@ -15888,7 +16513,7 @@
                 <w:szCs w:val="28"/>
               </w:rPr>
               <w:drawing>
-                <wp:inline distT="0" distB="0" distL="0" distR="0" wp14:anchorId="06A2723F" wp14:editId="7F0EE75B">
+                <wp:inline distT="0" distB="0" distL="0" distR="0" wp14:anchorId="06A2723F" wp14:editId="1941E2DA">
                   <wp:extent cx="594360" cy="594360"/>
                   <wp:effectExtent l="0" t="0" r="0" b="0"/>
                   <wp:docPr id="2107946149" name="圖片 10" descr="Git] Git Client 版本管理工具- Fork ~ m@rcus 學習筆記"/>
@@ -15953,23 +16578,13 @@
                 <w:szCs w:val="28"/>
               </w:rPr>
             </w:pPr>
-            <w:proofErr w:type="spellStart"/>
             <w:r>
               <w:rPr>
                 <w:rFonts w:ascii="Times New Roman" w:eastAsia="標楷體" w:hAnsi="Times New Roman" w:hint="eastAsia"/>
                 <w:sz w:val="28"/>
                 <w:szCs w:val="28"/>
               </w:rPr>
-              <w:t>GitKraken</w:t>
-            </w:r>
-            <w:proofErr w:type="spellEnd"/>
-            <w:r>
-              <w:rPr>
-                <w:rFonts w:ascii="Times New Roman" w:eastAsia="標楷體" w:hAnsi="Times New Roman" w:hint="eastAsia"/>
-                <w:sz w:val="28"/>
-                <w:szCs w:val="28"/>
-              </w:rPr>
-              <w:t>, Fork</w:t>
+              <w:t>GitKraken, Fork</w:t>
             </w:r>
           </w:p>
         </w:tc>
@@ -16617,7 +17232,6 @@
                 <w:szCs w:val="28"/>
               </w:rPr>
             </w:pPr>
-            <w:proofErr w:type="spellStart"/>
             <w:r>
               <w:rPr>
                 <w:rFonts w:ascii="Times New Roman" w:eastAsia="標楷體" w:hAnsi="Times New Roman" w:hint="eastAsia"/>
@@ -16626,7 +17240,6 @@
               </w:rPr>
               <w:t>FastAPI</w:t>
             </w:r>
-            <w:proofErr w:type="spellEnd"/>
           </w:p>
         </w:tc>
       </w:tr>
@@ -17093,7 +17706,7 @@
                 <w:szCs w:val="28"/>
               </w:rPr>
               <w:drawing>
-                <wp:anchor distT="0" distB="0" distL="114300" distR="114300" simplePos="0" relativeHeight="251662336" behindDoc="0" locked="0" layoutInCell="1" allowOverlap="1" wp14:anchorId="4FB11CE0" wp14:editId="537D0AA9">
+                <wp:anchor distT="0" distB="0" distL="114300" distR="114300" simplePos="0" relativeHeight="251662336" behindDoc="0" locked="0" layoutInCell="1" allowOverlap="1" wp14:anchorId="4FB11CE0" wp14:editId="69E1DF56">
                   <wp:simplePos x="0" y="0"/>
                   <wp:positionH relativeFrom="column">
                     <wp:posOffset>695325</wp:posOffset>
@@ -17156,7 +17769,7 @@
                 <w:szCs w:val="28"/>
               </w:rPr>
               <w:drawing>
-                <wp:anchor distT="0" distB="0" distL="114300" distR="114300" simplePos="0" relativeHeight="251663360" behindDoc="0" locked="0" layoutInCell="1" allowOverlap="1" wp14:anchorId="156C97B8" wp14:editId="6C88B462">
+                <wp:anchor distT="0" distB="0" distL="114300" distR="114300" simplePos="0" relativeHeight="251663360" behindDoc="0" locked="0" layoutInCell="1" allowOverlap="1" wp14:anchorId="156C97B8" wp14:editId="6AF23B82">
                   <wp:simplePos x="0" y="0"/>
                   <wp:positionH relativeFrom="column">
                     <wp:posOffset>55245</wp:posOffset>
@@ -17235,36 +17848,8 @@
                 <w:sz w:val="28"/>
                 <w:szCs w:val="28"/>
               </w:rPr>
-              <w:t xml:space="preserve">MySQL Workbench, </w:t>
-            </w:r>
-            <w:proofErr w:type="spellStart"/>
-            <w:r>
-              <w:rPr>
-                <w:rFonts w:ascii="Times New Roman" w:eastAsia="標楷體" w:hAnsi="Times New Roman" w:hint="eastAsia"/>
-                <w:sz w:val="28"/>
-                <w:szCs w:val="28"/>
-              </w:rPr>
-              <w:t>DBeaver</w:t>
-            </w:r>
-            <w:proofErr w:type="spellEnd"/>
-            <w:r>
-              <w:rPr>
-                <w:rFonts w:ascii="Times New Roman" w:eastAsia="標楷體" w:hAnsi="Times New Roman" w:hint="eastAsia"/>
-                <w:sz w:val="28"/>
-                <w:szCs w:val="28"/>
-              </w:rPr>
-              <w:t xml:space="preserve">, </w:t>
-            </w:r>
-            <w:proofErr w:type="spellStart"/>
-            <w:r>
-              <w:rPr>
-                <w:rFonts w:ascii="Times New Roman" w:eastAsia="標楷體" w:hAnsi="Times New Roman" w:hint="eastAsia"/>
-                <w:sz w:val="28"/>
-                <w:szCs w:val="28"/>
-              </w:rPr>
-              <w:t>SQLAlchemy</w:t>
-            </w:r>
-            <w:proofErr w:type="spellEnd"/>
+              <w:t>MySQL Workbench, DBeaver, SQLAlchemy</w:t>
+            </w:r>
           </w:p>
         </w:tc>
       </w:tr>
@@ -17799,25 +18384,7 @@
                 <w:sz w:val="28"/>
                 <w:szCs w:val="28"/>
               </w:rPr>
-              <w:t xml:space="preserve">Gemini, ChatGPT, Claude, </w:t>
-            </w:r>
-            <w:proofErr w:type="spellStart"/>
-            <w:r>
-              <w:rPr>
-                <w:rFonts w:ascii="Times New Roman" w:eastAsia="標楷體" w:hAnsi="Times New Roman" w:hint="eastAsia"/>
-                <w:sz w:val="28"/>
-                <w:szCs w:val="28"/>
-              </w:rPr>
-              <w:t>Github</w:t>
-            </w:r>
-            <w:proofErr w:type="spellEnd"/>
-            <w:r>
-              <w:rPr>
-                <w:rFonts w:ascii="Times New Roman" w:eastAsia="標楷體" w:hAnsi="Times New Roman" w:hint="eastAsia"/>
-                <w:sz w:val="28"/>
-                <w:szCs w:val="28"/>
-              </w:rPr>
-              <w:t xml:space="preserve"> Copilot</w:t>
+              <w:t>Gemini, ChatGPT, Claude, Github Copilot</w:t>
             </w:r>
           </w:p>
         </w:tc>
@@ -18192,7 +18759,7 @@
                 <w:szCs w:val="28"/>
               </w:rPr>
               <w:drawing>
-                <wp:anchor distT="0" distB="0" distL="114300" distR="114300" simplePos="0" relativeHeight="251678720" behindDoc="0" locked="0" layoutInCell="1" allowOverlap="1" wp14:anchorId="2EF2DB82" wp14:editId="171DC7DA">
+                <wp:anchor distT="0" distB="0" distL="114300" distR="114300" simplePos="0" relativeHeight="251678720" behindDoc="0" locked="0" layoutInCell="1" allowOverlap="1" wp14:anchorId="2EF2DB82" wp14:editId="764C5F55">
                   <wp:simplePos x="0" y="0"/>
                   <wp:positionH relativeFrom="column">
                     <wp:posOffset>47625</wp:posOffset>
@@ -18271,25 +18838,7 @@
                 <w:sz w:val="28"/>
                 <w:szCs w:val="28"/>
               </w:rPr>
-              <w:t xml:space="preserve">Canva, </w:t>
-            </w:r>
-            <w:proofErr w:type="spellStart"/>
-            <w:r>
-              <w:rPr>
-                <w:rFonts w:ascii="Times New Roman" w:eastAsia="標楷體" w:hAnsi="Times New Roman" w:hint="eastAsia"/>
-                <w:sz w:val="28"/>
-                <w:szCs w:val="28"/>
-              </w:rPr>
-              <w:t>Powerpoint</w:t>
-            </w:r>
-            <w:proofErr w:type="spellEnd"/>
-            <w:r>
-              <w:rPr>
-                <w:rFonts w:ascii="Times New Roman" w:eastAsia="標楷體" w:hAnsi="Times New Roman" w:hint="eastAsia"/>
-                <w:sz w:val="28"/>
-                <w:szCs w:val="28"/>
-              </w:rPr>
-              <w:t xml:space="preserve">, Gamma </w:t>
+              <w:t xml:space="preserve">Canva, Powerpoint, Gamma </w:t>
             </w:r>
           </w:p>
         </w:tc>
@@ -21452,23 +22001,13 @@
                 <w:szCs w:val="28"/>
               </w:rPr>
             </w:pPr>
-            <w:proofErr w:type="spellStart"/>
             <w:r>
               <w:rPr>
                 <w:rFonts w:ascii="Times New Roman" w:eastAsia="標楷體" w:hAnsi="Times New Roman" w:hint="eastAsia"/>
                 <w:sz w:val="28"/>
                 <w:szCs w:val="28"/>
               </w:rPr>
-              <w:t>Ollama</w:t>
-            </w:r>
-            <w:proofErr w:type="spellEnd"/>
-            <w:r>
-              <w:rPr>
-                <w:rFonts w:ascii="Times New Roman" w:eastAsia="標楷體" w:hAnsi="Times New Roman" w:hint="eastAsia"/>
-                <w:sz w:val="28"/>
-                <w:szCs w:val="28"/>
-              </w:rPr>
-              <w:t xml:space="preserve"> LLM</w:t>
+              <w:t>Ollama LLM</w:t>
             </w:r>
             <w:r>
               <w:rPr>
@@ -32299,7 +32838,7 @@
         </w:rPr>
         <w:lastRenderedPageBreak/>
         <w:drawing>
-          <wp:anchor distT="0" distB="0" distL="114300" distR="114300" simplePos="0" relativeHeight="251705344" behindDoc="0" locked="0" layoutInCell="1" allowOverlap="1" wp14:anchorId="226E2AB6" wp14:editId="4CB6AD28">
+          <wp:anchor distT="0" distB="0" distL="114300" distR="114300" simplePos="0" relativeHeight="251705344" behindDoc="0" locked="0" layoutInCell="1" allowOverlap="1" wp14:anchorId="226E2AB6" wp14:editId="4385925A">
             <wp:simplePos x="0" y="0"/>
             <wp:positionH relativeFrom="margin">
               <wp:align>center</wp:align>
@@ -33183,11 +33722,80 @@
       </w:pPr>
       <w:r>
         <w:rPr>
+          <w:b/>
+          <w:bCs/>
+          <w:noProof/>
+        </w:rPr>
+        <w:lastRenderedPageBreak/>
+        <w:drawing>
+          <wp:anchor distT="0" distB="0" distL="114300" distR="114300" simplePos="0" relativeHeight="251723776" behindDoc="0" locked="0" layoutInCell="1" allowOverlap="1" wp14:anchorId="45B11A8F" wp14:editId="1EB5D0FA">
+            <wp:simplePos x="0" y="0"/>
+            <wp:positionH relativeFrom="margin">
+              <wp:align>center</wp:align>
+            </wp:positionH>
+            <wp:positionV relativeFrom="paragraph">
+              <wp:posOffset>459740</wp:posOffset>
+            </wp:positionV>
+            <wp:extent cx="7221220" cy="4526280"/>
+            <wp:effectExtent l="0" t="0" r="0" b="7620"/>
+            <wp:wrapTopAndBottom/>
+            <wp:docPr id="851041914" name="圖片 2"/>
+            <wp:cNvGraphicFramePr>
+              <a:graphicFrameLocks xmlns:a="http://schemas.openxmlformats.org/drawingml/2006/main" noChangeAspect="1"/>
+            </wp:cNvGraphicFramePr>
+            <a:graphic xmlns:a="http://schemas.openxmlformats.org/drawingml/2006/main">
+              <a:graphicData uri="http://schemas.openxmlformats.org/drawingml/2006/picture">
+                <pic:pic xmlns:pic="http://schemas.openxmlformats.org/drawingml/2006/picture">
+                  <pic:nvPicPr>
+                    <pic:cNvPr id="0" name="Picture 2"/>
+                    <pic:cNvPicPr>
+                      <a:picLocks noChangeAspect="1" noChangeArrowheads="1"/>
+                    </pic:cNvPicPr>
+                  </pic:nvPicPr>
+                  <pic:blipFill>
+                    <a:blip r:embed="rId70" cstate="print">
+                      <a:extLst>
+                        <a:ext uri="{28A0092B-C50C-407E-A947-70E740481C1C}">
+                          <a14:useLocalDpi xmlns:a14="http://schemas.microsoft.com/office/drawing/2010/main" val="0"/>
+                        </a:ext>
+                      </a:extLst>
+                    </a:blip>
+                    <a:srcRect/>
+                    <a:stretch>
+                      <a:fillRect/>
+                    </a:stretch>
+                  </pic:blipFill>
+                  <pic:spPr bwMode="auto">
+                    <a:xfrm>
+                      <a:off x="0" y="0"/>
+                      <a:ext cx="7221220" cy="4526280"/>
+                    </a:xfrm>
+                    <a:prstGeom prst="rect">
+                      <a:avLst/>
+                    </a:prstGeom>
+                    <a:noFill/>
+                    <a:ln>
+                      <a:noFill/>
+                    </a:ln>
+                  </pic:spPr>
+                </pic:pic>
+              </a:graphicData>
+            </a:graphic>
+            <wp14:sizeRelH relativeFrom="margin">
+              <wp14:pctWidth>0</wp14:pctWidth>
+            </wp14:sizeRelH>
+            <wp14:sizeRelV relativeFrom="margin">
+              <wp14:pctHeight>0</wp14:pctHeight>
+            </wp14:sizeRelV>
+          </wp:anchor>
+        </w:drawing>
+      </w:r>
+      <w:r>
+        <w:rPr>
           <w:rFonts w:hint="eastAsia"/>
           <w:sz w:val="32"/>
           <w:szCs w:val="32"/>
         </w:rPr>
-        <w:lastRenderedPageBreak/>
         <w:t xml:space="preserve">6-2 </w:t>
       </w:r>
       <w:r>
@@ -33285,7 +33893,7 @@
           <w:noProof/>
         </w:rPr>
         <w:drawing>
-          <wp:anchor distT="0" distB="0" distL="114300" distR="114300" simplePos="0" relativeHeight="251713536" behindDoc="0" locked="0" layoutInCell="1" allowOverlap="1" wp14:anchorId="68CDFAF6" wp14:editId="4E271753">
+          <wp:anchor distT="0" distB="0" distL="114300" distR="114300" simplePos="0" relativeHeight="251713536" behindDoc="0" locked="0" layoutInCell="1" allowOverlap="1" wp14:anchorId="68CDFAF6" wp14:editId="5D313330">
             <wp:simplePos x="0" y="0"/>
             <wp:positionH relativeFrom="margin">
               <wp:posOffset>125730</wp:posOffset>
@@ -33310,7 +33918,7 @@
                     </pic:cNvPicPr>
                   </pic:nvPicPr>
                   <pic:blipFill>
-                    <a:blip r:embed="rId70" cstate="print">
+                    <a:blip r:embed="rId71" cstate="print">
                       <a:extLst>
                         <a:ext uri="{28A0092B-C50C-407E-A947-70E740481C1C}">
                           <a14:useLocalDpi xmlns:a14="http://schemas.microsoft.com/office/drawing/2010/main" val="0"/>
@@ -33432,7 +34040,7 @@
                     </pic:cNvPicPr>
                   </pic:nvPicPr>
                   <pic:blipFill>
-                    <a:blip r:embed="rId71" cstate="print">
+                    <a:blip r:embed="rId72" cstate="print">
                       <a:extLst>
                         <a:ext uri="{28A0092B-C50C-407E-A947-70E740481C1C}">
                           <a14:useLocalDpi xmlns:a14="http://schemas.microsoft.com/office/drawing/2010/main" val="0"/>
@@ -33554,7 +34162,7 @@
                     </pic:cNvPicPr>
                   </pic:nvPicPr>
                   <pic:blipFill>
-                    <a:blip r:embed="rId72" cstate="print">
+                    <a:blip r:embed="rId73" cstate="print">
                       <a:extLst>
                         <a:ext uri="{28A0092B-C50C-407E-A947-70E740481C1C}">
                           <a14:useLocalDpi xmlns:a14="http://schemas.microsoft.com/office/drawing/2010/main" val="0"/>
@@ -33721,7 +34329,7 @@
                     </pic:cNvPicPr>
                   </pic:nvPicPr>
                   <pic:blipFill>
-                    <a:blip r:embed="rId73" cstate="print">
+                    <a:blip r:embed="rId74" cstate="print">
                       <a:extLst>
                         <a:ext uri="{28A0092B-C50C-407E-A947-70E740481C1C}">
                           <a14:useLocalDpi xmlns:a14="http://schemas.microsoft.com/office/drawing/2010/main" val="0"/>
@@ -33804,7 +34412,7 @@
           <w:noProof/>
         </w:rPr>
         <w:drawing>
-          <wp:anchor distT="0" distB="0" distL="114300" distR="114300" simplePos="0" relativeHeight="251717632" behindDoc="0" locked="0" layoutInCell="1" allowOverlap="1" wp14:anchorId="633A5A1B" wp14:editId="3EE40F2D">
+          <wp:anchor distT="0" distB="0" distL="114300" distR="114300" simplePos="0" relativeHeight="251717632" behindDoc="0" locked="0" layoutInCell="1" allowOverlap="1" wp14:anchorId="633A5A1B" wp14:editId="2C29DDDD">
             <wp:simplePos x="0" y="0"/>
             <wp:positionH relativeFrom="column">
               <wp:posOffset>2540</wp:posOffset>
@@ -33829,7 +34437,7 @@
                     </pic:cNvPicPr>
                   </pic:nvPicPr>
                   <pic:blipFill>
-                    <a:blip r:embed="rId74" cstate="print">
+                    <a:blip r:embed="rId75" cstate="print">
                       <a:extLst>
                         <a:ext uri="{28A0092B-C50C-407E-A947-70E740481C1C}">
                           <a14:useLocalDpi xmlns:a14="http://schemas.microsoft.com/office/drawing/2010/main" val="0"/>
@@ -33895,7 +34503,7 @@
         </w:rPr>
         <w:lastRenderedPageBreak/>
         <w:drawing>
-          <wp:anchor distT="0" distB="0" distL="114300" distR="114300" simplePos="0" relativeHeight="251718656" behindDoc="0" locked="0" layoutInCell="1" allowOverlap="1" wp14:anchorId="597361A9" wp14:editId="6ED3655A">
+          <wp:anchor distT="0" distB="0" distL="114300" distR="114300" simplePos="0" relativeHeight="251718656" behindDoc="0" locked="0" layoutInCell="1" allowOverlap="1" wp14:anchorId="597361A9" wp14:editId="54E68FDC">
             <wp:simplePos x="0" y="0"/>
             <wp:positionH relativeFrom="column">
               <wp:posOffset>21590</wp:posOffset>
@@ -33920,7 +34528,7 @@
                     </pic:cNvPicPr>
                   </pic:nvPicPr>
                   <pic:blipFill>
-                    <a:blip r:embed="rId75" cstate="print">
+                    <a:blip r:embed="rId76" cstate="print">
                       <a:extLst>
                         <a:ext uri="{28A0092B-C50C-407E-A947-70E740481C1C}">
                           <a14:useLocalDpi xmlns:a14="http://schemas.microsoft.com/office/drawing/2010/main" val="0"/>
@@ -34028,7 +34636,7 @@
                     </pic:cNvPicPr>
                   </pic:nvPicPr>
                   <pic:blipFill>
-                    <a:blip r:embed="rId76" cstate="print">
+                    <a:blip r:embed="rId77" cstate="print">
                       <a:extLst>
                         <a:ext uri="{28A0092B-C50C-407E-A947-70E740481C1C}">
                           <a14:useLocalDpi xmlns:a14="http://schemas.microsoft.com/office/drawing/2010/main" val="0"/>
@@ -34169,7 +34777,7 @@
                     <pic:cNvPicPr/>
                   </pic:nvPicPr>
                   <pic:blipFill>
-                    <a:blip r:embed="rId77">
+                    <a:blip r:embed="rId78">
                       <a:extLst>
                         <a:ext uri="{28A0092B-C50C-407E-A947-70E740481C1C}">
                           <a14:useLocalDpi xmlns:a14="http://schemas.microsoft.com/office/drawing/2010/main" val="0"/>
@@ -34326,27 +34934,7 @@
                 <w:sz w:val="28"/>
                 <w:szCs w:val="28"/>
               </w:rPr>
-              <w:t xml:space="preserve">T01 </w:t>
-            </w:r>
-            <w:proofErr w:type="spellStart"/>
-            <w:r>
-              <w:rPr>
-                <w:b/>
-                <w:bCs/>
-                <w:sz w:val="28"/>
-                <w:szCs w:val="28"/>
-              </w:rPr>
-              <w:t>user_account_data</w:t>
-            </w:r>
-            <w:proofErr w:type="spellEnd"/>
-            <w:r>
-              <w:rPr>
-                <w:b/>
-                <w:bCs/>
-                <w:sz w:val="28"/>
-                <w:szCs w:val="28"/>
-              </w:rPr>
-              <w:t xml:space="preserve"> </w:t>
+              <w:t xml:space="preserve">T01 user_account_data </w:t>
             </w:r>
             <w:r>
               <w:rPr>
@@ -34662,7 +35250,6 @@
                 <w:szCs w:val="28"/>
               </w:rPr>
             </w:pPr>
-            <w:proofErr w:type="spellStart"/>
             <w:r>
               <w:rPr>
                 <w:sz w:val="28"/>
@@ -34670,7 +35257,6 @@
               </w:rPr>
               <w:t>user_id</w:t>
             </w:r>
-            <w:proofErr w:type="spellEnd"/>
           </w:p>
         </w:tc>
         <w:tc>
@@ -34898,7 +35484,6 @@
                 <w:szCs w:val="28"/>
               </w:rPr>
             </w:pPr>
-            <w:proofErr w:type="spellStart"/>
             <w:r>
               <w:rPr>
                 <w:sz w:val="28"/>
@@ -34906,7 +35491,6 @@
               </w:rPr>
               <w:t>user_name</w:t>
             </w:r>
-            <w:proofErr w:type="spellEnd"/>
           </w:p>
         </w:tc>
         <w:tc>
@@ -35125,7 +35709,6 @@
                 <w:szCs w:val="28"/>
               </w:rPr>
             </w:pPr>
-            <w:proofErr w:type="spellStart"/>
             <w:r>
               <w:rPr>
                 <w:sz w:val="28"/>
@@ -35133,7 +35716,6 @@
               </w:rPr>
               <w:t>user_email</w:t>
             </w:r>
-            <w:proofErr w:type="spellEnd"/>
           </w:p>
         </w:tc>
         <w:tc>
@@ -35577,7 +36159,6 @@
                 <w:szCs w:val="28"/>
               </w:rPr>
             </w:pPr>
-            <w:proofErr w:type="spellStart"/>
             <w:r>
               <w:rPr>
                 <w:sz w:val="28"/>
@@ -35585,7 +36166,6 @@
               </w:rPr>
               <w:t>account_create_time</w:t>
             </w:r>
-            <w:proofErr w:type="spellEnd"/>
           </w:p>
         </w:tc>
         <w:tc>
@@ -35797,7 +36377,6 @@
                 <w:szCs w:val="28"/>
               </w:rPr>
             </w:pPr>
-            <w:proofErr w:type="spellStart"/>
             <w:r>
               <w:rPr>
                 <w:sz w:val="28"/>
@@ -35805,7 +36384,6 @@
               </w:rPr>
               <w:t>user_authority</w:t>
             </w:r>
-            <w:proofErr w:type="spellEnd"/>
           </w:p>
         </w:tc>
         <w:tc>
@@ -36017,7 +36595,6 @@
                 <w:szCs w:val="28"/>
               </w:rPr>
             </w:pPr>
-            <w:proofErr w:type="spellStart"/>
             <w:r>
               <w:rPr>
                 <w:sz w:val="28"/>
@@ -36025,7 +36602,6 @@
               </w:rPr>
               <w:t>payment_channel</w:t>
             </w:r>
-            <w:proofErr w:type="spellEnd"/>
           </w:p>
         </w:tc>
         <w:tc>
@@ -36236,7 +36812,6 @@
                 <w:szCs w:val="28"/>
               </w:rPr>
             </w:pPr>
-            <w:proofErr w:type="spellStart"/>
             <w:r>
               <w:rPr>
                 <w:sz w:val="28"/>
@@ -36244,7 +36819,6 @@
               </w:rPr>
               <w:t>register_platform</w:t>
             </w:r>
-            <w:proofErr w:type="spellEnd"/>
           </w:p>
         </w:tc>
         <w:tc>
@@ -36527,29 +37101,7 @@
                 <w:szCs w:val="28"/>
               </w:rPr>
               <w:lastRenderedPageBreak/>
-              <w:t xml:space="preserve">T02 </w:t>
-            </w:r>
-            <w:proofErr w:type="spellStart"/>
-            <w:r>
-              <w:rPr>
-                <w:rFonts w:hint="eastAsia"/>
-                <w:b/>
-                <w:bCs/>
-                <w:sz w:val="28"/>
-                <w:szCs w:val="28"/>
-              </w:rPr>
-              <w:t>elder_profile</w:t>
-            </w:r>
-            <w:proofErr w:type="spellEnd"/>
-            <w:r>
-              <w:rPr>
-                <w:rFonts w:hint="eastAsia"/>
-                <w:b/>
-                <w:bCs/>
-                <w:sz w:val="28"/>
-                <w:szCs w:val="28"/>
-              </w:rPr>
-              <w:t xml:space="preserve"> </w:t>
+              <w:t xml:space="preserve">T02 elder_profile </w:t>
             </w:r>
             <w:r>
               <w:rPr>
@@ -36832,7 +37384,6 @@
                 <w:szCs w:val="28"/>
               </w:rPr>
             </w:pPr>
-            <w:proofErr w:type="spellStart"/>
             <w:r>
               <w:rPr>
                 <w:sz w:val="28"/>
@@ -36840,7 +37391,6 @@
               </w:rPr>
               <w:t>elder_id</w:t>
             </w:r>
-            <w:proofErr w:type="spellEnd"/>
           </w:p>
         </w:tc>
         <w:tc>
@@ -37067,7 +37617,6 @@
                 <w:szCs w:val="28"/>
               </w:rPr>
             </w:pPr>
-            <w:proofErr w:type="spellStart"/>
             <w:r>
               <w:rPr>
                 <w:sz w:val="28"/>
@@ -37075,7 +37624,6 @@
               </w:rPr>
               <w:t>user_id</w:t>
             </w:r>
-            <w:proofErr w:type="spellEnd"/>
           </w:p>
         </w:tc>
         <w:tc>
@@ -37302,7 +37850,6 @@
                 <w:szCs w:val="28"/>
               </w:rPr>
             </w:pPr>
-            <w:proofErr w:type="spellStart"/>
             <w:r>
               <w:rPr>
                 <w:sz w:val="28"/>
@@ -37310,7 +37857,6 @@
               </w:rPr>
               <w:t>elder_name</w:t>
             </w:r>
-            <w:proofErr w:type="spellEnd"/>
           </w:p>
         </w:tc>
         <w:tc>
@@ -37529,7 +38075,6 @@
                 <w:szCs w:val="28"/>
               </w:rPr>
             </w:pPr>
-            <w:proofErr w:type="spellStart"/>
             <w:r>
               <w:rPr>
                 <w:sz w:val="28"/>
@@ -37537,7 +38082,6 @@
               </w:rPr>
               <w:t>elder_appellation</w:t>
             </w:r>
-            <w:proofErr w:type="spellEnd"/>
           </w:p>
         </w:tc>
         <w:tc>
@@ -38401,7 +38945,6 @@
                 <w:szCs w:val="28"/>
               </w:rPr>
             </w:pPr>
-            <w:proofErr w:type="spellStart"/>
             <w:r>
               <w:rPr>
                 <w:sz w:val="28"/>
@@ -38409,7 +38952,6 @@
               </w:rPr>
               <w:t>medication_notes</w:t>
             </w:r>
-            <w:proofErr w:type="spellEnd"/>
           </w:p>
         </w:tc>
         <w:tc>
@@ -38612,7 +39154,6 @@
                 <w:szCs w:val="28"/>
               </w:rPr>
             </w:pPr>
-            <w:proofErr w:type="spellStart"/>
             <w:r>
               <w:rPr>
                 <w:sz w:val="28"/>
@@ -38620,7 +39161,6 @@
               </w:rPr>
               <w:t>ai_emotion_tone</w:t>
             </w:r>
-            <w:proofErr w:type="spellEnd"/>
           </w:p>
         </w:tc>
         <w:tc>
@@ -38831,7 +39371,6 @@
                 <w:szCs w:val="28"/>
               </w:rPr>
             </w:pPr>
-            <w:proofErr w:type="spellStart"/>
             <w:r>
               <w:rPr>
                 <w:sz w:val="28"/>
@@ -38839,7 +39378,6 @@
               </w:rPr>
               <w:t>ai_text_verbosity</w:t>
             </w:r>
-            <w:proofErr w:type="spellEnd"/>
           </w:p>
         </w:tc>
         <w:tc>
@@ -39050,7 +39588,6 @@
                 <w:szCs w:val="28"/>
               </w:rPr>
             </w:pPr>
-            <w:proofErr w:type="spellStart"/>
             <w:r>
               <w:rPr>
                 <w:sz w:val="28"/>
@@ -39058,7 +39595,6 @@
               </w:rPr>
               <w:t>create_ts</w:t>
             </w:r>
-            <w:proofErr w:type="spellEnd"/>
           </w:p>
         </w:tc>
         <w:tc>
@@ -39262,7 +39798,6 @@
                 <w:szCs w:val="28"/>
               </w:rPr>
             </w:pPr>
-            <w:proofErr w:type="spellStart"/>
             <w:r>
               <w:rPr>
                 <w:sz w:val="28"/>
@@ -39270,7 +39805,6 @@
               </w:rPr>
               <w:t>step_total</w:t>
             </w:r>
-            <w:proofErr w:type="spellEnd"/>
           </w:p>
         </w:tc>
         <w:tc>
@@ -39474,7 +40008,6 @@
                 <w:szCs w:val="28"/>
               </w:rPr>
             </w:pPr>
-            <w:proofErr w:type="spellStart"/>
             <w:r>
               <w:rPr>
                 <w:sz w:val="28"/>
@@ -39483,7 +40016,6 @@
               <w:lastRenderedPageBreak/>
               <w:t>gawa_id</w:t>
             </w:r>
-            <w:proofErr w:type="spellEnd"/>
           </w:p>
         </w:tc>
         <w:tc>
@@ -39694,7 +40226,6 @@
                 <w:szCs w:val="28"/>
               </w:rPr>
             </w:pPr>
-            <w:proofErr w:type="spellStart"/>
             <w:r>
               <w:rPr>
                 <w:sz w:val="28"/>
@@ -39702,7 +40233,6 @@
               </w:rPr>
               <w:t>feed_starttime</w:t>
             </w:r>
-            <w:proofErr w:type="spellEnd"/>
           </w:p>
         </w:tc>
         <w:tc>
@@ -39906,7 +40436,6 @@
                 <w:szCs w:val="28"/>
               </w:rPr>
             </w:pPr>
-            <w:proofErr w:type="spellStart"/>
             <w:r>
               <w:rPr>
                 <w:sz w:val="28"/>
@@ -39914,7 +40443,6 @@
               </w:rPr>
               <w:t>ai_persona</w:t>
             </w:r>
-            <w:proofErr w:type="spellEnd"/>
           </w:p>
         </w:tc>
         <w:tc>
@@ -40124,7 +40652,6 @@
                 <w:szCs w:val="28"/>
               </w:rPr>
             </w:pPr>
-            <w:proofErr w:type="spellStart"/>
             <w:r>
               <w:rPr>
                 <w:sz w:val="28"/>
@@ -40132,7 +40659,6 @@
               </w:rPr>
               <w:t>life_story</w:t>
             </w:r>
-            <w:proofErr w:type="spellEnd"/>
           </w:p>
         </w:tc>
         <w:tc>
@@ -40328,7 +40854,6 @@
                 <w:szCs w:val="28"/>
               </w:rPr>
             </w:pPr>
-            <w:proofErr w:type="spellStart"/>
             <w:r>
               <w:rPr>
                 <w:sz w:val="28"/>
@@ -40336,7 +40861,6 @@
               </w:rPr>
               <w:t>last_interaction_at</w:t>
             </w:r>
-            <w:proofErr w:type="spellEnd"/>
           </w:p>
         </w:tc>
         <w:tc>
@@ -40540,7 +41064,6 @@
                 <w:szCs w:val="28"/>
               </w:rPr>
             </w:pPr>
-            <w:proofErr w:type="spellStart"/>
             <w:r>
               <w:rPr>
                 <w:sz w:val="28"/>
@@ -40548,7 +41071,6 @@
               </w:rPr>
               <w:t>heartbeat_frequency</w:t>
             </w:r>
-            <w:proofErr w:type="spellEnd"/>
           </w:p>
         </w:tc>
         <w:tc>
@@ -40752,7 +41274,6 @@
                 <w:szCs w:val="28"/>
               </w:rPr>
             </w:pPr>
-            <w:proofErr w:type="spellStart"/>
             <w:r>
               <w:rPr>
                 <w:sz w:val="28"/>
@@ -40760,7 +41281,6 @@
               </w:rPr>
               <w:t>chronic_diseases</w:t>
             </w:r>
-            <w:proofErr w:type="spellEnd"/>
           </w:p>
         </w:tc>
         <w:tc>
@@ -41217,27 +41737,7 @@
                 <w:sz w:val="28"/>
                 <w:szCs w:val="28"/>
               </w:rPr>
-              <w:t xml:space="preserve">T03 </w:t>
-            </w:r>
-            <w:proofErr w:type="spellStart"/>
-            <w:r>
-              <w:rPr>
-                <w:b/>
-                <w:bCs/>
-                <w:sz w:val="28"/>
-                <w:szCs w:val="28"/>
-              </w:rPr>
-              <w:t>family_elder_relationship</w:t>
-            </w:r>
-            <w:proofErr w:type="spellEnd"/>
-            <w:r>
-              <w:rPr>
-                <w:b/>
-                <w:bCs/>
-                <w:sz w:val="28"/>
-                <w:szCs w:val="28"/>
-              </w:rPr>
-              <w:t xml:space="preserve"> </w:t>
+              <w:t xml:space="preserve">T03 family_elder_relationship </w:t>
             </w:r>
             <w:r>
               <w:rPr>
@@ -41572,7 +42072,6 @@
                 <w:szCs w:val="28"/>
               </w:rPr>
             </w:pPr>
-            <w:proofErr w:type="spellStart"/>
             <w:r>
               <w:rPr>
                 <w:sz w:val="28"/>
@@ -41580,7 +42079,6 @@
               </w:rPr>
               <w:t>relation_id</w:t>
             </w:r>
-            <w:proofErr w:type="spellEnd"/>
           </w:p>
         </w:tc>
         <w:tc>
@@ -41808,7 +42306,6 @@
                 <w:szCs w:val="28"/>
               </w:rPr>
             </w:pPr>
-            <w:proofErr w:type="spellStart"/>
             <w:r>
               <w:rPr>
                 <w:sz w:val="28"/>
@@ -41816,7 +42313,6 @@
               </w:rPr>
               <w:t>elder_id</w:t>
             </w:r>
-            <w:proofErr w:type="spellEnd"/>
           </w:p>
         </w:tc>
         <w:tc>
@@ -42043,7 +42539,6 @@
                 <w:szCs w:val="28"/>
               </w:rPr>
             </w:pPr>
-            <w:proofErr w:type="spellStart"/>
             <w:r>
               <w:rPr>
                 <w:sz w:val="28"/>
@@ -42051,7 +42546,6 @@
               </w:rPr>
               <w:t>family_id</w:t>
             </w:r>
-            <w:proofErr w:type="spellEnd"/>
           </w:p>
         </w:tc>
         <w:tc>
@@ -42278,7 +42772,6 @@
                 <w:szCs w:val="28"/>
               </w:rPr>
             </w:pPr>
-            <w:proofErr w:type="spellStart"/>
             <w:r>
               <w:rPr>
                 <w:sz w:val="28"/>
@@ -42287,7 +42780,6 @@
               <w:lastRenderedPageBreak/>
               <w:t>create_ts</w:t>
             </w:r>
-            <w:proofErr w:type="spellEnd"/>
           </w:p>
         </w:tc>
         <w:tc>
@@ -42554,29 +43046,7 @@
                 <w:sz w:val="28"/>
                 <w:szCs w:val="28"/>
               </w:rPr>
-              <w:t xml:space="preserve">T04 </w:t>
-            </w:r>
-            <w:proofErr w:type="spellStart"/>
-            <w:r>
-              <w:rPr>
-                <w:rFonts w:hint="eastAsia"/>
-                <w:b/>
-                <w:bCs/>
-                <w:sz w:val="28"/>
-                <w:szCs w:val="28"/>
-              </w:rPr>
-              <w:t>call_record</w:t>
-            </w:r>
-            <w:proofErr w:type="spellEnd"/>
-            <w:r>
-              <w:rPr>
-                <w:rFonts w:hint="eastAsia"/>
-                <w:b/>
-                <w:bCs/>
-                <w:sz w:val="28"/>
-                <w:szCs w:val="28"/>
-              </w:rPr>
-              <w:t xml:space="preserve"> </w:t>
+              <w:t xml:space="preserve">T04 call_record </w:t>
             </w:r>
             <w:r>
               <w:rPr>
@@ -43134,7 +43604,6 @@
                 <w:szCs w:val="28"/>
               </w:rPr>
             </w:pPr>
-            <w:proofErr w:type="spellStart"/>
             <w:r>
               <w:rPr>
                 <w:sz w:val="28"/>
@@ -43142,7 +43611,6 @@
               </w:rPr>
               <w:t>call_id</w:t>
             </w:r>
-            <w:proofErr w:type="spellEnd"/>
           </w:p>
         </w:tc>
         <w:tc>
@@ -43361,7 +43829,6 @@
                 <w:szCs w:val="28"/>
               </w:rPr>
             </w:pPr>
-            <w:proofErr w:type="spellStart"/>
             <w:r>
               <w:rPr>
                 <w:sz w:val="28"/>
@@ -43369,7 +43836,6 @@
               </w:rPr>
               <w:t>room_id</w:t>
             </w:r>
-            <w:proofErr w:type="spellEnd"/>
           </w:p>
         </w:tc>
         <w:tc>
@@ -43588,7 +44054,6 @@
                 <w:szCs w:val="28"/>
               </w:rPr>
             </w:pPr>
-            <w:proofErr w:type="spellStart"/>
             <w:r>
               <w:rPr>
                 <w:sz w:val="28"/>
@@ -43596,7 +44061,6 @@
               </w:rPr>
               <w:t>caller_id</w:t>
             </w:r>
-            <w:proofErr w:type="spellEnd"/>
           </w:p>
         </w:tc>
         <w:tc>
@@ -43822,7 +44286,6 @@
                 <w:szCs w:val="28"/>
               </w:rPr>
             </w:pPr>
-            <w:proofErr w:type="spellStart"/>
             <w:r>
               <w:rPr>
                 <w:sz w:val="28"/>
@@ -43830,7 +44293,6 @@
               </w:rPr>
               <w:t>callee_id</w:t>
             </w:r>
-            <w:proofErr w:type="spellEnd"/>
           </w:p>
         </w:tc>
         <w:tc>
@@ -44056,7 +44518,6 @@
                 <w:szCs w:val="28"/>
               </w:rPr>
             </w:pPr>
-            <w:proofErr w:type="spellStart"/>
             <w:r>
               <w:rPr>
                 <w:sz w:val="28"/>
@@ -44064,7 +44525,6 @@
               </w:rPr>
               <w:t>start_time</w:t>
             </w:r>
-            <w:proofErr w:type="spellEnd"/>
           </w:p>
         </w:tc>
         <w:tc>
@@ -44276,7 +44736,6 @@
                 <w:szCs w:val="28"/>
               </w:rPr>
             </w:pPr>
-            <w:proofErr w:type="spellStart"/>
             <w:r>
               <w:rPr>
                 <w:sz w:val="28"/>
@@ -44284,7 +44743,6 @@
               </w:rPr>
               <w:t>end_time</w:t>
             </w:r>
-            <w:proofErr w:type="spellEnd"/>
           </w:p>
         </w:tc>
         <w:tc>
@@ -44783,27 +45241,7 @@
                 <w:szCs w:val="28"/>
               </w:rPr>
               <w:lastRenderedPageBreak/>
-              <w:t xml:space="preserve">T05 </w:t>
-            </w:r>
-            <w:proofErr w:type="spellStart"/>
-            <w:r>
-              <w:rPr>
-                <w:b/>
-                <w:bCs/>
-                <w:sz w:val="28"/>
-                <w:szCs w:val="28"/>
-              </w:rPr>
-              <w:t>pairing_code</w:t>
-            </w:r>
-            <w:proofErr w:type="spellEnd"/>
-            <w:r>
-              <w:rPr>
-                <w:b/>
-                <w:bCs/>
-                <w:sz w:val="28"/>
-                <w:szCs w:val="28"/>
-              </w:rPr>
-              <w:t xml:space="preserve"> </w:t>
+              <w:t xml:space="preserve">T05 pairing_code </w:t>
             </w:r>
             <w:r>
               <w:rPr>
@@ -45119,7 +45557,6 @@
                 <w:szCs w:val="28"/>
               </w:rPr>
             </w:pPr>
-            <w:proofErr w:type="spellStart"/>
             <w:r>
               <w:rPr>
                 <w:sz w:val="28"/>
@@ -45127,7 +45564,6 @@
               </w:rPr>
               <w:t>code_id</w:t>
             </w:r>
-            <w:proofErr w:type="spellEnd"/>
           </w:p>
         </w:tc>
         <w:tc>
@@ -45355,7 +45791,6 @@
                 <w:szCs w:val="28"/>
               </w:rPr>
             </w:pPr>
-            <w:proofErr w:type="spellStart"/>
             <w:r>
               <w:rPr>
                 <w:sz w:val="28"/>
@@ -45363,7 +45798,6 @@
               </w:rPr>
               <w:t>creator_id</w:t>
             </w:r>
-            <w:proofErr w:type="spellEnd"/>
           </w:p>
         </w:tc>
         <w:tc>
@@ -45808,7 +46242,6 @@
                 <w:szCs w:val="28"/>
               </w:rPr>
             </w:pPr>
-            <w:proofErr w:type="spellStart"/>
             <w:r>
               <w:rPr>
                 <w:sz w:val="28"/>
@@ -45816,7 +46249,6 @@
               </w:rPr>
               <w:t>is_used</w:t>
             </w:r>
-            <w:proofErr w:type="spellEnd"/>
           </w:p>
         </w:tc>
         <w:tc>
@@ -46035,7 +46467,6 @@
                 <w:szCs w:val="28"/>
               </w:rPr>
             </w:pPr>
-            <w:proofErr w:type="spellStart"/>
             <w:r>
               <w:rPr>
                 <w:sz w:val="28"/>
@@ -46043,7 +46474,6 @@
               </w:rPr>
               <w:t>expires_at</w:t>
             </w:r>
-            <w:proofErr w:type="spellEnd"/>
           </w:p>
         </w:tc>
         <w:tc>
@@ -46303,27 +46733,7 @@
                 <w:szCs w:val="28"/>
               </w:rPr>
               <w:br w:type="page"/>
-              <w:t xml:space="preserve">T06 </w:t>
-            </w:r>
-            <w:proofErr w:type="spellStart"/>
-            <w:r>
-              <w:rPr>
-                <w:b/>
-                <w:bCs/>
-                <w:sz w:val="28"/>
-                <w:szCs w:val="28"/>
-              </w:rPr>
-              <w:t>elder_fellowship_data</w:t>
-            </w:r>
-            <w:proofErr w:type="spellEnd"/>
-            <w:r>
-              <w:rPr>
-                <w:b/>
-                <w:bCs/>
-                <w:sz w:val="28"/>
-                <w:szCs w:val="28"/>
-              </w:rPr>
-              <w:t xml:space="preserve"> </w:t>
+              <w:t xml:space="preserve">T06 elder_fellowship_data </w:t>
             </w:r>
             <w:r>
               <w:rPr>
@@ -46693,7 +47103,6 @@
                 <w:szCs w:val="28"/>
               </w:rPr>
             </w:pPr>
-            <w:proofErr w:type="spellStart"/>
             <w:r>
               <w:rPr>
                 <w:sz w:val="28"/>
@@ -46701,7 +47110,6 @@
               </w:rPr>
               <w:t>requester_id</w:t>
             </w:r>
-            <w:proofErr w:type="spellEnd"/>
           </w:p>
         </w:tc>
         <w:tc>
@@ -46991,7 +47399,6 @@
                 <w:szCs w:val="28"/>
               </w:rPr>
             </w:pPr>
-            <w:proofErr w:type="spellStart"/>
             <w:r>
               <w:rPr>
                 <w:sz w:val="28"/>
@@ -46999,7 +47406,6 @@
               </w:rPr>
               <w:t>addressee_id</w:t>
             </w:r>
-            <w:proofErr w:type="spellEnd"/>
           </w:p>
         </w:tc>
         <w:tc>
@@ -47555,7 +47961,6 @@
                 <w:szCs w:val="28"/>
               </w:rPr>
             </w:pPr>
-            <w:proofErr w:type="spellStart"/>
             <w:r>
               <w:rPr>
                 <w:sz w:val="28"/>
@@ -47563,7 +47968,6 @@
               </w:rPr>
               <w:t>create_ts</w:t>
             </w:r>
-            <w:proofErr w:type="spellEnd"/>
           </w:p>
         </w:tc>
         <w:tc>
@@ -47887,27 +48291,7 @@
                 <w:szCs w:val="28"/>
               </w:rPr>
               <w:lastRenderedPageBreak/>
-              <w:t xml:space="preserve">T07 </w:t>
-            </w:r>
-            <w:proofErr w:type="spellStart"/>
-            <w:r>
-              <w:rPr>
-                <w:b/>
-                <w:bCs/>
-                <w:sz w:val="28"/>
-                <w:szCs w:val="28"/>
-              </w:rPr>
-              <w:t>family_message</w:t>
-            </w:r>
-            <w:proofErr w:type="spellEnd"/>
-            <w:r>
-              <w:rPr>
-                <w:b/>
-                <w:bCs/>
-                <w:sz w:val="28"/>
-                <w:szCs w:val="28"/>
-              </w:rPr>
-              <w:t xml:space="preserve"> </w:t>
+              <w:t xml:space="preserve">T07 family_message </w:t>
             </w:r>
             <w:r>
               <w:rPr>
@@ -48483,7 +48867,6 @@
                 <w:szCs w:val="28"/>
               </w:rPr>
             </w:pPr>
-            <w:proofErr w:type="spellStart"/>
             <w:r>
               <w:rPr>
                 <w:sz w:val="28"/>
@@ -48491,7 +48874,6 @@
               </w:rPr>
               <w:t>family_id</w:t>
             </w:r>
-            <w:proofErr w:type="spellEnd"/>
           </w:p>
         </w:tc>
         <w:tc>
@@ -48718,7 +49100,6 @@
                 <w:szCs w:val="28"/>
               </w:rPr>
             </w:pPr>
-            <w:proofErr w:type="spellStart"/>
             <w:r>
               <w:rPr>
                 <w:sz w:val="28"/>
@@ -48726,7 +49107,6 @@
               </w:rPr>
               <w:t>elder_id</w:t>
             </w:r>
-            <w:proofErr w:type="spellEnd"/>
           </w:p>
         </w:tc>
         <w:tc>
@@ -49178,7 +49558,6 @@
                 <w:szCs w:val="28"/>
               </w:rPr>
             </w:pPr>
-            <w:proofErr w:type="spellStart"/>
             <w:r>
               <w:rPr>
                 <w:sz w:val="28"/>
@@ -49186,7 +49565,6 @@
               </w:rPr>
               <w:t>is_read</w:t>
             </w:r>
-            <w:proofErr w:type="spellEnd"/>
           </w:p>
         </w:tc>
         <w:tc>
@@ -49405,7 +49783,6 @@
                 <w:szCs w:val="28"/>
               </w:rPr>
             </w:pPr>
-            <w:proofErr w:type="spellStart"/>
             <w:r>
               <w:rPr>
                 <w:sz w:val="28"/>
@@ -49413,7 +49790,6 @@
               </w:rPr>
               <w:t>created_at</w:t>
             </w:r>
-            <w:proofErr w:type="spellEnd"/>
           </w:p>
         </w:tc>
         <w:tc>
@@ -49694,27 +50070,7 @@
               </w:rPr>
               <w:lastRenderedPageBreak/>
               <w:br w:type="page"/>
-              <w:t xml:space="preserve">T08 </w:t>
-            </w:r>
-            <w:proofErr w:type="spellStart"/>
-            <w:r>
-              <w:rPr>
-                <w:b/>
-                <w:bCs/>
-                <w:sz w:val="28"/>
-                <w:szCs w:val="28"/>
-              </w:rPr>
-              <w:t>activity_log</w:t>
-            </w:r>
-            <w:proofErr w:type="spellEnd"/>
-            <w:r>
-              <w:rPr>
-                <w:b/>
-                <w:bCs/>
-                <w:sz w:val="28"/>
-                <w:szCs w:val="28"/>
-              </w:rPr>
-              <w:t xml:space="preserve"> </w:t>
+              <w:t xml:space="preserve">T08 activity_log </w:t>
             </w:r>
             <w:r>
               <w:rPr>
@@ -50084,7 +50440,6 @@
                 <w:szCs w:val="28"/>
               </w:rPr>
             </w:pPr>
-            <w:proofErr w:type="spellStart"/>
             <w:r>
               <w:rPr>
                 <w:sz w:val="28"/>
@@ -50092,7 +50447,6 @@
               </w:rPr>
               <w:t>log_id</w:t>
             </w:r>
-            <w:proofErr w:type="spellEnd"/>
           </w:p>
         </w:tc>
         <w:tc>
@@ -50368,7 +50722,6 @@
                 <w:szCs w:val="28"/>
               </w:rPr>
             </w:pPr>
-            <w:proofErr w:type="spellStart"/>
             <w:r>
               <w:rPr>
                 <w:sz w:val="28"/>
@@ -50376,7 +50729,6 @@
               </w:rPr>
               <w:t>user_id</w:t>
             </w:r>
-            <w:proofErr w:type="spellEnd"/>
           </w:p>
         </w:tc>
         <w:tc>
@@ -50651,7 +51003,6 @@
                 <w:szCs w:val="28"/>
               </w:rPr>
             </w:pPr>
-            <w:proofErr w:type="spellStart"/>
             <w:r>
               <w:rPr>
                 <w:sz w:val="28"/>
@@ -50659,7 +51010,6 @@
               </w:rPr>
               <w:t>event_type</w:t>
             </w:r>
-            <w:proofErr w:type="spellEnd"/>
           </w:p>
         </w:tc>
         <w:tc>
@@ -51458,7 +51808,6 @@
                 <w:szCs w:val="28"/>
               </w:rPr>
             </w:pPr>
-            <w:proofErr w:type="spellStart"/>
             <w:r>
               <w:rPr>
                 <w:sz w:val="28"/>
@@ -51466,7 +51815,6 @@
               </w:rPr>
               <w:t>extra_data</w:t>
             </w:r>
-            <w:proofErr w:type="spellEnd"/>
           </w:p>
         </w:tc>
         <w:tc>
@@ -51766,27 +52114,7 @@
                 <w:sz w:val="28"/>
                 <w:szCs w:val="28"/>
               </w:rPr>
-              <w:t xml:space="preserve">T09 </w:t>
-            </w:r>
-            <w:proofErr w:type="spellStart"/>
-            <w:r>
-              <w:rPr>
-                <w:b/>
-                <w:bCs/>
-                <w:sz w:val="28"/>
-                <w:szCs w:val="28"/>
-              </w:rPr>
-              <w:t>elder_talk_topics</w:t>
-            </w:r>
-            <w:proofErr w:type="spellEnd"/>
-            <w:r>
-              <w:rPr>
-                <w:b/>
-                <w:bCs/>
-                <w:sz w:val="28"/>
-                <w:szCs w:val="28"/>
-              </w:rPr>
-              <w:t xml:space="preserve"> </w:t>
+              <w:t xml:space="preserve">T09 elder_talk_topics </w:t>
             </w:r>
             <w:r>
               <w:rPr>
@@ -52163,7 +52491,6 @@
                 <w:szCs w:val="28"/>
               </w:rPr>
             </w:pPr>
-            <w:proofErr w:type="spellStart"/>
             <w:r>
               <w:rPr>
                 <w:sz w:val="28"/>
@@ -52171,7 +52498,6 @@
               </w:rPr>
               <w:t>topic_id</w:t>
             </w:r>
-            <w:proofErr w:type="spellEnd"/>
           </w:p>
         </w:tc>
         <w:tc>
@@ -52454,7 +52780,6 @@
                 <w:szCs w:val="28"/>
               </w:rPr>
             </w:pPr>
-            <w:proofErr w:type="spellStart"/>
             <w:r>
               <w:rPr>
                 <w:sz w:val="28"/>
@@ -52462,7 +52787,6 @@
               </w:rPr>
               <w:t>elder_id</w:t>
             </w:r>
-            <w:proofErr w:type="spellEnd"/>
           </w:p>
         </w:tc>
         <w:tc>
@@ -53024,7 +53348,6 @@
                 <w:szCs w:val="28"/>
               </w:rPr>
             </w:pPr>
-            <w:proofErr w:type="spellStart"/>
             <w:r>
               <w:rPr>
                 <w:sz w:val="28"/>
@@ -53032,7 +53355,6 @@
               </w:rPr>
               <w:t>topic_type</w:t>
             </w:r>
-            <w:proofErr w:type="spellEnd"/>
           </w:p>
         </w:tc>
         <w:tc>
@@ -53299,7 +53621,6 @@
                 <w:szCs w:val="28"/>
               </w:rPr>
             </w:pPr>
-            <w:proofErr w:type="spellStart"/>
             <w:r>
               <w:rPr>
                 <w:sz w:val="28"/>
@@ -53307,7 +53628,6 @@
               </w:rPr>
               <w:t>create_ts</w:t>
             </w:r>
-            <w:proofErr w:type="spellEnd"/>
           </w:p>
         </w:tc>
         <w:tc>
@@ -53585,17 +53905,7 @@
                 <w:szCs w:val="28"/>
               </w:rPr>
               <w:lastRenderedPageBreak/>
-              <w:t xml:space="preserve">T10 </w:t>
-            </w:r>
-            <w:proofErr w:type="spellStart"/>
-            <w:r>
-              <w:rPr>
-                <w:b/>
-                <w:bCs/>
-                <w:sz w:val="28"/>
-                <w:szCs w:val="28"/>
-              </w:rPr>
-              <w:t>get_appearance_l</w:t>
+              <w:t>T10 get_appearance_l</w:t>
             </w:r>
             <w:r>
               <w:rPr>
@@ -53605,18 +53915,7 @@
                 <w:sz w:val="28"/>
                 <w:szCs w:val="28"/>
               </w:rPr>
-              <w:t>ist</w:t>
-            </w:r>
-            <w:proofErr w:type="spellEnd"/>
-            <w:r>
-              <w:rPr>
-                <w:rFonts w:hint="eastAsia"/>
-                <w:b/>
-                <w:bCs/>
-                <w:sz w:val="28"/>
-                <w:szCs w:val="28"/>
-              </w:rPr>
-              <w:t xml:space="preserve"> </w:t>
+              <w:t xml:space="preserve">ist </w:t>
             </w:r>
             <w:r>
               <w:rPr>
@@ -54033,7 +54332,6 @@
                 <w:szCs w:val="28"/>
               </w:rPr>
             </w:pPr>
-            <w:proofErr w:type="spellStart"/>
             <w:r>
               <w:rPr>
                 <w:sz w:val="28"/>
@@ -54041,7 +54339,6 @@
               </w:rPr>
               <w:t>elder_id</w:t>
             </w:r>
-            <w:proofErr w:type="spellEnd"/>
           </w:p>
         </w:tc>
         <w:tc>
@@ -54331,7 +54628,6 @@
                 <w:szCs w:val="28"/>
               </w:rPr>
             </w:pPr>
-            <w:proofErr w:type="spellStart"/>
             <w:r>
               <w:rPr>
                 <w:sz w:val="28"/>
@@ -54339,7 +54635,6 @@
               </w:rPr>
               <w:t>gawa_id</w:t>
             </w:r>
-            <w:proofErr w:type="spellEnd"/>
           </w:p>
         </w:tc>
         <w:tc>
@@ -54622,7 +54917,6 @@
                 <w:szCs w:val="28"/>
               </w:rPr>
             </w:pPr>
-            <w:proofErr w:type="spellStart"/>
             <w:r>
               <w:rPr>
                 <w:sz w:val="28"/>
@@ -54630,7 +54924,6 @@
               </w:rPr>
               <w:t>feed_starttime</w:t>
             </w:r>
-            <w:proofErr w:type="spellEnd"/>
           </w:p>
         </w:tc>
         <w:tc>
@@ -54913,7 +55206,6 @@
                 <w:szCs w:val="28"/>
               </w:rPr>
             </w:pPr>
-            <w:proofErr w:type="spellStart"/>
             <w:r>
               <w:rPr>
                 <w:sz w:val="28"/>
@@ -54921,7 +55213,6 @@
               </w:rPr>
               <w:t>feed_endtime</w:t>
             </w:r>
-            <w:proofErr w:type="spellEnd"/>
           </w:p>
         </w:tc>
         <w:tc>
@@ -55196,7 +55487,6 @@
                 <w:szCs w:val="28"/>
               </w:rPr>
             </w:pPr>
-            <w:proofErr w:type="spellStart"/>
             <w:r>
               <w:rPr>
                 <w:sz w:val="28"/>
@@ -55204,7 +55494,6 @@
               </w:rPr>
               <w:t>gawa_size</w:t>
             </w:r>
-            <w:proofErr w:type="spellEnd"/>
           </w:p>
         </w:tc>
         <w:tc>
@@ -55525,27 +55814,7 @@
                 <w:sz w:val="28"/>
                 <w:szCs w:val="28"/>
               </w:rPr>
-              <w:t xml:space="preserve">T11 </w:t>
-            </w:r>
-            <w:proofErr w:type="spellStart"/>
-            <w:r>
-              <w:rPr>
-                <w:b/>
-                <w:bCs/>
-                <w:sz w:val="28"/>
-                <w:szCs w:val="28"/>
-              </w:rPr>
-              <w:t>gawa_appearance</w:t>
-            </w:r>
-            <w:proofErr w:type="spellEnd"/>
-            <w:r>
-              <w:rPr>
-                <w:b/>
-                <w:bCs/>
-                <w:sz w:val="28"/>
-                <w:szCs w:val="28"/>
-              </w:rPr>
-              <w:t xml:space="preserve"> </w:t>
+              <w:t xml:space="preserve">T11 gawa_appearance </w:t>
             </w:r>
             <w:r>
               <w:rPr>
@@ -55934,7 +56203,6 @@
                 <w:szCs w:val="28"/>
               </w:rPr>
             </w:pPr>
-            <w:proofErr w:type="spellStart"/>
             <w:r>
               <w:rPr>
                 <w:sz w:val="28"/>
@@ -55942,7 +56210,6 @@
               </w:rPr>
               <w:t>gawa_id</w:t>
             </w:r>
-            <w:proofErr w:type="spellEnd"/>
           </w:p>
         </w:tc>
         <w:tc>
@@ -56218,7 +56485,6 @@
                 <w:szCs w:val="28"/>
               </w:rPr>
             </w:pPr>
-            <w:proofErr w:type="spellStart"/>
             <w:r>
               <w:rPr>
                 <w:sz w:val="28"/>
@@ -56226,7 +56492,6 @@
               </w:rPr>
               <w:t>gawa_name</w:t>
             </w:r>
-            <w:proofErr w:type="spellEnd"/>
           </w:p>
         </w:tc>
         <w:tc>
@@ -56493,7 +56758,6 @@
                 <w:szCs w:val="28"/>
               </w:rPr>
             </w:pPr>
-            <w:proofErr w:type="spellStart"/>
             <w:r>
               <w:rPr>
                 <w:sz w:val="28"/>
@@ -56501,7 +56765,6 @@
               </w:rPr>
               <w:t>gawa_rarity</w:t>
             </w:r>
-            <w:proofErr w:type="spellEnd"/>
           </w:p>
         </w:tc>
         <w:tc>

--- a/Documents/二技第115207組-Uban-系統手冊.docx
+++ b/Documents/二技第115207組-Uban-系統手冊.docx
@@ -914,7 +914,6 @@
         <w:ind w:firstLineChars="200" w:firstLine="560"/>
         <w:jc w:val="both"/>
         <w:rPr>
-          <w:rFonts w:hint="eastAsia"/>
           <w:sz w:val="28"/>
           <w:szCs w:val="28"/>
         </w:rPr>
@@ -982,7 +981,6 @@
         <w:ind w:firstLineChars="200" w:firstLine="560"/>
         <w:jc w:val="both"/>
         <w:rPr>
-          <w:rFonts w:hint="eastAsia"/>
           <w:sz w:val="28"/>
           <w:szCs w:val="28"/>
         </w:rPr>
@@ -1051,7 +1049,6 @@
         <w:ind w:firstLineChars="200" w:firstLine="560"/>
         <w:jc w:val="both"/>
         <w:rPr>
-          <w:rFonts w:hint="eastAsia"/>
           <w:sz w:val="28"/>
           <w:szCs w:val="28"/>
         </w:rPr>
@@ -1264,7 +1261,6 @@
         <w:ind w:firstLineChars="200" w:firstLine="560"/>
         <w:jc w:val="both"/>
         <w:rPr>
-          <w:rFonts w:hint="eastAsia"/>
           <w:sz w:val="28"/>
           <w:szCs w:val="28"/>
         </w:rPr>
@@ -1335,7 +1331,6 @@
         <w:ind w:firstLineChars="200" w:firstLine="560"/>
         <w:jc w:val="both"/>
         <w:rPr>
-          <w:rFonts w:hint="eastAsia"/>
           <w:sz w:val="28"/>
           <w:szCs w:val="28"/>
         </w:rPr>
@@ -1602,7 +1597,6 @@
         <w:ind w:firstLine="480"/>
         <w:jc w:val="both"/>
         <w:rPr>
-          <w:rFonts w:hint="eastAsia"/>
           <w:sz w:val="28"/>
           <w:szCs w:val="28"/>
         </w:rPr>
@@ -1621,7 +1615,6 @@
         <w:spacing w:line="480" w:lineRule="exact"/>
         <w:jc w:val="both"/>
         <w:rPr>
-          <w:rFonts w:hint="eastAsia"/>
           <w:sz w:val="28"/>
           <w:szCs w:val="28"/>
         </w:rPr>
@@ -1760,7 +1753,6 @@
         <w:spacing w:line="480" w:lineRule="exact"/>
         <w:jc w:val="both"/>
         <w:rPr>
-          <w:rFonts w:hint="eastAsia"/>
           <w:sz w:val="28"/>
           <w:szCs w:val="28"/>
         </w:rPr>
@@ -1809,7 +1801,6 @@
         <w:spacing w:line="480" w:lineRule="exact"/>
         <w:jc w:val="both"/>
         <w:rPr>
-          <w:rFonts w:hint="eastAsia"/>
           <w:sz w:val="28"/>
           <w:szCs w:val="28"/>
         </w:rPr>
@@ -1858,7 +1849,6 @@
         <w:spacing w:line="480" w:lineRule="exact"/>
         <w:jc w:val="both"/>
         <w:rPr>
-          <w:rFonts w:hint="eastAsia"/>
           <w:sz w:val="28"/>
           <w:szCs w:val="28"/>
         </w:rPr>
@@ -1924,7 +1914,6 @@
         <w:ind w:firstLine="480"/>
         <w:jc w:val="both"/>
         <w:rPr>
-          <w:rFonts w:hint="eastAsia"/>
           <w:sz w:val="28"/>
           <w:szCs w:val="28"/>
         </w:rPr>
@@ -2192,9 +2181,6 @@
       <w:pPr>
         <w:spacing w:line="240" w:lineRule="exact"/>
         <w:jc w:val="both"/>
-        <w:rPr>
-          <w:rFonts w:hint="eastAsia"/>
-        </w:rPr>
       </w:pPr>
     </w:p>
     <w:p>
@@ -2203,7 +2189,6 @@
         <w:ind w:firstLine="480"/>
         <w:jc w:val="both"/>
         <w:rPr>
-          <w:rFonts w:hint="eastAsia"/>
           <w:sz w:val="28"/>
           <w:szCs w:val="28"/>
         </w:rPr>
@@ -2313,7 +2298,6 @@
         <w:ind w:firstLine="480"/>
         <w:jc w:val="both"/>
         <w:rPr>
-          <w:rFonts w:hint="eastAsia"/>
           <w:sz w:val="28"/>
           <w:szCs w:val="28"/>
         </w:rPr>
@@ -9632,6 +9616,7 @@
                 <w:sz w:val="28"/>
                 <w:szCs w:val="28"/>
               </w:rPr>
+              <w:lastRenderedPageBreak/>
               <w:t>家屬參與度</w:t>
             </w:r>
           </w:p>
@@ -13999,6 +13984,7 @@
                 <w:sz w:val="28"/>
                 <w:szCs w:val="28"/>
               </w:rPr>
+              <w:lastRenderedPageBreak/>
               <w:t>外部威脅</w:t>
             </w:r>
             <w:r>
@@ -16115,7 +16101,7 @@
                 <w:szCs w:val="28"/>
               </w:rPr>
               <w:drawing>
-                <wp:anchor distT="0" distB="0" distL="114300" distR="114300" simplePos="0" relativeHeight="251669504" behindDoc="0" locked="0" layoutInCell="1" allowOverlap="1" wp14:anchorId="1B11D558" wp14:editId="4D8ECBA1">
+                <wp:anchor distT="0" distB="0" distL="114300" distR="114300" simplePos="0" relativeHeight="251669504" behindDoc="0" locked="0" layoutInCell="1" allowOverlap="1" wp14:anchorId="1B11D558" wp14:editId="2B8DA5AB">
                   <wp:simplePos x="0" y="0"/>
                   <wp:positionH relativeFrom="column">
                     <wp:posOffset>161925</wp:posOffset>
@@ -16284,7 +16270,7 @@
                 <w:szCs w:val="28"/>
               </w:rPr>
               <w:drawing>
-                <wp:anchor distT="0" distB="0" distL="114300" distR="114300" simplePos="0" relativeHeight="251666432" behindDoc="0" locked="0" layoutInCell="1" allowOverlap="1" wp14:anchorId="25D3E8E9" wp14:editId="0FA87B4C">
+                <wp:anchor distT="0" distB="0" distL="114300" distR="114300" simplePos="0" relativeHeight="251666432" behindDoc="0" locked="0" layoutInCell="1" allowOverlap="1" wp14:anchorId="25D3E8E9" wp14:editId="4E72F77F">
                   <wp:simplePos x="0" y="0"/>
                   <wp:positionH relativeFrom="column">
                     <wp:posOffset>405765</wp:posOffset>
@@ -16513,7 +16499,7 @@
                 <w:szCs w:val="28"/>
               </w:rPr>
               <w:drawing>
-                <wp:inline distT="0" distB="0" distL="0" distR="0" wp14:anchorId="06A2723F" wp14:editId="1941E2DA">
+                <wp:inline distT="0" distB="0" distL="0" distR="0" wp14:anchorId="06A2723F" wp14:editId="48D92BD2">
                   <wp:extent cx="594360" cy="594360"/>
                   <wp:effectExtent l="0" t="0" r="0" b="0"/>
                   <wp:docPr id="2107946149" name="圖片 10" descr="Git] Git Client 版本管理工具- Fork ~ m@rcus 學習筆記"/>
@@ -17706,7 +17692,7 @@
                 <w:szCs w:val="28"/>
               </w:rPr>
               <w:drawing>
-                <wp:anchor distT="0" distB="0" distL="114300" distR="114300" simplePos="0" relativeHeight="251662336" behindDoc="0" locked="0" layoutInCell="1" allowOverlap="1" wp14:anchorId="4FB11CE0" wp14:editId="69E1DF56">
+                <wp:anchor distT="0" distB="0" distL="114300" distR="114300" simplePos="0" relativeHeight="251662336" behindDoc="0" locked="0" layoutInCell="1" allowOverlap="1" wp14:anchorId="4FB11CE0" wp14:editId="4BB3B951">
                   <wp:simplePos x="0" y="0"/>
                   <wp:positionH relativeFrom="column">
                     <wp:posOffset>695325</wp:posOffset>
@@ -17769,7 +17755,7 @@
                 <w:szCs w:val="28"/>
               </w:rPr>
               <w:drawing>
-                <wp:anchor distT="0" distB="0" distL="114300" distR="114300" simplePos="0" relativeHeight="251663360" behindDoc="0" locked="0" layoutInCell="1" allowOverlap="1" wp14:anchorId="156C97B8" wp14:editId="6AF23B82">
+                <wp:anchor distT="0" distB="0" distL="114300" distR="114300" simplePos="0" relativeHeight="251663360" behindDoc="0" locked="0" layoutInCell="1" allowOverlap="1" wp14:anchorId="156C97B8" wp14:editId="3F9ED73B">
                   <wp:simplePos x="0" y="0"/>
                   <wp:positionH relativeFrom="column">
                     <wp:posOffset>55245</wp:posOffset>
@@ -18759,7 +18745,7 @@
                 <w:szCs w:val="28"/>
               </w:rPr>
               <w:drawing>
-                <wp:anchor distT="0" distB="0" distL="114300" distR="114300" simplePos="0" relativeHeight="251678720" behindDoc="0" locked="0" layoutInCell="1" allowOverlap="1" wp14:anchorId="2EF2DB82" wp14:editId="764C5F55">
+                <wp:anchor distT="0" distB="0" distL="114300" distR="114300" simplePos="0" relativeHeight="251678720" behindDoc="0" locked="0" layoutInCell="1" allowOverlap="1" wp14:anchorId="2EF2DB82" wp14:editId="60C34E47">
                   <wp:simplePos x="0" y="0"/>
                   <wp:positionH relativeFrom="column">
                     <wp:posOffset>47625</wp:posOffset>
@@ -32838,7 +32824,7 @@
         </w:rPr>
         <w:lastRenderedPageBreak/>
         <w:drawing>
-          <wp:anchor distT="0" distB="0" distL="114300" distR="114300" simplePos="0" relativeHeight="251705344" behindDoc="0" locked="0" layoutInCell="1" allowOverlap="1" wp14:anchorId="226E2AB6" wp14:editId="4385925A">
+          <wp:anchor distT="0" distB="0" distL="114300" distR="114300" simplePos="0" relativeHeight="251705344" behindDoc="0" locked="0" layoutInCell="1" allowOverlap="1" wp14:anchorId="226E2AB6" wp14:editId="714AE1BF">
             <wp:simplePos x="0" y="0"/>
             <wp:positionH relativeFrom="margin">
               <wp:align>center</wp:align>
@@ -33893,7 +33879,7 @@
           <w:noProof/>
         </w:rPr>
         <w:drawing>
-          <wp:anchor distT="0" distB="0" distL="114300" distR="114300" simplePos="0" relativeHeight="251713536" behindDoc="0" locked="0" layoutInCell="1" allowOverlap="1" wp14:anchorId="68CDFAF6" wp14:editId="5D313330">
+          <wp:anchor distT="0" distB="0" distL="114300" distR="114300" simplePos="0" relativeHeight="251713536" behindDoc="0" locked="0" layoutInCell="1" allowOverlap="1" wp14:anchorId="68CDFAF6" wp14:editId="518B8A71">
             <wp:simplePos x="0" y="0"/>
             <wp:positionH relativeFrom="margin">
               <wp:posOffset>125730</wp:posOffset>
@@ -34412,7 +34398,7 @@
           <w:noProof/>
         </w:rPr>
         <w:drawing>
-          <wp:anchor distT="0" distB="0" distL="114300" distR="114300" simplePos="0" relativeHeight="251717632" behindDoc="0" locked="0" layoutInCell="1" allowOverlap="1" wp14:anchorId="633A5A1B" wp14:editId="2C29DDDD">
+          <wp:anchor distT="0" distB="0" distL="114300" distR="114300" simplePos="0" relativeHeight="251717632" behindDoc="0" locked="0" layoutInCell="1" allowOverlap="1" wp14:anchorId="633A5A1B" wp14:editId="61ECB93F">
             <wp:simplePos x="0" y="0"/>
             <wp:positionH relativeFrom="column">
               <wp:posOffset>2540</wp:posOffset>
@@ -34503,7 +34489,7 @@
         </w:rPr>
         <w:lastRenderedPageBreak/>
         <w:drawing>
-          <wp:anchor distT="0" distB="0" distL="114300" distR="114300" simplePos="0" relativeHeight="251718656" behindDoc="0" locked="0" layoutInCell="1" allowOverlap="1" wp14:anchorId="597361A9" wp14:editId="54E68FDC">
+          <wp:anchor distT="0" distB="0" distL="114300" distR="114300" simplePos="0" relativeHeight="251718656" behindDoc="0" locked="0" layoutInCell="1" allowOverlap="1" wp14:anchorId="597361A9" wp14:editId="47CEC1C7">
             <wp:simplePos x="0" y="0"/>
             <wp:positionH relativeFrom="column">
               <wp:posOffset>21590</wp:posOffset>
@@ -55837,12 +55823,22 @@
             </w:r>
             <w:r>
               <w:rPr>
+                <w:rFonts w:hint="eastAsia"/>
                 <w:b/>
                 <w:bCs/>
                 <w:sz w:val="28"/>
                 <w:szCs w:val="28"/>
               </w:rPr>
-              <w:t>外觀資料</w:t>
+              <w:t>造型</w:t>
+            </w:r>
+            <w:r>
+              <w:rPr>
+                <w:b/>
+                <w:bCs/>
+                <w:sz w:val="28"/>
+                <w:szCs w:val="28"/>
+              </w:rPr>
+              <w:t>資料</w:t>
             </w:r>
           </w:p>
         </w:tc>

--- a/Documents/二技第115207組-Uban-系統手冊.docx
+++ b/Documents/二技第115207組-Uban-系統手冊.docx
@@ -1365,7 +1365,25 @@
           <w:sz w:val="28"/>
           <w:szCs w:val="28"/>
         </w:rPr>
-        <w:t xml:space="preserve"> FastAPI </w:t>
+        <w:t xml:space="preserve"> </w:t>
+      </w:r>
+      <w:proofErr w:type="spellStart"/>
+      <w:r>
+        <w:rPr>
+          <w:rFonts w:hint="eastAsia"/>
+          <w:sz w:val="28"/>
+          <w:szCs w:val="28"/>
+        </w:rPr>
+        <w:t>FastAPI</w:t>
+      </w:r>
+      <w:proofErr w:type="spellEnd"/>
+      <w:r>
+        <w:rPr>
+          <w:rFonts w:hint="eastAsia"/>
+          <w:sz w:val="28"/>
+          <w:szCs w:val="28"/>
+        </w:rPr>
+        <w:t xml:space="preserve"> </w:t>
       </w:r>
       <w:r>
         <w:rPr>
@@ -2104,6 +2122,7 @@
         </w:rPr>
         <w:t>的</w:t>
       </w:r>
+      <w:proofErr w:type="spellStart"/>
       <w:r>
         <w:rPr>
           <w:rFonts w:hint="eastAsia"/>
@@ -2112,6 +2131,7 @@
         </w:rPr>
         <w:t>AI</w:t>
       </w:r>
+      <w:proofErr w:type="spellEnd"/>
       <w:r>
         <w:rPr>
           <w:rFonts w:hint="eastAsia"/>
@@ -2499,7 +2519,7 @@
           <w:sz w:val="28"/>
           <w:szCs w:val="28"/>
         </w:rPr>
-        <w:t>針對長者端，系統介面完全捨棄繁雜的按鈕層級與鍵盤輸入，以「全語音互動」與「大圖示」為核心，長輩只需點擊麥克風圖示或使用語音喚醒，即可完成聆聽提醒、發送訊息或緊急求助，將學習成本降至最低。</w:t>
+        <w:t>針對長者端，系統介面捨棄繁雜的按鈕層級與鍵盤輸入，以「全語音互動」與「大圖示」為核心，長輩只需點擊麥克風圖示或使用語音喚醒，即可完成聆聽提醒、發送訊息或緊急求助，將學習成本降至最低。</w:t>
       </w:r>
     </w:p>
     <w:p>
@@ -2600,6 +2620,30 @@
         </w:rPr>
         <w:t>端用戶開發與驗證：</w:t>
       </w:r>
+      <w:r>
+        <w:rPr>
+          <w:rFonts w:hint="eastAsia"/>
+          <w:sz w:val="28"/>
+          <w:szCs w:val="28"/>
+        </w:rPr>
+        <w:t>(</w:t>
+      </w:r>
+      <w:r>
+        <w:rPr>
+          <w:rFonts w:hint="eastAsia"/>
+          <w:sz w:val="28"/>
+          <w:szCs w:val="28"/>
+        </w:rPr>
+        <w:t>表格方式呈現，要跟時程可行性對上</w:t>
+      </w:r>
+      <w:r>
+        <w:rPr>
+          <w:rFonts w:hint="eastAsia"/>
+          <w:sz w:val="28"/>
+          <w:szCs w:val="28"/>
+        </w:rPr>
+        <w:t>)</w:t>
+      </w:r>
     </w:p>
     <w:p>
       <w:pPr>
@@ -2622,6 +2666,8 @@
       <w:r>
         <w:rPr>
           <w:rFonts w:hint="eastAsia"/>
+          <w:b/>
+          <w:bCs/>
           <w:sz w:val="28"/>
           <w:szCs w:val="28"/>
         </w:rPr>
@@ -2630,6 +2676,8 @@
       <w:r>
         <w:rPr>
           <w:rFonts w:hint="eastAsia"/>
+          <w:b/>
+          <w:bCs/>
           <w:sz w:val="28"/>
           <w:szCs w:val="28"/>
         </w:rPr>
@@ -2638,6 +2686,8 @@
       <w:r>
         <w:rPr>
           <w:rFonts w:hint="eastAsia"/>
+          <w:b/>
+          <w:bCs/>
           <w:sz w:val="28"/>
           <w:szCs w:val="28"/>
         </w:rPr>
@@ -2646,6 +2696,8 @@
       <w:r>
         <w:rPr>
           <w:rFonts w:hint="eastAsia"/>
+          <w:b/>
+          <w:bCs/>
           <w:sz w:val="28"/>
           <w:szCs w:val="28"/>
         </w:rPr>
@@ -2654,10 +2706,20 @@
       <w:r>
         <w:rPr>
           <w:rFonts w:hint="eastAsia"/>
-          <w:sz w:val="28"/>
-          <w:szCs w:val="28"/>
-        </w:rPr>
-        <w:t>個月）：</w:t>
+          <w:b/>
+          <w:bCs/>
+          <w:sz w:val="28"/>
+          <w:szCs w:val="28"/>
+        </w:rPr>
+        <w:t>個月）</w:t>
+      </w:r>
+      <w:r>
+        <w:rPr>
+          <w:rFonts w:hint="eastAsia"/>
+          <w:sz w:val="28"/>
+          <w:szCs w:val="28"/>
+        </w:rPr>
+        <w:t>：</w:t>
       </w:r>
       <w:r>
         <w:rPr>
@@ -2713,7 +2775,25 @@
           <w:sz w:val="28"/>
           <w:szCs w:val="28"/>
         </w:rPr>
-        <w:t xml:space="preserve"> FastAPI </w:t>
+        <w:t xml:space="preserve"> </w:t>
+      </w:r>
+      <w:proofErr w:type="spellStart"/>
+      <w:r>
+        <w:rPr>
+          <w:rFonts w:hint="eastAsia"/>
+          <w:sz w:val="28"/>
+          <w:szCs w:val="28"/>
+        </w:rPr>
+        <w:t>FastAPI</w:t>
+      </w:r>
+      <w:proofErr w:type="spellEnd"/>
+      <w:r>
+        <w:rPr>
+          <w:rFonts w:hint="eastAsia"/>
+          <w:sz w:val="28"/>
+          <w:szCs w:val="28"/>
+        </w:rPr>
+        <w:t xml:space="preserve"> </w:t>
       </w:r>
       <w:r>
         <w:rPr>
@@ -2777,6 +2857,8 @@
       <w:r>
         <w:rPr>
           <w:rFonts w:hint="eastAsia"/>
+          <w:b/>
+          <w:bCs/>
           <w:sz w:val="28"/>
           <w:szCs w:val="28"/>
         </w:rPr>
@@ -2785,6 +2867,8 @@
       <w:r>
         <w:rPr>
           <w:rFonts w:hint="eastAsia"/>
+          <w:b/>
+          <w:bCs/>
           <w:sz w:val="28"/>
           <w:szCs w:val="28"/>
         </w:rPr>
@@ -2793,6 +2877,8 @@
       <w:r>
         <w:rPr>
           <w:rFonts w:hint="eastAsia"/>
+          <w:b/>
+          <w:bCs/>
           <w:sz w:val="28"/>
           <w:szCs w:val="28"/>
         </w:rPr>
@@ -2801,6 +2887,8 @@
       <w:r>
         <w:rPr>
           <w:rFonts w:hint="eastAsia"/>
+          <w:b/>
+          <w:bCs/>
           <w:sz w:val="28"/>
           <w:szCs w:val="28"/>
         </w:rPr>
@@ -2809,10 +2897,20 @@
       <w:r>
         <w:rPr>
           <w:rFonts w:hint="eastAsia"/>
-          <w:sz w:val="28"/>
-          <w:szCs w:val="28"/>
-        </w:rPr>
-        <w:t>個月）：社群營運與商業化驗證。</w:t>
+          <w:b/>
+          <w:bCs/>
+          <w:sz w:val="28"/>
+          <w:szCs w:val="28"/>
+        </w:rPr>
+        <w:t>個月）</w:t>
+      </w:r>
+      <w:r>
+        <w:rPr>
+          <w:rFonts w:hint="eastAsia"/>
+          <w:sz w:val="28"/>
+          <w:szCs w:val="28"/>
+        </w:rPr>
+        <w:t>：社群營運與商業化驗證。</w:t>
       </w:r>
       <w:r>
         <w:rPr>
@@ -2916,140 +3014,124 @@
       <w:r>
         <w:rPr>
           <w:rFonts w:hint="eastAsia"/>
-          <w:sz w:val="28"/>
-          <w:szCs w:val="28"/>
-        </w:rPr>
-        <w:t>長期（</w:t>
-      </w:r>
-      <w:r>
-        <w:rPr>
-          <w:rFonts w:hint="eastAsia"/>
-          <w:sz w:val="28"/>
-          <w:szCs w:val="28"/>
-        </w:rPr>
-        <w:t xml:space="preserve">18 </w:t>
-      </w:r>
-      <w:r>
-        <w:rPr>
-          <w:rFonts w:hint="eastAsia"/>
-          <w:sz w:val="28"/>
-          <w:szCs w:val="28"/>
-        </w:rPr>
-        <w:t>個月～</w:t>
-      </w:r>
-      <w:r>
-        <w:rPr>
-          <w:rFonts w:hint="eastAsia"/>
-          <w:sz w:val="28"/>
-          <w:szCs w:val="28"/>
-        </w:rPr>
-        <w:t xml:space="preserve">3 </w:t>
-      </w:r>
-      <w:r>
-        <w:rPr>
-          <w:rFonts w:hint="eastAsia"/>
-          <w:sz w:val="28"/>
-          <w:szCs w:val="28"/>
-        </w:rPr>
-        <w:t>年）：</w:t>
-      </w:r>
-      <w:r>
-        <w:rPr>
-          <w:rFonts w:hint="eastAsia"/>
-          <w:sz w:val="28"/>
-          <w:szCs w:val="28"/>
-        </w:rPr>
-        <w:t xml:space="preserve">B </w:t>
-      </w:r>
-      <w:r>
-        <w:rPr>
-          <w:rFonts w:hint="eastAsia"/>
-          <w:sz w:val="28"/>
-          <w:szCs w:val="28"/>
-        </w:rPr>
-        <w:t>端市場整合與生態系擴張。</w:t>
-      </w:r>
-      <w:r>
-        <w:rPr>
-          <w:rFonts w:hint="eastAsia"/>
-          <w:sz w:val="28"/>
-          <w:szCs w:val="28"/>
-        </w:rPr>
-        <w:t xml:space="preserve"> </w:t>
-      </w:r>
-      <w:r>
-        <w:rPr>
-          <w:rFonts w:hint="eastAsia"/>
-          <w:sz w:val="28"/>
-          <w:szCs w:val="28"/>
-        </w:rPr>
-        <w:t>在</w:t>
-      </w:r>
-      <w:r>
-        <w:rPr>
-          <w:rFonts w:hint="eastAsia"/>
-          <w:sz w:val="28"/>
-          <w:szCs w:val="28"/>
-        </w:rPr>
-        <w:t xml:space="preserve"> C </w:t>
-      </w:r>
-      <w:r>
-        <w:rPr>
-          <w:rFonts w:hint="eastAsia"/>
-          <w:sz w:val="28"/>
-          <w:szCs w:val="28"/>
-        </w:rPr>
-        <w:t>端穩定營運的基礎上，推出針對長照機構、社區據點的</w:t>
-      </w:r>
-      <w:r>
-        <w:rPr>
-          <w:rFonts w:hint="eastAsia"/>
-          <w:sz w:val="28"/>
-          <w:szCs w:val="28"/>
-        </w:rPr>
-        <w:t xml:space="preserve"> B </w:t>
-      </w:r>
-      <w:r>
-        <w:rPr>
-          <w:rFonts w:hint="eastAsia"/>
-          <w:sz w:val="28"/>
-          <w:szCs w:val="28"/>
-        </w:rPr>
-        <w:t>端管理後台，實現數據批次管理與機構專屬通報服務，達成商業模式的規模化。</w:t>
-      </w:r>
-    </w:p>
-    <w:p>
-      <w:pPr>
-        <w:spacing w:line="480" w:lineRule="exact"/>
-        <w:ind w:firstLineChars="200" w:firstLine="640"/>
-        <w:jc w:val="both"/>
-        <w:rPr>
-          <w:sz w:val="32"/>
-          <w:szCs w:val="32"/>
-        </w:rPr>
-      </w:pPr>
-    </w:p>
-    <w:p>
-      <w:pPr>
-        <w:spacing w:line="480" w:lineRule="exact"/>
-        <w:jc w:val="both"/>
-        <w:rPr>
           <w:b/>
           <w:bCs/>
-          <w:sz w:val="32"/>
-          <w:szCs w:val="32"/>
-        </w:rPr>
-      </w:pPr>
+          <w:sz w:val="28"/>
+          <w:szCs w:val="28"/>
+        </w:rPr>
+        <w:t>長期（</w:t>
+      </w:r>
       <w:r>
         <w:rPr>
           <w:rFonts w:hint="eastAsia"/>
           <w:b/>
           <w:bCs/>
-          <w:sz w:val="32"/>
-          <w:szCs w:val="32"/>
-        </w:rPr>
-        <w:lastRenderedPageBreak/>
-        <w:t>【經濟可行性】</w:t>
+          <w:sz w:val="28"/>
+          <w:szCs w:val="28"/>
+        </w:rPr>
+        <w:t xml:space="preserve">18 </w:t>
+      </w:r>
+      <w:r>
+        <w:rPr>
+          <w:rFonts w:hint="eastAsia"/>
+          <w:b/>
+          <w:bCs/>
+          <w:sz w:val="28"/>
+          <w:szCs w:val="28"/>
+        </w:rPr>
+        <w:t>個月～</w:t>
+      </w:r>
+      <w:r>
+        <w:rPr>
+          <w:rFonts w:hint="eastAsia"/>
+          <w:b/>
+          <w:bCs/>
+          <w:sz w:val="28"/>
+          <w:szCs w:val="28"/>
+        </w:rPr>
+        <w:t xml:space="preserve">3 </w:t>
+      </w:r>
+      <w:r>
+        <w:rPr>
+          <w:rFonts w:hint="eastAsia"/>
+          <w:b/>
+          <w:bCs/>
+          <w:sz w:val="28"/>
+          <w:szCs w:val="28"/>
+        </w:rPr>
+        <w:t>年）</w:t>
+      </w:r>
+      <w:r>
+        <w:rPr>
+          <w:rFonts w:hint="eastAsia"/>
+          <w:sz w:val="28"/>
+          <w:szCs w:val="28"/>
+        </w:rPr>
+        <w:t>：</w:t>
+      </w:r>
+      <w:r>
+        <w:rPr>
+          <w:rFonts w:hint="eastAsia"/>
+          <w:sz w:val="28"/>
+          <w:szCs w:val="28"/>
+        </w:rPr>
+        <w:t xml:space="preserve">B </w:t>
+      </w:r>
+      <w:r>
+        <w:rPr>
+          <w:rFonts w:hint="eastAsia"/>
+          <w:sz w:val="28"/>
+          <w:szCs w:val="28"/>
+        </w:rPr>
+        <w:t>端市場整合與生態系擴張。</w:t>
+      </w:r>
+      <w:r>
+        <w:rPr>
+          <w:rFonts w:hint="eastAsia"/>
+          <w:sz w:val="28"/>
+          <w:szCs w:val="28"/>
+        </w:rPr>
+        <w:t xml:space="preserve"> </w:t>
+      </w:r>
+      <w:r>
+        <w:rPr>
+          <w:rFonts w:hint="eastAsia"/>
+          <w:sz w:val="28"/>
+          <w:szCs w:val="28"/>
+        </w:rPr>
+        <w:t>在</w:t>
+      </w:r>
+      <w:r>
+        <w:rPr>
+          <w:rFonts w:hint="eastAsia"/>
+          <w:sz w:val="28"/>
+          <w:szCs w:val="28"/>
+        </w:rPr>
+        <w:t xml:space="preserve"> C </w:t>
+      </w:r>
+      <w:r>
+        <w:rPr>
+          <w:rFonts w:hint="eastAsia"/>
+          <w:sz w:val="28"/>
+          <w:szCs w:val="28"/>
+        </w:rPr>
+        <w:t>端穩定營運的基礎上，推出針對長照機構、社區據點的</w:t>
+      </w:r>
+      <w:r>
+        <w:rPr>
+          <w:rFonts w:hint="eastAsia"/>
+          <w:sz w:val="28"/>
+          <w:szCs w:val="28"/>
+        </w:rPr>
+        <w:t xml:space="preserve"> B </w:t>
+      </w:r>
+      <w:r>
+        <w:rPr>
+          <w:rFonts w:hint="eastAsia"/>
+          <w:sz w:val="28"/>
+          <w:szCs w:val="28"/>
+        </w:rPr>
+        <w:t>端管理後台，實現數據批次管理與機構專屬通報服務，達成商業模式的規模化。</w:t>
       </w:r>
     </w:p>
     <w:p>
@@ -3068,39 +3150,54 @@
           <w:sz w:val="28"/>
           <w:szCs w:val="28"/>
         </w:rPr>
-        <w:t>本系統採取「</w:t>
-      </w:r>
-      <w:r>
-        <w:rPr>
-          <w:rFonts w:hint="eastAsia"/>
-          <w:sz w:val="28"/>
-          <w:szCs w:val="28"/>
-        </w:rPr>
-        <w:t>Freemium</w:t>
-      </w:r>
-      <w:r>
-        <w:rPr>
-          <w:rFonts w:hint="eastAsia"/>
-          <w:sz w:val="28"/>
-          <w:szCs w:val="28"/>
-        </w:rPr>
-        <w:t>（免費增值）」的商業模式，降低初期獲客門檻。家屬端透過功能導向的引流方式，以獲取更多</w:t>
-      </w:r>
-      <w:r>
-        <w:rPr>
-          <w:rFonts w:hint="eastAsia"/>
-          <w:sz w:val="28"/>
-          <w:szCs w:val="28"/>
-        </w:rPr>
-        <w:t>AI</w:t>
-      </w:r>
-      <w:r>
-        <w:rPr>
-          <w:rFonts w:hint="eastAsia"/>
-          <w:sz w:val="28"/>
-          <w:szCs w:val="28"/>
-        </w:rPr>
-        <w:t>使用額度與系統功能為誘因招引訂閱，長輩端則參考主流遊戲的造型加成設計，可透過長輩與好友間比較遊戲進度的好勝心吸引消費。</w:t>
+        <w:t>(</w:t>
+      </w:r>
+      <w:r>
+        <w:rPr>
+          <w:rFonts w:hint="eastAsia"/>
+          <w:sz w:val="28"/>
+          <w:szCs w:val="28"/>
+        </w:rPr>
+        <w:t>後面要標清楚短期中期長期</w:t>
+      </w:r>
+      <w:r>
+        <w:rPr>
+          <w:rFonts w:hint="eastAsia"/>
+          <w:sz w:val="28"/>
+          <w:szCs w:val="28"/>
+        </w:rPr>
+        <w:t>，表格呈現</w:t>
+      </w:r>
+      <w:r>
+        <w:rPr>
+          <w:rFonts w:hint="eastAsia"/>
+          <w:sz w:val="28"/>
+          <w:szCs w:val="28"/>
+        </w:rPr>
+        <w:t>)</w:t>
+      </w:r>
+    </w:p>
+    <w:p>
+      <w:pPr>
+        <w:spacing w:line="480" w:lineRule="exact"/>
+        <w:jc w:val="both"/>
+        <w:rPr>
+          <w:b/>
+          <w:bCs/>
+          <w:sz w:val="28"/>
+          <w:szCs w:val="28"/>
+        </w:rPr>
+      </w:pPr>
+      <w:r>
+        <w:rPr>
+          <w:rFonts w:hint="eastAsia"/>
+          <w:b/>
+          <w:bCs/>
+          <w:sz w:val="28"/>
+          <w:szCs w:val="28"/>
+        </w:rPr>
+        <w:lastRenderedPageBreak/>
+        <w:t>【經濟可行性】</w:t>
       </w:r>
     </w:p>
     <w:p>
@@ -3119,88 +3216,39 @@
           <w:sz w:val="28"/>
           <w:szCs w:val="28"/>
         </w:rPr>
-        <w:t>開發初期將完全專注於</w:t>
-      </w:r>
-      <w:r>
-        <w:rPr>
-          <w:rFonts w:hint="eastAsia"/>
-          <w:sz w:val="28"/>
-          <w:szCs w:val="28"/>
-        </w:rPr>
-        <w:t xml:space="preserve"> C </w:t>
-      </w:r>
-      <w:r>
-        <w:rPr>
-          <w:rFonts w:hint="eastAsia"/>
-          <w:sz w:val="28"/>
-          <w:szCs w:val="28"/>
-        </w:rPr>
-        <w:t>端（一般家庭）市場，暫不考慮</w:t>
-      </w:r>
-      <w:r>
-        <w:rPr>
-          <w:rFonts w:hint="eastAsia"/>
-          <w:sz w:val="28"/>
-          <w:szCs w:val="28"/>
-        </w:rPr>
-        <w:t xml:space="preserve"> B </w:t>
-      </w:r>
-      <w:r>
-        <w:rPr>
-          <w:rFonts w:hint="eastAsia"/>
-          <w:sz w:val="28"/>
-          <w:szCs w:val="28"/>
-        </w:rPr>
-        <w:t>端長照機構的收入與相關客製化建置支出。所有財務評估皆統一以新台幣</w:t>
-      </w:r>
-      <w:r>
-        <w:rPr>
-          <w:rFonts w:hint="eastAsia"/>
-          <w:sz w:val="28"/>
-          <w:szCs w:val="28"/>
-        </w:rPr>
-        <w:t xml:space="preserve"> (NTD) </w:t>
-      </w:r>
-      <w:r>
-        <w:rPr>
-          <w:rFonts w:hint="eastAsia"/>
-          <w:sz w:val="28"/>
-          <w:szCs w:val="28"/>
-        </w:rPr>
-        <w:t>計算，並採取保守觀點。</w:t>
-      </w:r>
-    </w:p>
-    <w:p>
-      <w:pPr>
-        <w:spacing w:line="480" w:lineRule="exact"/>
-        <w:ind w:firstLineChars="200" w:firstLine="640"/>
-        <w:jc w:val="both"/>
-        <w:rPr>
-          <w:sz w:val="32"/>
-          <w:szCs w:val="32"/>
-        </w:rPr>
-      </w:pPr>
-    </w:p>
-    <w:p>
-      <w:pPr>
-        <w:spacing w:line="480" w:lineRule="exact"/>
-        <w:jc w:val="both"/>
-        <w:rPr>
-          <w:b/>
-          <w:bCs/>
-          <w:sz w:val="28"/>
-          <w:szCs w:val="28"/>
-        </w:rPr>
-      </w:pPr>
-      <w:r>
-        <w:rPr>
-          <w:rFonts w:hint="eastAsia"/>
-          <w:b/>
-          <w:bCs/>
-          <w:sz w:val="28"/>
-          <w:szCs w:val="28"/>
-        </w:rPr>
-        <w:t>成本來源推估：</w:t>
+        <w:t>本系統採取「</w:t>
+      </w:r>
+      <w:r>
+        <w:rPr>
+          <w:rFonts w:hint="eastAsia"/>
+          <w:sz w:val="28"/>
+          <w:szCs w:val="28"/>
+        </w:rPr>
+        <w:t>Freemium</w:t>
+      </w:r>
+      <w:r>
+        <w:rPr>
+          <w:rFonts w:hint="eastAsia"/>
+          <w:sz w:val="28"/>
+          <w:szCs w:val="28"/>
+        </w:rPr>
+        <w:t>（免費增值）」的商業模式，降低初期獲客門檻。家屬端透過功能導向的引流方式，以獲取更多</w:t>
+      </w:r>
+      <w:r>
+        <w:rPr>
+          <w:rFonts w:hint="eastAsia"/>
+          <w:sz w:val="28"/>
+          <w:szCs w:val="28"/>
+        </w:rPr>
+        <w:t>AI</w:t>
+      </w:r>
+      <w:r>
+        <w:rPr>
+          <w:rFonts w:hint="eastAsia"/>
+          <w:sz w:val="28"/>
+          <w:szCs w:val="28"/>
+        </w:rPr>
+        <w:t>使用額度與系統功能為誘因招引訂閱，長輩端則參考主流遊戲的造型加成設計，可透過長輩與好友間比較遊戲進度的好勝心吸引消費。</w:t>
       </w:r>
     </w:p>
     <w:p>
@@ -3219,55 +3267,55 @@
           <w:sz w:val="28"/>
           <w:szCs w:val="28"/>
         </w:rPr>
-        <w:t>o</w:t>
-      </w:r>
-      <w:r>
-        <w:rPr>
-          <w:rFonts w:hint="eastAsia"/>
-          <w:sz w:val="28"/>
-          <w:szCs w:val="28"/>
-        </w:rPr>
-        <w:tab/>
-      </w:r>
-      <w:r>
-        <w:rPr>
-          <w:rFonts w:hint="eastAsia"/>
-          <w:sz w:val="28"/>
-          <w:szCs w:val="28"/>
-        </w:rPr>
-        <w:t>伺服器電費與固定網路費：</w:t>
-      </w:r>
-      <w:r>
-        <w:rPr>
-          <w:rFonts w:hint="eastAsia"/>
-          <w:sz w:val="28"/>
-          <w:szCs w:val="28"/>
-        </w:rPr>
-        <w:t xml:space="preserve"> </w:t>
-      </w:r>
-      <w:r>
-        <w:rPr>
-          <w:rFonts w:hint="eastAsia"/>
-          <w:sz w:val="28"/>
-          <w:szCs w:val="28"/>
-        </w:rPr>
-        <w:t>約</w:t>
-      </w:r>
-      <w:r>
-        <w:rPr>
-          <w:rFonts w:hint="eastAsia"/>
-          <w:sz w:val="28"/>
-          <w:szCs w:val="28"/>
-        </w:rPr>
-        <w:t xml:space="preserve"> 3,000 NTD / </w:t>
-      </w:r>
-      <w:r>
-        <w:rPr>
-          <w:rFonts w:hint="eastAsia"/>
-          <w:sz w:val="28"/>
-          <w:szCs w:val="28"/>
-        </w:rPr>
-        <w:t>月（自架主機的基礎維持費用）。</w:t>
+        <w:t>開發初期將完全專注於</w:t>
+      </w:r>
+      <w:r>
+        <w:rPr>
+          <w:rFonts w:hint="eastAsia"/>
+          <w:sz w:val="28"/>
+          <w:szCs w:val="28"/>
+        </w:rPr>
+        <w:t xml:space="preserve"> C </w:t>
+      </w:r>
+      <w:r>
+        <w:rPr>
+          <w:rFonts w:hint="eastAsia"/>
+          <w:sz w:val="28"/>
+          <w:szCs w:val="28"/>
+        </w:rPr>
+        <w:t>端（一般家庭）市場，暫不考慮</w:t>
+      </w:r>
+      <w:r>
+        <w:rPr>
+          <w:rFonts w:hint="eastAsia"/>
+          <w:sz w:val="28"/>
+          <w:szCs w:val="28"/>
+        </w:rPr>
+        <w:t xml:space="preserve"> B </w:t>
+      </w:r>
+      <w:r>
+        <w:rPr>
+          <w:rFonts w:hint="eastAsia"/>
+          <w:sz w:val="28"/>
+          <w:szCs w:val="28"/>
+        </w:rPr>
+        <w:t>端長照機構的收入與相關客製化建置支出。所有財務評估皆統一以新台幣</w:t>
+      </w:r>
+      <w:r>
+        <w:rPr>
+          <w:rFonts w:hint="eastAsia"/>
+          <w:sz w:val="28"/>
+          <w:szCs w:val="28"/>
+        </w:rPr>
+        <w:t xml:space="preserve"> (NTD) </w:t>
+      </w:r>
+      <w:r>
+        <w:rPr>
+          <w:rFonts w:hint="eastAsia"/>
+          <w:sz w:val="28"/>
+          <w:szCs w:val="28"/>
+        </w:rPr>
+        <w:t>計算，並採取保守觀點。</w:t>
       </w:r>
     </w:p>
     <w:p>
@@ -3286,120 +3334,157 @@
           <w:sz w:val="28"/>
           <w:szCs w:val="28"/>
         </w:rPr>
-        <w:t>o</w:t>
-      </w:r>
-      <w:r>
-        <w:rPr>
-          <w:rFonts w:hint="eastAsia"/>
-          <w:sz w:val="28"/>
-          <w:szCs w:val="28"/>
-        </w:rPr>
-        <w:tab/>
-        <w:t xml:space="preserve">AI </w:t>
-      </w:r>
-      <w:r>
-        <w:rPr>
-          <w:rFonts w:hint="eastAsia"/>
-          <w:sz w:val="28"/>
-          <w:szCs w:val="28"/>
-        </w:rPr>
-        <w:t>與雲端</w:t>
-      </w:r>
-      <w:r>
-        <w:rPr>
-          <w:rFonts w:hint="eastAsia"/>
-          <w:sz w:val="28"/>
-          <w:szCs w:val="28"/>
-        </w:rPr>
-        <w:t xml:space="preserve"> API </w:t>
-      </w:r>
-      <w:r>
-        <w:rPr>
-          <w:rFonts w:hint="eastAsia"/>
-          <w:sz w:val="28"/>
-          <w:szCs w:val="28"/>
-        </w:rPr>
-        <w:t>調用費：</w:t>
-      </w:r>
-      <w:r>
-        <w:rPr>
-          <w:rFonts w:hint="eastAsia"/>
-          <w:sz w:val="28"/>
-          <w:szCs w:val="28"/>
-        </w:rPr>
-        <w:t xml:space="preserve"> </w:t>
-      </w:r>
-      <w:r>
-        <w:rPr>
-          <w:rFonts w:hint="eastAsia"/>
-          <w:sz w:val="28"/>
-          <w:szCs w:val="28"/>
-        </w:rPr>
-        <w:t>約</w:t>
-      </w:r>
-      <w:r>
-        <w:rPr>
-          <w:rFonts w:hint="eastAsia"/>
-          <w:sz w:val="28"/>
-          <w:szCs w:val="28"/>
-        </w:rPr>
-        <w:t xml:space="preserve"> 10,000 NTD / </w:t>
-      </w:r>
-      <w:r>
-        <w:rPr>
-          <w:rFonts w:hint="eastAsia"/>
-          <w:sz w:val="28"/>
-          <w:szCs w:val="28"/>
-        </w:rPr>
-        <w:t>月（因伺服器自架，部分輕量運算可於本地處理，但核心高階</w:t>
-      </w:r>
-      <w:r>
-        <w:rPr>
-          <w:rFonts w:hint="eastAsia"/>
-          <w:sz w:val="28"/>
-          <w:szCs w:val="28"/>
-        </w:rPr>
-        <w:t xml:space="preserve"> LLM </w:t>
-      </w:r>
-      <w:r>
-        <w:rPr>
-          <w:rFonts w:hint="eastAsia"/>
-          <w:sz w:val="28"/>
-          <w:szCs w:val="28"/>
-        </w:rPr>
-        <w:t>語意判斷與高品質</w:t>
-      </w:r>
-      <w:r>
-        <w:rPr>
-          <w:rFonts w:hint="eastAsia"/>
-          <w:sz w:val="28"/>
-          <w:szCs w:val="28"/>
-        </w:rPr>
-        <w:t xml:space="preserve"> TTS </w:t>
-      </w:r>
-      <w:r>
-        <w:rPr>
-          <w:rFonts w:hint="eastAsia"/>
-          <w:sz w:val="28"/>
-          <w:szCs w:val="28"/>
-        </w:rPr>
-        <w:t>語音生成仍需調用外部</w:t>
-      </w:r>
-      <w:r>
-        <w:rPr>
-          <w:rFonts w:hint="eastAsia"/>
-          <w:sz w:val="28"/>
-          <w:szCs w:val="28"/>
-        </w:rPr>
-        <w:t xml:space="preserve"> API</w:t>
-      </w:r>
-      <w:r>
-        <w:rPr>
-          <w:rFonts w:hint="eastAsia"/>
-          <w:sz w:val="28"/>
-          <w:szCs w:val="28"/>
-        </w:rPr>
-        <w:t>）。</w:t>
+        <w:t>(</w:t>
+      </w:r>
+      <w:r>
+        <w:rPr>
+          <w:rFonts w:hint="eastAsia"/>
+          <w:sz w:val="28"/>
+          <w:szCs w:val="28"/>
+        </w:rPr>
+        <w:t>成本</w:t>
+      </w:r>
+      <w:r>
+        <w:rPr>
+          <w:rFonts w:hint="eastAsia"/>
+          <w:sz w:val="28"/>
+          <w:szCs w:val="28"/>
+        </w:rPr>
+        <w:t>、營收</w:t>
+      </w:r>
+      <w:r>
+        <w:rPr>
+          <w:rFonts w:hint="eastAsia"/>
+          <w:sz w:val="28"/>
+          <w:szCs w:val="28"/>
+        </w:rPr>
+        <w:t>三階段分開</w:t>
+      </w:r>
+      <w:r>
+        <w:rPr>
+          <w:rFonts w:hint="eastAsia"/>
+          <w:sz w:val="28"/>
+          <w:szCs w:val="28"/>
+        </w:rPr>
+        <w:t>(</w:t>
+      </w:r>
+      <w:r>
+        <w:rPr>
+          <w:rFonts w:hint="eastAsia"/>
+          <w:sz w:val="28"/>
+          <w:szCs w:val="28"/>
+        </w:rPr>
+        <w:t>上下合併</w:t>
+      </w:r>
+      <w:r>
+        <w:rPr>
+          <w:rFonts w:hint="eastAsia"/>
+          <w:sz w:val="28"/>
+          <w:szCs w:val="28"/>
+        </w:rPr>
+        <w:t>)</w:t>
+      </w:r>
+      <w:r>
+        <w:rPr>
+          <w:rFonts w:hint="eastAsia"/>
+          <w:sz w:val="28"/>
+          <w:szCs w:val="28"/>
+        </w:rPr>
+        <w:t>；</w:t>
+      </w:r>
+      <w:r>
+        <w:rPr>
+          <w:rFonts w:hint="eastAsia"/>
+          <w:sz w:val="28"/>
+          <w:szCs w:val="28"/>
+        </w:rPr>
+        <w:t>總計</w:t>
+      </w:r>
+      <w:r>
+        <w:rPr>
+          <w:rFonts w:hint="eastAsia"/>
+          <w:sz w:val="28"/>
+          <w:szCs w:val="28"/>
+        </w:rPr>
+        <w:t>要有；</w:t>
+      </w:r>
+      <w:r>
+        <w:rPr>
+          <w:rFonts w:hint="eastAsia"/>
+          <w:sz w:val="28"/>
+          <w:szCs w:val="28"/>
+        </w:rPr>
+        <w:t>表格形式</w:t>
+      </w:r>
+      <w:r>
+        <w:rPr>
+          <w:rFonts w:hint="eastAsia"/>
+          <w:sz w:val="28"/>
+          <w:szCs w:val="28"/>
+        </w:rPr>
+        <w:t>；</w:t>
+      </w:r>
+      <w:r>
+        <w:rPr>
+          <w:rFonts w:hint="eastAsia"/>
+          <w:sz w:val="28"/>
+          <w:szCs w:val="28"/>
+        </w:rPr>
+        <w:t>虧損就虧損</w:t>
+      </w:r>
+      <w:r>
+        <w:rPr>
+          <w:rFonts w:hint="eastAsia"/>
+          <w:sz w:val="28"/>
+          <w:szCs w:val="28"/>
+        </w:rPr>
+        <w:t>；</w:t>
+      </w:r>
+      <w:r>
+        <w:rPr>
+          <w:rFonts w:hint="eastAsia"/>
+          <w:sz w:val="28"/>
+          <w:szCs w:val="28"/>
+        </w:rPr>
+        <w:t>收入可以考慮贊助方</w:t>
+      </w:r>
+      <w:r>
+        <w:rPr>
+          <w:rFonts w:hint="eastAsia"/>
+          <w:sz w:val="28"/>
+          <w:szCs w:val="28"/>
+        </w:rPr>
+        <w:t>；預估每個月要多少錢，不只是半年</w:t>
+      </w:r>
+      <w:r>
+        <w:rPr>
+          <w:rFonts w:hint="eastAsia"/>
+          <w:sz w:val="28"/>
+          <w:szCs w:val="28"/>
+        </w:rPr>
+        <w:t>)</w:t>
+      </w:r>
+    </w:p>
+    <w:p>
+      <w:pPr>
+        <w:spacing w:line="480" w:lineRule="exact"/>
+        <w:jc w:val="both"/>
+        <w:rPr>
+          <w:b/>
+          <w:bCs/>
+          <w:sz w:val="28"/>
+          <w:szCs w:val="28"/>
+        </w:rPr>
+      </w:pPr>
+      <w:r>
+        <w:rPr>
+          <w:rFonts w:hint="eastAsia"/>
+          <w:b/>
+          <w:bCs/>
+          <w:sz w:val="28"/>
+          <w:szCs w:val="28"/>
+        </w:rPr>
+        <w:t>成本來源推估：</w:t>
       </w:r>
     </w:p>
     <w:p>
@@ -3434,6 +3519,205 @@
           <w:sz w:val="28"/>
           <w:szCs w:val="28"/>
         </w:rPr>
+        <w:t>伺服器電費與固定網路費：</w:t>
+      </w:r>
+      <w:r>
+        <w:rPr>
+          <w:rFonts w:hint="eastAsia"/>
+          <w:sz w:val="28"/>
+          <w:szCs w:val="28"/>
+        </w:rPr>
+        <w:t xml:space="preserve"> </w:t>
+      </w:r>
+      <w:r>
+        <w:rPr>
+          <w:rFonts w:hint="eastAsia"/>
+          <w:sz w:val="28"/>
+          <w:szCs w:val="28"/>
+        </w:rPr>
+        <w:t>約</w:t>
+      </w:r>
+      <w:r>
+        <w:rPr>
+          <w:rFonts w:hint="eastAsia"/>
+          <w:sz w:val="28"/>
+          <w:szCs w:val="28"/>
+        </w:rPr>
+        <w:t xml:space="preserve"> 3,000 NTD / </w:t>
+      </w:r>
+      <w:r>
+        <w:rPr>
+          <w:rFonts w:hint="eastAsia"/>
+          <w:sz w:val="28"/>
+          <w:szCs w:val="28"/>
+        </w:rPr>
+        <w:t>月（自架主機的基礎維持費用）。</w:t>
+      </w:r>
+    </w:p>
+    <w:p>
+      <w:pPr>
+        <w:spacing w:line="480" w:lineRule="exact"/>
+        <w:ind w:firstLineChars="200" w:firstLine="560"/>
+        <w:jc w:val="both"/>
+        <w:rPr>
+          <w:sz w:val="28"/>
+          <w:szCs w:val="28"/>
+        </w:rPr>
+      </w:pPr>
+      <w:r>
+        <w:rPr>
+          <w:rFonts w:hint="eastAsia"/>
+          <w:sz w:val="28"/>
+          <w:szCs w:val="28"/>
+        </w:rPr>
+        <w:t>o</w:t>
+      </w:r>
+      <w:r>
+        <w:rPr>
+          <w:rFonts w:hint="eastAsia"/>
+          <w:sz w:val="28"/>
+          <w:szCs w:val="28"/>
+        </w:rPr>
+        <w:tab/>
+        <w:t xml:space="preserve">AI </w:t>
+      </w:r>
+      <w:r>
+        <w:rPr>
+          <w:rFonts w:hint="eastAsia"/>
+          <w:sz w:val="28"/>
+          <w:szCs w:val="28"/>
+        </w:rPr>
+        <w:t>與雲端</w:t>
+      </w:r>
+      <w:r>
+        <w:rPr>
+          <w:rFonts w:hint="eastAsia"/>
+          <w:sz w:val="28"/>
+          <w:szCs w:val="28"/>
+        </w:rPr>
+        <w:t xml:space="preserve"> API </w:t>
+      </w:r>
+      <w:r>
+        <w:rPr>
+          <w:rFonts w:hint="eastAsia"/>
+          <w:sz w:val="28"/>
+          <w:szCs w:val="28"/>
+        </w:rPr>
+        <w:t>調用費：</w:t>
+      </w:r>
+      <w:r>
+        <w:rPr>
+          <w:rFonts w:hint="eastAsia"/>
+          <w:sz w:val="28"/>
+          <w:szCs w:val="28"/>
+        </w:rPr>
+        <w:t xml:space="preserve"> </w:t>
+      </w:r>
+      <w:r>
+        <w:rPr>
+          <w:rFonts w:hint="eastAsia"/>
+          <w:sz w:val="28"/>
+          <w:szCs w:val="28"/>
+        </w:rPr>
+        <w:t>約</w:t>
+      </w:r>
+      <w:r>
+        <w:rPr>
+          <w:rFonts w:hint="eastAsia"/>
+          <w:sz w:val="28"/>
+          <w:szCs w:val="28"/>
+        </w:rPr>
+        <w:t xml:space="preserve"> 10,000 NTD / </w:t>
+      </w:r>
+      <w:r>
+        <w:rPr>
+          <w:rFonts w:hint="eastAsia"/>
+          <w:sz w:val="28"/>
+          <w:szCs w:val="28"/>
+        </w:rPr>
+        <w:t>月（因伺服器自架，部分輕量運算可於本地處理，但核心高階</w:t>
+      </w:r>
+      <w:r>
+        <w:rPr>
+          <w:rFonts w:hint="eastAsia"/>
+          <w:sz w:val="28"/>
+          <w:szCs w:val="28"/>
+        </w:rPr>
+        <w:t xml:space="preserve"> LLM </w:t>
+      </w:r>
+      <w:r>
+        <w:rPr>
+          <w:rFonts w:hint="eastAsia"/>
+          <w:sz w:val="28"/>
+          <w:szCs w:val="28"/>
+        </w:rPr>
+        <w:t>語意判斷與高品質</w:t>
+      </w:r>
+      <w:r>
+        <w:rPr>
+          <w:rFonts w:hint="eastAsia"/>
+          <w:sz w:val="28"/>
+          <w:szCs w:val="28"/>
+        </w:rPr>
+        <w:t xml:space="preserve"> TTS </w:t>
+      </w:r>
+      <w:r>
+        <w:rPr>
+          <w:rFonts w:hint="eastAsia"/>
+          <w:sz w:val="28"/>
+          <w:szCs w:val="28"/>
+        </w:rPr>
+        <w:t>語音生成仍需調用外部</w:t>
+      </w:r>
+      <w:r>
+        <w:rPr>
+          <w:rFonts w:hint="eastAsia"/>
+          <w:sz w:val="28"/>
+          <w:szCs w:val="28"/>
+        </w:rPr>
+        <w:t xml:space="preserve"> API</w:t>
+      </w:r>
+      <w:r>
+        <w:rPr>
+          <w:rFonts w:hint="eastAsia"/>
+          <w:sz w:val="28"/>
+          <w:szCs w:val="28"/>
+        </w:rPr>
+        <w:t>）。</w:t>
+      </w:r>
+    </w:p>
+    <w:p>
+      <w:pPr>
+        <w:spacing w:line="480" w:lineRule="exact"/>
+        <w:ind w:firstLineChars="200" w:firstLine="560"/>
+        <w:jc w:val="both"/>
+        <w:rPr>
+          <w:sz w:val="28"/>
+          <w:szCs w:val="28"/>
+        </w:rPr>
+      </w:pPr>
+      <w:r>
+        <w:rPr>
+          <w:rFonts w:hint="eastAsia"/>
+          <w:sz w:val="28"/>
+          <w:szCs w:val="28"/>
+        </w:rPr>
+        <w:t>o</w:t>
+      </w:r>
+      <w:r>
+        <w:rPr>
+          <w:rFonts w:hint="eastAsia"/>
+          <w:sz w:val="28"/>
+          <w:szCs w:val="28"/>
+        </w:rPr>
+        <w:tab/>
+      </w:r>
+      <w:r>
+        <w:rPr>
+          <w:rFonts w:hint="eastAsia"/>
+          <w:sz w:val="28"/>
+          <w:szCs w:val="28"/>
+        </w:rPr>
         <w:t>維護與人力儲備：</w:t>
       </w:r>
       <w:r>
@@ -3458,7 +3742,25 @@
           <w:sz w:val="28"/>
           <w:szCs w:val="28"/>
         </w:rPr>
-        <w:t xml:space="preserve"> FastAPI </w:t>
+        <w:t xml:space="preserve"> </w:t>
+      </w:r>
+      <w:proofErr w:type="spellStart"/>
+      <w:r>
+        <w:rPr>
+          <w:rFonts w:hint="eastAsia"/>
+          <w:sz w:val="28"/>
+          <w:szCs w:val="28"/>
+        </w:rPr>
+        <w:t>FastAPI</w:t>
+      </w:r>
+      <w:proofErr w:type="spellEnd"/>
+      <w:r>
+        <w:rPr>
+          <w:rFonts w:hint="eastAsia"/>
+          <w:sz w:val="28"/>
+          <w:szCs w:val="28"/>
+        </w:rPr>
+        <w:t xml:space="preserve"> </w:t>
       </w:r>
       <w:r>
         <w:rPr>
@@ -3898,15 +4200,24 @@
           <w:sz w:val="28"/>
           <w:szCs w:val="28"/>
         </w:rPr>
-        <w:t xml:space="preserve"> </w:t>
-      </w:r>
-      <w:r>
-        <w:rPr>
-          <w:rFonts w:hint="eastAsia"/>
-          <w:sz w:val="28"/>
-          <w:szCs w:val="28"/>
-        </w:rPr>
-        <w:t>此階段重點在於獲取首批種子用戶。預計付費轉換率約為</w:t>
+        <w:t>，</w:t>
+      </w:r>
+      <w:r>
+        <w:rPr>
+          <w:rFonts w:hint="eastAsia"/>
+          <w:sz w:val="28"/>
+          <w:szCs w:val="28"/>
+        </w:rPr>
+        <w:t>此階段重點在於獲取首批種</w:t>
+      </w:r>
+      <w:r>
+        <w:rPr>
+          <w:rFonts w:hint="eastAsia"/>
+          <w:sz w:val="28"/>
+          <w:szCs w:val="28"/>
+        </w:rPr>
+        <w:lastRenderedPageBreak/>
+        <w:t>子用戶。預計付費轉換率約為</w:t>
       </w:r>
       <w:r>
         <w:rPr>
@@ -3941,7 +4252,6 @@
           <w:sz w:val="28"/>
           <w:szCs w:val="28"/>
         </w:rPr>
-        <w:lastRenderedPageBreak/>
         <w:t>o</w:t>
       </w:r>
       <w:r>
@@ -5133,6 +5443,7 @@
           <w:sz w:val="28"/>
           <w:szCs w:val="28"/>
         </w:rPr>
+        <w:lastRenderedPageBreak/>
         <w:t>o</w:t>
       </w:r>
       <w:r>
@@ -5184,7 +5495,6 @@
           <w:sz w:val="28"/>
           <w:szCs w:val="28"/>
         </w:rPr>
-        <w:lastRenderedPageBreak/>
         <w:t>o</w:t>
       </w:r>
       <w:r>
@@ -5278,12 +5588,38 @@
           <w:szCs w:val="28"/>
         </w:rPr>
       </w:pPr>
+      <w:r>
+        <w:rPr>
+          <w:rFonts w:hint="eastAsia"/>
+          <w:sz w:val="28"/>
+          <w:szCs w:val="28"/>
+        </w:rPr>
+        <w:t>(</w:t>
+      </w:r>
+      <w:r>
+        <w:rPr>
+          <w:rFonts w:hint="eastAsia"/>
+          <w:sz w:val="28"/>
+          <w:szCs w:val="28"/>
+        </w:rPr>
+        <w:t>可以想評審不一定只看短期虧損，是看未來商機，誠實申報即可</w:t>
+      </w:r>
+      <w:r>
+        <w:rPr>
+          <w:rFonts w:hint="eastAsia"/>
+          <w:sz w:val="28"/>
+          <w:szCs w:val="28"/>
+        </w:rPr>
+        <w:t>)</w:t>
+      </w:r>
     </w:p>
     <w:p>
       <w:pPr>
         <w:spacing w:line="480" w:lineRule="exact"/>
         <w:jc w:val="both"/>
         <w:rPr>
+          <w:b/>
+          <w:bCs/>
           <w:sz w:val="28"/>
           <w:szCs w:val="28"/>
         </w:rPr>
@@ -5291,10 +5627,80 @@
       <w:r>
         <w:rPr>
           <w:rFonts w:hint="eastAsia"/>
+          <w:b/>
+          <w:bCs/>
           <w:sz w:val="28"/>
           <w:szCs w:val="28"/>
         </w:rPr>
         <w:t>【技術可行性】</w:t>
+      </w:r>
+      <w:r>
+        <w:rPr>
+          <w:rFonts w:hint="eastAsia"/>
+          <w:b/>
+          <w:bCs/>
+          <w:sz w:val="28"/>
+          <w:szCs w:val="28"/>
+        </w:rPr>
+        <w:t>(</w:t>
+      </w:r>
+      <w:r>
+        <w:rPr>
+          <w:rFonts w:hint="eastAsia"/>
+          <w:b/>
+          <w:bCs/>
+          <w:sz w:val="28"/>
+          <w:szCs w:val="28"/>
+        </w:rPr>
+        <w:t>前後要呼應，可以標示</w:t>
+      </w:r>
+      <w:r>
+        <w:rPr>
+          <w:rFonts w:hint="eastAsia"/>
+          <w:b/>
+          <w:bCs/>
+          <w:sz w:val="28"/>
+          <w:szCs w:val="28"/>
+        </w:rPr>
+        <w:t>每個技術</w:t>
+      </w:r>
+      <w:r>
+        <w:rPr>
+          <w:rFonts w:hint="eastAsia"/>
+          <w:b/>
+          <w:bCs/>
+          <w:sz w:val="28"/>
+          <w:szCs w:val="28"/>
+        </w:rPr>
+        <w:t>是在三階段中第幾階段要做的事情</w:t>
+      </w:r>
+      <w:r>
+        <w:rPr>
+          <w:rFonts w:hint="eastAsia"/>
+          <w:b/>
+          <w:bCs/>
+          <w:sz w:val="28"/>
+          <w:szCs w:val="28"/>
+        </w:rPr>
+        <w:t>，</w:t>
+      </w:r>
+      <w:r>
+        <w:rPr>
+          <w:rFonts w:hint="eastAsia"/>
+          <w:sz w:val="28"/>
+          <w:szCs w:val="28"/>
+        </w:rPr>
+        <w:t>該技術敘述在程式中哪部分有</w:t>
+      </w:r>
+      <w:r>
+        <w:rPr>
+          <w:rFonts w:hint="eastAsia"/>
+          <w:b/>
+          <w:bCs/>
+          <w:sz w:val="28"/>
+          <w:szCs w:val="28"/>
+        </w:rPr>
+        <w:t>)</w:t>
       </w:r>
     </w:p>
     <w:p>
@@ -5588,6 +5994,30 @@
         </w:rPr>
         <w:t>系統具備動態介面渲染能力。在家屬端，透過複雜的狀態管理支撐多層級的照護排程與資料儀表板；在長者端，則運用防誤觸機制、高對比度渲染與極簡的大型圖示設計，達成無障礙的視覺與操作標準。</w:t>
       </w:r>
+      <w:r>
+        <w:rPr>
+          <w:rFonts w:hint="eastAsia"/>
+          <w:sz w:val="28"/>
+          <w:szCs w:val="28"/>
+        </w:rPr>
+        <w:t>(</w:t>
+      </w:r>
+      <w:r>
+        <w:rPr>
+          <w:rFonts w:hint="eastAsia"/>
+          <w:sz w:val="28"/>
+          <w:szCs w:val="28"/>
+        </w:rPr>
+        <w:t>這裡要前後呼應</w:t>
+      </w:r>
+      <w:r>
+        <w:rPr>
+          <w:rFonts w:hint="eastAsia"/>
+          <w:sz w:val="28"/>
+          <w:szCs w:val="28"/>
+        </w:rPr>
+        <w:t>)</w:t>
+      </w:r>
     </w:p>
     <w:p>
       <w:pPr>
@@ -5656,7 +6086,24 @@
           <w:szCs w:val="28"/>
         </w:rPr>
         <w:tab/>
-        <w:t xml:space="preserve">FastAPI </w:t>
+      </w:r>
+      <w:proofErr w:type="spellStart"/>
+      <w:r>
+        <w:rPr>
+          <w:rFonts w:hint="eastAsia"/>
+          <w:sz w:val="28"/>
+          <w:szCs w:val="28"/>
+        </w:rPr>
+        <w:t>FastAPI</w:t>
+      </w:r>
+      <w:proofErr w:type="spellEnd"/>
+      <w:r>
+        <w:rPr>
+          <w:rFonts w:hint="eastAsia"/>
+          <w:sz w:val="28"/>
+          <w:szCs w:val="28"/>
+        </w:rPr>
+        <w:t xml:space="preserve"> </w:t>
       </w:r>
       <w:r>
         <w:rPr>
@@ -5704,7 +6151,25 @@
           <w:sz w:val="28"/>
           <w:szCs w:val="28"/>
         </w:rPr>
-        <w:t xml:space="preserve"> FastAPI (Python) </w:t>
+        <w:t xml:space="preserve"> </w:t>
+      </w:r>
+      <w:proofErr w:type="spellStart"/>
+      <w:r>
+        <w:rPr>
+          <w:rFonts w:hint="eastAsia"/>
+          <w:sz w:val="28"/>
+          <w:szCs w:val="28"/>
+        </w:rPr>
+        <w:t>FastAPI</w:t>
+      </w:r>
+      <w:proofErr w:type="spellEnd"/>
+      <w:r>
+        <w:rPr>
+          <w:rFonts w:hint="eastAsia"/>
+          <w:sz w:val="28"/>
+          <w:szCs w:val="28"/>
+        </w:rPr>
+        <w:t xml:space="preserve"> (Python) </w:t>
       </w:r>
       <w:r>
         <w:rPr>
@@ -5845,13 +6310,23 @@
         </w:rPr>
         <w:t>文本生成），</w:t>
       </w:r>
-      <w:r>
-        <w:rPr>
-          <w:rFonts w:hint="eastAsia"/>
-          <w:sz w:val="28"/>
-          <w:szCs w:val="28"/>
-        </w:rPr>
-        <w:t xml:space="preserve">FastAPI </w:t>
+      <w:proofErr w:type="spellStart"/>
+      <w:r>
+        <w:rPr>
+          <w:rFonts w:hint="eastAsia"/>
+          <w:sz w:val="28"/>
+          <w:szCs w:val="28"/>
+        </w:rPr>
+        <w:t>FastAPI</w:t>
+      </w:r>
+      <w:proofErr w:type="spellEnd"/>
+      <w:r>
+        <w:rPr>
+          <w:rFonts w:hint="eastAsia"/>
+          <w:sz w:val="28"/>
+          <w:szCs w:val="28"/>
+        </w:rPr>
+        <w:t xml:space="preserve"> </w:t>
       </w:r>
       <w:r>
         <w:rPr>
@@ -5994,6 +6469,7 @@
           <w:sz w:val="28"/>
           <w:szCs w:val="28"/>
         </w:rPr>
+        <w:lastRenderedPageBreak/>
         <w:t>o</w:t>
       </w:r>
       <w:r>
@@ -6094,7 +6570,6 @@
           <w:sz w:val="28"/>
           <w:szCs w:val="28"/>
         </w:rPr>
-        <w:lastRenderedPageBreak/>
         <w:t>o</w:t>
       </w:r>
       <w:r>
@@ -6387,7 +6862,23 @@
           <w:sz w:val="28"/>
           <w:szCs w:val="28"/>
         </w:rPr>
-        <w:t>（自然語言處理）技術對長者的日常語音對話紀錄進行文本分析，萃取出關鍵情緒詞彙，藉此評估長者的孤獨感或焦慮指數。</w:t>
+        <w:t>（自然語言處理）技術對長者的日常語音對話紀錄進行文本分析，萃取出關鍵情緒詞彙，藉此</w:t>
+      </w:r>
+      <w:r>
+        <w:rPr>
+          <w:rFonts w:hint="eastAsia"/>
+          <w:sz w:val="28"/>
+          <w:szCs w:val="28"/>
+        </w:rPr>
+        <w:t>分析</w:t>
+      </w:r>
+      <w:r>
+        <w:rPr>
+          <w:rFonts w:hint="eastAsia"/>
+          <w:sz w:val="28"/>
+          <w:szCs w:val="28"/>
+        </w:rPr>
+        <w:t>長者的孤獨感或焦慮指數。</w:t>
       </w:r>
     </w:p>
     <w:p>
@@ -6520,7 +7011,25 @@
           <w:sz w:val="28"/>
           <w:szCs w:val="28"/>
         </w:rPr>
-        <w:t xml:space="preserve"> FastAPI </w:t>
+        <w:t xml:space="preserve"> </w:t>
+      </w:r>
+      <w:proofErr w:type="spellStart"/>
+      <w:r>
+        <w:rPr>
+          <w:rFonts w:hint="eastAsia"/>
+          <w:sz w:val="28"/>
+          <w:szCs w:val="28"/>
+        </w:rPr>
+        <w:t>FastAPI</w:t>
+      </w:r>
+      <w:proofErr w:type="spellEnd"/>
+      <w:r>
+        <w:rPr>
+          <w:rFonts w:hint="eastAsia"/>
+          <w:sz w:val="28"/>
+          <w:szCs w:val="28"/>
+        </w:rPr>
+        <w:t xml:space="preserve"> </w:t>
       </w:r>
       <w:r>
         <w:rPr>
@@ -6552,7 +7061,25 @@
           <w:sz w:val="28"/>
           <w:szCs w:val="28"/>
         </w:rPr>
-        <w:t xml:space="preserve"> SQLAlchemy 2.0 </w:t>
+        <w:t xml:space="preserve"> </w:t>
+      </w:r>
+      <w:proofErr w:type="spellStart"/>
+      <w:r>
+        <w:rPr>
+          <w:rFonts w:hint="eastAsia"/>
+          <w:sz w:val="28"/>
+          <w:szCs w:val="28"/>
+        </w:rPr>
+        <w:t>SQLAlchemy</w:t>
+      </w:r>
+      <w:proofErr w:type="spellEnd"/>
+      <w:r>
+        <w:rPr>
+          <w:rFonts w:hint="eastAsia"/>
+          <w:sz w:val="28"/>
+          <w:szCs w:val="28"/>
+        </w:rPr>
+        <w:t xml:space="preserve"> 2.0 </w:t>
       </w:r>
       <w:r>
         <w:rPr>
@@ -6568,8 +7095,18 @@
           <w:sz w:val="28"/>
           <w:szCs w:val="28"/>
         </w:rPr>
-        <w:t xml:space="preserve"> SQLModel</w:t>
-      </w:r>
+        <w:t xml:space="preserve"> </w:t>
+      </w:r>
+      <w:proofErr w:type="spellStart"/>
+      <w:r>
+        <w:rPr>
+          <w:rFonts w:hint="eastAsia"/>
+          <w:sz w:val="28"/>
+          <w:szCs w:val="28"/>
+        </w:rPr>
+        <w:t>SQLModel</w:t>
+      </w:r>
+      <w:proofErr w:type="spellEnd"/>
       <w:r>
         <w:rPr>
           <w:rFonts w:hint="eastAsia"/>
@@ -6651,7 +7188,25 @@
           <w:sz w:val="28"/>
           <w:szCs w:val="28"/>
         </w:rPr>
-        <w:t xml:space="preserve"> MinIO </w:t>
+        <w:t xml:space="preserve"> </w:t>
+      </w:r>
+      <w:proofErr w:type="spellStart"/>
+      <w:r>
+        <w:rPr>
+          <w:rFonts w:hint="eastAsia"/>
+          <w:sz w:val="28"/>
+          <w:szCs w:val="28"/>
+        </w:rPr>
+        <w:t>MinIO</w:t>
+      </w:r>
+      <w:proofErr w:type="spellEnd"/>
+      <w:r>
+        <w:rPr>
+          <w:rFonts w:hint="eastAsia"/>
+          <w:sz w:val="28"/>
+          <w:szCs w:val="28"/>
+        </w:rPr>
+        <w:t xml:space="preserve"> </w:t>
       </w:r>
       <w:r>
         <w:rPr>
@@ -6691,7 +7246,31 @@
           <w:sz w:val="28"/>
           <w:szCs w:val="28"/>
         </w:rPr>
-        <w:t>目前還沒設計到這個部分，先做構想之後我們再看看要怎麼做</w:t>
+        <w:t>如果到時候都沒做到就不要加了，但是未來有可能會做可以考慮保留</w:t>
+      </w:r>
+      <w:r>
+        <w:rPr>
+          <w:rFonts w:hint="eastAsia"/>
+          <w:sz w:val="28"/>
+          <w:szCs w:val="28"/>
+        </w:rPr>
+        <w:t>，不過要有怎麼實踐的想法或</w:t>
+      </w:r>
+      <w:r>
+        <w:rPr>
+          <w:rFonts w:hint="eastAsia"/>
+          <w:sz w:val="28"/>
+          <w:szCs w:val="28"/>
+        </w:rPr>
+        <w:t>做</w:t>
+      </w:r>
+      <w:r>
+        <w:rPr>
+          <w:rFonts w:hint="eastAsia"/>
+          <w:sz w:val="28"/>
+          <w:szCs w:val="28"/>
+        </w:rPr>
+        <w:t>法</w:t>
       </w:r>
       <w:r>
         <w:rPr>
@@ -6891,7 +7470,16 @@
           <w:sz w:val="28"/>
           <w:szCs w:val="28"/>
         </w:rPr>
-        <w:t>推播服務，配合後端定時排程系統，確保吃藥、回診等關鍵提醒，能以極低的延遲、準時且強制性地傳遞到長者與家屬的裝置上。</w:t>
+        <w:t>推播服務，配合後端定時排程系統，確保吃藥、回診等關鍵提醒，能以極低的延遲、準時且強制性地</w:t>
+      </w:r>
+      <w:r>
+        <w:rPr>
+          <w:rFonts w:hint="eastAsia"/>
+          <w:sz w:val="28"/>
+          <w:szCs w:val="28"/>
+        </w:rPr>
+        <w:lastRenderedPageBreak/>
+        <w:t>傳遞到長者與家屬的裝置上。</w:t>
       </w:r>
     </w:p>
     <w:p>
@@ -6908,15 +7496,31 @@
     <w:p>
       <w:pPr>
         <w:spacing w:line="480" w:lineRule="exact"/>
+        <w:ind w:firstLineChars="200" w:firstLine="560"/>
         <w:jc w:val="both"/>
         <w:rPr>
+          <w:rFonts w:hint="eastAsia"/>
           <w:sz w:val="28"/>
           <w:szCs w:val="28"/>
         </w:rPr>
       </w:pPr>
-      <w:r>
-        <w:rPr>
-          <w:rFonts w:hint="eastAsia"/>
+    </w:p>
+    <w:p>
+      <w:pPr>
+        <w:spacing w:line="480" w:lineRule="exact"/>
+        <w:jc w:val="both"/>
+        <w:rPr>
+          <w:b/>
+          <w:bCs/>
+          <w:sz w:val="28"/>
+          <w:szCs w:val="28"/>
+        </w:rPr>
+      </w:pPr>
+      <w:r>
+        <w:rPr>
+          <w:rFonts w:hint="eastAsia"/>
+          <w:b/>
+          <w:bCs/>
           <w:sz w:val="28"/>
           <w:szCs w:val="28"/>
         </w:rPr>
@@ -6939,7 +7543,6 @@
           <w:sz w:val="28"/>
           <w:szCs w:val="28"/>
         </w:rPr>
-        <w:lastRenderedPageBreak/>
         <w:t>在全球與台灣皆加速邁入超高齡社會的背景下，「遠距照護」與「長者心理陪伴」成為現代家庭的需求。市面上的產品多半專注於冷硬的醫療數據監測，忽略了長輩真正的心理抗拒與操作障礙。</w:t>
       </w:r>
     </w:p>
@@ -7035,6 +7638,121 @@
       <w:pPr>
         <w:spacing w:line="480" w:lineRule="exact"/>
         <w:jc w:val="both"/>
+        <w:outlineLvl w:val="1"/>
+        <w:rPr>
+          <w:sz w:val="32"/>
+          <w:szCs w:val="32"/>
+        </w:rPr>
+      </w:pPr>
+      <w:r>
+        <w:rPr>
+          <w:rFonts w:hint="eastAsia"/>
+          <w:sz w:val="32"/>
+          <w:szCs w:val="32"/>
+        </w:rPr>
+        <w:t>(</w:t>
+      </w:r>
+      <w:r>
+        <w:rPr>
+          <w:rFonts w:hint="eastAsia"/>
+          <w:sz w:val="32"/>
+          <w:szCs w:val="32"/>
+        </w:rPr>
+        <w:t>補足</w:t>
+      </w:r>
+      <w:r>
+        <w:rPr>
+          <w:rFonts w:hint="eastAsia"/>
+          <w:sz w:val="32"/>
+          <w:szCs w:val="32"/>
+        </w:rPr>
+        <w:t>商業模式九大區塊</w:t>
+      </w:r>
+      <w:r>
+        <w:rPr>
+          <w:rFonts w:hint="eastAsia"/>
+          <w:sz w:val="32"/>
+          <w:szCs w:val="32"/>
+        </w:rPr>
+        <w:t>:</w:t>
+      </w:r>
+      <w:r>
+        <w:rPr>
+          <w:rFonts w:hint="eastAsia"/>
+          <w:sz w:val="32"/>
+          <w:szCs w:val="32"/>
+        </w:rPr>
+        <w:t>關鍵伙伴、關鍵資源、關鍵活動、價值主張、通路、顧客區隔、顧客關係、成本結構、收入來源</w:t>
+      </w:r>
+      <w:r>
+        <w:rPr>
+          <w:rFonts w:hint="eastAsia"/>
+          <w:sz w:val="32"/>
+          <w:szCs w:val="32"/>
+        </w:rPr>
+        <w:t>，彼此較近的區塊之間如何聯動</w:t>
+      </w:r>
+      <w:r>
+        <w:rPr>
+          <w:rFonts w:hint="eastAsia"/>
+          <w:sz w:val="32"/>
+          <w:szCs w:val="32"/>
+        </w:rPr>
+        <w:t>，三個階段的九大區塊可以畫</w:t>
+      </w:r>
+      <w:r>
+        <w:rPr>
+          <w:rFonts w:hint="eastAsia"/>
+          <w:sz w:val="32"/>
+          <w:szCs w:val="32"/>
+        </w:rPr>
+        <w:t>(</w:t>
+      </w:r>
+      <w:r>
+        <w:rPr>
+          <w:rFonts w:hint="eastAsia"/>
+          <w:sz w:val="32"/>
+          <w:szCs w:val="32"/>
+        </w:rPr>
+        <w:t>沒時間就先</w:t>
+      </w:r>
+      <w:r>
+        <w:rPr>
+          <w:rFonts w:hint="eastAsia"/>
+          <w:sz w:val="32"/>
+          <w:szCs w:val="32"/>
+        </w:rPr>
+        <w:t>介紹</w:t>
+      </w:r>
+      <w:r>
+        <w:rPr>
+          <w:rFonts w:hint="eastAsia"/>
+          <w:sz w:val="32"/>
+          <w:szCs w:val="32"/>
+        </w:rPr>
+        <w:t>第一期</w:t>
+      </w:r>
+      <w:r>
+        <w:rPr>
+          <w:rFonts w:hint="eastAsia"/>
+          <w:sz w:val="32"/>
+          <w:szCs w:val="32"/>
+        </w:rPr>
+        <w:t>)</w:t>
+      </w:r>
+      <w:r>
+        <w:rPr>
+          <w:rFonts w:hint="eastAsia"/>
+          <w:sz w:val="32"/>
+          <w:szCs w:val="32"/>
+        </w:rPr>
+        <w:t>)</w:t>
+      </w:r>
+    </w:p>
+    <w:p>
+      <w:pPr>
+        <w:spacing w:line="480" w:lineRule="exact"/>
+        <w:jc w:val="both"/>
         <w:rPr>
           <w:sz w:val="28"/>
           <w:szCs w:val="28"/>
@@ -7121,15 +7839,31 @@
           <w:sz w:val="28"/>
           <w:szCs w:val="28"/>
         </w:rPr>
-        <w:t xml:space="preserve"> 20 </w:t>
-      </w:r>
-      <w:r>
-        <w:rPr>
-          <w:rFonts w:hint="eastAsia"/>
-          <w:sz w:val="28"/>
-          <w:szCs w:val="28"/>
-        </w:rPr>
-        <w:t>歲以上，因工作或居住地距離無法全天候陪伴長輩，具備數位科技能力與照護壓力，且習慣訂閱制服務的現代家屬。</w:t>
+        <w:t xml:space="preserve">20 </w:t>
+      </w:r>
+      <w:r>
+        <w:rPr>
+          <w:rFonts w:hint="eastAsia"/>
+          <w:sz w:val="28"/>
+          <w:szCs w:val="28"/>
+        </w:rPr>
+        <w:t>歲以上，因工作或居住地距離</w:t>
+      </w:r>
+      <w:r>
+        <w:rPr>
+          <w:rFonts w:hint="eastAsia"/>
+          <w:sz w:val="28"/>
+          <w:szCs w:val="28"/>
+        </w:rPr>
+        <w:t>問題</w:t>
+      </w:r>
+      <w:r>
+        <w:rPr>
+          <w:rFonts w:hint="eastAsia"/>
+          <w:sz w:val="28"/>
+          <w:szCs w:val="28"/>
+        </w:rPr>
+        <w:t>無法全天候陪伴長輩，具備數位科技能力與照護壓力，且習慣訂閱制服務的現代家屬。</w:t>
       </w:r>
     </w:p>
     <w:p>
@@ -7172,7 +7906,7 @@
           <w:sz w:val="28"/>
           <w:szCs w:val="28"/>
         </w:rPr>
-        <w:t xml:space="preserve"> 65 </w:t>
+        <w:t xml:space="preserve">65 </w:t>
       </w:r>
       <w:r>
         <w:rPr>
@@ -7224,6 +7958,57 @@
         </w:rPr>
         <w:t>端（拓展客群）：</w:t>
       </w:r>
+      <w:r>
+        <w:rPr>
+          <w:rFonts w:hint="eastAsia"/>
+          <w:b/>
+          <w:bCs/>
+          <w:sz w:val="28"/>
+          <w:szCs w:val="28"/>
+        </w:rPr>
+        <w:t>(</w:t>
+      </w:r>
+      <w:r>
+        <w:rPr>
+          <w:rFonts w:hint="eastAsia"/>
+          <w:b/>
+          <w:bCs/>
+          <w:sz w:val="28"/>
+          <w:szCs w:val="28"/>
+        </w:rPr>
+        <w:t>這個東西在第一階段沒有，不應該在第一階段出現</w:t>
+      </w:r>
+      <w:r>
+        <w:rPr>
+          <w:rFonts w:hint="eastAsia"/>
+          <w:b/>
+          <w:bCs/>
+          <w:sz w:val="28"/>
+          <w:szCs w:val="28"/>
+        </w:rPr>
+        <w:t>，之後階段可</w:t>
+      </w:r>
+      <w:r>
+        <w:rPr>
+          <w:rFonts w:hint="eastAsia"/>
+          <w:b/>
+          <w:bCs/>
+          <w:sz w:val="28"/>
+          <w:szCs w:val="28"/>
+        </w:rPr>
+        <w:lastRenderedPageBreak/>
+        <w:t>以提</w:t>
+      </w:r>
+      <w:r>
+        <w:rPr>
+          <w:rFonts w:hint="eastAsia"/>
+          <w:b/>
+          <w:bCs/>
+          <w:sz w:val="28"/>
+          <w:szCs w:val="28"/>
+        </w:rPr>
+        <w:t>)</w:t>
+      </w:r>
     </w:p>
     <w:p>
       <w:pPr>
@@ -7246,11 +8031,11 @@
     </w:p>
     <w:p>
       <w:pPr>
-        <w:pStyle w:val="a9"/>
         <w:spacing w:line="480" w:lineRule="exact"/>
-        <w:ind w:left="1000"/>
+        <w:ind w:firstLine="480"/>
         <w:jc w:val="both"/>
         <w:rPr>
+          <w:rFonts w:hint="eastAsia"/>
           <w:sz w:val="28"/>
           <w:szCs w:val="28"/>
         </w:rPr>
@@ -7261,6 +8046,41 @@
         <w:spacing w:line="480" w:lineRule="exact"/>
         <w:jc w:val="both"/>
         <w:rPr>
+          <w:rFonts w:hint="eastAsia"/>
+          <w:sz w:val="28"/>
+          <w:szCs w:val="28"/>
+        </w:rPr>
+      </w:pPr>
+      <w:r>
+        <w:rPr>
+          <w:rFonts w:hint="eastAsia"/>
+          <w:sz w:val="28"/>
+          <w:szCs w:val="28"/>
+        </w:rPr>
+        <w:t>(</w:t>
+      </w:r>
+      <w:r>
+        <w:rPr>
+          <w:rFonts w:hint="eastAsia"/>
+          <w:sz w:val="28"/>
+          <w:szCs w:val="28"/>
+        </w:rPr>
+        <w:t>可以在這裡放商業模式九大區塊，用圖、文字補充說明圖</w:t>
+      </w:r>
+      <w:r>
+        <w:rPr>
+          <w:rFonts w:hint="eastAsia"/>
+          <w:sz w:val="28"/>
+          <w:szCs w:val="28"/>
+        </w:rPr>
+        <w:t>)</w:t>
+      </w:r>
+    </w:p>
+    <w:p>
+      <w:pPr>
+        <w:spacing w:line="480" w:lineRule="exact"/>
+        <w:jc w:val="both"/>
+        <w:rPr>
           <w:sz w:val="28"/>
           <w:szCs w:val="28"/>
         </w:rPr>
@@ -7322,7 +8142,55 @@
           <w:sz w:val="28"/>
           <w:szCs w:val="28"/>
         </w:rPr>
-        <w:t>雲端照護助理」，將繁瑣的吃藥、回診等難常記得提醒自動化，並透過監控、通話功能與互動數據降低對長輩獨居狀況的未知焦慮。</w:t>
+        <w:t>雲端照護助理」，將繁瑣的吃藥、回診等</w:t>
+      </w:r>
+      <w:r>
+        <w:rPr>
+          <w:rFonts w:hint="eastAsia"/>
+          <w:sz w:val="28"/>
+          <w:szCs w:val="28"/>
+        </w:rPr>
+        <w:t>較</w:t>
+      </w:r>
+      <w:r>
+        <w:rPr>
+          <w:rFonts w:hint="eastAsia"/>
+          <w:sz w:val="28"/>
+          <w:szCs w:val="28"/>
+        </w:rPr>
+        <w:t>難記得</w:t>
+      </w:r>
+      <w:r>
+        <w:rPr>
+          <w:rFonts w:hint="eastAsia"/>
+          <w:sz w:val="28"/>
+          <w:szCs w:val="28"/>
+        </w:rPr>
+        <w:t>的</w:t>
+      </w:r>
+      <w:r>
+        <w:rPr>
+          <w:rFonts w:hint="eastAsia"/>
+          <w:sz w:val="28"/>
+          <w:szCs w:val="28"/>
+        </w:rPr>
+        <w:t>提醒</w:t>
+      </w:r>
+      <w:r>
+        <w:rPr>
+          <w:rFonts w:hint="eastAsia"/>
+          <w:sz w:val="28"/>
+          <w:szCs w:val="28"/>
+        </w:rPr>
+        <w:t>流程</w:t>
+      </w:r>
+      <w:r>
+        <w:rPr>
+          <w:rFonts w:hint="eastAsia"/>
+          <w:sz w:val="28"/>
+          <w:szCs w:val="28"/>
+        </w:rPr>
+        <w:t>自動化，並透過監控、通話功能與互動數據降低對長輩獨居狀況的未知焦慮。</w:t>
       </w:r>
     </w:p>
     <w:p>
@@ -7357,16 +8225,7 @@
           <w:sz w:val="28"/>
           <w:szCs w:val="28"/>
         </w:rPr>
-        <w:t>打造一個「只要開口就能通」的無壓力操作空間，並增加社交遊戲功能，消除科技挫折感的同時增加長者對系統的黏著度，獲得有溫度的語音陪伴與即</w:t>
-      </w:r>
-      <w:r>
-        <w:rPr>
-          <w:rFonts w:hint="eastAsia"/>
-          <w:sz w:val="28"/>
-          <w:szCs w:val="28"/>
-        </w:rPr>
-        <w:lastRenderedPageBreak/>
-        <w:t>時協助與專屬於自身的社交體驗。</w:t>
+        <w:t>打造一個「只要開口就能通」的無壓力操作空間，並增加社交遊戲功能，消除科技挫折感的同時增加長者對系統的黏著度，獲得有溫度的語音陪伴與即時協助與專屬於自身的社交體驗。</w:t>
       </w:r>
     </w:p>
     <w:p>
@@ -7401,7 +8260,7 @@
     <w:p>
       <w:pPr>
         <w:spacing w:line="480" w:lineRule="exact"/>
-        <w:ind w:firstLineChars="200" w:firstLine="560"/>
+        <w:ind w:firstLineChars="200" w:firstLine="561"/>
         <w:jc w:val="both"/>
         <w:rPr>
           <w:sz w:val="28"/>
@@ -7411,6 +8270,8 @@
       <w:r>
         <w:rPr>
           <w:rFonts w:hint="eastAsia"/>
+          <w:b/>
+          <w:bCs/>
           <w:sz w:val="28"/>
           <w:szCs w:val="28"/>
         </w:rPr>
@@ -7419,6 +8280,8 @@
       <w:r>
         <w:rPr>
           <w:rFonts w:hint="eastAsia"/>
+          <w:b/>
+          <w:bCs/>
           <w:sz w:val="28"/>
           <w:szCs w:val="28"/>
         </w:rPr>
@@ -7438,24 +8301,55 @@
           <w:sz w:val="28"/>
           <w:szCs w:val="28"/>
         </w:rPr>
-        <w:t xml:space="preserve"> QRCode</w:t>
-      </w:r>
-      <w:r>
-        <w:rPr>
-          <w:rFonts w:hint="eastAsia"/>
-          <w:sz w:val="28"/>
-          <w:szCs w:val="28"/>
-        </w:rPr>
-        <w:t>，長輩端裝置只需掃描或輸入即可完成家庭群組綁定，免除繁瑣的註冊流程。情感連結回饋：</w:t>
-      </w:r>
-      <w:r>
-        <w:rPr>
-          <w:rFonts w:hint="eastAsia"/>
-          <w:sz w:val="28"/>
-          <w:szCs w:val="28"/>
-        </w:rPr>
         <w:t xml:space="preserve"> </w:t>
       </w:r>
+      <w:proofErr w:type="spellStart"/>
+      <w:r>
+        <w:rPr>
+          <w:rFonts w:hint="eastAsia"/>
+          <w:sz w:val="28"/>
+          <w:szCs w:val="28"/>
+        </w:rPr>
+        <w:t>QRCode</w:t>
+      </w:r>
+      <w:proofErr w:type="spellEnd"/>
+      <w:r>
+        <w:rPr>
+          <w:rFonts w:hint="eastAsia"/>
+          <w:sz w:val="28"/>
+          <w:szCs w:val="28"/>
+        </w:rPr>
+        <w:t>，長輩端裝置只需掃描或輸入即可完成家庭群組綁定，免除繁瑣的註冊流程。</w:t>
+      </w:r>
+    </w:p>
+    <w:p>
+      <w:pPr>
+        <w:spacing w:line="480" w:lineRule="exact"/>
+        <w:ind w:firstLineChars="200" w:firstLine="561"/>
+        <w:jc w:val="both"/>
+        <w:rPr>
+          <w:sz w:val="28"/>
+          <w:szCs w:val="28"/>
+        </w:rPr>
+      </w:pPr>
+      <w:r>
+        <w:rPr>
+          <w:rFonts w:hint="eastAsia"/>
+          <w:b/>
+          <w:bCs/>
+          <w:sz w:val="28"/>
+          <w:szCs w:val="28"/>
+        </w:rPr>
+        <w:t>情感連結回饋：</w:t>
+      </w:r>
+      <w:r>
+        <w:rPr>
+          <w:rFonts w:hint="eastAsia"/>
+          <w:sz w:val="28"/>
+          <w:szCs w:val="28"/>
+        </w:rPr>
+        <w:t xml:space="preserve"> </w:t>
+      </w:r>
       <w:r>
         <w:rPr>
           <w:rFonts w:hint="eastAsia"/>
@@ -7463,6 +8357,43 @@
           <w:szCs w:val="28"/>
         </w:rPr>
         <w:t>系統定期彙整長輩的語音互動點滴，生成「家庭溫馨週報」推送給家屬，強化產品在家庭間的情感黏著度。</w:t>
+      </w:r>
+    </w:p>
+    <w:p>
+      <w:pPr>
+        <w:spacing w:line="480" w:lineRule="exact"/>
+        <w:ind w:firstLineChars="200" w:firstLine="561"/>
+        <w:jc w:val="both"/>
+        <w:rPr>
+          <w:sz w:val="28"/>
+          <w:szCs w:val="28"/>
+        </w:rPr>
+      </w:pPr>
+      <w:r>
+        <w:rPr>
+          <w:rFonts w:hint="eastAsia"/>
+          <w:b/>
+          <w:bCs/>
+          <w:sz w:val="28"/>
+          <w:szCs w:val="28"/>
+        </w:rPr>
+        <w:t>線上家屬支持社群：</w:t>
+      </w:r>
+      <w:r>
+        <w:rPr>
+          <w:rFonts w:hint="eastAsia"/>
+          <w:sz w:val="28"/>
+          <w:szCs w:val="28"/>
+        </w:rPr>
+        <w:t xml:space="preserve"> </w:t>
+      </w:r>
+      <w:r>
+        <w:rPr>
+          <w:rFonts w:hint="eastAsia"/>
+          <w:sz w:val="28"/>
+          <w:szCs w:val="28"/>
+        </w:rPr>
+        <w:t>在家屬端內建匿名討論區，提供照護經驗交流與心理支持，建立具有歸屬感的社群生態。</w:t>
       </w:r>
     </w:p>
     <w:p>
@@ -7475,29 +8406,23 @@
           <w:szCs w:val="28"/>
         </w:rPr>
       </w:pPr>
-      <w:r>
-        <w:rPr>
-          <w:rFonts w:hint="eastAsia"/>
-          <w:sz w:val="28"/>
-          <w:szCs w:val="28"/>
-        </w:rPr>
-        <w:t>線上家屬支持社群：</w:t>
-      </w:r>
-      <w:r>
-        <w:rPr>
-          <w:rFonts w:hint="eastAsia"/>
-          <w:sz w:val="28"/>
-          <w:szCs w:val="28"/>
-        </w:rPr>
-        <w:t xml:space="preserve"> </w:t>
-      </w:r>
-      <w:r>
-        <w:rPr>
-          <w:rFonts w:hint="eastAsia"/>
-          <w:sz w:val="28"/>
-          <w:szCs w:val="28"/>
-        </w:rPr>
-        <w:t>在家屬端內建匿名討論區，提供照護經驗交流與心理支持，建立具有歸屬感的社群生態。</w:t>
+    </w:p>
+    <w:p>
+      <w:pPr>
+        <w:spacing w:line="480" w:lineRule="exact"/>
+        <w:jc w:val="both"/>
+        <w:rPr>
+          <w:sz w:val="28"/>
+          <w:szCs w:val="28"/>
+        </w:rPr>
+      </w:pPr>
+      <w:r>
+        <w:rPr>
+          <w:rFonts w:hint="eastAsia"/>
+          <w:sz w:val="28"/>
+          <w:szCs w:val="28"/>
+        </w:rPr>
+        <w:t>【關鍵資源與活動】</w:t>
       </w:r>
     </w:p>
     <w:p>
@@ -7510,23 +8435,234 @@
           <w:szCs w:val="28"/>
         </w:rPr>
       </w:pPr>
+      <w:r>
+        <w:rPr>
+          <w:rFonts w:hint="eastAsia"/>
+          <w:sz w:val="28"/>
+          <w:szCs w:val="28"/>
+        </w:rPr>
+        <w:t>關鍵資源：</w:t>
+      </w:r>
+      <w:r>
+        <w:rPr>
+          <w:rFonts w:hint="eastAsia"/>
+          <w:sz w:val="28"/>
+          <w:szCs w:val="28"/>
+        </w:rPr>
+        <w:t xml:space="preserve"> </w:t>
+      </w:r>
+      <w:r>
+        <w:rPr>
+          <w:rFonts w:hint="eastAsia"/>
+          <w:sz w:val="28"/>
+          <w:szCs w:val="28"/>
+        </w:rPr>
+        <w:t>低延遲的伺服器架構、精準的在地化語音辨識模型（含方言調優）、銀髮無障礙</w:t>
+      </w:r>
+      <w:r>
+        <w:rPr>
+          <w:rFonts w:hint="eastAsia"/>
+          <w:sz w:val="28"/>
+          <w:szCs w:val="28"/>
+        </w:rPr>
+        <w:t xml:space="preserve"> UI/UX </w:t>
+      </w:r>
+      <w:r>
+        <w:rPr>
+          <w:rFonts w:hint="eastAsia"/>
+          <w:sz w:val="28"/>
+          <w:szCs w:val="28"/>
+        </w:rPr>
+        <w:t>設計。</w:t>
+      </w:r>
+    </w:p>
+    <w:p>
+      <w:pPr>
+        <w:spacing w:line="480" w:lineRule="exact"/>
+        <w:ind w:firstLineChars="200" w:firstLine="561"/>
+        <w:jc w:val="both"/>
+        <w:rPr>
+          <w:sz w:val="28"/>
+          <w:szCs w:val="28"/>
+        </w:rPr>
+      </w:pPr>
+      <w:r>
+        <w:rPr>
+          <w:rFonts w:hint="eastAsia"/>
+          <w:b/>
+          <w:bCs/>
+          <w:sz w:val="28"/>
+          <w:szCs w:val="28"/>
+        </w:rPr>
+        <w:t>關鍵活動：</w:t>
+      </w:r>
+      <w:r>
+        <w:rPr>
+          <w:rFonts w:hint="eastAsia"/>
+          <w:b/>
+          <w:bCs/>
+          <w:sz w:val="28"/>
+          <w:szCs w:val="28"/>
+        </w:rPr>
+        <w:t xml:space="preserve"> </w:t>
+      </w:r>
+      <w:r>
+        <w:rPr>
+          <w:rFonts w:hint="eastAsia"/>
+          <w:sz w:val="28"/>
+          <w:szCs w:val="28"/>
+        </w:rPr>
+        <w:t>持續的前後端系統維護、</w:t>
+      </w:r>
+      <w:r>
+        <w:rPr>
+          <w:rFonts w:hint="eastAsia"/>
+          <w:sz w:val="28"/>
+          <w:szCs w:val="28"/>
+        </w:rPr>
+        <w:t xml:space="preserve">AI </w:t>
+      </w:r>
+      <w:r>
+        <w:rPr>
+          <w:rFonts w:hint="eastAsia"/>
+          <w:sz w:val="28"/>
+          <w:szCs w:val="28"/>
+        </w:rPr>
+        <w:t>語意分析準確度的訓練優化、數位廣告精準投放與長照機構的</w:t>
+      </w:r>
+      <w:r>
+        <w:rPr>
+          <w:rFonts w:hint="eastAsia"/>
+          <w:sz w:val="28"/>
+          <w:szCs w:val="28"/>
+        </w:rPr>
+        <w:t>其他產</w:t>
+      </w:r>
+      <w:r>
+        <w:rPr>
+          <w:rFonts w:hint="eastAsia"/>
+          <w:sz w:val="28"/>
+          <w:szCs w:val="28"/>
+        </w:rPr>
+        <w:t>業合作洽談。</w:t>
+      </w:r>
     </w:p>
     <w:p>
       <w:pPr>
         <w:spacing w:line="480" w:lineRule="exact"/>
         <w:jc w:val="both"/>
-        <w:rPr>
-          <w:sz w:val="28"/>
-          <w:szCs w:val="28"/>
+        <w:outlineLvl w:val="1"/>
+        <w:rPr>
+          <w:sz w:val="32"/>
+          <w:szCs w:val="32"/>
         </w:rPr>
       </w:pPr>
       <w:r>
         <w:rPr>
           <w:rFonts w:hint="eastAsia"/>
-          <w:sz w:val="28"/>
-          <w:szCs w:val="28"/>
-        </w:rPr>
-        <w:t>【關鍵資源與活動】</w:t>
+          <w:sz w:val="32"/>
+          <w:szCs w:val="32"/>
+        </w:rPr>
+        <w:lastRenderedPageBreak/>
+        <w:t>2</w:t>
+      </w:r>
+      <w:r>
+        <w:rPr>
+          <w:rFonts w:hint="eastAsia"/>
+          <w:sz w:val="32"/>
+          <w:szCs w:val="32"/>
+        </w:rPr>
+        <w:t xml:space="preserve">-3 </w:t>
+      </w:r>
+      <w:r>
+        <w:rPr>
+          <w:rFonts w:hint="eastAsia"/>
+          <w:sz w:val="32"/>
+          <w:szCs w:val="32"/>
+        </w:rPr>
+        <w:t>市場分析－</w:t>
+      </w:r>
+      <w:r>
+        <w:rPr>
+          <w:rFonts w:hint="eastAsia"/>
+          <w:sz w:val="32"/>
+          <w:szCs w:val="32"/>
+        </w:rPr>
+        <w:t>STP</w:t>
+      </w:r>
+    </w:p>
+    <w:p>
+      <w:pPr>
+        <w:spacing w:line="480" w:lineRule="exact"/>
+        <w:jc w:val="both"/>
+        <w:rPr>
+          <w:sz w:val="28"/>
+          <w:szCs w:val="28"/>
+        </w:rPr>
+      </w:pPr>
+      <w:r>
+        <w:rPr>
+          <w:rFonts w:hint="eastAsia"/>
+          <w:sz w:val="28"/>
+          <w:szCs w:val="28"/>
+        </w:rPr>
+        <w:t>【市場區隔</w:t>
+      </w:r>
+      <w:r>
+        <w:rPr>
+          <w:rFonts w:hint="eastAsia"/>
+          <w:sz w:val="28"/>
+          <w:szCs w:val="28"/>
+        </w:rPr>
+        <w:t xml:space="preserve"> (Segmentation)</w:t>
+      </w:r>
+      <w:r>
+        <w:rPr>
+          <w:rFonts w:hint="eastAsia"/>
+          <w:sz w:val="28"/>
+          <w:szCs w:val="28"/>
+        </w:rPr>
+        <w:t>】</w:t>
+      </w:r>
+      <w:r>
+        <w:rPr>
+          <w:rFonts w:hint="eastAsia"/>
+          <w:sz w:val="28"/>
+          <w:szCs w:val="28"/>
+        </w:rPr>
+        <w:t>(</w:t>
+      </w:r>
+      <w:r>
+        <w:rPr>
+          <w:rFonts w:hint="eastAsia"/>
+          <w:sz w:val="28"/>
+          <w:szCs w:val="28"/>
+        </w:rPr>
+        <w:t>需要區隔變數</w:t>
+      </w:r>
+      <w:r>
+        <w:rPr>
+          <w:rFonts w:hint="eastAsia"/>
+          <w:sz w:val="28"/>
+          <w:szCs w:val="28"/>
+        </w:rPr>
+        <w:t>:</w:t>
+      </w:r>
+      <w:r>
+        <w:rPr>
+          <w:rFonts w:hint="eastAsia"/>
+          <w:sz w:val="28"/>
+          <w:szCs w:val="28"/>
+        </w:rPr>
+        <w:t>年齡、性別、職業等；可能至少也要有兩個以上的開發階段分析</w:t>
+      </w:r>
+      <w:r>
+        <w:rPr>
+          <w:rFonts w:hint="eastAsia"/>
+          <w:sz w:val="28"/>
+          <w:szCs w:val="28"/>
+        </w:rPr>
+        <w:t>)</w:t>
       </w:r>
     </w:p>
     <w:p>
@@ -7545,7 +8681,48 @@
           <w:sz w:val="28"/>
           <w:szCs w:val="28"/>
         </w:rPr>
-        <w:t>關鍵資源：</w:t>
+        <w:t>針對高齡照護軟體市場，我們依據「照護專業層級需求」與「科技操作門檻」進行區隔：</w:t>
+      </w:r>
+    </w:p>
+    <w:p>
+      <w:pPr>
+        <w:spacing w:line="480" w:lineRule="exact"/>
+        <w:ind w:left="480" w:firstLineChars="50" w:firstLine="140"/>
+        <w:jc w:val="both"/>
+        <w:rPr>
+          <w:sz w:val="28"/>
+          <w:szCs w:val="28"/>
+        </w:rPr>
+      </w:pPr>
+      <w:r>
+        <w:rPr>
+          <w:rFonts w:hint="eastAsia"/>
+          <w:b/>
+          <w:bCs/>
+          <w:sz w:val="28"/>
+          <w:szCs w:val="28"/>
+        </w:rPr>
+        <w:t>1.</w:t>
+      </w:r>
+      <w:r>
+        <w:rPr>
+          <w:rFonts w:hint="eastAsia"/>
+          <w:b/>
+          <w:bCs/>
+          <w:sz w:val="28"/>
+          <w:szCs w:val="28"/>
+        </w:rPr>
+        <w:tab/>
+      </w:r>
+      <w:r>
+        <w:rPr>
+          <w:rFonts w:hint="eastAsia"/>
+          <w:b/>
+          <w:bCs/>
+          <w:sz w:val="28"/>
+          <w:szCs w:val="28"/>
+        </w:rPr>
+        <w:t>重度醫療監控區隔：</w:t>
       </w:r>
       <w:r>
         <w:rPr>
@@ -7561,23 +8738,153 @@
           <w:sz w:val="28"/>
           <w:szCs w:val="28"/>
         </w:rPr>
-        <w:t>低延遲的伺服器架構、精準的在地化語音辨識模型（含方言調優）、銀髮無障礙</w:t>
-      </w:r>
-      <w:r>
-        <w:rPr>
-          <w:rFonts w:hint="eastAsia"/>
-          <w:sz w:val="28"/>
-          <w:szCs w:val="28"/>
-        </w:rPr>
-        <w:t xml:space="preserve"> UI/UX </w:t>
-      </w:r>
-      <w:r>
-        <w:rPr>
-          <w:rFonts w:hint="eastAsia"/>
-          <w:sz w:val="28"/>
-          <w:szCs w:val="28"/>
-        </w:rPr>
-        <w:t>設計。</w:t>
+        <w:t>針對臥床或重症長者，需串接生理量測儀器，提供</w:t>
+      </w:r>
+      <w:r>
+        <w:rPr>
+          <w:rFonts w:hint="eastAsia"/>
+          <w:sz w:val="28"/>
+          <w:szCs w:val="28"/>
+        </w:rPr>
+        <w:t>24</w:t>
+      </w:r>
+      <w:r>
+        <w:rPr>
+          <w:rFonts w:hint="eastAsia"/>
+          <w:sz w:val="28"/>
+          <w:szCs w:val="28"/>
+        </w:rPr>
+        <w:t>小時精密醫療數據分析的系統（操作門檻極高，多為專業醫護使用）。</w:t>
+      </w:r>
+    </w:p>
+    <w:p>
+      <w:pPr>
+        <w:spacing w:line="480" w:lineRule="exact"/>
+        <w:ind w:left="480" w:firstLineChars="49" w:firstLine="137"/>
+        <w:jc w:val="both"/>
+        <w:rPr>
+          <w:sz w:val="28"/>
+          <w:szCs w:val="28"/>
+        </w:rPr>
+      </w:pPr>
+      <w:r>
+        <w:rPr>
+          <w:rFonts w:hint="eastAsia"/>
+          <w:b/>
+          <w:bCs/>
+          <w:sz w:val="28"/>
+          <w:szCs w:val="28"/>
+        </w:rPr>
+        <w:t>2.</w:t>
+      </w:r>
+      <w:r>
+        <w:rPr>
+          <w:rFonts w:hint="eastAsia"/>
+          <w:b/>
+          <w:bCs/>
+          <w:sz w:val="28"/>
+          <w:szCs w:val="28"/>
+        </w:rPr>
+        <w:tab/>
+      </w:r>
+      <w:r>
+        <w:rPr>
+          <w:rFonts w:hint="eastAsia"/>
+          <w:b/>
+          <w:bCs/>
+          <w:sz w:val="28"/>
+          <w:szCs w:val="28"/>
+        </w:rPr>
+        <w:t>輕中度遠距問診區隔：</w:t>
+      </w:r>
+      <w:r>
+        <w:rPr>
+          <w:rFonts w:hint="eastAsia"/>
+          <w:sz w:val="28"/>
+          <w:szCs w:val="28"/>
+        </w:rPr>
+        <w:t xml:space="preserve"> </w:t>
+      </w:r>
+      <w:r>
+        <w:rPr>
+          <w:rFonts w:hint="eastAsia"/>
+          <w:sz w:val="28"/>
+          <w:szCs w:val="28"/>
+        </w:rPr>
+        <w:t>提供線上尋找醫師、視訊看診與處方箋管理的系統（操作門檻中高，需具備一定數位能力）。</w:t>
+      </w:r>
+    </w:p>
+    <w:p>
+      <w:pPr>
+        <w:spacing w:line="480" w:lineRule="exact"/>
+        <w:ind w:left="480" w:firstLineChars="48" w:firstLine="135"/>
+        <w:jc w:val="both"/>
+        <w:rPr>
+          <w:sz w:val="28"/>
+          <w:szCs w:val="28"/>
+        </w:rPr>
+      </w:pPr>
+      <w:r>
+        <w:rPr>
+          <w:rFonts w:hint="eastAsia"/>
+          <w:b/>
+          <w:bCs/>
+          <w:sz w:val="28"/>
+          <w:szCs w:val="28"/>
+        </w:rPr>
+        <w:t>3.</w:t>
+      </w:r>
+      <w:r>
+        <w:rPr>
+          <w:rFonts w:hint="eastAsia"/>
+          <w:b/>
+          <w:bCs/>
+          <w:sz w:val="28"/>
+          <w:szCs w:val="28"/>
+        </w:rPr>
+        <w:tab/>
+      </w:r>
+      <w:r>
+        <w:rPr>
+          <w:rFonts w:hint="eastAsia"/>
+          <w:b/>
+          <w:bCs/>
+          <w:sz w:val="28"/>
+          <w:szCs w:val="28"/>
+        </w:rPr>
+        <w:t>日常陪伴與預防性照護區隔（本專案鎖定）：</w:t>
+      </w:r>
+      <w:r>
+        <w:rPr>
+          <w:rFonts w:hint="eastAsia"/>
+          <w:sz w:val="28"/>
+          <w:szCs w:val="28"/>
+        </w:rPr>
+        <w:t xml:space="preserve"> </w:t>
+      </w:r>
+      <w:r>
+        <w:rPr>
+          <w:rFonts w:hint="eastAsia"/>
+          <w:sz w:val="28"/>
+          <w:szCs w:val="28"/>
+        </w:rPr>
+        <w:t>針對具備生活自理能力，但需要作息提醒、心理陪伴與基礎用藥追蹤的長者（極低操作門檻，強調親屬互動與</w:t>
+      </w:r>
+      <w:r>
+        <w:rPr>
+          <w:rFonts w:hint="eastAsia"/>
+          <w:sz w:val="28"/>
+          <w:szCs w:val="28"/>
+        </w:rPr>
+        <w:t>AI</w:t>
+      </w:r>
+      <w:r>
+        <w:rPr>
+          <w:rFonts w:hint="eastAsia"/>
+          <w:sz w:val="28"/>
+          <w:szCs w:val="28"/>
+        </w:rPr>
+        <w:t>輔助）。</w:t>
       </w:r>
     </w:p>
     <w:p>
@@ -7590,55 +8897,120 @@
           <w:szCs w:val="28"/>
         </w:rPr>
       </w:pPr>
-      <w:r>
-        <w:rPr>
-          <w:rFonts w:hint="eastAsia"/>
-          <w:sz w:val="28"/>
-          <w:szCs w:val="28"/>
-        </w:rPr>
-        <w:t>關鍵活動：</w:t>
-      </w:r>
-      <w:r>
-        <w:rPr>
-          <w:rFonts w:hint="eastAsia"/>
-          <w:sz w:val="28"/>
-          <w:szCs w:val="28"/>
-        </w:rPr>
-        <w:t xml:space="preserve"> </w:t>
-      </w:r>
-      <w:r>
-        <w:rPr>
-          <w:rFonts w:hint="eastAsia"/>
-          <w:sz w:val="28"/>
-          <w:szCs w:val="28"/>
-        </w:rPr>
-        <w:t>持續的前後端系統維護、</w:t>
-      </w:r>
-      <w:r>
-        <w:rPr>
-          <w:rFonts w:hint="eastAsia"/>
-          <w:sz w:val="28"/>
-          <w:szCs w:val="28"/>
-        </w:rPr>
-        <w:t xml:space="preserve">AI </w:t>
-      </w:r>
-      <w:r>
-        <w:rPr>
-          <w:rFonts w:hint="eastAsia"/>
-          <w:sz w:val="28"/>
-          <w:szCs w:val="28"/>
-        </w:rPr>
-        <w:t>語意分析準確度的訓練優化、數位廣告精準投放與長照機構的異業合作洽談。</w:t>
-      </w:r>
     </w:p>
     <w:p>
       <w:pPr>
         <w:spacing w:line="480" w:lineRule="exact"/>
-        <w:ind w:firstLineChars="200" w:firstLine="640"/>
         <w:jc w:val="both"/>
         <w:rPr>
-          <w:sz w:val="32"/>
-          <w:szCs w:val="32"/>
+          <w:sz w:val="28"/>
+          <w:szCs w:val="28"/>
+        </w:rPr>
+      </w:pPr>
+      <w:r>
+        <w:rPr>
+          <w:rFonts w:hint="eastAsia"/>
+          <w:sz w:val="28"/>
+          <w:szCs w:val="28"/>
+        </w:rPr>
+        <w:t>【目標市場</w:t>
+      </w:r>
+      <w:r>
+        <w:rPr>
+          <w:rFonts w:hint="eastAsia"/>
+          <w:sz w:val="28"/>
+          <w:szCs w:val="28"/>
+        </w:rPr>
+        <w:t xml:space="preserve"> (Targeting)</w:t>
+      </w:r>
+      <w:r>
+        <w:rPr>
+          <w:rFonts w:hint="eastAsia"/>
+          <w:sz w:val="28"/>
+          <w:szCs w:val="28"/>
+        </w:rPr>
+        <w:t>】</w:t>
+      </w:r>
+    </w:p>
+    <w:p>
+      <w:pPr>
+        <w:spacing w:line="480" w:lineRule="exact"/>
+        <w:ind w:firstLineChars="200" w:firstLine="560"/>
+        <w:jc w:val="both"/>
+        <w:rPr>
+          <w:sz w:val="28"/>
+          <w:szCs w:val="28"/>
+        </w:rPr>
+      </w:pPr>
+      <w:r>
+        <w:rPr>
+          <w:rFonts w:hint="eastAsia"/>
+          <w:sz w:val="28"/>
+          <w:szCs w:val="28"/>
+        </w:rPr>
+        <w:t>「</w:t>
+      </w:r>
+      <w:r>
+        <w:rPr>
+          <w:rFonts w:hint="eastAsia"/>
+          <w:sz w:val="28"/>
+          <w:szCs w:val="28"/>
+        </w:rPr>
+        <w:t>Uban</w:t>
+      </w:r>
+      <w:r>
+        <w:rPr>
+          <w:rFonts w:hint="eastAsia"/>
+          <w:sz w:val="28"/>
+          <w:szCs w:val="28"/>
+        </w:rPr>
+        <w:t>」精準鎖定「子女無法同住或全天候陪伴，長輩本身無立即性重大醫療危機，有足夠行動與獨立生活的能力，但急需解決日常作息提醒（如按時吃藥）、</w:t>
+      </w:r>
+      <w:r>
+        <w:rPr>
+          <w:rFonts w:hint="eastAsia"/>
+          <w:b/>
+          <w:bCs/>
+          <w:sz w:val="28"/>
+          <w:szCs w:val="28"/>
+        </w:rPr>
+        <w:t>社交孤立問題與必須隨時都能接收並反應突發事故的現代家庭</w:t>
+      </w:r>
+      <w:r>
+        <w:rPr>
+          <w:rFonts w:hint="eastAsia"/>
+          <w:sz w:val="28"/>
+          <w:szCs w:val="28"/>
+        </w:rPr>
+        <w:t>」。</w:t>
+      </w:r>
+    </w:p>
+    <w:p>
+      <w:pPr>
+        <w:spacing w:line="480" w:lineRule="exact"/>
+        <w:ind w:firstLineChars="200" w:firstLine="560"/>
+        <w:jc w:val="both"/>
+        <w:rPr>
+          <w:sz w:val="28"/>
+          <w:szCs w:val="28"/>
+        </w:rPr>
+      </w:pPr>
+      <w:r>
+        <w:rPr>
+          <w:rFonts w:hint="eastAsia"/>
+          <w:sz w:val="28"/>
+          <w:szCs w:val="28"/>
+        </w:rPr>
+        <w:t>此客群的痛點在於市面上的醫療軟體過於生硬複雜，而一般通訊軟體又缺乏主動照護功能。</w:t>
+      </w:r>
+    </w:p>
+    <w:p>
+      <w:pPr>
+        <w:spacing w:line="480" w:lineRule="exact"/>
+        <w:jc w:val="both"/>
+        <w:rPr>
+          <w:sz w:val="28"/>
+          <w:szCs w:val="28"/>
         </w:rPr>
       </w:pPr>
     </w:p>
@@ -7646,69 +9018,26 @@
       <w:pPr>
         <w:spacing w:line="480" w:lineRule="exact"/>
         <w:jc w:val="both"/>
-        <w:outlineLvl w:val="1"/>
-        <w:rPr>
-          <w:sz w:val="32"/>
-          <w:szCs w:val="32"/>
+        <w:rPr>
+          <w:sz w:val="28"/>
+          <w:szCs w:val="28"/>
         </w:rPr>
       </w:pPr>
       <w:r>
         <w:rPr>
           <w:rFonts w:hint="eastAsia"/>
-          <w:sz w:val="32"/>
-          <w:szCs w:val="32"/>
-        </w:rPr>
-        <w:t>2</w:t>
-      </w:r>
-      <w:r>
-        <w:rPr>
-          <w:rFonts w:hint="eastAsia"/>
-          <w:sz w:val="32"/>
-          <w:szCs w:val="32"/>
-        </w:rPr>
-        <w:t xml:space="preserve">-3 </w:t>
-      </w:r>
-      <w:r>
-        <w:rPr>
-          <w:rFonts w:hint="eastAsia"/>
-          <w:sz w:val="32"/>
-          <w:szCs w:val="32"/>
-        </w:rPr>
-        <w:t>市場分析－</w:t>
-      </w:r>
-      <w:r>
-        <w:rPr>
-          <w:rFonts w:hint="eastAsia"/>
-          <w:sz w:val="32"/>
-          <w:szCs w:val="32"/>
-        </w:rPr>
-        <w:t>STP</w:t>
-      </w:r>
-    </w:p>
-    <w:p>
-      <w:pPr>
-        <w:spacing w:line="480" w:lineRule="exact"/>
-        <w:jc w:val="both"/>
-        <w:rPr>
-          <w:sz w:val="28"/>
-          <w:szCs w:val="28"/>
-        </w:rPr>
-      </w:pPr>
-      <w:r>
-        <w:rPr>
-          <w:rFonts w:hint="eastAsia"/>
-          <w:sz w:val="28"/>
-          <w:szCs w:val="28"/>
-        </w:rPr>
-        <w:t>【市場區隔</w:t>
-      </w:r>
-      <w:r>
-        <w:rPr>
-          <w:rFonts w:hint="eastAsia"/>
-          <w:sz w:val="28"/>
-          <w:szCs w:val="28"/>
-        </w:rPr>
-        <w:t xml:space="preserve"> (Segmentation)</w:t>
+          <w:sz w:val="28"/>
+          <w:szCs w:val="28"/>
+        </w:rPr>
+        <w:t>【市場定位</w:t>
+      </w:r>
+      <w:r>
+        <w:rPr>
+          <w:rFonts w:hint="eastAsia"/>
+          <w:sz w:val="28"/>
+          <w:szCs w:val="28"/>
+        </w:rPr>
+        <w:t xml:space="preserve"> (Positioning)</w:t>
       </w:r>
       <w:r>
         <w:rPr>
@@ -7718,379 +9047,83 @@
         </w:rPr>
         <w:t>】</w:t>
       </w:r>
-    </w:p>
-    <w:p>
-      <w:pPr>
-        <w:spacing w:line="480" w:lineRule="exact"/>
-        <w:ind w:firstLineChars="200" w:firstLine="560"/>
-        <w:jc w:val="both"/>
-        <w:rPr>
-          <w:sz w:val="28"/>
-          <w:szCs w:val="28"/>
-        </w:rPr>
-      </w:pPr>
-      <w:r>
-        <w:rPr>
-          <w:rFonts w:hint="eastAsia"/>
-          <w:sz w:val="28"/>
-          <w:szCs w:val="28"/>
-        </w:rPr>
-        <w:t>針對高齡照護軟體市場，我們依據「照護專業層級需求」與「科技操作門檻」進行區隔：</w:t>
-      </w:r>
-    </w:p>
-    <w:p>
-      <w:pPr>
-        <w:spacing w:line="480" w:lineRule="exact"/>
-        <w:ind w:left="480" w:firstLineChars="50" w:firstLine="140"/>
-        <w:jc w:val="both"/>
-        <w:rPr>
-          <w:sz w:val="28"/>
-          <w:szCs w:val="28"/>
-        </w:rPr>
-      </w:pPr>
-      <w:r>
-        <w:rPr>
-          <w:rFonts w:hint="eastAsia"/>
-          <w:b/>
-          <w:bCs/>
-          <w:sz w:val="28"/>
-          <w:szCs w:val="28"/>
-        </w:rPr>
-        <w:t>1.</w:t>
-      </w:r>
-      <w:r>
-        <w:rPr>
-          <w:rFonts w:hint="eastAsia"/>
-          <w:b/>
-          <w:bCs/>
-          <w:sz w:val="28"/>
-          <w:szCs w:val="28"/>
-        </w:rPr>
-        <w:tab/>
-      </w:r>
-      <w:r>
-        <w:rPr>
-          <w:rFonts w:hint="eastAsia"/>
-          <w:b/>
-          <w:bCs/>
-          <w:sz w:val="28"/>
-          <w:szCs w:val="28"/>
-        </w:rPr>
-        <w:t>重度醫療監控區隔：</w:t>
-      </w:r>
-      <w:r>
-        <w:rPr>
-          <w:rFonts w:hint="eastAsia"/>
-          <w:sz w:val="28"/>
-          <w:szCs w:val="28"/>
-        </w:rPr>
-        <w:t xml:space="preserve"> </w:t>
-      </w:r>
-      <w:r>
-        <w:rPr>
-          <w:rFonts w:hint="eastAsia"/>
-          <w:sz w:val="28"/>
-          <w:szCs w:val="28"/>
-        </w:rPr>
-        <w:t>針對臥床或重症長者，需串接生理量測儀器，提供</w:t>
-      </w:r>
-      <w:r>
-        <w:rPr>
-          <w:rFonts w:hint="eastAsia"/>
-          <w:sz w:val="28"/>
-          <w:szCs w:val="28"/>
-        </w:rPr>
-        <w:t>24</w:t>
-      </w:r>
-      <w:r>
-        <w:rPr>
-          <w:rFonts w:hint="eastAsia"/>
-          <w:sz w:val="28"/>
-          <w:szCs w:val="28"/>
-        </w:rPr>
-        <w:t>小時精密醫療數據分析的系統（操作門檻極高，多為專業醫護使用）。</w:t>
-      </w:r>
-    </w:p>
-    <w:p>
-      <w:pPr>
-        <w:spacing w:line="480" w:lineRule="exact"/>
-        <w:ind w:left="480" w:firstLineChars="49" w:firstLine="137"/>
-        <w:jc w:val="both"/>
-        <w:rPr>
-          <w:sz w:val="28"/>
-          <w:szCs w:val="28"/>
-        </w:rPr>
-      </w:pPr>
-      <w:r>
-        <w:rPr>
-          <w:rFonts w:hint="eastAsia"/>
-          <w:b/>
-          <w:bCs/>
-          <w:sz w:val="28"/>
-          <w:szCs w:val="28"/>
-        </w:rPr>
-        <w:t>2.</w:t>
-      </w:r>
-      <w:r>
-        <w:rPr>
-          <w:rFonts w:hint="eastAsia"/>
-          <w:b/>
-          <w:bCs/>
-          <w:sz w:val="28"/>
-          <w:szCs w:val="28"/>
-        </w:rPr>
-        <w:tab/>
-      </w:r>
-      <w:r>
-        <w:rPr>
-          <w:rFonts w:hint="eastAsia"/>
-          <w:b/>
-          <w:bCs/>
-          <w:sz w:val="28"/>
-          <w:szCs w:val="28"/>
-        </w:rPr>
-        <w:t>輕中度遠距問診區隔：</w:t>
-      </w:r>
-      <w:r>
-        <w:rPr>
-          <w:rFonts w:hint="eastAsia"/>
-          <w:sz w:val="28"/>
-          <w:szCs w:val="28"/>
-        </w:rPr>
-        <w:t xml:space="preserve"> </w:t>
-      </w:r>
-      <w:r>
-        <w:rPr>
-          <w:rFonts w:hint="eastAsia"/>
-          <w:sz w:val="28"/>
-          <w:szCs w:val="28"/>
-        </w:rPr>
-        <w:t>提供線上尋找醫師、視訊看診與處方箋管理的系統（操作門檻中高，需具備一定數位能力）。</w:t>
-      </w:r>
-    </w:p>
-    <w:p>
-      <w:pPr>
-        <w:spacing w:line="480" w:lineRule="exact"/>
-        <w:ind w:left="480" w:firstLineChars="48" w:firstLine="135"/>
-        <w:jc w:val="both"/>
-        <w:rPr>
-          <w:sz w:val="28"/>
-          <w:szCs w:val="28"/>
-        </w:rPr>
-      </w:pPr>
-      <w:r>
-        <w:rPr>
-          <w:rFonts w:hint="eastAsia"/>
-          <w:b/>
-          <w:bCs/>
-          <w:sz w:val="28"/>
-          <w:szCs w:val="28"/>
-        </w:rPr>
-        <w:t>3.</w:t>
-      </w:r>
-      <w:r>
-        <w:rPr>
-          <w:rFonts w:hint="eastAsia"/>
-          <w:b/>
-          <w:bCs/>
-          <w:sz w:val="28"/>
-          <w:szCs w:val="28"/>
-        </w:rPr>
-        <w:tab/>
-      </w:r>
-      <w:r>
-        <w:rPr>
-          <w:rFonts w:hint="eastAsia"/>
-          <w:b/>
-          <w:bCs/>
-          <w:sz w:val="28"/>
-          <w:szCs w:val="28"/>
-        </w:rPr>
-        <w:t>日常陪伴與防預防性照護區隔（本專案鎖定）：</w:t>
-      </w:r>
-      <w:r>
-        <w:rPr>
-          <w:rFonts w:hint="eastAsia"/>
-          <w:sz w:val="28"/>
-          <w:szCs w:val="28"/>
-        </w:rPr>
-        <w:t xml:space="preserve"> </w:t>
-      </w:r>
-      <w:r>
-        <w:rPr>
-          <w:rFonts w:hint="eastAsia"/>
-          <w:sz w:val="28"/>
-          <w:szCs w:val="28"/>
-        </w:rPr>
-        <w:t>針對具備生活自理能力，但需要作息提醒、心理陪伴與基礎用藥追蹤的長者（極低操作門檻，強調親屬互動</w:t>
-      </w:r>
-      <w:r>
-        <w:rPr>
-          <w:rFonts w:hint="eastAsia"/>
-          <w:sz w:val="28"/>
-          <w:szCs w:val="28"/>
-        </w:rPr>
-        <w:lastRenderedPageBreak/>
-        <w:t>與</w:t>
-      </w:r>
-      <w:r>
-        <w:rPr>
-          <w:rFonts w:hint="eastAsia"/>
-          <w:sz w:val="28"/>
-          <w:szCs w:val="28"/>
-        </w:rPr>
-        <w:t>AI</w:t>
-      </w:r>
-      <w:r>
-        <w:rPr>
-          <w:rFonts w:hint="eastAsia"/>
-          <w:sz w:val="28"/>
-          <w:szCs w:val="28"/>
-        </w:rPr>
-        <w:t>輔助）。</w:t>
-      </w:r>
-    </w:p>
-    <w:p>
-      <w:pPr>
-        <w:spacing w:line="480" w:lineRule="exact"/>
-        <w:ind w:firstLineChars="200" w:firstLine="560"/>
-        <w:jc w:val="both"/>
-        <w:rPr>
-          <w:sz w:val="28"/>
-          <w:szCs w:val="28"/>
-        </w:rPr>
-      </w:pPr>
-    </w:p>
-    <w:p>
-      <w:pPr>
-        <w:spacing w:line="480" w:lineRule="exact"/>
-        <w:jc w:val="both"/>
-        <w:rPr>
-          <w:sz w:val="28"/>
-          <w:szCs w:val="28"/>
-        </w:rPr>
-      </w:pPr>
-      <w:r>
-        <w:rPr>
-          <w:rFonts w:hint="eastAsia"/>
-          <w:sz w:val="28"/>
-          <w:szCs w:val="28"/>
-        </w:rPr>
-        <w:t>【目標市場</w:t>
-      </w:r>
-      <w:r>
-        <w:rPr>
-          <w:rFonts w:hint="eastAsia"/>
-          <w:sz w:val="28"/>
-          <w:szCs w:val="28"/>
-        </w:rPr>
-        <w:t xml:space="preserve"> (Targeting)</w:t>
-      </w:r>
-      <w:r>
-        <w:rPr>
-          <w:rFonts w:hint="eastAsia"/>
-          <w:sz w:val="28"/>
-          <w:szCs w:val="28"/>
-        </w:rPr>
-        <w:t>】</w:t>
-      </w:r>
-    </w:p>
-    <w:p>
-      <w:pPr>
-        <w:spacing w:line="480" w:lineRule="exact"/>
-        <w:ind w:firstLineChars="200" w:firstLine="560"/>
-        <w:jc w:val="both"/>
-        <w:rPr>
-          <w:sz w:val="28"/>
-          <w:szCs w:val="28"/>
-        </w:rPr>
-      </w:pPr>
-      <w:r>
-        <w:rPr>
-          <w:rFonts w:hint="eastAsia"/>
-          <w:sz w:val="28"/>
-          <w:szCs w:val="28"/>
-        </w:rPr>
-        <w:t>「</w:t>
-      </w:r>
-      <w:r>
-        <w:rPr>
-          <w:rFonts w:hint="eastAsia"/>
-          <w:sz w:val="28"/>
-          <w:szCs w:val="28"/>
-        </w:rPr>
-        <w:t>Uban</w:t>
-      </w:r>
-      <w:r>
-        <w:rPr>
-          <w:rFonts w:hint="eastAsia"/>
-          <w:sz w:val="28"/>
-          <w:szCs w:val="28"/>
-        </w:rPr>
-        <w:t>」精準鎖定「子女無法同住或全天候陪伴，長輩本身無立即性重大醫療危機，有足夠行動與獨立生活的能力，但急需解決日常作息提醒（如按時吃藥）、社交孤立問題與必須隨時都能接收並反應突發事故的現代家庭」。</w:t>
-      </w:r>
-    </w:p>
-    <w:p>
-      <w:pPr>
-        <w:spacing w:line="480" w:lineRule="exact"/>
-        <w:ind w:firstLineChars="200" w:firstLine="560"/>
-        <w:jc w:val="both"/>
-        <w:rPr>
-          <w:sz w:val="28"/>
-          <w:szCs w:val="28"/>
-        </w:rPr>
-      </w:pPr>
-      <w:r>
-        <w:rPr>
-          <w:rFonts w:hint="eastAsia"/>
-          <w:sz w:val="28"/>
-          <w:szCs w:val="28"/>
-        </w:rPr>
-        <w:t>此客群的痛點在於市面上的醫療軟體過於生硬複雜，而一般通訊軟體又缺乏主動照護功能。</w:t>
-      </w:r>
-    </w:p>
-    <w:p>
-      <w:pPr>
-        <w:spacing w:line="480" w:lineRule="exact"/>
-        <w:jc w:val="both"/>
-        <w:rPr>
-          <w:sz w:val="28"/>
-          <w:szCs w:val="28"/>
-        </w:rPr>
-      </w:pPr>
-    </w:p>
-    <w:p>
-      <w:pPr>
-        <w:spacing w:line="480" w:lineRule="exact"/>
-        <w:jc w:val="both"/>
-        <w:rPr>
-          <w:sz w:val="28"/>
-          <w:szCs w:val="28"/>
-        </w:rPr>
-      </w:pPr>
-      <w:r>
-        <w:rPr>
-          <w:rFonts w:hint="eastAsia"/>
-          <w:sz w:val="28"/>
-          <w:szCs w:val="28"/>
-        </w:rPr>
-        <w:t>【市場定位</w:t>
-      </w:r>
-      <w:r>
-        <w:rPr>
-          <w:rFonts w:hint="eastAsia"/>
-          <w:sz w:val="28"/>
-          <w:szCs w:val="28"/>
-        </w:rPr>
-        <w:t xml:space="preserve"> (Positioning)</w:t>
-      </w:r>
-      <w:r>
-        <w:rPr>
-          <w:rFonts w:hint="eastAsia"/>
-          <w:sz w:val="28"/>
-          <w:szCs w:val="28"/>
-        </w:rPr>
-        <w:t>】</w:t>
+      <w:r>
+        <w:rPr>
+          <w:rFonts w:hint="eastAsia"/>
+          <w:sz w:val="28"/>
+          <w:szCs w:val="28"/>
+        </w:rPr>
+        <w:t>(</w:t>
+      </w:r>
+      <w:r>
+        <w:rPr>
+          <w:sz w:val="28"/>
+          <w:szCs w:val="28"/>
+        </w:rPr>
+        <w:t>“</w:t>
+      </w:r>
+      <w:r>
+        <w:rPr>
+          <w:rFonts w:hint="eastAsia"/>
+          <w:sz w:val="28"/>
+          <w:szCs w:val="28"/>
+        </w:rPr>
+        <w:t>抓新</w:t>
+      </w:r>
+      <w:r>
+        <w:rPr>
+          <w:rFonts w:hint="eastAsia"/>
+          <w:sz w:val="28"/>
+          <w:szCs w:val="28"/>
+        </w:rPr>
+        <w:t>(</w:t>
+      </w:r>
+      <w:r>
+        <w:rPr>
+          <w:rFonts w:hint="eastAsia"/>
+          <w:sz w:val="28"/>
+          <w:szCs w:val="28"/>
+        </w:rPr>
+        <w:t>需求</w:t>
+      </w:r>
+      <w:r>
+        <w:rPr>
+          <w:rFonts w:hint="eastAsia"/>
+          <w:sz w:val="28"/>
+          <w:szCs w:val="28"/>
+        </w:rPr>
+        <w:t>)</w:t>
+      </w:r>
+      <w:r>
+        <w:rPr>
+          <w:sz w:val="28"/>
+          <w:szCs w:val="28"/>
+        </w:rPr>
+        <w:t>”</w:t>
+      </w:r>
+      <w:r>
+        <w:rPr>
+          <w:rFonts w:hint="eastAsia"/>
+          <w:sz w:val="28"/>
+          <w:szCs w:val="28"/>
+        </w:rPr>
+        <w:t>策略</w:t>
+      </w:r>
+      <w:r>
+        <w:rPr>
+          <w:rFonts w:hint="eastAsia"/>
+          <w:sz w:val="28"/>
+          <w:szCs w:val="28"/>
+        </w:rPr>
+        <w:t>)</w:t>
+      </w:r>
+      <w:r>
+        <w:rPr>
+          <w:rFonts w:hint="eastAsia"/>
+          <w:sz w:val="28"/>
+          <w:szCs w:val="28"/>
+        </w:rPr>
+        <w:t>，定位明確一點，不只是強調功能，要有我們系統特有的口語、標語、副標</w:t>
       </w:r>
     </w:p>
     <w:p>
@@ -8125,7 +9158,26 @@
           <w:sz w:val="28"/>
           <w:szCs w:val="28"/>
         </w:rPr>
-        <w:t>感官照護與陪伴生態系」。相較於市面上主打「數據監測」的醫療特化型軟體，</w:t>
+        <w:t>感官照護與陪伴生態系」。</w:t>
+      </w:r>
+    </w:p>
+    <w:p>
+      <w:pPr>
+        <w:spacing w:line="480" w:lineRule="exact"/>
+        <w:ind w:firstLine="480"/>
+        <w:jc w:val="both"/>
+        <w:rPr>
+          <w:sz w:val="28"/>
+          <w:szCs w:val="28"/>
+        </w:rPr>
+      </w:pPr>
+      <w:r>
+        <w:rPr>
+          <w:rFonts w:hint="eastAsia"/>
+          <w:sz w:val="28"/>
+          <w:szCs w:val="28"/>
+        </w:rPr>
+        <w:t>相較於市面上主打「數據監測」的醫療特化型軟體，</w:t>
       </w:r>
       <w:r>
         <w:rPr>
@@ -8512,6 +9564,7 @@
                 <w:szCs w:val="28"/>
               </w:rPr>
             </w:pPr>
+            <w:proofErr w:type="spellStart"/>
             <w:r>
               <w:rPr>
                 <w:rFonts w:ascii="Times New Roman" w:eastAsia="標楷體" w:hAnsi="Times New Roman"/>
@@ -8520,7 +9573,18 @@
                 <w:sz w:val="28"/>
                 <w:szCs w:val="28"/>
               </w:rPr>
-              <w:t>CaringVillage (</w:t>
+              <w:t>CaringVillage</w:t>
+            </w:r>
+            <w:proofErr w:type="spellEnd"/>
+            <w:r>
+              <w:rPr>
+                <w:rFonts w:ascii="Times New Roman" w:eastAsia="標楷體" w:hAnsi="Times New Roman"/>
+                <w:b/>
+                <w:bCs/>
+                <w:sz w:val="28"/>
+                <w:szCs w:val="28"/>
+              </w:rPr>
+              <w:t xml:space="preserve"> (</w:t>
             </w:r>
             <w:r>
               <w:rPr>
@@ -9371,6 +10435,7 @@
                 <w:szCs w:val="28"/>
               </w:rPr>
             </w:pPr>
+            <w:proofErr w:type="spellStart"/>
             <w:r>
               <w:rPr>
                 <w:rFonts w:ascii="Times New Roman" w:eastAsia="標楷體" w:hAnsi="Times New Roman"/>
@@ -9378,7 +10443,16 @@
                 <w:szCs w:val="28"/>
               </w:rPr>
               <w:lastRenderedPageBreak/>
-              <w:t xml:space="preserve">FastAPI + Flutter + LLM </w:t>
+              <w:t>FastAPI</w:t>
+            </w:r>
+            <w:proofErr w:type="spellEnd"/>
+            <w:r>
+              <w:rPr>
+                <w:rFonts w:ascii="Times New Roman" w:eastAsia="標楷體" w:hAnsi="Times New Roman"/>
+                <w:sz w:val="28"/>
+                <w:szCs w:val="28"/>
+              </w:rPr>
+              <w:t xml:space="preserve"> + Flutter + LLM </w:t>
             </w:r>
             <w:r>
               <w:rPr>
@@ -9616,7 +10690,6 @@
                 <w:sz w:val="28"/>
                 <w:szCs w:val="28"/>
               </w:rPr>
-              <w:lastRenderedPageBreak/>
               <w:t>家屬參與度</w:t>
             </w:r>
           </w:p>
@@ -10249,6 +11322,7 @@
                 <w:szCs w:val="28"/>
               </w:rPr>
             </w:pPr>
+            <w:proofErr w:type="spellStart"/>
             <w:r>
               <w:rPr>
                 <w:rFonts w:ascii="Times New Roman" w:eastAsia="標楷體" w:hAnsi="Times New Roman"/>
@@ -10257,7 +11331,18 @@
                 <w:sz w:val="28"/>
                 <w:szCs w:val="28"/>
               </w:rPr>
-              <w:t>CaringVillage (</w:t>
+              <w:t>CaringVillage</w:t>
+            </w:r>
+            <w:proofErr w:type="spellEnd"/>
+            <w:r>
+              <w:rPr>
+                <w:rFonts w:ascii="Times New Roman" w:eastAsia="標楷體" w:hAnsi="Times New Roman"/>
+                <w:b/>
+                <w:bCs/>
+                <w:sz w:val="28"/>
+                <w:szCs w:val="28"/>
+              </w:rPr>
+              <w:t xml:space="preserve"> (</w:t>
             </w:r>
             <w:r>
               <w:rPr>
@@ -12966,7 +14051,25 @@
                 <w:sz w:val="28"/>
                 <w:szCs w:val="28"/>
               </w:rPr>
-              <w:t xml:space="preserve"> FastAPI </w:t>
+              <w:t xml:space="preserve"> </w:t>
+            </w:r>
+            <w:proofErr w:type="spellStart"/>
+            <w:r>
+              <w:rPr>
+                <w:rFonts w:ascii="Times New Roman" w:eastAsia="標楷體" w:hAnsi="Times New Roman"/>
+                <w:sz w:val="28"/>
+                <w:szCs w:val="28"/>
+              </w:rPr>
+              <w:t>FastAPI</w:t>
+            </w:r>
+            <w:proofErr w:type="spellEnd"/>
+            <w:r>
+              <w:rPr>
+                <w:rFonts w:ascii="Times New Roman" w:eastAsia="標楷體" w:hAnsi="Times New Roman"/>
+                <w:sz w:val="28"/>
+                <w:szCs w:val="28"/>
+              </w:rPr>
+              <w:t xml:space="preserve"> </w:t>
             </w:r>
             <w:r>
               <w:rPr>
@@ -13045,7 +14148,23 @@
                 <w:sz w:val="28"/>
                 <w:szCs w:val="28"/>
               </w:rPr>
-              <w:t>AI API</w:t>
+              <w:t>AI</w:t>
+            </w:r>
+            <w:r>
+              <w:rPr>
+                <w:rFonts w:ascii="Times New Roman" w:eastAsia="標楷體" w:hAnsi="Times New Roman" w:hint="eastAsia"/>
+                <w:sz w:val="28"/>
+                <w:szCs w:val="28"/>
+              </w:rPr>
+              <w:t xml:space="preserve">, </w:t>
+            </w:r>
+            <w:r>
+              <w:rPr>
+                <w:rFonts w:ascii="Times New Roman" w:eastAsia="標楷體" w:hAnsi="Times New Roman"/>
+                <w:sz w:val="28"/>
+                <w:szCs w:val="28"/>
+              </w:rPr>
+              <w:t>API</w:t>
             </w:r>
             <w:r>
               <w:rPr>
@@ -13204,7 +14323,39 @@
                 <w:sz w:val="28"/>
                 <w:szCs w:val="28"/>
               </w:rPr>
-              <w:t>全球與台灣邁入超高齡社會，青壯年照護壓力飆升，遠距陪伴與自動化照護市場需求呈現爆發性成長。</w:t>
+              <w:t>全球與台灣邁入超高齡社會，青壯年照護壓力飆升，遠距陪伴與自動化照護市場需求呈現爆發性成長</w:t>
+            </w:r>
+            <w:r>
+              <w:rPr>
+                <w:rFonts w:ascii="Times New Roman" w:eastAsia="標楷體" w:hAnsi="Times New Roman" w:hint="eastAsia"/>
+                <w:sz w:val="28"/>
+                <w:szCs w:val="28"/>
+              </w:rPr>
+              <w:t>，</w:t>
+            </w:r>
+            <w:r>
+              <w:rPr>
+                <w:rFonts w:ascii="Times New Roman" w:eastAsia="標楷體" w:hAnsi="Times New Roman" w:hint="eastAsia"/>
+                <w:sz w:val="28"/>
+                <w:szCs w:val="28"/>
+              </w:rPr>
+              <w:t>Uban</w:t>
+            </w:r>
+            <w:r>
+              <w:rPr>
+                <w:rFonts w:ascii="Times New Roman" w:eastAsia="標楷體" w:hAnsi="Times New Roman" w:hint="eastAsia"/>
+                <w:sz w:val="28"/>
+                <w:szCs w:val="28"/>
+              </w:rPr>
+              <w:t>系統提供的功能剛好可以滿足外部大環境的需求</w:t>
+            </w:r>
+            <w:r>
+              <w:rPr>
+                <w:rFonts w:ascii="Times New Roman" w:eastAsia="標楷體" w:hAnsi="Times New Roman" w:hint="eastAsia"/>
+                <w:sz w:val="28"/>
+                <w:szCs w:val="28"/>
+              </w:rPr>
+              <w:t>。</w:t>
             </w:r>
           </w:p>
           <w:p>
@@ -13246,7 +14397,16 @@
                 <w:sz w:val="28"/>
                 <w:szCs w:val="28"/>
               </w:rPr>
-              <w:t>應用的接受度大幅提高，且青壯年家屬已養成軟體「訂閱制」的付費習慣。</w:t>
+              <w:t>應用的接受度大幅提</w:t>
+            </w:r>
+            <w:r>
+              <w:rPr>
+                <w:rFonts w:ascii="Times New Roman" w:eastAsia="標楷體" w:hAnsi="Times New Roman" w:hint="eastAsia"/>
+                <w:sz w:val="28"/>
+                <w:szCs w:val="28"/>
+              </w:rPr>
+              <w:lastRenderedPageBreak/>
+              <w:t>高，且青壯年家屬已養成軟體「訂閱制」的付費習慣。</w:t>
             </w:r>
           </w:p>
           <w:p>
@@ -13264,7 +14424,6 @@
                 <w:sz w:val="28"/>
                 <w:szCs w:val="28"/>
               </w:rPr>
-              <w:lastRenderedPageBreak/>
               <w:t xml:space="preserve">3. </w:t>
             </w:r>
             <w:r>
@@ -13275,16 +14434,6 @@
               </w:rPr>
               <w:t>政府積極推動「智慧長照」與「高齡友善科技」政策，專案有極大機會爭取政府補助或參與創新競賽。</w:t>
             </w:r>
-          </w:p>
-          <w:p>
-            <w:pPr>
-              <w:spacing w:after="160" w:line="278" w:lineRule="auto"/>
-              <w:rPr>
-                <w:rFonts w:ascii="Times New Roman" w:eastAsia="標楷體" w:hAnsi="Times New Roman"/>
-                <w:sz w:val="28"/>
-                <w:szCs w:val="28"/>
-              </w:rPr>
-            </w:pPr>
           </w:p>
         </w:tc>
         <w:tc>
@@ -13392,16 +14541,6 @@
               </w:rPr>
               <w:t>輔助與排程功能付費。</w:t>
             </w:r>
-          </w:p>
-          <w:p>
-            <w:pPr>
-              <w:spacing w:after="160" w:line="278" w:lineRule="auto"/>
-              <w:rPr>
-                <w:rFonts w:ascii="Times New Roman" w:eastAsia="標楷體" w:hAnsi="Times New Roman"/>
-                <w:sz w:val="28"/>
-                <w:szCs w:val="28"/>
-              </w:rPr>
-            </w:pPr>
           </w:p>
         </w:tc>
       </w:tr>
@@ -13755,7 +14894,16 @@
                 <w:sz w:val="28"/>
                 <w:szCs w:val="28"/>
               </w:rPr>
-              <w:t>運用高擴充性的系統架構，快速開發適用於日照中心的</w:t>
+              <w:t>運用高擴充性的系統架</w:t>
+            </w:r>
+            <w:r>
+              <w:rPr>
+                <w:rFonts w:ascii="Times New Roman" w:eastAsia="標楷體" w:hAnsi="Times New Roman" w:hint="eastAsia"/>
+                <w:sz w:val="28"/>
+                <w:szCs w:val="28"/>
+              </w:rPr>
+              <w:lastRenderedPageBreak/>
+              <w:t>構，快速開發適用於日照中心的</w:t>
             </w:r>
             <w:r>
               <w:rPr>
@@ -13787,7 +14935,6 @@
                 <w:sz w:val="28"/>
                 <w:szCs w:val="28"/>
               </w:rPr>
-              <w:lastRenderedPageBreak/>
               <w:t>模式加速市場滲透。</w:t>
             </w:r>
           </w:p>
@@ -13863,7 +15010,7 @@
             <w:pPr>
               <w:spacing w:after="160" w:line="278" w:lineRule="auto"/>
               <w:rPr>
-                <w:rFonts w:ascii="Times New Roman" w:eastAsia="標楷體" w:hAnsi="Times New Roman"/>
+                <w:rFonts w:ascii="Times New Roman" w:eastAsia="標楷體" w:hAnsi="Times New Roman" w:hint="eastAsia"/>
                 <w:sz w:val="28"/>
                 <w:szCs w:val="28"/>
               </w:rPr>
@@ -13900,6 +15047,30 @@
               </w:rPr>
               <w:t>輔助照護教學」實體活動，提升品牌知名度並化解硬體抗拒。</w:t>
             </w:r>
+            <w:r>
+              <w:rPr>
+                <w:rFonts w:ascii="Times New Roman" w:eastAsia="標楷體" w:hAnsi="Times New Roman" w:hint="eastAsia"/>
+                <w:sz w:val="28"/>
+                <w:szCs w:val="28"/>
+              </w:rPr>
+              <w:t>(</w:t>
+            </w:r>
+            <w:r>
+              <w:rPr>
+                <w:rFonts w:ascii="Times New Roman" w:eastAsia="標楷體" w:hAnsi="Times New Roman" w:hint="eastAsia"/>
+                <w:sz w:val="28"/>
+                <w:szCs w:val="28"/>
+              </w:rPr>
+              <w:t>這點要改，要貼合我們的系統</w:t>
+            </w:r>
+            <w:r>
+              <w:rPr>
+                <w:rFonts w:ascii="Times New Roman" w:eastAsia="標楷體" w:hAnsi="Times New Roman" w:hint="eastAsia"/>
+                <w:sz w:val="28"/>
+                <w:szCs w:val="28"/>
+              </w:rPr>
+              <w:t>)</w:t>
+            </w:r>
           </w:p>
           <w:p>
             <w:pPr>
@@ -13932,7 +15103,16 @@
                 <w:sz w:val="28"/>
                 <w:szCs w:val="28"/>
               </w:rPr>
-              <w:t>Edge Computing</w:t>
+              <w:t xml:space="preserve">Edge </w:t>
+            </w:r>
+            <w:r>
+              <w:rPr>
+                <w:rFonts w:ascii="Times New Roman" w:eastAsia="標楷體" w:hAnsi="Times New Roman"/>
+                <w:sz w:val="28"/>
+                <w:szCs w:val="28"/>
+              </w:rPr>
+              <w:lastRenderedPageBreak/>
+              <w:t>Computing</w:t>
             </w:r>
             <w:r>
               <w:rPr>
@@ -13940,16 +15120,7 @@
                 <w:sz w:val="28"/>
                 <w:szCs w:val="28"/>
               </w:rPr>
-              <w:t>）技術，將常態性語音指令留於本地端處理，</w:t>
-            </w:r>
-            <w:r>
-              <w:rPr>
-                <w:rFonts w:ascii="Times New Roman" w:eastAsia="標楷體" w:hAnsi="Times New Roman" w:hint="eastAsia"/>
-                <w:sz w:val="28"/>
-                <w:szCs w:val="28"/>
-              </w:rPr>
-              <w:lastRenderedPageBreak/>
-              <w:t>長期降低雲端成本。</w:t>
+              <w:t>）技術，將常態性語音指令留於本地端處理，長期降低雲端成本。</w:t>
             </w:r>
           </w:p>
         </w:tc>
@@ -13984,7 +15155,6 @@
                 <w:sz w:val="28"/>
                 <w:szCs w:val="28"/>
               </w:rPr>
-              <w:lastRenderedPageBreak/>
               <w:t>外部威脅</w:t>
             </w:r>
             <w:r>
@@ -14269,371 +15439,16 @@
                 <w:sz w:val="28"/>
                 <w:szCs w:val="28"/>
               </w:rPr>
-              <w:t>針對無網路或無設備的弱勢高齡家庭，暫緩推廣，集中資源優先服務具備硬體基礎與付費能力的目標客群。</w:t>
-            </w:r>
-          </w:p>
-        </w:tc>
-      </w:tr>
-      <w:tr>
-        <w:tc>
-          <w:tcPr>
-            <w:tcW w:w="2122" w:type="dxa"/>
-            <w:tcBorders>
-              <w:top w:val="single" w:sz="4" w:space="0" w:color="auto"/>
-              <w:left w:val="single" w:sz="4" w:space="0" w:color="auto"/>
-              <w:bottom w:val="single" w:sz="4" w:space="0" w:color="auto"/>
-              <w:right w:val="single" w:sz="4" w:space="0" w:color="auto"/>
-            </w:tcBorders>
-            <w:vAlign w:val="center"/>
-            <w:hideMark/>
-          </w:tcPr>
-          <w:p>
-            <w:pPr>
-              <w:spacing w:after="160" w:line="278" w:lineRule="auto"/>
-              <w:rPr>
-                <w:rFonts w:ascii="Times New Roman" w:eastAsia="標楷體" w:hAnsi="Times New Roman"/>
-                <w:sz w:val="28"/>
-                <w:szCs w:val="28"/>
-              </w:rPr>
-            </w:pPr>
+              <w:t>針對無網路或無設備的弱勢高齡家庭，暫緩推廣，集</w:t>
+            </w:r>
             <w:r>
               <w:rPr>
                 <w:rFonts w:ascii="Times New Roman" w:eastAsia="標楷體" w:hAnsi="Times New Roman" w:hint="eastAsia"/>
-                <w:b/>
-                <w:bCs/>
                 <w:sz w:val="28"/>
                 <w:szCs w:val="28"/>
               </w:rPr>
               <w:lastRenderedPageBreak/>
-              <w:t>外部機會</w:t>
-            </w:r>
-            <w:r>
-              <w:rPr>
-                <w:rFonts w:ascii="Times New Roman" w:eastAsia="標楷體" w:hAnsi="Times New Roman"/>
-                <w:b/>
-                <w:bCs/>
-                <w:sz w:val="28"/>
-                <w:szCs w:val="28"/>
-              </w:rPr>
-              <w:t xml:space="preserve"> (O)</w:t>
-            </w:r>
-          </w:p>
-        </w:tc>
-        <w:tc>
-          <w:tcPr>
-            <w:tcW w:w="3685" w:type="dxa"/>
-            <w:tcBorders>
-              <w:top w:val="single" w:sz="4" w:space="0" w:color="auto"/>
-              <w:left w:val="single" w:sz="4" w:space="0" w:color="auto"/>
-              <w:bottom w:val="single" w:sz="4" w:space="0" w:color="auto"/>
-              <w:right w:val="single" w:sz="4" w:space="0" w:color="auto"/>
-            </w:tcBorders>
-          </w:tcPr>
-          <w:p>
-            <w:pPr>
-              <w:spacing w:after="160" w:line="278" w:lineRule="auto"/>
-              <w:rPr>
-                <w:rFonts w:ascii="Times New Roman" w:eastAsia="標楷體" w:hAnsi="Times New Roman"/>
-                <w:sz w:val="28"/>
-                <w:szCs w:val="28"/>
-              </w:rPr>
-            </w:pPr>
-            <w:r>
-              <w:rPr>
-                <w:rFonts w:ascii="Times New Roman" w:eastAsia="標楷體" w:hAnsi="Times New Roman"/>
-                <w:b/>
-                <w:bCs/>
-                <w:sz w:val="28"/>
-                <w:szCs w:val="28"/>
-              </w:rPr>
-              <w:t xml:space="preserve">SO </w:t>
-            </w:r>
-            <w:r>
-              <w:rPr>
-                <w:rFonts w:ascii="Times New Roman" w:eastAsia="標楷體" w:hAnsi="Times New Roman" w:hint="eastAsia"/>
-                <w:b/>
-                <w:bCs/>
-                <w:sz w:val="28"/>
-                <w:szCs w:val="28"/>
-              </w:rPr>
-              <w:t>策略（成長策略）</w:t>
-            </w:r>
-          </w:p>
-          <w:p>
-            <w:pPr>
-              <w:spacing w:after="160" w:line="278" w:lineRule="auto"/>
-              <w:rPr>
-                <w:rFonts w:ascii="Times New Roman" w:eastAsia="標楷體" w:hAnsi="Times New Roman"/>
-                <w:sz w:val="28"/>
-                <w:szCs w:val="28"/>
-              </w:rPr>
-            </w:pPr>
-            <w:r>
-              <w:rPr>
-                <w:rFonts w:ascii="Times New Roman" w:eastAsia="標楷體" w:hAnsi="Times New Roman"/>
-                <w:sz w:val="28"/>
-                <w:szCs w:val="28"/>
-              </w:rPr>
-              <w:t xml:space="preserve">1. </w:t>
-            </w:r>
-            <w:r>
-              <w:rPr>
-                <w:rFonts w:ascii="Times New Roman" w:eastAsia="標楷體" w:hAnsi="Times New Roman" w:hint="eastAsia"/>
-                <w:sz w:val="28"/>
-                <w:szCs w:val="28"/>
-              </w:rPr>
-              <w:t>結合雙端介面優勢與高齡化趨勢，主打「減輕遠距照護焦慮」，精準投放社群廣告或社群文章觸及青壯年家屬。</w:t>
-            </w:r>
-          </w:p>
-          <w:p>
-            <w:pPr>
-              <w:spacing w:after="160" w:line="278" w:lineRule="auto"/>
-              <w:rPr>
-                <w:rFonts w:ascii="Times New Roman" w:eastAsia="標楷體" w:hAnsi="Times New Roman"/>
-                <w:sz w:val="28"/>
-                <w:szCs w:val="28"/>
-              </w:rPr>
-            </w:pPr>
-            <w:r>
-              <w:rPr>
-                <w:rFonts w:ascii="Times New Roman" w:eastAsia="標楷體" w:hAnsi="Times New Roman"/>
-                <w:sz w:val="28"/>
-                <w:szCs w:val="28"/>
-              </w:rPr>
-              <w:t xml:space="preserve">2. </w:t>
-            </w:r>
-            <w:r>
-              <w:rPr>
-                <w:rFonts w:ascii="Times New Roman" w:eastAsia="標楷體" w:hAnsi="Times New Roman" w:hint="eastAsia"/>
-                <w:sz w:val="28"/>
-                <w:szCs w:val="28"/>
-              </w:rPr>
-              <w:t>自帶</w:t>
-            </w:r>
-            <w:r>
-              <w:rPr>
-                <w:rFonts w:ascii="Times New Roman" w:eastAsia="標楷體" w:hAnsi="Times New Roman"/>
-                <w:sz w:val="28"/>
-                <w:szCs w:val="28"/>
-              </w:rPr>
-              <w:t xml:space="preserve"> AI </w:t>
-            </w:r>
-            <w:r>
-              <w:rPr>
-                <w:rFonts w:ascii="Times New Roman" w:eastAsia="標楷體" w:hAnsi="Times New Roman" w:hint="eastAsia"/>
-                <w:sz w:val="28"/>
-                <w:szCs w:val="28"/>
-              </w:rPr>
-              <w:t>技術創新點，積極參與政府智慧長照創新計畫，爭取研發經費與官方曝光管道。</w:t>
-            </w:r>
-          </w:p>
-          <w:p>
-            <w:pPr>
-              <w:spacing w:after="160" w:line="278" w:lineRule="auto"/>
-              <w:rPr>
-                <w:rFonts w:ascii="Times New Roman" w:eastAsia="標楷體" w:hAnsi="Times New Roman"/>
-                <w:sz w:val="28"/>
-                <w:szCs w:val="28"/>
-              </w:rPr>
-            </w:pPr>
-            <w:r>
-              <w:rPr>
-                <w:rFonts w:ascii="Times New Roman" w:eastAsia="標楷體" w:hAnsi="Times New Roman"/>
-                <w:sz w:val="28"/>
-                <w:szCs w:val="28"/>
-              </w:rPr>
-              <w:t xml:space="preserve">3. </w:t>
-            </w:r>
-            <w:r>
-              <w:rPr>
-                <w:rFonts w:ascii="Times New Roman" w:eastAsia="標楷體" w:hAnsi="Times New Roman" w:hint="eastAsia"/>
-                <w:sz w:val="28"/>
-                <w:szCs w:val="28"/>
-              </w:rPr>
-              <w:t>運用高擴充性的系統架構，快速開發適用於日照中心的</w:t>
-            </w:r>
-            <w:r>
-              <w:rPr>
-                <w:rFonts w:ascii="Times New Roman" w:eastAsia="標楷體" w:hAnsi="Times New Roman"/>
-                <w:sz w:val="28"/>
-                <w:szCs w:val="28"/>
-              </w:rPr>
-              <w:t xml:space="preserve"> B </w:t>
-            </w:r>
-            <w:r>
-              <w:rPr>
-                <w:rFonts w:ascii="Times New Roman" w:eastAsia="標楷體" w:hAnsi="Times New Roman" w:hint="eastAsia"/>
-                <w:sz w:val="28"/>
-                <w:szCs w:val="28"/>
-              </w:rPr>
-              <w:t>端模組，以</w:t>
-            </w:r>
-            <w:r>
-              <w:rPr>
-                <w:rFonts w:ascii="Times New Roman" w:eastAsia="標楷體" w:hAnsi="Times New Roman"/>
-                <w:sz w:val="28"/>
-                <w:szCs w:val="28"/>
-              </w:rPr>
-              <w:t xml:space="preserve"> B2B2C </w:t>
-            </w:r>
-            <w:r>
-              <w:rPr>
-                <w:rFonts w:ascii="Times New Roman" w:eastAsia="標楷體" w:hAnsi="Times New Roman" w:hint="eastAsia"/>
-                <w:sz w:val="28"/>
-                <w:szCs w:val="28"/>
-              </w:rPr>
-              <w:t>模式加速市場滲透。</w:t>
-            </w:r>
-          </w:p>
-        </w:tc>
-        <w:tc>
-          <w:tcPr>
-            <w:tcW w:w="3821" w:type="dxa"/>
-            <w:tcBorders>
-              <w:top w:val="single" w:sz="4" w:space="0" w:color="auto"/>
-              <w:left w:val="single" w:sz="4" w:space="0" w:color="auto"/>
-              <w:bottom w:val="single" w:sz="4" w:space="0" w:color="auto"/>
-              <w:right w:val="single" w:sz="4" w:space="0" w:color="auto"/>
-            </w:tcBorders>
-          </w:tcPr>
-          <w:p>
-            <w:pPr>
-              <w:spacing w:after="160" w:line="278" w:lineRule="auto"/>
-              <w:rPr>
-                <w:rFonts w:ascii="Times New Roman" w:eastAsia="標楷體" w:hAnsi="Times New Roman"/>
-                <w:sz w:val="28"/>
-                <w:szCs w:val="28"/>
-              </w:rPr>
-            </w:pPr>
-            <w:r>
-              <w:rPr>
-                <w:rFonts w:ascii="Times New Roman" w:eastAsia="標楷體" w:hAnsi="Times New Roman"/>
-                <w:b/>
-                <w:bCs/>
-                <w:sz w:val="28"/>
-                <w:szCs w:val="28"/>
-              </w:rPr>
-              <w:t xml:space="preserve">WO </w:t>
-            </w:r>
-            <w:r>
-              <w:rPr>
-                <w:rFonts w:ascii="Times New Roman" w:eastAsia="標楷體" w:hAnsi="Times New Roman" w:hint="eastAsia"/>
-                <w:b/>
-                <w:bCs/>
-                <w:sz w:val="28"/>
-                <w:szCs w:val="28"/>
-              </w:rPr>
-              <w:t>策略（改善策略）</w:t>
-            </w:r>
-          </w:p>
-          <w:p>
-            <w:pPr>
-              <w:spacing w:after="160" w:line="278" w:lineRule="auto"/>
-              <w:rPr>
-                <w:rFonts w:ascii="Times New Roman" w:eastAsia="標楷體" w:hAnsi="Times New Roman"/>
-                <w:sz w:val="28"/>
-                <w:szCs w:val="28"/>
-              </w:rPr>
-            </w:pPr>
-            <w:r>
-              <w:rPr>
-                <w:rFonts w:ascii="Times New Roman" w:eastAsia="標楷體" w:hAnsi="Times New Roman"/>
-                <w:sz w:val="28"/>
-                <w:szCs w:val="28"/>
-              </w:rPr>
-              <w:t xml:space="preserve">1. </w:t>
-            </w:r>
-            <w:r>
-              <w:rPr>
-                <w:rFonts w:ascii="Times New Roman" w:eastAsia="標楷體" w:hAnsi="Times New Roman" w:hint="eastAsia"/>
-                <w:sz w:val="28"/>
-                <w:szCs w:val="28"/>
-              </w:rPr>
-              <w:t>提供「核心陪伴功能免費、進階分析付費」的試用模式，降低初期的信任門檻與獲客成本。</w:t>
-            </w:r>
-          </w:p>
-          <w:p>
-            <w:pPr>
-              <w:spacing w:after="160" w:line="278" w:lineRule="auto"/>
-              <w:rPr>
-                <w:rFonts w:ascii="Times New Roman" w:eastAsia="標楷體" w:hAnsi="Times New Roman"/>
-                <w:sz w:val="28"/>
-                <w:szCs w:val="28"/>
-              </w:rPr>
-            </w:pPr>
-            <w:r>
-              <w:rPr>
-                <w:rFonts w:ascii="Times New Roman" w:eastAsia="標楷體" w:hAnsi="Times New Roman"/>
-                <w:sz w:val="28"/>
-                <w:szCs w:val="28"/>
-              </w:rPr>
-              <w:t xml:space="preserve">2. </w:t>
-            </w:r>
-            <w:r>
-              <w:rPr>
-                <w:rFonts w:ascii="Times New Roman" w:eastAsia="標楷體" w:hAnsi="Times New Roman" w:hint="eastAsia"/>
-                <w:sz w:val="28"/>
-                <w:szCs w:val="28"/>
-              </w:rPr>
-              <w:t>與社區大學、樂齡中心合作舉辦「</w:t>
-            </w:r>
-            <w:r>
-              <w:rPr>
-                <w:rFonts w:ascii="Times New Roman" w:eastAsia="標楷體" w:hAnsi="Times New Roman"/>
-                <w:sz w:val="28"/>
-                <w:szCs w:val="28"/>
-              </w:rPr>
-              <w:t xml:space="preserve">AI </w:t>
-            </w:r>
-            <w:r>
-              <w:rPr>
-                <w:rFonts w:ascii="Times New Roman" w:eastAsia="標楷體" w:hAnsi="Times New Roman" w:hint="eastAsia"/>
-                <w:sz w:val="28"/>
-                <w:szCs w:val="28"/>
-              </w:rPr>
-              <w:t>輔助照護教學」實體活動，提升品牌知名度並化解硬體抗拒。</w:t>
-            </w:r>
-          </w:p>
-          <w:p>
-            <w:pPr>
-              <w:spacing w:after="160" w:line="278" w:lineRule="auto"/>
-              <w:rPr>
-                <w:rFonts w:ascii="Times New Roman" w:eastAsia="標楷體" w:hAnsi="Times New Roman"/>
-                <w:sz w:val="28"/>
-                <w:szCs w:val="28"/>
-              </w:rPr>
-            </w:pPr>
-            <w:r>
-              <w:rPr>
-                <w:rFonts w:ascii="Times New Roman" w:eastAsia="標楷體" w:hAnsi="Times New Roman"/>
-                <w:sz w:val="28"/>
-                <w:szCs w:val="28"/>
-              </w:rPr>
-              <w:t xml:space="preserve">3. </w:t>
-            </w:r>
-            <w:r>
-              <w:rPr>
-                <w:rFonts w:ascii="Times New Roman" w:eastAsia="標楷體" w:hAnsi="Times New Roman" w:hint="eastAsia"/>
-                <w:sz w:val="28"/>
-                <w:szCs w:val="28"/>
-              </w:rPr>
-              <w:t>規劃導入邊緣運算（</w:t>
-            </w:r>
-            <w:r>
-              <w:rPr>
-                <w:rFonts w:ascii="Times New Roman" w:eastAsia="標楷體" w:hAnsi="Times New Roman"/>
-                <w:sz w:val="28"/>
-                <w:szCs w:val="28"/>
-              </w:rPr>
-              <w:t>Edge Computing</w:t>
-            </w:r>
-            <w:r>
-              <w:rPr>
-                <w:rFonts w:ascii="Times New Roman" w:eastAsia="標楷體" w:hAnsi="Times New Roman" w:hint="eastAsia"/>
-                <w:sz w:val="28"/>
-                <w:szCs w:val="28"/>
-              </w:rPr>
-              <w:t>）技術，將常態性語音指令留於本地端處理，長期降低雲端成本。</w:t>
+              <w:t>中資源優先服務具備硬體基礎與付費能力的目標客群。</w:t>
             </w:r>
           </w:p>
         </w:tc>
@@ -15216,13 +16031,23 @@
               </w:rPr>
               <w:t>、</w:t>
             </w:r>
+            <w:proofErr w:type="spellStart"/>
             <w:r>
               <w:rPr>
                 <w:rFonts w:hint="eastAsia"/>
                 <w:sz w:val="28"/>
                 <w:szCs w:val="28"/>
               </w:rPr>
-              <w:t>Wifi 4.0</w:t>
+              <w:t>Wifi</w:t>
+            </w:r>
+            <w:proofErr w:type="spellEnd"/>
+            <w:r>
+              <w:rPr>
+                <w:rFonts w:hint="eastAsia"/>
+                <w:sz w:val="28"/>
+                <w:szCs w:val="28"/>
+              </w:rPr>
+              <w:t xml:space="preserve"> 4.0</w:t>
             </w:r>
             <w:r>
               <w:rPr>
@@ -15321,7 +16146,23 @@
                 <w:sz w:val="28"/>
                 <w:szCs w:val="28"/>
               </w:rPr>
-              <w:t xml:space="preserve"> Exynos 7580</w:t>
+              <w:t xml:space="preserve"> </w:t>
+            </w:r>
+            <w:proofErr w:type="spellStart"/>
+            <w:r>
+              <w:rPr>
+                <w:sz w:val="28"/>
+                <w:szCs w:val="28"/>
+              </w:rPr>
+              <w:t>Exynos</w:t>
+            </w:r>
+            <w:proofErr w:type="spellEnd"/>
+            <w:r>
+              <w:rPr>
+                <w:sz w:val="28"/>
+                <w:szCs w:val="28"/>
+              </w:rPr>
+              <w:t xml:space="preserve"> 7580</w:t>
             </w:r>
             <w:r>
               <w:rPr>
@@ -15439,10 +16280,18 @@
             </w:pPr>
             <w:r>
               <w:rPr>
-                <w:sz w:val="28"/>
-                <w:szCs w:val="28"/>
-              </w:rPr>
-              <w:t>4GB</w:t>
+                <w:rFonts w:hint="eastAsia"/>
+                <w:sz w:val="28"/>
+                <w:szCs w:val="28"/>
+              </w:rPr>
+              <w:t xml:space="preserve">6 </w:t>
+            </w:r>
+            <w:r>
+              <w:rPr>
+                <w:sz w:val="28"/>
+                <w:szCs w:val="28"/>
+              </w:rPr>
+              <w:t>GB</w:t>
             </w:r>
             <w:r>
               <w:rPr>
@@ -15522,7 +16371,15 @@
                 <w:sz w:val="28"/>
                 <w:szCs w:val="28"/>
               </w:rPr>
-              <w:t>16</w:t>
+              <w:t>32</w:t>
+            </w:r>
+            <w:r>
+              <w:rPr>
+                <w:rFonts w:hint="eastAsia"/>
+                <w:sz w:val="28"/>
+                <w:szCs w:val="28"/>
+              </w:rPr>
+              <w:t xml:space="preserve"> </w:t>
             </w:r>
             <w:r>
               <w:rPr>
@@ -16101,7 +16958,7 @@
                 <w:szCs w:val="28"/>
               </w:rPr>
               <w:drawing>
-                <wp:anchor distT="0" distB="0" distL="114300" distR="114300" simplePos="0" relativeHeight="251669504" behindDoc="0" locked="0" layoutInCell="1" allowOverlap="1" wp14:anchorId="1B11D558" wp14:editId="2B8DA5AB">
+                <wp:anchor distT="0" distB="0" distL="114300" distR="114300" simplePos="0" relativeHeight="251669504" behindDoc="0" locked="0" layoutInCell="1" allowOverlap="1" wp14:anchorId="1B11D558" wp14:editId="112D41CE">
                   <wp:simplePos x="0" y="0"/>
                   <wp:positionH relativeFrom="column">
                     <wp:posOffset>161925</wp:posOffset>
@@ -16270,7 +17127,7 @@
                 <w:szCs w:val="28"/>
               </w:rPr>
               <w:drawing>
-                <wp:anchor distT="0" distB="0" distL="114300" distR="114300" simplePos="0" relativeHeight="251666432" behindDoc="0" locked="0" layoutInCell="1" allowOverlap="1" wp14:anchorId="25D3E8E9" wp14:editId="4E72F77F">
+                <wp:anchor distT="0" distB="0" distL="114300" distR="114300" simplePos="0" relativeHeight="251666432" behindDoc="0" locked="0" layoutInCell="1" allowOverlap="1" wp14:anchorId="25D3E8E9" wp14:editId="656FE83C">
                   <wp:simplePos x="0" y="0"/>
                   <wp:positionH relativeFrom="column">
                     <wp:posOffset>405765</wp:posOffset>
@@ -16499,7 +17356,7 @@
                 <w:szCs w:val="28"/>
               </w:rPr>
               <w:drawing>
-                <wp:inline distT="0" distB="0" distL="0" distR="0" wp14:anchorId="06A2723F" wp14:editId="48D92BD2">
+                <wp:inline distT="0" distB="0" distL="0" distR="0" wp14:anchorId="06A2723F" wp14:editId="6F3BD539">
                   <wp:extent cx="594360" cy="594360"/>
                   <wp:effectExtent l="0" t="0" r="0" b="0"/>
                   <wp:docPr id="2107946149" name="圖片 10" descr="Git] Git Client 版本管理工具- Fork ~ m@rcus 學習筆記"/>
@@ -16564,13 +17421,23 @@
                 <w:szCs w:val="28"/>
               </w:rPr>
             </w:pPr>
+            <w:proofErr w:type="spellStart"/>
             <w:r>
               <w:rPr>
                 <w:rFonts w:ascii="Times New Roman" w:eastAsia="標楷體" w:hAnsi="Times New Roman" w:hint="eastAsia"/>
                 <w:sz w:val="28"/>
                 <w:szCs w:val="28"/>
               </w:rPr>
-              <w:t>GitKraken, Fork</w:t>
+              <w:t>GitKraken</w:t>
+            </w:r>
+            <w:proofErr w:type="spellEnd"/>
+            <w:r>
+              <w:rPr>
+                <w:rFonts w:ascii="Times New Roman" w:eastAsia="標楷體" w:hAnsi="Times New Roman" w:hint="eastAsia"/>
+                <w:sz w:val="28"/>
+                <w:szCs w:val="28"/>
+              </w:rPr>
+              <w:t>, Fork</w:t>
             </w:r>
           </w:p>
         </w:tc>
@@ -17218,6 +18085,7 @@
                 <w:szCs w:val="28"/>
               </w:rPr>
             </w:pPr>
+            <w:proofErr w:type="spellStart"/>
             <w:r>
               <w:rPr>
                 <w:rFonts w:ascii="Times New Roman" w:eastAsia="標楷體" w:hAnsi="Times New Roman" w:hint="eastAsia"/>
@@ -17226,6 +18094,7 @@
               </w:rPr>
               <w:t>FastAPI</w:t>
             </w:r>
+            <w:proofErr w:type="spellEnd"/>
           </w:p>
         </w:tc>
       </w:tr>
@@ -17692,7 +18561,7 @@
                 <w:szCs w:val="28"/>
               </w:rPr>
               <w:drawing>
-                <wp:anchor distT="0" distB="0" distL="114300" distR="114300" simplePos="0" relativeHeight="251662336" behindDoc="0" locked="0" layoutInCell="1" allowOverlap="1" wp14:anchorId="4FB11CE0" wp14:editId="4BB3B951">
+                <wp:anchor distT="0" distB="0" distL="114300" distR="114300" simplePos="0" relativeHeight="251662336" behindDoc="0" locked="0" layoutInCell="1" allowOverlap="1" wp14:anchorId="4FB11CE0" wp14:editId="68D284C1">
                   <wp:simplePos x="0" y="0"/>
                   <wp:positionH relativeFrom="column">
                     <wp:posOffset>695325</wp:posOffset>
@@ -17755,7 +18624,7 @@
                 <w:szCs w:val="28"/>
               </w:rPr>
               <w:drawing>
-                <wp:anchor distT="0" distB="0" distL="114300" distR="114300" simplePos="0" relativeHeight="251663360" behindDoc="0" locked="0" layoutInCell="1" allowOverlap="1" wp14:anchorId="156C97B8" wp14:editId="3F9ED73B">
+                <wp:anchor distT="0" distB="0" distL="114300" distR="114300" simplePos="0" relativeHeight="251663360" behindDoc="0" locked="0" layoutInCell="1" allowOverlap="1" wp14:anchorId="156C97B8" wp14:editId="20E0BD7F">
                   <wp:simplePos x="0" y="0"/>
                   <wp:positionH relativeFrom="column">
                     <wp:posOffset>55245</wp:posOffset>
@@ -17834,8 +18703,36 @@
                 <w:sz w:val="28"/>
                 <w:szCs w:val="28"/>
               </w:rPr>
-              <w:t>MySQL Workbench, DBeaver, SQLAlchemy</w:t>
-            </w:r>
+              <w:t xml:space="preserve">MySQL Workbench, </w:t>
+            </w:r>
+            <w:proofErr w:type="spellStart"/>
+            <w:r>
+              <w:rPr>
+                <w:rFonts w:ascii="Times New Roman" w:eastAsia="標楷體" w:hAnsi="Times New Roman" w:hint="eastAsia"/>
+                <w:sz w:val="28"/>
+                <w:szCs w:val="28"/>
+              </w:rPr>
+              <w:t>DBeaver</w:t>
+            </w:r>
+            <w:proofErr w:type="spellEnd"/>
+            <w:r>
+              <w:rPr>
+                <w:rFonts w:ascii="Times New Roman" w:eastAsia="標楷體" w:hAnsi="Times New Roman" w:hint="eastAsia"/>
+                <w:sz w:val="28"/>
+                <w:szCs w:val="28"/>
+              </w:rPr>
+              <w:t xml:space="preserve">, </w:t>
+            </w:r>
+            <w:proofErr w:type="spellStart"/>
+            <w:r>
+              <w:rPr>
+                <w:rFonts w:ascii="Times New Roman" w:eastAsia="標楷體" w:hAnsi="Times New Roman" w:hint="eastAsia"/>
+                <w:sz w:val="28"/>
+                <w:szCs w:val="28"/>
+              </w:rPr>
+              <w:t>SQLAlchemy</w:t>
+            </w:r>
+            <w:proofErr w:type="spellEnd"/>
           </w:p>
         </w:tc>
       </w:tr>
@@ -18370,7 +19267,25 @@
                 <w:sz w:val="28"/>
                 <w:szCs w:val="28"/>
               </w:rPr>
-              <w:t>Gemini, ChatGPT, Claude, Github Copilot</w:t>
+              <w:t xml:space="preserve">Gemini, ChatGPT, Claude, </w:t>
+            </w:r>
+            <w:proofErr w:type="spellStart"/>
+            <w:r>
+              <w:rPr>
+                <w:rFonts w:ascii="Times New Roman" w:eastAsia="標楷體" w:hAnsi="Times New Roman" w:hint="eastAsia"/>
+                <w:sz w:val="28"/>
+                <w:szCs w:val="28"/>
+              </w:rPr>
+              <w:t>Github</w:t>
+            </w:r>
+            <w:proofErr w:type="spellEnd"/>
+            <w:r>
+              <w:rPr>
+                <w:rFonts w:ascii="Times New Roman" w:eastAsia="標楷體" w:hAnsi="Times New Roman" w:hint="eastAsia"/>
+                <w:sz w:val="28"/>
+                <w:szCs w:val="28"/>
+              </w:rPr>
+              <w:t xml:space="preserve"> Copilot</w:t>
             </w:r>
           </w:p>
         </w:tc>
@@ -18745,7 +19660,7 @@
                 <w:szCs w:val="28"/>
               </w:rPr>
               <w:drawing>
-                <wp:anchor distT="0" distB="0" distL="114300" distR="114300" simplePos="0" relativeHeight="251678720" behindDoc="0" locked="0" layoutInCell="1" allowOverlap="1" wp14:anchorId="2EF2DB82" wp14:editId="60C34E47">
+                <wp:anchor distT="0" distB="0" distL="114300" distR="114300" simplePos="0" relativeHeight="251678720" behindDoc="0" locked="0" layoutInCell="1" allowOverlap="1" wp14:anchorId="2EF2DB82" wp14:editId="203B600E">
                   <wp:simplePos x="0" y="0"/>
                   <wp:positionH relativeFrom="column">
                     <wp:posOffset>47625</wp:posOffset>
@@ -18824,7 +19739,25 @@
                 <w:sz w:val="28"/>
                 <w:szCs w:val="28"/>
               </w:rPr>
-              <w:t xml:space="preserve">Canva, Powerpoint, Gamma </w:t>
+              <w:t xml:space="preserve">Canva, </w:t>
+            </w:r>
+            <w:proofErr w:type="spellStart"/>
+            <w:r>
+              <w:rPr>
+                <w:rFonts w:ascii="Times New Roman" w:eastAsia="標楷體" w:hAnsi="Times New Roman" w:hint="eastAsia"/>
+                <w:sz w:val="28"/>
+                <w:szCs w:val="28"/>
+              </w:rPr>
+              <w:t>Powerpoint</w:t>
+            </w:r>
+            <w:proofErr w:type="spellEnd"/>
+            <w:r>
+              <w:rPr>
+                <w:rFonts w:ascii="Times New Roman" w:eastAsia="標楷體" w:hAnsi="Times New Roman" w:hint="eastAsia"/>
+                <w:sz w:val="28"/>
+                <w:szCs w:val="28"/>
+              </w:rPr>
+              <w:t xml:space="preserve">, Gamma </w:t>
             </w:r>
           </w:p>
         </w:tc>
@@ -21987,13 +22920,23 @@
                 <w:szCs w:val="28"/>
               </w:rPr>
             </w:pPr>
+            <w:proofErr w:type="spellStart"/>
             <w:r>
               <w:rPr>
                 <w:rFonts w:ascii="Times New Roman" w:eastAsia="標楷體" w:hAnsi="Times New Roman" w:hint="eastAsia"/>
                 <w:sz w:val="28"/>
                 <w:szCs w:val="28"/>
               </w:rPr>
-              <w:t>Ollama LLM</w:t>
+              <w:t>Ollama</w:t>
+            </w:r>
+            <w:proofErr w:type="spellEnd"/>
+            <w:r>
+              <w:rPr>
+                <w:rFonts w:ascii="Times New Roman" w:eastAsia="標楷體" w:hAnsi="Times New Roman" w:hint="eastAsia"/>
+                <w:sz w:val="28"/>
+                <w:szCs w:val="28"/>
+              </w:rPr>
+              <w:t xml:space="preserve"> LLM</w:t>
             </w:r>
             <w:r>
               <w:rPr>
@@ -32824,7 +33767,7 @@
         </w:rPr>
         <w:lastRenderedPageBreak/>
         <w:drawing>
-          <wp:anchor distT="0" distB="0" distL="114300" distR="114300" simplePos="0" relativeHeight="251705344" behindDoc="0" locked="0" layoutInCell="1" allowOverlap="1" wp14:anchorId="226E2AB6" wp14:editId="714AE1BF">
+          <wp:anchor distT="0" distB="0" distL="114300" distR="114300" simplePos="0" relativeHeight="251705344" behindDoc="0" locked="0" layoutInCell="1" allowOverlap="1" wp14:anchorId="226E2AB6" wp14:editId="1ABB5868">
             <wp:simplePos x="0" y="0"/>
             <wp:positionH relativeFrom="margin">
               <wp:align>center</wp:align>
@@ -33879,7 +34822,7 @@
           <w:noProof/>
         </w:rPr>
         <w:drawing>
-          <wp:anchor distT="0" distB="0" distL="114300" distR="114300" simplePos="0" relativeHeight="251713536" behindDoc="0" locked="0" layoutInCell="1" allowOverlap="1" wp14:anchorId="68CDFAF6" wp14:editId="518B8A71">
+          <wp:anchor distT="0" distB="0" distL="114300" distR="114300" simplePos="0" relativeHeight="251713536" behindDoc="0" locked="0" layoutInCell="1" allowOverlap="1" wp14:anchorId="68CDFAF6" wp14:editId="2F02D53D">
             <wp:simplePos x="0" y="0"/>
             <wp:positionH relativeFrom="margin">
               <wp:posOffset>125730</wp:posOffset>
@@ -34398,7 +35341,7 @@
           <w:noProof/>
         </w:rPr>
         <w:drawing>
-          <wp:anchor distT="0" distB="0" distL="114300" distR="114300" simplePos="0" relativeHeight="251717632" behindDoc="0" locked="0" layoutInCell="1" allowOverlap="1" wp14:anchorId="633A5A1B" wp14:editId="61ECB93F">
+          <wp:anchor distT="0" distB="0" distL="114300" distR="114300" simplePos="0" relativeHeight="251717632" behindDoc="0" locked="0" layoutInCell="1" allowOverlap="1" wp14:anchorId="633A5A1B" wp14:editId="5D876A38">
             <wp:simplePos x="0" y="0"/>
             <wp:positionH relativeFrom="column">
               <wp:posOffset>2540</wp:posOffset>
@@ -34489,7 +35432,7 @@
         </w:rPr>
         <w:lastRenderedPageBreak/>
         <w:drawing>
-          <wp:anchor distT="0" distB="0" distL="114300" distR="114300" simplePos="0" relativeHeight="251718656" behindDoc="0" locked="0" layoutInCell="1" allowOverlap="1" wp14:anchorId="597361A9" wp14:editId="47CEC1C7">
+          <wp:anchor distT="0" distB="0" distL="114300" distR="114300" simplePos="0" relativeHeight="251718656" behindDoc="0" locked="0" layoutInCell="1" allowOverlap="1" wp14:anchorId="597361A9" wp14:editId="5815F5E6">
             <wp:simplePos x="0" y="0"/>
             <wp:positionH relativeFrom="column">
               <wp:posOffset>21590</wp:posOffset>
@@ -34920,7 +35863,27 @@
                 <w:sz w:val="28"/>
                 <w:szCs w:val="28"/>
               </w:rPr>
-              <w:t xml:space="preserve">T01 user_account_data </w:t>
+              <w:t xml:space="preserve">T01 </w:t>
+            </w:r>
+            <w:proofErr w:type="spellStart"/>
+            <w:r>
+              <w:rPr>
+                <w:b/>
+                <w:bCs/>
+                <w:sz w:val="28"/>
+                <w:szCs w:val="28"/>
+              </w:rPr>
+              <w:t>user_account_data</w:t>
+            </w:r>
+            <w:proofErr w:type="spellEnd"/>
+            <w:r>
+              <w:rPr>
+                <w:b/>
+                <w:bCs/>
+                <w:sz w:val="28"/>
+                <w:szCs w:val="28"/>
+              </w:rPr>
+              <w:t xml:space="preserve"> </w:t>
             </w:r>
             <w:r>
               <w:rPr>
@@ -35236,6 +36199,7 @@
                 <w:szCs w:val="28"/>
               </w:rPr>
             </w:pPr>
+            <w:proofErr w:type="spellStart"/>
             <w:r>
               <w:rPr>
                 <w:sz w:val="28"/>
@@ -35243,6 +36207,7 @@
               </w:rPr>
               <w:t>user_id</w:t>
             </w:r>
+            <w:proofErr w:type="spellEnd"/>
           </w:p>
         </w:tc>
         <w:tc>
@@ -35470,6 +36435,7 @@
                 <w:szCs w:val="28"/>
               </w:rPr>
             </w:pPr>
+            <w:proofErr w:type="spellStart"/>
             <w:r>
               <w:rPr>
                 <w:sz w:val="28"/>
@@ -35477,6 +36443,7 @@
               </w:rPr>
               <w:t>user_name</w:t>
             </w:r>
+            <w:proofErr w:type="spellEnd"/>
           </w:p>
         </w:tc>
         <w:tc>
@@ -35695,6 +36662,7 @@
                 <w:szCs w:val="28"/>
               </w:rPr>
             </w:pPr>
+            <w:proofErr w:type="spellStart"/>
             <w:r>
               <w:rPr>
                 <w:sz w:val="28"/>
@@ -35702,6 +36670,7 @@
               </w:rPr>
               <w:t>user_email</w:t>
             </w:r>
+            <w:proofErr w:type="spellEnd"/>
           </w:p>
         </w:tc>
         <w:tc>
@@ -36145,6 +37114,7 @@
                 <w:szCs w:val="28"/>
               </w:rPr>
             </w:pPr>
+            <w:proofErr w:type="spellStart"/>
             <w:r>
               <w:rPr>
                 <w:sz w:val="28"/>
@@ -36152,6 +37122,7 @@
               </w:rPr>
               <w:t>account_create_time</w:t>
             </w:r>
+            <w:proofErr w:type="spellEnd"/>
           </w:p>
         </w:tc>
         <w:tc>
@@ -36363,6 +37334,7 @@
                 <w:szCs w:val="28"/>
               </w:rPr>
             </w:pPr>
+            <w:proofErr w:type="spellStart"/>
             <w:r>
               <w:rPr>
                 <w:sz w:val="28"/>
@@ -36370,6 +37342,7 @@
               </w:rPr>
               <w:t>user_authority</w:t>
             </w:r>
+            <w:proofErr w:type="spellEnd"/>
           </w:p>
         </w:tc>
         <w:tc>
@@ -36581,6 +37554,7 @@
                 <w:szCs w:val="28"/>
               </w:rPr>
             </w:pPr>
+            <w:proofErr w:type="spellStart"/>
             <w:r>
               <w:rPr>
                 <w:sz w:val="28"/>
@@ -36588,6 +37562,7 @@
               </w:rPr>
               <w:t>payment_channel</w:t>
             </w:r>
+            <w:proofErr w:type="spellEnd"/>
           </w:p>
         </w:tc>
         <w:tc>
@@ -36798,6 +37773,7 @@
                 <w:szCs w:val="28"/>
               </w:rPr>
             </w:pPr>
+            <w:proofErr w:type="spellStart"/>
             <w:r>
               <w:rPr>
                 <w:sz w:val="28"/>
@@ -36805,6 +37781,7 @@
               </w:rPr>
               <w:t>register_platform</w:t>
             </w:r>
+            <w:proofErr w:type="spellEnd"/>
           </w:p>
         </w:tc>
         <w:tc>
@@ -37087,7 +38064,29 @@
                 <w:szCs w:val="28"/>
               </w:rPr>
               <w:lastRenderedPageBreak/>
-              <w:t xml:space="preserve">T02 elder_profile </w:t>
+              <w:t xml:space="preserve">T02 </w:t>
+            </w:r>
+            <w:proofErr w:type="spellStart"/>
+            <w:r>
+              <w:rPr>
+                <w:rFonts w:hint="eastAsia"/>
+                <w:b/>
+                <w:bCs/>
+                <w:sz w:val="28"/>
+                <w:szCs w:val="28"/>
+              </w:rPr>
+              <w:t>elder_profile</w:t>
+            </w:r>
+            <w:proofErr w:type="spellEnd"/>
+            <w:r>
+              <w:rPr>
+                <w:rFonts w:hint="eastAsia"/>
+                <w:b/>
+                <w:bCs/>
+                <w:sz w:val="28"/>
+                <w:szCs w:val="28"/>
+              </w:rPr>
+              <w:t xml:space="preserve"> </w:t>
             </w:r>
             <w:r>
               <w:rPr>
@@ -37370,6 +38369,7 @@
                 <w:szCs w:val="28"/>
               </w:rPr>
             </w:pPr>
+            <w:proofErr w:type="spellStart"/>
             <w:r>
               <w:rPr>
                 <w:sz w:val="28"/>
@@ -37377,6 +38377,7 @@
               </w:rPr>
               <w:t>elder_id</w:t>
             </w:r>
+            <w:proofErr w:type="spellEnd"/>
           </w:p>
         </w:tc>
         <w:tc>
@@ -37603,6 +38604,7 @@
                 <w:szCs w:val="28"/>
               </w:rPr>
             </w:pPr>
+            <w:proofErr w:type="spellStart"/>
             <w:r>
               <w:rPr>
                 <w:sz w:val="28"/>
@@ -37610,6 +38612,7 @@
               </w:rPr>
               <w:t>user_id</w:t>
             </w:r>
+            <w:proofErr w:type="spellEnd"/>
           </w:p>
         </w:tc>
         <w:tc>
@@ -37836,6 +38839,7 @@
                 <w:szCs w:val="28"/>
               </w:rPr>
             </w:pPr>
+            <w:proofErr w:type="spellStart"/>
             <w:r>
               <w:rPr>
                 <w:sz w:val="28"/>
@@ -37843,6 +38847,7 @@
               </w:rPr>
               <w:t>elder_name</w:t>
             </w:r>
+            <w:proofErr w:type="spellEnd"/>
           </w:p>
         </w:tc>
         <w:tc>
@@ -38061,6 +39066,7 @@
                 <w:szCs w:val="28"/>
               </w:rPr>
             </w:pPr>
+            <w:proofErr w:type="spellStart"/>
             <w:r>
               <w:rPr>
                 <w:sz w:val="28"/>
@@ -38068,6 +39074,7 @@
               </w:rPr>
               <w:t>elder_appellation</w:t>
             </w:r>
+            <w:proofErr w:type="spellEnd"/>
           </w:p>
         </w:tc>
         <w:tc>
@@ -38931,6 +39938,7 @@
                 <w:szCs w:val="28"/>
               </w:rPr>
             </w:pPr>
+            <w:proofErr w:type="spellStart"/>
             <w:r>
               <w:rPr>
                 <w:sz w:val="28"/>
@@ -38938,6 +39946,7 @@
               </w:rPr>
               <w:t>medication_notes</w:t>
             </w:r>
+            <w:proofErr w:type="spellEnd"/>
           </w:p>
         </w:tc>
         <w:tc>
@@ -39140,6 +40149,7 @@
                 <w:szCs w:val="28"/>
               </w:rPr>
             </w:pPr>
+            <w:proofErr w:type="spellStart"/>
             <w:r>
               <w:rPr>
                 <w:sz w:val="28"/>
@@ -39147,6 +40157,7 @@
               </w:rPr>
               <w:t>ai_emotion_tone</w:t>
             </w:r>
+            <w:proofErr w:type="spellEnd"/>
           </w:p>
         </w:tc>
         <w:tc>
@@ -39357,6 +40368,7 @@
                 <w:szCs w:val="28"/>
               </w:rPr>
             </w:pPr>
+            <w:proofErr w:type="spellStart"/>
             <w:r>
               <w:rPr>
                 <w:sz w:val="28"/>
@@ -39364,6 +40376,7 @@
               </w:rPr>
               <w:t>ai_text_verbosity</w:t>
             </w:r>
+            <w:proofErr w:type="spellEnd"/>
           </w:p>
         </w:tc>
         <w:tc>
@@ -39574,6 +40587,7 @@
                 <w:szCs w:val="28"/>
               </w:rPr>
             </w:pPr>
+            <w:proofErr w:type="spellStart"/>
             <w:r>
               <w:rPr>
                 <w:sz w:val="28"/>
@@ -39581,6 +40595,7 @@
               </w:rPr>
               <w:t>create_ts</w:t>
             </w:r>
+            <w:proofErr w:type="spellEnd"/>
           </w:p>
         </w:tc>
         <w:tc>
@@ -39784,6 +40799,7 @@
                 <w:szCs w:val="28"/>
               </w:rPr>
             </w:pPr>
+            <w:proofErr w:type="spellStart"/>
             <w:r>
               <w:rPr>
                 <w:sz w:val="28"/>
@@ -39791,6 +40807,7 @@
               </w:rPr>
               <w:t>step_total</w:t>
             </w:r>
+            <w:proofErr w:type="spellEnd"/>
           </w:p>
         </w:tc>
         <w:tc>
@@ -39994,6 +41011,7 @@
                 <w:szCs w:val="28"/>
               </w:rPr>
             </w:pPr>
+            <w:proofErr w:type="spellStart"/>
             <w:r>
               <w:rPr>
                 <w:sz w:val="28"/>
@@ -40002,6 +41020,7 @@
               <w:lastRenderedPageBreak/>
               <w:t>gawa_id</w:t>
             </w:r>
+            <w:proofErr w:type="spellEnd"/>
           </w:p>
         </w:tc>
         <w:tc>
@@ -40212,6 +41231,7 @@
                 <w:szCs w:val="28"/>
               </w:rPr>
             </w:pPr>
+            <w:proofErr w:type="spellStart"/>
             <w:r>
               <w:rPr>
                 <w:sz w:val="28"/>
@@ -40219,6 +41239,7 @@
               </w:rPr>
               <w:t>feed_starttime</w:t>
             </w:r>
+            <w:proofErr w:type="spellEnd"/>
           </w:p>
         </w:tc>
         <w:tc>
@@ -40422,6 +41443,7 @@
                 <w:szCs w:val="28"/>
               </w:rPr>
             </w:pPr>
+            <w:proofErr w:type="spellStart"/>
             <w:r>
               <w:rPr>
                 <w:sz w:val="28"/>
@@ -40429,6 +41451,7 @@
               </w:rPr>
               <w:t>ai_persona</w:t>
             </w:r>
+            <w:proofErr w:type="spellEnd"/>
           </w:p>
         </w:tc>
         <w:tc>
@@ -40638,6 +41661,7 @@
                 <w:szCs w:val="28"/>
               </w:rPr>
             </w:pPr>
+            <w:proofErr w:type="spellStart"/>
             <w:r>
               <w:rPr>
                 <w:sz w:val="28"/>
@@ -40645,6 +41669,7 @@
               </w:rPr>
               <w:t>life_story</w:t>
             </w:r>
+            <w:proofErr w:type="spellEnd"/>
           </w:p>
         </w:tc>
         <w:tc>
@@ -40840,6 +41865,7 @@
                 <w:szCs w:val="28"/>
               </w:rPr>
             </w:pPr>
+            <w:proofErr w:type="spellStart"/>
             <w:r>
               <w:rPr>
                 <w:sz w:val="28"/>
@@ -40847,6 +41873,7 @@
               </w:rPr>
               <w:t>last_interaction_at</w:t>
             </w:r>
+            <w:proofErr w:type="spellEnd"/>
           </w:p>
         </w:tc>
         <w:tc>
@@ -41050,6 +42077,7 @@
                 <w:szCs w:val="28"/>
               </w:rPr>
             </w:pPr>
+            <w:proofErr w:type="spellStart"/>
             <w:r>
               <w:rPr>
                 <w:sz w:val="28"/>
@@ -41057,6 +42085,7 @@
               </w:rPr>
               <w:t>heartbeat_frequency</w:t>
             </w:r>
+            <w:proofErr w:type="spellEnd"/>
           </w:p>
         </w:tc>
         <w:tc>
@@ -41260,6 +42289,7 @@
                 <w:szCs w:val="28"/>
               </w:rPr>
             </w:pPr>
+            <w:proofErr w:type="spellStart"/>
             <w:r>
               <w:rPr>
                 <w:sz w:val="28"/>
@@ -41267,6 +42297,7 @@
               </w:rPr>
               <w:t>chronic_diseases</w:t>
             </w:r>
+            <w:proofErr w:type="spellEnd"/>
           </w:p>
         </w:tc>
         <w:tc>
@@ -41723,7 +42754,27 @@
                 <w:sz w:val="28"/>
                 <w:szCs w:val="28"/>
               </w:rPr>
-              <w:t xml:space="preserve">T03 family_elder_relationship </w:t>
+              <w:t xml:space="preserve">T03 </w:t>
+            </w:r>
+            <w:proofErr w:type="spellStart"/>
+            <w:r>
+              <w:rPr>
+                <w:b/>
+                <w:bCs/>
+                <w:sz w:val="28"/>
+                <w:szCs w:val="28"/>
+              </w:rPr>
+              <w:t>family_elder_relationship</w:t>
+            </w:r>
+            <w:proofErr w:type="spellEnd"/>
+            <w:r>
+              <w:rPr>
+                <w:b/>
+                <w:bCs/>
+                <w:sz w:val="28"/>
+                <w:szCs w:val="28"/>
+              </w:rPr>
+              <w:t xml:space="preserve"> </w:t>
             </w:r>
             <w:r>
               <w:rPr>
@@ -42058,6 +43109,7 @@
                 <w:szCs w:val="28"/>
               </w:rPr>
             </w:pPr>
+            <w:proofErr w:type="spellStart"/>
             <w:r>
               <w:rPr>
                 <w:sz w:val="28"/>
@@ -42065,6 +43117,7 @@
               </w:rPr>
               <w:t>relation_id</w:t>
             </w:r>
+            <w:proofErr w:type="spellEnd"/>
           </w:p>
         </w:tc>
         <w:tc>
@@ -42292,6 +43345,7 @@
                 <w:szCs w:val="28"/>
               </w:rPr>
             </w:pPr>
+            <w:proofErr w:type="spellStart"/>
             <w:r>
               <w:rPr>
                 <w:sz w:val="28"/>
@@ -42299,6 +43353,7 @@
               </w:rPr>
               <w:t>elder_id</w:t>
             </w:r>
+            <w:proofErr w:type="spellEnd"/>
           </w:p>
         </w:tc>
         <w:tc>
@@ -42525,6 +43580,7 @@
                 <w:szCs w:val="28"/>
               </w:rPr>
             </w:pPr>
+            <w:proofErr w:type="spellStart"/>
             <w:r>
               <w:rPr>
                 <w:sz w:val="28"/>
@@ -42532,6 +43588,7 @@
               </w:rPr>
               <w:t>family_id</w:t>
             </w:r>
+            <w:proofErr w:type="spellEnd"/>
           </w:p>
         </w:tc>
         <w:tc>
@@ -42758,6 +43815,7 @@
                 <w:szCs w:val="28"/>
               </w:rPr>
             </w:pPr>
+            <w:proofErr w:type="spellStart"/>
             <w:r>
               <w:rPr>
                 <w:sz w:val="28"/>
@@ -42766,6 +43824,7 @@
               <w:lastRenderedPageBreak/>
               <w:t>create_ts</w:t>
             </w:r>
+            <w:proofErr w:type="spellEnd"/>
           </w:p>
         </w:tc>
         <w:tc>
@@ -43032,7 +44091,29 @@
                 <w:sz w:val="28"/>
                 <w:szCs w:val="28"/>
               </w:rPr>
-              <w:t xml:space="preserve">T04 call_record </w:t>
+              <w:t xml:space="preserve">T04 </w:t>
+            </w:r>
+            <w:proofErr w:type="spellStart"/>
+            <w:r>
+              <w:rPr>
+                <w:rFonts w:hint="eastAsia"/>
+                <w:b/>
+                <w:bCs/>
+                <w:sz w:val="28"/>
+                <w:szCs w:val="28"/>
+              </w:rPr>
+              <w:t>call_record</w:t>
+            </w:r>
+            <w:proofErr w:type="spellEnd"/>
+            <w:r>
+              <w:rPr>
+                <w:rFonts w:hint="eastAsia"/>
+                <w:b/>
+                <w:bCs/>
+                <w:sz w:val="28"/>
+                <w:szCs w:val="28"/>
+              </w:rPr>
+              <w:t xml:space="preserve"> </w:t>
             </w:r>
             <w:r>
               <w:rPr>
@@ -43590,6 +44671,7 @@
                 <w:szCs w:val="28"/>
               </w:rPr>
             </w:pPr>
+            <w:proofErr w:type="spellStart"/>
             <w:r>
               <w:rPr>
                 <w:sz w:val="28"/>
@@ -43597,6 +44679,7 @@
               </w:rPr>
               <w:t>call_id</w:t>
             </w:r>
+            <w:proofErr w:type="spellEnd"/>
           </w:p>
         </w:tc>
         <w:tc>
@@ -43815,6 +44898,7 @@
                 <w:szCs w:val="28"/>
               </w:rPr>
             </w:pPr>
+            <w:proofErr w:type="spellStart"/>
             <w:r>
               <w:rPr>
                 <w:sz w:val="28"/>
@@ -43822,6 +44906,7 @@
               </w:rPr>
               <w:t>room_id</w:t>
             </w:r>
+            <w:proofErr w:type="spellEnd"/>
           </w:p>
         </w:tc>
         <w:tc>
@@ -44040,6 +45125,7 @@
                 <w:szCs w:val="28"/>
               </w:rPr>
             </w:pPr>
+            <w:proofErr w:type="spellStart"/>
             <w:r>
               <w:rPr>
                 <w:sz w:val="28"/>
@@ -44047,6 +45133,7 @@
               </w:rPr>
               <w:t>caller_id</w:t>
             </w:r>
+            <w:proofErr w:type="spellEnd"/>
           </w:p>
         </w:tc>
         <w:tc>
@@ -44272,6 +45359,7 @@
                 <w:szCs w:val="28"/>
               </w:rPr>
             </w:pPr>
+            <w:proofErr w:type="spellStart"/>
             <w:r>
               <w:rPr>
                 <w:sz w:val="28"/>
@@ -44279,6 +45367,7 @@
               </w:rPr>
               <w:t>callee_id</w:t>
             </w:r>
+            <w:proofErr w:type="spellEnd"/>
           </w:p>
         </w:tc>
         <w:tc>
@@ -44504,6 +45593,7 @@
                 <w:szCs w:val="28"/>
               </w:rPr>
             </w:pPr>
+            <w:proofErr w:type="spellStart"/>
             <w:r>
               <w:rPr>
                 <w:sz w:val="28"/>
@@ -44511,6 +45601,7 @@
               </w:rPr>
               <w:t>start_time</w:t>
             </w:r>
+            <w:proofErr w:type="spellEnd"/>
           </w:p>
         </w:tc>
         <w:tc>
@@ -44722,6 +45813,7 @@
                 <w:szCs w:val="28"/>
               </w:rPr>
             </w:pPr>
+            <w:proofErr w:type="spellStart"/>
             <w:r>
               <w:rPr>
                 <w:sz w:val="28"/>
@@ -44729,6 +45821,7 @@
               </w:rPr>
               <w:t>end_time</w:t>
             </w:r>
+            <w:proofErr w:type="spellEnd"/>
           </w:p>
         </w:tc>
         <w:tc>
@@ -45227,7 +46320,27 @@
                 <w:szCs w:val="28"/>
               </w:rPr>
               <w:lastRenderedPageBreak/>
-              <w:t xml:space="preserve">T05 pairing_code </w:t>
+              <w:t xml:space="preserve">T05 </w:t>
+            </w:r>
+            <w:proofErr w:type="spellStart"/>
+            <w:r>
+              <w:rPr>
+                <w:b/>
+                <w:bCs/>
+                <w:sz w:val="28"/>
+                <w:szCs w:val="28"/>
+              </w:rPr>
+              <w:t>pairing_code</w:t>
+            </w:r>
+            <w:proofErr w:type="spellEnd"/>
+            <w:r>
+              <w:rPr>
+                <w:b/>
+                <w:bCs/>
+                <w:sz w:val="28"/>
+                <w:szCs w:val="28"/>
+              </w:rPr>
+              <w:t xml:space="preserve"> </w:t>
             </w:r>
             <w:r>
               <w:rPr>
@@ -45543,6 +46656,7 @@
                 <w:szCs w:val="28"/>
               </w:rPr>
             </w:pPr>
+            <w:proofErr w:type="spellStart"/>
             <w:r>
               <w:rPr>
                 <w:sz w:val="28"/>
@@ -45550,6 +46664,7 @@
               </w:rPr>
               <w:t>code_id</w:t>
             </w:r>
+            <w:proofErr w:type="spellEnd"/>
           </w:p>
         </w:tc>
         <w:tc>
@@ -45777,6 +46892,7 @@
                 <w:szCs w:val="28"/>
               </w:rPr>
             </w:pPr>
+            <w:proofErr w:type="spellStart"/>
             <w:r>
               <w:rPr>
                 <w:sz w:val="28"/>
@@ -45784,6 +46900,7 @@
               </w:rPr>
               <w:t>creator_id</w:t>
             </w:r>
+            <w:proofErr w:type="spellEnd"/>
           </w:p>
         </w:tc>
         <w:tc>
@@ -46228,6 +47345,7 @@
                 <w:szCs w:val="28"/>
               </w:rPr>
             </w:pPr>
+            <w:proofErr w:type="spellStart"/>
             <w:r>
               <w:rPr>
                 <w:sz w:val="28"/>
@@ -46235,6 +47353,7 @@
               </w:rPr>
               <w:t>is_used</w:t>
             </w:r>
+            <w:proofErr w:type="spellEnd"/>
           </w:p>
         </w:tc>
         <w:tc>
@@ -46453,6 +47572,7 @@
                 <w:szCs w:val="28"/>
               </w:rPr>
             </w:pPr>
+            <w:proofErr w:type="spellStart"/>
             <w:r>
               <w:rPr>
                 <w:sz w:val="28"/>
@@ -46460,6 +47580,7 @@
               </w:rPr>
               <w:t>expires_at</w:t>
             </w:r>
+            <w:proofErr w:type="spellEnd"/>
           </w:p>
         </w:tc>
         <w:tc>
@@ -46719,7 +47840,27 @@
                 <w:szCs w:val="28"/>
               </w:rPr>
               <w:br w:type="page"/>
-              <w:t xml:space="preserve">T06 elder_fellowship_data </w:t>
+              <w:t xml:space="preserve">T06 </w:t>
+            </w:r>
+            <w:proofErr w:type="spellStart"/>
+            <w:r>
+              <w:rPr>
+                <w:b/>
+                <w:bCs/>
+                <w:sz w:val="28"/>
+                <w:szCs w:val="28"/>
+              </w:rPr>
+              <w:t>elder_fellowship_data</w:t>
+            </w:r>
+            <w:proofErr w:type="spellEnd"/>
+            <w:r>
+              <w:rPr>
+                <w:b/>
+                <w:bCs/>
+                <w:sz w:val="28"/>
+                <w:szCs w:val="28"/>
+              </w:rPr>
+              <w:t xml:space="preserve"> </w:t>
             </w:r>
             <w:r>
               <w:rPr>
@@ -47089,6 +48230,7 @@
                 <w:szCs w:val="28"/>
               </w:rPr>
             </w:pPr>
+            <w:proofErr w:type="spellStart"/>
             <w:r>
               <w:rPr>
                 <w:sz w:val="28"/>
@@ -47096,6 +48238,7 @@
               </w:rPr>
               <w:t>requester_id</w:t>
             </w:r>
+            <w:proofErr w:type="spellEnd"/>
           </w:p>
         </w:tc>
         <w:tc>
@@ -47385,6 +48528,7 @@
                 <w:szCs w:val="28"/>
               </w:rPr>
             </w:pPr>
+            <w:proofErr w:type="spellStart"/>
             <w:r>
               <w:rPr>
                 <w:sz w:val="28"/>
@@ -47392,6 +48536,7 @@
               </w:rPr>
               <w:t>addressee_id</w:t>
             </w:r>
+            <w:proofErr w:type="spellEnd"/>
           </w:p>
         </w:tc>
         <w:tc>
@@ -47947,6 +49092,7 @@
                 <w:szCs w:val="28"/>
               </w:rPr>
             </w:pPr>
+            <w:proofErr w:type="spellStart"/>
             <w:r>
               <w:rPr>
                 <w:sz w:val="28"/>
@@ -47954,6 +49100,7 @@
               </w:rPr>
               <w:t>create_ts</w:t>
             </w:r>
+            <w:proofErr w:type="spellEnd"/>
           </w:p>
         </w:tc>
         <w:tc>
@@ -48277,7 +49424,27 @@
                 <w:szCs w:val="28"/>
               </w:rPr>
               <w:lastRenderedPageBreak/>
-              <w:t xml:space="preserve">T07 family_message </w:t>
+              <w:t xml:space="preserve">T07 </w:t>
+            </w:r>
+            <w:proofErr w:type="spellStart"/>
+            <w:r>
+              <w:rPr>
+                <w:b/>
+                <w:bCs/>
+                <w:sz w:val="28"/>
+                <w:szCs w:val="28"/>
+              </w:rPr>
+              <w:t>family_message</w:t>
+            </w:r>
+            <w:proofErr w:type="spellEnd"/>
+            <w:r>
+              <w:rPr>
+                <w:b/>
+                <w:bCs/>
+                <w:sz w:val="28"/>
+                <w:szCs w:val="28"/>
+              </w:rPr>
+              <w:t xml:space="preserve"> </w:t>
             </w:r>
             <w:r>
               <w:rPr>
@@ -48853,6 +50020,7 @@
                 <w:szCs w:val="28"/>
               </w:rPr>
             </w:pPr>
+            <w:proofErr w:type="spellStart"/>
             <w:r>
               <w:rPr>
                 <w:sz w:val="28"/>
@@ -48860,6 +50028,7 @@
               </w:rPr>
               <w:t>family_id</w:t>
             </w:r>
+            <w:proofErr w:type="spellEnd"/>
           </w:p>
         </w:tc>
         <w:tc>
@@ -49086,6 +50255,7 @@
                 <w:szCs w:val="28"/>
               </w:rPr>
             </w:pPr>
+            <w:proofErr w:type="spellStart"/>
             <w:r>
               <w:rPr>
                 <w:sz w:val="28"/>
@@ -49093,6 +50263,7 @@
               </w:rPr>
               <w:t>elder_id</w:t>
             </w:r>
+            <w:proofErr w:type="spellEnd"/>
           </w:p>
         </w:tc>
         <w:tc>
@@ -49544,6 +50715,7 @@
                 <w:szCs w:val="28"/>
               </w:rPr>
             </w:pPr>
+            <w:proofErr w:type="spellStart"/>
             <w:r>
               <w:rPr>
                 <w:sz w:val="28"/>
@@ -49551,6 +50723,7 @@
               </w:rPr>
               <w:t>is_read</w:t>
             </w:r>
+            <w:proofErr w:type="spellEnd"/>
           </w:p>
         </w:tc>
         <w:tc>
@@ -49769,6 +50942,7 @@
                 <w:szCs w:val="28"/>
               </w:rPr>
             </w:pPr>
+            <w:proofErr w:type="spellStart"/>
             <w:r>
               <w:rPr>
                 <w:sz w:val="28"/>
@@ -49776,6 +50950,7 @@
               </w:rPr>
               <w:t>created_at</w:t>
             </w:r>
+            <w:proofErr w:type="spellEnd"/>
           </w:p>
         </w:tc>
         <w:tc>
@@ -50056,7 +51231,27 @@
               </w:rPr>
               <w:lastRenderedPageBreak/>
               <w:br w:type="page"/>
-              <w:t xml:space="preserve">T08 activity_log </w:t>
+              <w:t xml:space="preserve">T08 </w:t>
+            </w:r>
+            <w:proofErr w:type="spellStart"/>
+            <w:r>
+              <w:rPr>
+                <w:b/>
+                <w:bCs/>
+                <w:sz w:val="28"/>
+                <w:szCs w:val="28"/>
+              </w:rPr>
+              <w:t>activity_log</w:t>
+            </w:r>
+            <w:proofErr w:type="spellEnd"/>
+            <w:r>
+              <w:rPr>
+                <w:b/>
+                <w:bCs/>
+                <w:sz w:val="28"/>
+                <w:szCs w:val="28"/>
+              </w:rPr>
+              <w:t xml:space="preserve"> </w:t>
             </w:r>
             <w:r>
               <w:rPr>
@@ -50426,6 +51621,7 @@
                 <w:szCs w:val="28"/>
               </w:rPr>
             </w:pPr>
+            <w:proofErr w:type="spellStart"/>
             <w:r>
               <w:rPr>
                 <w:sz w:val="28"/>
@@ -50433,6 +51629,7 @@
               </w:rPr>
               <w:t>log_id</w:t>
             </w:r>
+            <w:proofErr w:type="spellEnd"/>
           </w:p>
         </w:tc>
         <w:tc>
@@ -50708,6 +51905,7 @@
                 <w:szCs w:val="28"/>
               </w:rPr>
             </w:pPr>
+            <w:proofErr w:type="spellStart"/>
             <w:r>
               <w:rPr>
                 <w:sz w:val="28"/>
@@ -50715,6 +51913,7 @@
               </w:rPr>
               <w:t>user_id</w:t>
             </w:r>
+            <w:proofErr w:type="spellEnd"/>
           </w:p>
         </w:tc>
         <w:tc>
@@ -50989,6 +52188,7 @@
                 <w:szCs w:val="28"/>
               </w:rPr>
             </w:pPr>
+            <w:proofErr w:type="spellStart"/>
             <w:r>
               <w:rPr>
                 <w:sz w:val="28"/>
@@ -50996,6 +52196,7 @@
               </w:rPr>
               <w:t>event_type</w:t>
             </w:r>
+            <w:proofErr w:type="spellEnd"/>
           </w:p>
         </w:tc>
         <w:tc>
@@ -51794,6 +52995,7 @@
                 <w:szCs w:val="28"/>
               </w:rPr>
             </w:pPr>
+            <w:proofErr w:type="spellStart"/>
             <w:r>
               <w:rPr>
                 <w:sz w:val="28"/>
@@ -51801,6 +53003,7 @@
               </w:rPr>
               <w:t>extra_data</w:t>
             </w:r>
+            <w:proofErr w:type="spellEnd"/>
           </w:p>
         </w:tc>
         <w:tc>
@@ -52100,7 +53303,27 @@
                 <w:sz w:val="28"/>
                 <w:szCs w:val="28"/>
               </w:rPr>
-              <w:t xml:space="preserve">T09 elder_talk_topics </w:t>
+              <w:t xml:space="preserve">T09 </w:t>
+            </w:r>
+            <w:proofErr w:type="spellStart"/>
+            <w:r>
+              <w:rPr>
+                <w:b/>
+                <w:bCs/>
+                <w:sz w:val="28"/>
+                <w:szCs w:val="28"/>
+              </w:rPr>
+              <w:t>elder_talk_topics</w:t>
+            </w:r>
+            <w:proofErr w:type="spellEnd"/>
+            <w:r>
+              <w:rPr>
+                <w:b/>
+                <w:bCs/>
+                <w:sz w:val="28"/>
+                <w:szCs w:val="28"/>
+              </w:rPr>
+              <w:t xml:space="preserve"> </w:t>
             </w:r>
             <w:r>
               <w:rPr>
@@ -52477,6 +53700,7 @@
                 <w:szCs w:val="28"/>
               </w:rPr>
             </w:pPr>
+            <w:proofErr w:type="spellStart"/>
             <w:r>
               <w:rPr>
                 <w:sz w:val="28"/>
@@ -52484,6 +53708,7 @@
               </w:rPr>
               <w:t>topic_id</w:t>
             </w:r>
+            <w:proofErr w:type="spellEnd"/>
           </w:p>
         </w:tc>
         <w:tc>
@@ -52766,6 +53991,7 @@
                 <w:szCs w:val="28"/>
               </w:rPr>
             </w:pPr>
+            <w:proofErr w:type="spellStart"/>
             <w:r>
               <w:rPr>
                 <w:sz w:val="28"/>
@@ -52773,6 +53999,7 @@
               </w:rPr>
               <w:t>elder_id</w:t>
             </w:r>
+            <w:proofErr w:type="spellEnd"/>
           </w:p>
         </w:tc>
         <w:tc>
@@ -53334,6 +54561,7 @@
                 <w:szCs w:val="28"/>
               </w:rPr>
             </w:pPr>
+            <w:proofErr w:type="spellStart"/>
             <w:r>
               <w:rPr>
                 <w:sz w:val="28"/>
@@ -53341,6 +54569,7 @@
               </w:rPr>
               <w:t>topic_type</w:t>
             </w:r>
+            <w:proofErr w:type="spellEnd"/>
           </w:p>
         </w:tc>
         <w:tc>
@@ -53607,6 +54836,7 @@
                 <w:szCs w:val="28"/>
               </w:rPr>
             </w:pPr>
+            <w:proofErr w:type="spellStart"/>
             <w:r>
               <w:rPr>
                 <w:sz w:val="28"/>
@@ -53614,6 +54844,7 @@
               </w:rPr>
               <w:t>create_ts</w:t>
             </w:r>
+            <w:proofErr w:type="spellEnd"/>
           </w:p>
         </w:tc>
         <w:tc>
@@ -53891,7 +55122,17 @@
                 <w:szCs w:val="28"/>
               </w:rPr>
               <w:lastRenderedPageBreak/>
-              <w:t>T10 get_appearance_l</w:t>
+              <w:t xml:space="preserve">T10 </w:t>
+            </w:r>
+            <w:proofErr w:type="spellStart"/>
+            <w:r>
+              <w:rPr>
+                <w:b/>
+                <w:bCs/>
+                <w:sz w:val="28"/>
+                <w:szCs w:val="28"/>
+              </w:rPr>
+              <w:t>get_appearance_l</w:t>
             </w:r>
             <w:r>
               <w:rPr>
@@ -53901,7 +55142,18 @@
                 <w:sz w:val="28"/>
                 <w:szCs w:val="28"/>
               </w:rPr>
-              <w:t xml:space="preserve">ist </w:t>
+              <w:t>ist</w:t>
+            </w:r>
+            <w:proofErr w:type="spellEnd"/>
+            <w:r>
+              <w:rPr>
+                <w:rFonts w:hint="eastAsia"/>
+                <w:b/>
+                <w:bCs/>
+                <w:sz w:val="28"/>
+                <w:szCs w:val="28"/>
+              </w:rPr>
+              <w:t xml:space="preserve"> </w:t>
             </w:r>
             <w:r>
               <w:rPr>
@@ -54318,6 +55570,7 @@
                 <w:szCs w:val="28"/>
               </w:rPr>
             </w:pPr>
+            <w:proofErr w:type="spellStart"/>
             <w:r>
               <w:rPr>
                 <w:sz w:val="28"/>
@@ -54325,6 +55578,7 @@
               </w:rPr>
               <w:t>elder_id</w:t>
             </w:r>
+            <w:proofErr w:type="spellEnd"/>
           </w:p>
         </w:tc>
         <w:tc>
@@ -54614,6 +55868,7 @@
                 <w:szCs w:val="28"/>
               </w:rPr>
             </w:pPr>
+            <w:proofErr w:type="spellStart"/>
             <w:r>
               <w:rPr>
                 <w:sz w:val="28"/>
@@ -54621,6 +55876,7 @@
               </w:rPr>
               <w:t>gawa_id</w:t>
             </w:r>
+            <w:proofErr w:type="spellEnd"/>
           </w:p>
         </w:tc>
         <w:tc>
@@ -54903,6 +56159,7 @@
                 <w:szCs w:val="28"/>
               </w:rPr>
             </w:pPr>
+            <w:proofErr w:type="spellStart"/>
             <w:r>
               <w:rPr>
                 <w:sz w:val="28"/>
@@ -54910,6 +56167,7 @@
               </w:rPr>
               <w:t>feed_starttime</w:t>
             </w:r>
+            <w:proofErr w:type="spellEnd"/>
           </w:p>
         </w:tc>
         <w:tc>
@@ -55192,6 +56450,7 @@
                 <w:szCs w:val="28"/>
               </w:rPr>
             </w:pPr>
+            <w:proofErr w:type="spellStart"/>
             <w:r>
               <w:rPr>
                 <w:sz w:val="28"/>
@@ -55199,6 +56458,7 @@
               </w:rPr>
               <w:t>feed_endtime</w:t>
             </w:r>
+            <w:proofErr w:type="spellEnd"/>
           </w:p>
         </w:tc>
         <w:tc>
@@ -55473,6 +56733,7 @@
                 <w:szCs w:val="28"/>
               </w:rPr>
             </w:pPr>
+            <w:proofErr w:type="spellStart"/>
             <w:r>
               <w:rPr>
                 <w:sz w:val="28"/>
@@ -55480,6 +56741,7 @@
               </w:rPr>
               <w:t>gawa_size</w:t>
             </w:r>
+            <w:proofErr w:type="spellEnd"/>
           </w:p>
         </w:tc>
         <w:tc>
@@ -55800,7 +57062,27 @@
                 <w:sz w:val="28"/>
                 <w:szCs w:val="28"/>
               </w:rPr>
-              <w:t xml:space="preserve">T11 gawa_appearance </w:t>
+              <w:t xml:space="preserve">T11 </w:t>
+            </w:r>
+            <w:proofErr w:type="spellStart"/>
+            <w:r>
+              <w:rPr>
+                <w:b/>
+                <w:bCs/>
+                <w:sz w:val="28"/>
+                <w:szCs w:val="28"/>
+              </w:rPr>
+              <w:t>gawa_appearance</w:t>
+            </w:r>
+            <w:proofErr w:type="spellEnd"/>
+            <w:r>
+              <w:rPr>
+                <w:b/>
+                <w:bCs/>
+                <w:sz w:val="28"/>
+                <w:szCs w:val="28"/>
+              </w:rPr>
+              <w:t xml:space="preserve"> </w:t>
             </w:r>
             <w:r>
               <w:rPr>
@@ -56199,6 +57481,7 @@
                 <w:szCs w:val="28"/>
               </w:rPr>
             </w:pPr>
+            <w:proofErr w:type="spellStart"/>
             <w:r>
               <w:rPr>
                 <w:sz w:val="28"/>
@@ -56206,6 +57489,7 @@
               </w:rPr>
               <w:t>gawa_id</w:t>
             </w:r>
+            <w:proofErr w:type="spellEnd"/>
           </w:p>
         </w:tc>
         <w:tc>
@@ -56481,6 +57765,7 @@
                 <w:szCs w:val="28"/>
               </w:rPr>
             </w:pPr>
+            <w:proofErr w:type="spellStart"/>
             <w:r>
               <w:rPr>
                 <w:sz w:val="28"/>
@@ -56488,6 +57773,7 @@
               </w:rPr>
               <w:t>gawa_name</w:t>
             </w:r>
+            <w:proofErr w:type="spellEnd"/>
           </w:p>
         </w:tc>
         <w:tc>
@@ -56754,6 +58040,7 @@
                 <w:szCs w:val="28"/>
               </w:rPr>
             </w:pPr>
+            <w:proofErr w:type="spellStart"/>
             <w:r>
               <w:rPr>
                 <w:sz w:val="28"/>
@@ -56761,6 +58048,7 @@
               </w:rPr>
               <w:t>gawa_rarity</w:t>
             </w:r>
+            <w:proofErr w:type="spellEnd"/>
           </w:p>
         </w:tc>
         <w:tc>

--- a/Documents/二技第115207組-Uban-系統手冊.docx
+++ b/Documents/二技第115207組-Uban-系統手冊.docx
@@ -15,7 +15,23 @@
           <w:sz w:val="72"/>
           <w:szCs w:val="72"/>
         </w:rPr>
-        <w:t>國立臺北商業大學</w:t>
+        <w:t>國立</w:t>
+      </w:r>
+      <w:proofErr w:type="gramStart"/>
+      <w:r>
+        <w:rPr>
+          <w:sz w:val="72"/>
+          <w:szCs w:val="72"/>
+        </w:rPr>
+        <w:t>臺</w:t>
+      </w:r>
+      <w:proofErr w:type="gramEnd"/>
+      <w:r>
+        <w:rPr>
+          <w:sz w:val="72"/>
+          <w:szCs w:val="72"/>
+        </w:rPr>
+        <w:t>北商業大學</w:t>
       </w:r>
     </w:p>
     <w:p>
@@ -441,8 +457,19 @@
           <w:sz w:val="40"/>
           <w:szCs w:val="40"/>
         </w:rPr>
-        <w:t>童柏祐</w:t>
-      </w:r>
+        <w:t>童柏</w:t>
+      </w:r>
+      <w:proofErr w:type="gramStart"/>
+      <w:r>
+        <w:rPr>
+          <w:b/>
+          <w:bCs/>
+          <w:sz w:val="40"/>
+          <w:szCs w:val="40"/>
+        </w:rPr>
+        <w:t>祐</w:t>
+      </w:r>
+      <w:proofErr w:type="gramEnd"/>
     </w:p>
     <w:p>
       <w:pPr>
@@ -469,8 +496,19 @@
           <w:sz w:val="40"/>
           <w:szCs w:val="40"/>
         </w:rPr>
-        <w:t>黃于愷</w:t>
-      </w:r>
+        <w:t>黃</w:t>
+      </w:r>
+      <w:proofErr w:type="gramStart"/>
+      <w:r>
+        <w:rPr>
+          <w:b/>
+          <w:bCs/>
+          <w:sz w:val="40"/>
+          <w:szCs w:val="40"/>
+        </w:rPr>
+        <w:t>于愷</w:t>
+      </w:r>
+      <w:proofErr w:type="gramEnd"/>
       <w:r>
         <w:rPr>
           <w:rFonts w:hint="eastAsia"/>
@@ -788,7 +826,25 @@
           <w:sz w:val="28"/>
           <w:szCs w:val="28"/>
         </w:rPr>
-        <w:t>科技逐漸與日常生活結合，除了科技業以外，也逐漸被廣泛運用在工業、影視業、服務業、醫療業等等。然而，現今市面上的具備</w:t>
+        <w:t>科技逐漸與日常生活結合，除了科技業</w:t>
+      </w:r>
+      <w:proofErr w:type="gramStart"/>
+      <w:r>
+        <w:rPr>
+          <w:rFonts w:hint="eastAsia"/>
+          <w:sz w:val="28"/>
+          <w:szCs w:val="28"/>
+        </w:rPr>
+        <w:t>以外，</w:t>
+      </w:r>
+      <w:proofErr w:type="gramEnd"/>
+      <w:r>
+        <w:rPr>
+          <w:rFonts w:hint="eastAsia"/>
+          <w:sz w:val="28"/>
+          <w:szCs w:val="28"/>
+        </w:rPr>
+        <w:t>也逐漸被廣泛運用在工業、影視業、服務業、醫療業等等。然而，現今市面上的具備</w:t>
       </w:r>
       <w:r>
         <w:rPr>
@@ -1015,7 +1071,25 @@
           <w:sz w:val="28"/>
           <w:szCs w:val="28"/>
         </w:rPr>
-        <w:t>察覺異狀報警才僥倖撿回一命；此外，隨著線上掛號、點餐與電子支付</w:t>
+        <w:t>察覺異狀報警才僥倖撿回一命；</w:t>
+      </w:r>
+      <w:proofErr w:type="gramStart"/>
+      <w:r>
+        <w:rPr>
+          <w:rFonts w:hint="eastAsia"/>
+          <w:sz w:val="28"/>
+          <w:szCs w:val="28"/>
+        </w:rPr>
+        <w:t>此外，隨著線上</w:t>
+      </w:r>
+      <w:proofErr w:type="gramEnd"/>
+      <w:r>
+        <w:rPr>
+          <w:rFonts w:hint="eastAsia"/>
+          <w:sz w:val="28"/>
+          <w:szCs w:val="28"/>
+        </w:rPr>
+        <w:t>掛號、點餐與電子支付</w:t>
       </w:r>
       <w:r>
         <w:rPr>
@@ -1031,7 +1105,61 @@
           <w:sz w:val="28"/>
           <w:szCs w:val="28"/>
         </w:rPr>
-        <w:t>的普及，許多長輩更因老花眼或不熟悉複雜介面，在日常生活中產生嚴重的「數位剝奪感」與挫折。這些社會現況凸顯了一個嚴峻的事實：對於高齡族群而言，一套能在緊急時刻做到「極簡求救」，同時在日常中能被「無痛</w:t>
+        <w:t>的</w:t>
+      </w:r>
+      <w:proofErr w:type="gramStart"/>
+      <w:r>
+        <w:rPr>
+          <w:rFonts w:hint="eastAsia"/>
+          <w:sz w:val="28"/>
+          <w:szCs w:val="28"/>
+        </w:rPr>
+        <w:t>普及，</w:t>
+      </w:r>
+      <w:proofErr w:type="gramEnd"/>
+      <w:r>
+        <w:rPr>
+          <w:rFonts w:hint="eastAsia"/>
+          <w:sz w:val="28"/>
+          <w:szCs w:val="28"/>
+        </w:rPr>
+        <w:t>許多長輩更因老花眼或不熟悉複雜介面，在日常生活中產生嚴重的「數位剝奪感」與挫折。這些社會現況</w:t>
+      </w:r>
+      <w:proofErr w:type="gramStart"/>
+      <w:r>
+        <w:rPr>
+          <w:rFonts w:hint="eastAsia"/>
+          <w:sz w:val="28"/>
+          <w:szCs w:val="28"/>
+        </w:rPr>
+        <w:t>凸</w:t>
+      </w:r>
+      <w:proofErr w:type="gramEnd"/>
+      <w:r>
+        <w:rPr>
+          <w:rFonts w:hint="eastAsia"/>
+          <w:sz w:val="28"/>
+          <w:szCs w:val="28"/>
+        </w:rPr>
+        <w:t>顯了一個嚴峻的事實：對於高齡族群而言，一套能在緊急時刻做到「</w:t>
+      </w:r>
+      <w:proofErr w:type="gramStart"/>
+      <w:r>
+        <w:rPr>
+          <w:rFonts w:hint="eastAsia"/>
+          <w:sz w:val="28"/>
+          <w:szCs w:val="28"/>
+        </w:rPr>
+        <w:t>極</w:t>
+      </w:r>
+      <w:proofErr w:type="gramEnd"/>
+      <w:r>
+        <w:rPr>
+          <w:rFonts w:hint="eastAsia"/>
+          <w:sz w:val="28"/>
+          <w:szCs w:val="28"/>
+        </w:rPr>
+        <w:t>簡求救」，同時在日常中能被「無痛</w:t>
       </w:r>
       <w:r>
         <w:rPr>
@@ -1059,7 +1187,43 @@
           <w:sz w:val="28"/>
           <w:szCs w:val="28"/>
         </w:rPr>
-        <w:t>為了建構自然與極簡併存的系統特點，</w:t>
+        <w:t>為了建構自然與</w:t>
+      </w:r>
+      <w:proofErr w:type="gramStart"/>
+      <w:r>
+        <w:rPr>
+          <w:rFonts w:hint="eastAsia"/>
+          <w:sz w:val="28"/>
+          <w:szCs w:val="28"/>
+        </w:rPr>
+        <w:t>極</w:t>
+      </w:r>
+      <w:proofErr w:type="gramEnd"/>
+      <w:r>
+        <w:rPr>
+          <w:rFonts w:hint="eastAsia"/>
+          <w:sz w:val="28"/>
+          <w:szCs w:val="28"/>
+        </w:rPr>
+        <w:t>簡</w:t>
+      </w:r>
+      <w:proofErr w:type="gramStart"/>
+      <w:r>
+        <w:rPr>
+          <w:rFonts w:hint="eastAsia"/>
+          <w:sz w:val="28"/>
+          <w:szCs w:val="28"/>
+        </w:rPr>
+        <w:t>併</w:t>
+      </w:r>
+      <w:proofErr w:type="gramEnd"/>
+      <w:r>
+        <w:rPr>
+          <w:rFonts w:hint="eastAsia"/>
+          <w:sz w:val="28"/>
+          <w:szCs w:val="28"/>
+        </w:rPr>
+        <w:t>存的系統特點，</w:t>
       </w:r>
       <w:r>
         <w:rPr>
@@ -1099,7 +1263,43 @@
           <w:sz w:val="28"/>
           <w:szCs w:val="28"/>
         </w:rPr>
-        <w:t>」才是人類最自然、最直覺的交流方式。若能打造一個以語音與直覺操作為核心的應用系統，將能大幅降低長者的學習成本與使用門檻。同時，以老年照護作為核心主題，為長者的家屬提供足夠的使用契機與動力，以滿足一個家庭中「家屬需安心」與「長者需安全」的雙端迫切需求。</w:t>
+        <w:t>」才是人類最自然、</w:t>
+      </w:r>
+      <w:proofErr w:type="gramStart"/>
+      <w:r>
+        <w:rPr>
+          <w:rFonts w:hint="eastAsia"/>
+          <w:sz w:val="28"/>
+          <w:szCs w:val="28"/>
+        </w:rPr>
+        <w:t>最</w:t>
+      </w:r>
+      <w:proofErr w:type="gramEnd"/>
+      <w:r>
+        <w:rPr>
+          <w:rFonts w:hint="eastAsia"/>
+          <w:sz w:val="28"/>
+          <w:szCs w:val="28"/>
+        </w:rPr>
+        <w:t>直覺的交流方式。若能打造一個以語音與直覺操作為核心的應用系統，將能大幅降低長者的學習成本與使用門檻。同時，以老年照護作為核心主題，為長者的家屬提供足夠的使用契機與動力，以滿足一個家庭中「家屬需安心」與「長者需安全」</w:t>
+      </w:r>
+      <w:proofErr w:type="gramStart"/>
+      <w:r>
+        <w:rPr>
+          <w:rFonts w:hint="eastAsia"/>
+          <w:sz w:val="28"/>
+          <w:szCs w:val="28"/>
+        </w:rPr>
+        <w:t>的雙端迫切</w:t>
+      </w:r>
+      <w:proofErr w:type="gramEnd"/>
+      <w:r>
+        <w:rPr>
+          <w:rFonts w:hint="eastAsia"/>
+          <w:sz w:val="28"/>
+          <w:szCs w:val="28"/>
+        </w:rPr>
+        <w:t>需求。</w:t>
       </w:r>
     </w:p>
     <w:p>
@@ -1208,13 +1408,23 @@
         </w:rPr>
         <w:t>建構</w:t>
       </w:r>
-      <w:r>
-        <w:rPr>
-          <w:rFonts w:hint="eastAsia"/>
-          <w:sz w:val="28"/>
-          <w:szCs w:val="28"/>
-        </w:rPr>
-        <w:t>一張安全的防護網，進而達到資訊科技對所有族群友善的終極目標。</w:t>
+      <w:proofErr w:type="gramStart"/>
+      <w:r>
+        <w:rPr>
+          <w:rFonts w:hint="eastAsia"/>
+          <w:sz w:val="28"/>
+          <w:szCs w:val="28"/>
+        </w:rPr>
+        <w:t>一</w:t>
+      </w:r>
+      <w:proofErr w:type="gramEnd"/>
+      <w:r>
+        <w:rPr>
+          <w:rFonts w:hint="eastAsia"/>
+          <w:sz w:val="28"/>
+          <w:szCs w:val="28"/>
+        </w:rPr>
+        <w:t>張安全的防護網，進而達到資訊科技對所有族群友善的終極目標。</w:t>
       </w:r>
     </w:p>
     <w:p>
@@ -1319,7 +1529,25 @@
           <w:sz w:val="28"/>
           <w:szCs w:val="28"/>
         </w:rPr>
-        <w:t>在完全不需要繁複學習的情況下，也能輕鬆與家人朋友保持緊密聯繫；更重要的是，確保他們在遭遇突發狀況的緊急時刻，能以最直覺的方式透過本系統對外求助，讓長者在享受數位科技便利的同時，也獲得實質的安全保障。</w:t>
+        <w:t>在完全不需要繁複學習的情況下，也能輕鬆與家人朋友保持緊密聯繫；更重要的是，確保他們在遭遇突發狀況的緊急時刻，能以</w:t>
+      </w:r>
+      <w:proofErr w:type="gramStart"/>
+      <w:r>
+        <w:rPr>
+          <w:rFonts w:hint="eastAsia"/>
+          <w:sz w:val="28"/>
+          <w:szCs w:val="28"/>
+        </w:rPr>
+        <w:t>最</w:t>
+      </w:r>
+      <w:proofErr w:type="gramEnd"/>
+      <w:r>
+        <w:rPr>
+          <w:rFonts w:hint="eastAsia"/>
+          <w:sz w:val="28"/>
+          <w:szCs w:val="28"/>
+        </w:rPr>
+        <w:t>直覺的方式透過本系統對外求助，讓長者在享受數位科技便利的同時，也獲得實質的安全保障。</w:t>
       </w:r>
     </w:p>
     <w:p>
@@ -1341,7 +1569,43 @@
           <w:sz w:val="28"/>
           <w:szCs w:val="28"/>
         </w:rPr>
-        <w:t>本系統旨在打破傳統寫死的系統功能限制，透過整合直覺的行動裝置前端介面與穩定的後端架構來實現雙端需求。在家屬端，我們運用</w:t>
+        <w:t>本系統旨在打破</w:t>
+      </w:r>
+      <w:proofErr w:type="gramStart"/>
+      <w:r>
+        <w:rPr>
+          <w:rFonts w:hint="eastAsia"/>
+          <w:sz w:val="28"/>
+          <w:szCs w:val="28"/>
+        </w:rPr>
+        <w:t>傳統寫死的</w:t>
+      </w:r>
+      <w:proofErr w:type="gramEnd"/>
+      <w:r>
+        <w:rPr>
+          <w:rFonts w:hint="eastAsia"/>
+          <w:sz w:val="28"/>
+          <w:szCs w:val="28"/>
+        </w:rPr>
+        <w:t>系統功能限制，透過整合直覺的行動裝置前端介面與穩定的後端架構來</w:t>
+      </w:r>
+      <w:proofErr w:type="gramStart"/>
+      <w:r>
+        <w:rPr>
+          <w:rFonts w:hint="eastAsia"/>
+          <w:sz w:val="28"/>
+          <w:szCs w:val="28"/>
+        </w:rPr>
+        <w:t>實現雙端需求</w:t>
+      </w:r>
+      <w:proofErr w:type="gramEnd"/>
+      <w:r>
+        <w:rPr>
+          <w:rFonts w:hint="eastAsia"/>
+          <w:sz w:val="28"/>
+          <w:szCs w:val="28"/>
+        </w:rPr>
+        <w:t>。在家屬端，我們運用</w:t>
       </w:r>
       <w:r>
         <w:rPr>
@@ -1455,7 +1719,25 @@
           <w:sz w:val="28"/>
           <w:szCs w:val="28"/>
         </w:rPr>
-        <w:t>的鍵盤輸入，提供以自然語音對話與趣味陪伴為主軸的極簡</w:t>
+        <w:t>的鍵盤輸入，提供以自然語音對話與趣味陪伴為主軸的</w:t>
+      </w:r>
+      <w:proofErr w:type="gramStart"/>
+      <w:r>
+        <w:rPr>
+          <w:rFonts w:hint="eastAsia"/>
+          <w:sz w:val="28"/>
+          <w:szCs w:val="28"/>
+        </w:rPr>
+        <w:t>極</w:t>
+      </w:r>
+      <w:proofErr w:type="gramEnd"/>
+      <w:r>
+        <w:rPr>
+          <w:rFonts w:hint="eastAsia"/>
+          <w:sz w:val="28"/>
+          <w:szCs w:val="28"/>
+        </w:rPr>
+        <w:t>簡</w:t>
       </w:r>
       <w:r>
         <w:rPr>
@@ -1493,7 +1775,43 @@
           <w:sz w:val="28"/>
           <w:szCs w:val="28"/>
         </w:rPr>
-        <w:t>在具體目標方面，首先是為這兩個目標群體分別打造高可用性與極簡化、高易用性的「專屬操作介面」，確保家屬能輕易整合市面上照護軟體的多合一功能，同時讓</w:t>
+        <w:t>在具體目標方面，首先是為這兩</w:t>
+      </w:r>
+      <w:proofErr w:type="gramStart"/>
+      <w:r>
+        <w:rPr>
+          <w:rFonts w:hint="eastAsia"/>
+          <w:sz w:val="28"/>
+          <w:szCs w:val="28"/>
+        </w:rPr>
+        <w:t>個</w:t>
+      </w:r>
+      <w:proofErr w:type="gramEnd"/>
+      <w:r>
+        <w:rPr>
+          <w:rFonts w:hint="eastAsia"/>
+          <w:sz w:val="28"/>
+          <w:szCs w:val="28"/>
+        </w:rPr>
+        <w:t>目標群體分別打造高可用性與極簡化、高易用性的「專屬操作介面」，確保家屬能輕易整合</w:t>
+      </w:r>
+      <w:proofErr w:type="gramStart"/>
+      <w:r>
+        <w:rPr>
+          <w:rFonts w:hint="eastAsia"/>
+          <w:sz w:val="28"/>
+          <w:szCs w:val="28"/>
+        </w:rPr>
+        <w:t>市面上照護</w:t>
+      </w:r>
+      <w:proofErr w:type="gramEnd"/>
+      <w:r>
+        <w:rPr>
+          <w:rFonts w:hint="eastAsia"/>
+          <w:sz w:val="28"/>
+          <w:szCs w:val="28"/>
+        </w:rPr>
+        <w:t>軟體的多合一功能，同時讓</w:t>
       </w:r>
       <w:r>
         <w:rPr>
@@ -1572,7 +1890,25 @@
           <w:sz w:val="28"/>
           <w:szCs w:val="28"/>
         </w:rPr>
-        <w:t>重新拉近世代間的距離，成為促進長者社會參與、傳遞家庭溫暖的關鍵橋樑。</w:t>
+        <w:t>重新拉近</w:t>
+      </w:r>
+      <w:proofErr w:type="gramStart"/>
+      <w:r>
+        <w:rPr>
+          <w:rFonts w:hint="eastAsia"/>
+          <w:sz w:val="28"/>
+          <w:szCs w:val="28"/>
+        </w:rPr>
+        <w:t>世代間的距離</w:t>
+      </w:r>
+      <w:proofErr w:type="gramEnd"/>
+      <w:r>
+        <w:rPr>
+          <w:rFonts w:hint="eastAsia"/>
+          <w:sz w:val="28"/>
+          <w:szCs w:val="28"/>
+        </w:rPr>
+        <w:t>，成為促進長者社會參與、傳遞家庭溫暖的關鍵橋樑。</w:t>
       </w:r>
     </w:p>
     <w:p>
@@ -1657,6 +1993,7 @@
         </w:rPr>
         <w:t xml:space="preserve"> </w:t>
       </w:r>
+      <w:proofErr w:type="gramStart"/>
       <w:r>
         <w:rPr>
           <w:rFonts w:hint="eastAsia"/>
@@ -1665,7 +2002,18 @@
           <w:sz w:val="28"/>
           <w:szCs w:val="28"/>
         </w:rPr>
-        <w:t>雙端客製化前端介面</w:t>
+        <w:t>雙端客製化前端</w:t>
+      </w:r>
+      <w:proofErr w:type="gramEnd"/>
+      <w:r>
+        <w:rPr>
+          <w:rFonts w:hint="eastAsia"/>
+          <w:b/>
+          <w:bCs/>
+          <w:sz w:val="28"/>
+          <w:szCs w:val="28"/>
+        </w:rPr>
+        <w:t>介面</w:t>
       </w:r>
       <w:r>
         <w:rPr>
@@ -1859,7 +2207,61 @@
           <w:sz w:val="28"/>
           <w:szCs w:val="28"/>
         </w:rPr>
-        <w:t>建構穩定的後端排程引擎，精準執行家屬設定的吃藥、回診等提醒。此技術能大幅降低人工照護的遺漏率，實現遠距照護的自動化與精準化。</w:t>
+        <w:t>建構穩定的後端排程引擎，精</w:t>
+      </w:r>
+      <w:proofErr w:type="gramStart"/>
+      <w:r>
+        <w:rPr>
+          <w:rFonts w:hint="eastAsia"/>
+          <w:sz w:val="28"/>
+          <w:szCs w:val="28"/>
+        </w:rPr>
+        <w:t>準</w:t>
+      </w:r>
+      <w:proofErr w:type="gramEnd"/>
+      <w:r>
+        <w:rPr>
+          <w:rFonts w:hint="eastAsia"/>
+          <w:sz w:val="28"/>
+          <w:szCs w:val="28"/>
+        </w:rPr>
+        <w:t>執行家屬設定的吃藥、回診等提醒。此技術能大幅降低人工照護的遺漏率，實現</w:t>
+      </w:r>
+      <w:proofErr w:type="gramStart"/>
+      <w:r>
+        <w:rPr>
+          <w:rFonts w:hint="eastAsia"/>
+          <w:sz w:val="28"/>
+          <w:szCs w:val="28"/>
+        </w:rPr>
+        <w:t>遠距照護</w:t>
+      </w:r>
+      <w:proofErr w:type="gramEnd"/>
+      <w:r>
+        <w:rPr>
+          <w:rFonts w:hint="eastAsia"/>
+          <w:sz w:val="28"/>
+          <w:szCs w:val="28"/>
+        </w:rPr>
+        <w:t>的自動化與精</w:t>
+      </w:r>
+      <w:proofErr w:type="gramStart"/>
+      <w:r>
+        <w:rPr>
+          <w:rFonts w:hint="eastAsia"/>
+          <w:sz w:val="28"/>
+          <w:szCs w:val="28"/>
+        </w:rPr>
+        <w:t>準</w:t>
+      </w:r>
+      <w:proofErr w:type="gramEnd"/>
+      <w:r>
+        <w:rPr>
+          <w:rFonts w:hint="eastAsia"/>
+          <w:sz w:val="28"/>
+          <w:szCs w:val="28"/>
+        </w:rPr>
+        <w:t>化。</w:t>
       </w:r>
     </w:p>
     <w:p>
@@ -2031,7 +2433,25 @@
           <w:sz w:val="28"/>
           <w:szCs w:val="28"/>
         </w:rPr>
-        <w:t>」系統能有效且大幅地降低長者的科技焦慮。透過全語音與防誤觸的直覺設計，長輩不再害怕操作錯誤，從而顯著提升他們使用智</w:t>
+        <w:t>」系統能有效且大幅地降低長者的科技焦慮。透過全語音</w:t>
+      </w:r>
+      <w:proofErr w:type="gramStart"/>
+      <w:r>
+        <w:rPr>
+          <w:rFonts w:hint="eastAsia"/>
+          <w:sz w:val="28"/>
+          <w:szCs w:val="28"/>
+        </w:rPr>
+        <w:t>與防誤觸</w:t>
+      </w:r>
+      <w:proofErr w:type="gramEnd"/>
+      <w:r>
+        <w:rPr>
+          <w:rFonts w:hint="eastAsia"/>
+          <w:sz w:val="28"/>
+          <w:szCs w:val="28"/>
+        </w:rPr>
+        <w:t>的直覺設計，長輩不再害怕操作錯誤，從而顯著提升他們使用智</w:t>
       </w:r>
       <w:r>
         <w:rPr>
@@ -2064,7 +2484,25 @@
           <w:sz w:val="28"/>
           <w:szCs w:val="28"/>
         </w:rPr>
-        <w:t>增加長輩對家屬與友人間的活躍度，</w:t>
+        <w:t>增加長輩對家屬與友人</w:t>
+      </w:r>
+      <w:proofErr w:type="gramStart"/>
+      <w:r>
+        <w:rPr>
+          <w:rFonts w:hint="eastAsia"/>
+          <w:sz w:val="28"/>
+          <w:szCs w:val="28"/>
+        </w:rPr>
+        <w:t>間的活躍</w:t>
+      </w:r>
+      <w:proofErr w:type="gramEnd"/>
+      <w:r>
+        <w:rPr>
+          <w:rFonts w:hint="eastAsia"/>
+          <w:sz w:val="28"/>
+          <w:szCs w:val="28"/>
+        </w:rPr>
+        <w:t>度，</w:t>
       </w:r>
       <w:r>
         <w:rPr>
@@ -2074,13 +2512,23 @@
         </w:rPr>
         <w:t>並因為擁有</w:t>
       </w:r>
-      <w:r>
-        <w:rPr>
-          <w:rFonts w:hint="eastAsia"/>
-          <w:sz w:val="28"/>
-          <w:szCs w:val="28"/>
-        </w:rPr>
-        <w:t>活躍的互動及</w:t>
+      <w:proofErr w:type="gramStart"/>
+      <w:r>
+        <w:rPr>
+          <w:rFonts w:hint="eastAsia"/>
+          <w:sz w:val="28"/>
+          <w:szCs w:val="28"/>
+        </w:rPr>
+        <w:t>活躍的</w:t>
+      </w:r>
+      <w:proofErr w:type="gramEnd"/>
+      <w:r>
+        <w:rPr>
+          <w:rFonts w:hint="eastAsia"/>
+          <w:sz w:val="28"/>
+          <w:szCs w:val="28"/>
+        </w:rPr>
+        <w:t>互動及</w:t>
       </w:r>
       <w:r>
         <w:rPr>
@@ -2309,7 +2757,25 @@
           <w:sz w:val="28"/>
           <w:szCs w:val="28"/>
         </w:rPr>
-        <w:t>會完美代勞並回報結果；透過清晰的健康與情緒儀表板，家屬能隨時掌握長輩的真實狀況。更重要的是，在遭遇突發危險時，系統能確保家屬第一時間收到警報並啟動視訊。這不僅讓遠距照護變得更具效率，也極大地減輕了家屬因無法隨侍在側而產生的心理負擔與內疚感，進而穩固並增進整體家庭的情感連結。</w:t>
+        <w:t>會完美代勞並回報結果；透過清晰的健康與情緒儀表板，家屬能隨時掌握長輩的真實狀況。更重要的是，在遭遇突發危險時，系統能確保家屬第一時間收到警報並啟動視訊。這不僅讓</w:t>
+      </w:r>
+      <w:proofErr w:type="gramStart"/>
+      <w:r>
+        <w:rPr>
+          <w:rFonts w:hint="eastAsia"/>
+          <w:sz w:val="28"/>
+          <w:szCs w:val="28"/>
+        </w:rPr>
+        <w:t>遠距照護</w:t>
+      </w:r>
+      <w:proofErr w:type="gramEnd"/>
+      <w:r>
+        <w:rPr>
+          <w:rFonts w:hint="eastAsia"/>
+          <w:sz w:val="28"/>
+          <w:szCs w:val="28"/>
+        </w:rPr>
+        <w:t>變得更具效率，也極大地減輕了家屬因無法隨侍在側而產生的心理負擔與內疚感，進而穩固並增進整體家庭的情感連結。</w:t>
       </w:r>
     </w:p>
     <w:p>
@@ -2500,7 +2966,25 @@
           <w:sz w:val="28"/>
           <w:szCs w:val="28"/>
         </w:rPr>
-        <w:t>」系統在操作設計上具備極高的跨世代可行性，徹底解決傳統軟體對長輩不友善的痛點。</w:t>
+        <w:t>」系統在操作設計上具備極高的跨世代可行性，徹底解決傳統軟體對長輩</w:t>
+      </w:r>
+      <w:proofErr w:type="gramStart"/>
+      <w:r>
+        <w:rPr>
+          <w:rFonts w:hint="eastAsia"/>
+          <w:sz w:val="28"/>
+          <w:szCs w:val="28"/>
+        </w:rPr>
+        <w:t>不</w:t>
+      </w:r>
+      <w:proofErr w:type="gramEnd"/>
+      <w:r>
+        <w:rPr>
+          <w:rFonts w:hint="eastAsia"/>
+          <w:sz w:val="28"/>
+          <w:szCs w:val="28"/>
+        </w:rPr>
+        <w:t>友善的痛點。</w:t>
       </w:r>
     </w:p>
     <w:p>
@@ -2538,7 +3022,25 @@
           <w:sz w:val="28"/>
           <w:szCs w:val="28"/>
         </w:rPr>
-        <w:t>針對家屬端，系統提供直覺且結構清晰的照護管理儀表板，家屬可透過模組化的介面快速設定吃藥或回診排程、檢視</w:t>
+        <w:t>針對家屬端，系統提供直覺且結構清晰的照護管理儀表板，家屬可透過模組化的介面快速設定吃藥或</w:t>
+      </w:r>
+      <w:proofErr w:type="gramStart"/>
+      <w:r>
+        <w:rPr>
+          <w:rFonts w:hint="eastAsia"/>
+          <w:sz w:val="28"/>
+          <w:szCs w:val="28"/>
+        </w:rPr>
+        <w:t>回診排程</w:t>
+      </w:r>
+      <w:proofErr w:type="gramEnd"/>
+      <w:r>
+        <w:rPr>
+          <w:rFonts w:hint="eastAsia"/>
+          <w:sz w:val="28"/>
+          <w:szCs w:val="28"/>
+        </w:rPr>
+        <w:t>、檢視</w:t>
       </w:r>
       <w:r>
         <w:rPr>
@@ -2554,7 +3056,33 @@
           <w:sz w:val="28"/>
           <w:szCs w:val="28"/>
         </w:rPr>
-        <w:t>生成的長輩互動摘要與情緒分析、可以在平時運用舊手機作為監視器並取得實時監控影像，也可以在緊急的時候喚醒長輩裝置並立刻進行視訊通話，確認長輩的安全，確保雙端都能在最少的操作負擔下達成日常照護與溝通目的。</w:t>
+        <w:t>生成的長輩互動摘要與情緒分析、可以在平時運用舊手機作為監視器並取得實時監控影像，也可以在緊急的時候喚醒長輩裝置並立刻進行視訊通話，確認長輩的安全，</w:t>
+      </w:r>
+      <w:proofErr w:type="gramStart"/>
+      <w:r>
+        <w:rPr>
+          <w:rFonts w:hint="eastAsia"/>
+          <w:sz w:val="28"/>
+          <w:szCs w:val="28"/>
+        </w:rPr>
+        <w:t>確保雙端都</w:t>
+      </w:r>
+      <w:proofErr w:type="gramEnd"/>
+      <w:r>
+        <w:rPr>
+          <w:rFonts w:hint="eastAsia"/>
+          <w:sz w:val="28"/>
+          <w:szCs w:val="28"/>
+        </w:rPr>
+        <w:t>能在最少的操作負擔下達成日常照護與溝通目的。</w:t>
+      </w:r>
+      <w:r>
+        <w:rPr>
+          <w:rFonts w:hint="eastAsia"/>
+          <w:sz w:val="28"/>
+          <w:szCs w:val="28"/>
+        </w:rPr>
+        <w:t xml:space="preserve"> </w:t>
       </w:r>
     </w:p>
     <w:p>
@@ -2703,6 +3231,7 @@
         </w:rPr>
         <w:t xml:space="preserve">6 </w:t>
       </w:r>
+      <w:proofErr w:type="gramStart"/>
       <w:r>
         <w:rPr>
           <w:rFonts w:hint="eastAsia"/>
@@ -2711,7 +3240,18 @@
           <w:sz w:val="28"/>
           <w:szCs w:val="28"/>
         </w:rPr>
-        <w:t>個月）</w:t>
+        <w:t>個</w:t>
+      </w:r>
+      <w:proofErr w:type="gramEnd"/>
+      <w:r>
+        <w:rPr>
+          <w:rFonts w:hint="eastAsia"/>
+          <w:b/>
+          <w:bCs/>
+          <w:sz w:val="28"/>
+          <w:szCs w:val="28"/>
+        </w:rPr>
+        <w:t>月）</w:t>
       </w:r>
       <w:r>
         <w:rPr>
@@ -2894,6 +3434,7 @@
         </w:rPr>
         <w:t xml:space="preserve">18 </w:t>
       </w:r>
+      <w:proofErr w:type="gramStart"/>
       <w:r>
         <w:rPr>
           <w:rFonts w:hint="eastAsia"/>
@@ -2902,7 +3443,18 @@
           <w:sz w:val="28"/>
           <w:szCs w:val="28"/>
         </w:rPr>
-        <w:t>個月）</w:t>
+        <w:t>個</w:t>
+      </w:r>
+      <w:proofErr w:type="gramEnd"/>
+      <w:r>
+        <w:rPr>
+          <w:rFonts w:hint="eastAsia"/>
+          <w:b/>
+          <w:bCs/>
+          <w:sz w:val="28"/>
+          <w:szCs w:val="28"/>
+        </w:rPr>
+        <w:t>月）</w:t>
       </w:r>
       <w:r>
         <w:rPr>
@@ -2920,13 +3472,23 @@
         </w:rPr>
         <w:t xml:space="preserve"> </w:t>
       </w:r>
-      <w:r>
-        <w:rPr>
-          <w:rFonts w:hint="eastAsia"/>
-          <w:sz w:val="28"/>
-          <w:szCs w:val="28"/>
-        </w:rPr>
-        <w:t>啟動雙端訂閱制與長者造型加購功能，並透過社群媒體（</w:t>
+      <w:proofErr w:type="gramStart"/>
+      <w:r>
+        <w:rPr>
+          <w:rFonts w:hint="eastAsia"/>
+          <w:sz w:val="28"/>
+          <w:szCs w:val="28"/>
+        </w:rPr>
+        <w:t>啟動雙端訂閱</w:t>
+      </w:r>
+      <w:proofErr w:type="gramEnd"/>
+      <w:r>
+        <w:rPr>
+          <w:rFonts w:hint="eastAsia"/>
+          <w:sz w:val="28"/>
+          <w:szCs w:val="28"/>
+        </w:rPr>
+        <w:t>制與長者造型加購功能，並透過社群媒體（</w:t>
       </w:r>
       <w:r>
         <w:rPr>
@@ -2990,7 +3552,25 @@
           <w:sz w:val="28"/>
           <w:szCs w:val="28"/>
         </w:rPr>
-        <w:t>情緒辨識精準度與系統穩定性。</w:t>
+        <w:t>情緒辨識精</w:t>
+      </w:r>
+      <w:proofErr w:type="gramStart"/>
+      <w:r>
+        <w:rPr>
+          <w:rFonts w:hint="eastAsia"/>
+          <w:sz w:val="28"/>
+          <w:szCs w:val="28"/>
+        </w:rPr>
+        <w:t>準</w:t>
+      </w:r>
+      <w:proofErr w:type="gramEnd"/>
+      <w:r>
+        <w:rPr>
+          <w:rFonts w:hint="eastAsia"/>
+          <w:sz w:val="28"/>
+          <w:szCs w:val="28"/>
+        </w:rPr>
+        <w:t>度與系統穩定性。</w:t>
       </w:r>
     </w:p>
     <w:p>
@@ -3031,6 +3611,7 @@
         </w:rPr>
         <w:t xml:space="preserve">18 </w:t>
       </w:r>
+      <w:proofErr w:type="gramStart"/>
       <w:r>
         <w:rPr>
           <w:rFonts w:hint="eastAsia"/>
@@ -3039,7 +3620,18 @@
           <w:sz w:val="28"/>
           <w:szCs w:val="28"/>
         </w:rPr>
-        <w:t>個月～</w:t>
+        <w:t>個</w:t>
+      </w:r>
+      <w:proofErr w:type="gramEnd"/>
+      <w:r>
+        <w:rPr>
+          <w:rFonts w:hint="eastAsia"/>
+          <w:b/>
+          <w:bCs/>
+          <w:sz w:val="28"/>
+          <w:szCs w:val="28"/>
+        </w:rPr>
+        <w:t>月～</w:t>
       </w:r>
       <w:r>
         <w:rPr>
@@ -3232,7 +3824,25 @@
           <w:sz w:val="28"/>
           <w:szCs w:val="28"/>
         </w:rPr>
-        <w:t>（免費增值）」的商業模式，降低初期獲客門檻。家屬端透過功能導向的引流方式，以獲取更多</w:t>
+        <w:t>（免費增值）」的商業模式，降低</w:t>
+      </w:r>
+      <w:proofErr w:type="gramStart"/>
+      <w:r>
+        <w:rPr>
+          <w:rFonts w:hint="eastAsia"/>
+          <w:sz w:val="28"/>
+          <w:szCs w:val="28"/>
+        </w:rPr>
+        <w:t>初期獲客門檻</w:t>
+      </w:r>
+      <w:proofErr w:type="gramEnd"/>
+      <w:r>
+        <w:rPr>
+          <w:rFonts w:hint="eastAsia"/>
+          <w:sz w:val="28"/>
+          <w:szCs w:val="28"/>
+        </w:rPr>
+        <w:t>。家屬端透過功能導向的引流方式，以獲取更多</w:t>
       </w:r>
       <w:r>
         <w:rPr>
@@ -3293,13 +3903,23 @@
         </w:rPr>
         <w:t xml:space="preserve"> B </w:t>
       </w:r>
-      <w:r>
-        <w:rPr>
-          <w:rFonts w:hint="eastAsia"/>
-          <w:sz w:val="28"/>
-          <w:szCs w:val="28"/>
-        </w:rPr>
-        <w:t>端長照機構的收入與相關客製化建置支出。所有財務評估皆統一以新台幣</w:t>
+      <w:proofErr w:type="gramStart"/>
+      <w:r>
+        <w:rPr>
+          <w:rFonts w:hint="eastAsia"/>
+          <w:sz w:val="28"/>
+          <w:szCs w:val="28"/>
+        </w:rPr>
+        <w:t>端長照</w:t>
+      </w:r>
+      <w:proofErr w:type="gramEnd"/>
+      <w:r>
+        <w:rPr>
+          <w:rFonts w:hint="eastAsia"/>
+          <w:sz w:val="28"/>
+          <w:szCs w:val="28"/>
+        </w:rPr>
+        <w:t>機構的收入與相關客製化建置支出。所有財務評估皆統一以新台幣</w:t>
       </w:r>
       <w:r>
         <w:rPr>
@@ -3454,7 +4074,25 @@
           <w:sz w:val="28"/>
           <w:szCs w:val="28"/>
         </w:rPr>
-        <w:t>；預估每個月要多少錢，不只是半年</w:t>
+        <w:t>；預估每</w:t>
+      </w:r>
+      <w:proofErr w:type="gramStart"/>
+      <w:r>
+        <w:rPr>
+          <w:rFonts w:hint="eastAsia"/>
+          <w:sz w:val="28"/>
+          <w:szCs w:val="28"/>
+        </w:rPr>
+        <w:t>個</w:t>
+      </w:r>
+      <w:proofErr w:type="gramEnd"/>
+      <w:r>
+        <w:rPr>
+          <w:rFonts w:hint="eastAsia"/>
+          <w:sz w:val="28"/>
+          <w:szCs w:val="28"/>
+        </w:rPr>
+        <w:t>月要多少錢，不只是半年</w:t>
       </w:r>
       <w:r>
         <w:rPr>
@@ -4168,6 +4806,7 @@
         </w:rPr>
         <w:t xml:space="preserve">12 </w:t>
       </w:r>
+      <w:proofErr w:type="gramStart"/>
       <w:r>
         <w:rPr>
           <w:rFonts w:hint="eastAsia"/>
@@ -4176,7 +4815,18 @@
           <w:sz w:val="28"/>
           <w:szCs w:val="28"/>
         </w:rPr>
-        <w:t>個月）：</w:t>
+        <w:t>個</w:t>
+      </w:r>
+      <w:proofErr w:type="gramEnd"/>
+      <w:r>
+        <w:rPr>
+          <w:rFonts w:hint="eastAsia"/>
+          <w:b/>
+          <w:bCs/>
+          <w:sz w:val="28"/>
+          <w:szCs w:val="28"/>
+        </w:rPr>
+        <w:t>月）：</w:t>
       </w:r>
       <w:r>
         <w:rPr>
@@ -4664,6 +5314,7 @@
         </w:rPr>
         <w:t xml:space="preserve">24 </w:t>
       </w:r>
+      <w:proofErr w:type="gramStart"/>
       <w:r>
         <w:rPr>
           <w:rFonts w:hint="eastAsia"/>
@@ -4672,7 +5323,18 @@
           <w:sz w:val="28"/>
           <w:szCs w:val="28"/>
         </w:rPr>
-        <w:t>個月）：</w:t>
+        <w:t>個</w:t>
+      </w:r>
+      <w:proofErr w:type="gramEnd"/>
+      <w:r>
+        <w:rPr>
+          <w:rFonts w:hint="eastAsia"/>
+          <w:b/>
+          <w:bCs/>
+          <w:sz w:val="28"/>
+          <w:szCs w:val="28"/>
+        </w:rPr>
+        <w:t>月）：</w:t>
       </w:r>
       <w:r>
         <w:rPr>
@@ -5261,6 +5923,7 @@
         </w:rPr>
         <w:t xml:space="preserve"> 24 </w:t>
       </w:r>
+      <w:proofErr w:type="gramStart"/>
       <w:r>
         <w:rPr>
           <w:rFonts w:hint="eastAsia"/>
@@ -5269,7 +5932,18 @@
           <w:sz w:val="28"/>
           <w:szCs w:val="28"/>
         </w:rPr>
-        <w:t>個月以上）：</w:t>
+        <w:t>個</w:t>
+      </w:r>
+      <w:proofErr w:type="gramEnd"/>
+      <w:r>
+        <w:rPr>
+          <w:rFonts w:hint="eastAsia"/>
+          <w:b/>
+          <w:bCs/>
+          <w:sz w:val="28"/>
+          <w:szCs w:val="28"/>
+        </w:rPr>
+        <w:t>月以上）：</w:t>
       </w:r>
       <w:r>
         <w:rPr>
@@ -5303,13 +5977,23 @@
         </w:rPr>
         <w:t xml:space="preserve"> B </w:t>
       </w:r>
-      <w:r>
-        <w:rPr>
-          <w:rFonts w:hint="eastAsia"/>
-          <w:sz w:val="28"/>
-          <w:szCs w:val="28"/>
-        </w:rPr>
-        <w:t>端長照機構授權服務，藉此大幅提升毛利率（因</w:t>
+      <w:proofErr w:type="gramStart"/>
+      <w:r>
+        <w:rPr>
+          <w:rFonts w:hint="eastAsia"/>
+          <w:sz w:val="28"/>
+          <w:szCs w:val="28"/>
+        </w:rPr>
+        <w:t>端長照</w:t>
+      </w:r>
+      <w:proofErr w:type="gramEnd"/>
+      <w:r>
+        <w:rPr>
+          <w:rFonts w:hint="eastAsia"/>
+          <w:sz w:val="28"/>
+          <w:szCs w:val="28"/>
+        </w:rPr>
+        <w:t>機構授權服務，藉此大幅提升毛利率（因</w:t>
       </w:r>
       <w:r>
         <w:rPr>
@@ -5408,7 +6092,25 @@
           <w:sz w:val="28"/>
           <w:szCs w:val="28"/>
         </w:rPr>
-        <w:t>端機構授權（預計介接</w:t>
+        <w:t>端機構授權（預計</w:t>
+      </w:r>
+      <w:proofErr w:type="gramStart"/>
+      <w:r>
+        <w:rPr>
+          <w:rFonts w:hint="eastAsia"/>
+          <w:sz w:val="28"/>
+          <w:szCs w:val="28"/>
+        </w:rPr>
+        <w:t>介</w:t>
+      </w:r>
+      <w:proofErr w:type="gramEnd"/>
+      <w:r>
+        <w:rPr>
+          <w:rFonts w:hint="eastAsia"/>
+          <w:sz w:val="28"/>
+          <w:szCs w:val="28"/>
+        </w:rPr>
+        <w:t>接</w:t>
       </w:r>
       <w:r>
         <w:rPr>
@@ -5662,7 +6364,29 @@
           <w:sz w:val="28"/>
           <w:szCs w:val="28"/>
         </w:rPr>
-        <w:t>每個技術</w:t>
+        <w:t>每</w:t>
+      </w:r>
+      <w:proofErr w:type="gramStart"/>
+      <w:r>
+        <w:rPr>
+          <w:rFonts w:hint="eastAsia"/>
+          <w:b/>
+          <w:bCs/>
+          <w:sz w:val="28"/>
+          <w:szCs w:val="28"/>
+        </w:rPr>
+        <w:t>個</w:t>
+      </w:r>
+      <w:proofErr w:type="gramEnd"/>
+      <w:r>
+        <w:rPr>
+          <w:rFonts w:hint="eastAsia"/>
+          <w:b/>
+          <w:bCs/>
+          <w:sz w:val="28"/>
+          <w:szCs w:val="28"/>
+        </w:rPr>
+        <w:t>技術</w:t>
       </w:r>
       <w:r>
         <w:rPr>
@@ -5809,7 +6533,29 @@
           <w:sz w:val="28"/>
           <w:szCs w:val="28"/>
         </w:rPr>
-        <w:t>跨平台前端與雙端動態渲染技術</w:t>
+        <w:t>跨平台前端</w:t>
+      </w:r>
+      <w:proofErr w:type="gramStart"/>
+      <w:r>
+        <w:rPr>
+          <w:rFonts w:hint="eastAsia"/>
+          <w:b/>
+          <w:bCs/>
+          <w:sz w:val="28"/>
+          <w:szCs w:val="28"/>
+        </w:rPr>
+        <w:t>與雙端動態</w:t>
+      </w:r>
+      <w:proofErr w:type="gramEnd"/>
+      <w:r>
+        <w:rPr>
+          <w:rFonts w:hint="eastAsia"/>
+          <w:b/>
+          <w:bCs/>
+          <w:sz w:val="28"/>
+          <w:szCs w:val="28"/>
+        </w:rPr>
+        <w:t>渲染技術</w:t>
       </w:r>
     </w:p>
     <w:p>
@@ -5954,13 +6700,23 @@
         </w:rPr>
         <w:tab/>
       </w:r>
-      <w:r>
-        <w:rPr>
-          <w:rFonts w:hint="eastAsia"/>
-          <w:sz w:val="28"/>
-          <w:szCs w:val="28"/>
-        </w:rPr>
-        <w:t>雙端客製化</w:t>
+      <w:proofErr w:type="gramStart"/>
+      <w:r>
+        <w:rPr>
+          <w:rFonts w:hint="eastAsia"/>
+          <w:sz w:val="28"/>
+          <w:szCs w:val="28"/>
+        </w:rPr>
+        <w:t>雙端客</w:t>
+      </w:r>
+      <w:proofErr w:type="gramEnd"/>
+      <w:r>
+        <w:rPr>
+          <w:rFonts w:hint="eastAsia"/>
+          <w:sz w:val="28"/>
+          <w:szCs w:val="28"/>
+        </w:rPr>
+        <w:t>製化</w:t>
       </w:r>
       <w:r>
         <w:rPr>
@@ -5992,7 +6748,61 @@
           <w:sz w:val="28"/>
           <w:szCs w:val="28"/>
         </w:rPr>
-        <w:t>系統具備動態介面渲染能力。在家屬端，透過複雜的狀態管理支撐多層級的照護排程與資料儀表板；在長者端，則運用防誤觸機制、高對比度渲染與極簡的大型圖示設計，達成無障礙的視覺與操作標準。</w:t>
+        <w:t>系統具備動態介面渲染能力。在家屬端，透過複雜的狀態管理支撐多層級的</w:t>
+      </w:r>
+      <w:proofErr w:type="gramStart"/>
+      <w:r>
+        <w:rPr>
+          <w:rFonts w:hint="eastAsia"/>
+          <w:sz w:val="28"/>
+          <w:szCs w:val="28"/>
+        </w:rPr>
+        <w:t>照護排程</w:t>
+      </w:r>
+      <w:proofErr w:type="gramEnd"/>
+      <w:r>
+        <w:rPr>
+          <w:rFonts w:hint="eastAsia"/>
+          <w:sz w:val="28"/>
+          <w:szCs w:val="28"/>
+        </w:rPr>
+        <w:t>與資料儀表板；在長者端，則</w:t>
+      </w:r>
+      <w:proofErr w:type="gramStart"/>
+      <w:r>
+        <w:rPr>
+          <w:rFonts w:hint="eastAsia"/>
+          <w:sz w:val="28"/>
+          <w:szCs w:val="28"/>
+        </w:rPr>
+        <w:t>運用防誤觸</w:t>
+      </w:r>
+      <w:proofErr w:type="gramEnd"/>
+      <w:r>
+        <w:rPr>
+          <w:rFonts w:hint="eastAsia"/>
+          <w:sz w:val="28"/>
+          <w:szCs w:val="28"/>
+        </w:rPr>
+        <w:t>機制、高對比度渲染與</w:t>
+      </w:r>
+      <w:proofErr w:type="gramStart"/>
+      <w:r>
+        <w:rPr>
+          <w:rFonts w:hint="eastAsia"/>
+          <w:sz w:val="28"/>
+          <w:szCs w:val="28"/>
+        </w:rPr>
+        <w:t>極</w:t>
+      </w:r>
+      <w:proofErr w:type="gramEnd"/>
+      <w:r>
+        <w:rPr>
+          <w:rFonts w:hint="eastAsia"/>
+          <w:sz w:val="28"/>
+          <w:szCs w:val="28"/>
+        </w:rPr>
+        <w:t>簡的大型圖示設計，達成無障礙的視覺與操作標準。</w:t>
       </w:r>
       <w:r>
         <w:rPr>
@@ -6058,7 +6868,29 @@
           <w:sz w:val="28"/>
           <w:szCs w:val="28"/>
         </w:rPr>
-        <w:t>後端微服務化與現代化非同步架構</w:t>
+        <w:t>後</w:t>
+      </w:r>
+      <w:proofErr w:type="gramStart"/>
+      <w:r>
+        <w:rPr>
+          <w:rFonts w:hint="eastAsia"/>
+          <w:b/>
+          <w:bCs/>
+          <w:sz w:val="28"/>
+          <w:szCs w:val="28"/>
+        </w:rPr>
+        <w:t>端微服務化</w:t>
+      </w:r>
+      <w:proofErr w:type="gramEnd"/>
+      <w:r>
+        <w:rPr>
+          <w:rFonts w:hint="eastAsia"/>
+          <w:b/>
+          <w:bCs/>
+          <w:sz w:val="28"/>
+          <w:szCs w:val="28"/>
+        </w:rPr>
+        <w:t>與現代化非同步架構</w:t>
       </w:r>
     </w:p>
     <w:p>
@@ -6551,7 +7383,25 @@
           <w:sz w:val="28"/>
           <w:szCs w:val="28"/>
         </w:rPr>
-        <w:t>，達成「全語音操作」的核心訴求。長輩的語音指令能精準轉換為系統可讀的文字，而系統的提醒也能轉化為自然的語音播報。</w:t>
+        <w:t>，達成「全語音操作」的核心訴求。長輩的語音指令能精</w:t>
+      </w:r>
+      <w:proofErr w:type="gramStart"/>
+      <w:r>
+        <w:rPr>
+          <w:rFonts w:hint="eastAsia"/>
+          <w:sz w:val="28"/>
+          <w:szCs w:val="28"/>
+        </w:rPr>
+        <w:t>準</w:t>
+      </w:r>
+      <w:proofErr w:type="gramEnd"/>
+      <w:r>
+        <w:rPr>
+          <w:rFonts w:hint="eastAsia"/>
+          <w:sz w:val="28"/>
+          <w:szCs w:val="28"/>
+        </w:rPr>
+        <w:t>轉換為系統可讀的文字，而系統的提醒也能轉化為自然的語音播報。</w:t>
       </w:r>
     </w:p>
     <w:p>
@@ -6634,7 +7484,25 @@
           <w:sz w:val="28"/>
           <w:szCs w:val="28"/>
         </w:rPr>
-        <w:t>）等參數，消除傳統機器人語音的冷硬感，甚至能模擬家屬的溫暖音色，讓</w:t>
+        <w:t>）等參數，消除傳統機器人語音的</w:t>
+      </w:r>
+      <w:proofErr w:type="gramStart"/>
+      <w:r>
+        <w:rPr>
+          <w:rFonts w:hint="eastAsia"/>
+          <w:sz w:val="28"/>
+          <w:szCs w:val="28"/>
+        </w:rPr>
+        <w:t>冷硬感</w:t>
+      </w:r>
+      <w:proofErr w:type="gramEnd"/>
+      <w:r>
+        <w:rPr>
+          <w:rFonts w:hint="eastAsia"/>
+          <w:sz w:val="28"/>
+          <w:szCs w:val="28"/>
+        </w:rPr>
+        <w:t>，甚至能模擬家屬的溫暖音色，讓</w:t>
       </w:r>
       <w:r>
         <w:rPr>
@@ -7422,7 +8290,25 @@
           <w:sz w:val="28"/>
           <w:szCs w:val="28"/>
         </w:rPr>
-        <w:t>精準推播機制：</w:t>
+        <w:t>精</w:t>
+      </w:r>
+      <w:proofErr w:type="gramStart"/>
+      <w:r>
+        <w:rPr>
+          <w:rFonts w:hint="eastAsia"/>
+          <w:sz w:val="28"/>
+          <w:szCs w:val="28"/>
+        </w:rPr>
+        <w:t>準</w:t>
+      </w:r>
+      <w:proofErr w:type="gramEnd"/>
+      <w:r>
+        <w:rPr>
+          <w:rFonts w:hint="eastAsia"/>
+          <w:sz w:val="28"/>
+          <w:szCs w:val="28"/>
+        </w:rPr>
+        <w:t>推播機制：</w:t>
       </w:r>
       <w:r>
         <w:rPr>
@@ -7499,7 +8385,6 @@
         <w:ind w:firstLineChars="200" w:firstLine="560"/>
         <w:jc w:val="both"/>
         <w:rPr>
-          <w:rFonts w:hint="eastAsia"/>
           <w:sz w:val="28"/>
           <w:szCs w:val="28"/>
         </w:rPr>
@@ -7543,7 +8428,25 @@
           <w:sz w:val="28"/>
           <w:szCs w:val="28"/>
         </w:rPr>
-        <w:t>在全球與台灣皆加速邁入超高齡社會的背景下，「遠距照護」與「長者心理陪伴」成為現代家庭的需求。市面上的產品多半專注於冷硬的醫療數據監測，忽略了長輩真正的心理抗拒與操作障礙。</w:t>
+        <w:t>在全球與台灣皆加速邁入超高齡社會的背景下，「</w:t>
+      </w:r>
+      <w:proofErr w:type="gramStart"/>
+      <w:r>
+        <w:rPr>
+          <w:rFonts w:hint="eastAsia"/>
+          <w:sz w:val="28"/>
+          <w:szCs w:val="28"/>
+        </w:rPr>
+        <w:t>遠距照護</w:t>
+      </w:r>
+      <w:proofErr w:type="gramEnd"/>
+      <w:r>
+        <w:rPr>
+          <w:rFonts w:hint="eastAsia"/>
+          <w:sz w:val="28"/>
+          <w:szCs w:val="28"/>
+        </w:rPr>
+        <w:t>」與「長者心理陪伴」成為現代家庭的需求。市面上的產品多半專注於冷硬的醫療數據監測，忽略了長輩真正的心理抗拒與操作障礙。</w:t>
       </w:r>
     </w:p>
     <w:p>
@@ -8026,7 +8929,25 @@
           <w:sz w:val="28"/>
           <w:szCs w:val="28"/>
         </w:rPr>
-        <w:t>社區日間照顧中心、長照派遣機構、樂齡大學（有批次管理長輩行程、發布語音公告與追蹤照護狀況需求之單位）。</w:t>
+        <w:t>社區日間照顧中心、長照派遣機構、</w:t>
+      </w:r>
+      <w:proofErr w:type="gramStart"/>
+      <w:r>
+        <w:rPr>
+          <w:rFonts w:hint="eastAsia"/>
+          <w:sz w:val="28"/>
+          <w:szCs w:val="28"/>
+        </w:rPr>
+        <w:t>樂齡大學</w:t>
+      </w:r>
+      <w:proofErr w:type="gramEnd"/>
+      <w:r>
+        <w:rPr>
+          <w:rFonts w:hint="eastAsia"/>
+          <w:sz w:val="28"/>
+          <w:szCs w:val="28"/>
+        </w:rPr>
+        <w:t>（有批次管理長輩行程、發布語音公告與追蹤照護狀況需求之單位）。</w:t>
       </w:r>
     </w:p>
     <w:p>
@@ -8035,7 +8956,6 @@
         <w:ind w:firstLine="480"/>
         <w:jc w:val="both"/>
         <w:rPr>
-          <w:rFonts w:hint="eastAsia"/>
           <w:sz w:val="28"/>
           <w:szCs w:val="28"/>
         </w:rPr>
@@ -8046,7 +8966,6 @@
         <w:spacing w:line="480" w:lineRule="exact"/>
         <w:jc w:val="both"/>
         <w:rPr>
-          <w:rFonts w:hint="eastAsia"/>
           <w:sz w:val="28"/>
           <w:szCs w:val="28"/>
         </w:rPr>
@@ -8319,7 +9238,25 @@
           <w:sz w:val="28"/>
           <w:szCs w:val="28"/>
         </w:rPr>
-        <w:t>，長輩端裝置只需掃描或輸入即可完成家庭群組綁定，免除繁瑣的註冊流程。</w:t>
+        <w:t>，長輩端裝置只需掃描或輸入即可完成家庭</w:t>
+      </w:r>
+      <w:proofErr w:type="gramStart"/>
+      <w:r>
+        <w:rPr>
+          <w:rFonts w:hint="eastAsia"/>
+          <w:sz w:val="28"/>
+          <w:szCs w:val="28"/>
+        </w:rPr>
+        <w:t>群組綁定</w:t>
+      </w:r>
+      <w:proofErr w:type="gramEnd"/>
+      <w:r>
+        <w:rPr>
+          <w:rFonts w:hint="eastAsia"/>
+          <w:sz w:val="28"/>
+          <w:szCs w:val="28"/>
+        </w:rPr>
+        <w:t>，免除繁瑣的註冊流程。</w:t>
       </w:r>
     </w:p>
     <w:p>
@@ -8356,7 +9293,25 @@
           <w:sz w:val="28"/>
           <w:szCs w:val="28"/>
         </w:rPr>
-        <w:t>系統定期彙整長輩的語音互動點滴，生成「家庭溫馨週報」推送給家屬，強化產品在家庭間的情感黏著度。</w:t>
+        <w:t>系統定期彙整長輩的語音互動點滴，生成「家庭溫馨週報」推送給家屬，強化產品在</w:t>
+      </w:r>
+      <w:proofErr w:type="gramStart"/>
+      <w:r>
+        <w:rPr>
+          <w:rFonts w:hint="eastAsia"/>
+          <w:sz w:val="28"/>
+          <w:szCs w:val="28"/>
+        </w:rPr>
+        <w:t>家庭間的情感</w:t>
+      </w:r>
+      <w:proofErr w:type="gramEnd"/>
+      <w:r>
+        <w:rPr>
+          <w:rFonts w:hint="eastAsia"/>
+          <w:sz w:val="28"/>
+          <w:szCs w:val="28"/>
+        </w:rPr>
+        <w:t>黏著度。</w:t>
       </w:r>
     </w:p>
     <w:p>
@@ -8369,6 +9324,7 @@
           <w:szCs w:val="28"/>
         </w:rPr>
       </w:pPr>
+      <w:proofErr w:type="gramStart"/>
       <w:r>
         <w:rPr>
           <w:rFonts w:hint="eastAsia"/>
@@ -8377,7 +9333,18 @@
           <w:sz w:val="28"/>
           <w:szCs w:val="28"/>
         </w:rPr>
-        <w:t>線上家屬支持社群：</w:t>
+        <w:t>線上家屬</w:t>
+      </w:r>
+      <w:proofErr w:type="gramEnd"/>
+      <w:r>
+        <w:rPr>
+          <w:rFonts w:hint="eastAsia"/>
+          <w:b/>
+          <w:bCs/>
+          <w:sz w:val="28"/>
+          <w:szCs w:val="28"/>
+        </w:rPr>
+        <w:t>支持社群：</w:t>
       </w:r>
       <w:r>
         <w:rPr>
@@ -8457,7 +9424,25 @@
           <w:sz w:val="28"/>
           <w:szCs w:val="28"/>
         </w:rPr>
-        <w:t>低延遲的伺服器架構、精準的在地化語音辨識模型（含方言調優）、銀髮無障礙</w:t>
+        <w:t>低延遲的伺服器架構、精</w:t>
+      </w:r>
+      <w:proofErr w:type="gramStart"/>
+      <w:r>
+        <w:rPr>
+          <w:rFonts w:hint="eastAsia"/>
+          <w:sz w:val="28"/>
+          <w:szCs w:val="28"/>
+        </w:rPr>
+        <w:t>準</w:t>
+      </w:r>
+      <w:proofErr w:type="gramEnd"/>
+      <w:r>
+        <w:rPr>
+          <w:rFonts w:hint="eastAsia"/>
+          <w:sz w:val="28"/>
+          <w:szCs w:val="28"/>
+        </w:rPr>
+        <w:t>的在地化語音辨識模型（含方言調優）、銀髮無障礙</w:t>
       </w:r>
       <w:r>
         <w:rPr>
@@ -8528,7 +9513,25 @@
           <w:sz w:val="28"/>
           <w:szCs w:val="28"/>
         </w:rPr>
-        <w:t>語意分析準確度的訓練優化、數位廣告精準投放與長照機構的</w:t>
+        <w:t>語意分析準確度的訓練優化、數位廣告精</w:t>
+      </w:r>
+      <w:proofErr w:type="gramStart"/>
+      <w:r>
+        <w:rPr>
+          <w:rFonts w:hint="eastAsia"/>
+          <w:sz w:val="28"/>
+          <w:szCs w:val="28"/>
+        </w:rPr>
+        <w:t>準</w:t>
+      </w:r>
+      <w:proofErr w:type="gramEnd"/>
+      <w:r>
+        <w:rPr>
+          <w:rFonts w:hint="eastAsia"/>
+          <w:sz w:val="28"/>
+          <w:szCs w:val="28"/>
+        </w:rPr>
+        <w:t>投放與長照機構的</w:t>
       </w:r>
       <w:r>
         <w:rPr>
@@ -8738,7 +9741,25 @@
           <w:sz w:val="28"/>
           <w:szCs w:val="28"/>
         </w:rPr>
-        <w:t>針對臥床或重症長者，需串接生理量測儀器，提供</w:t>
+        <w:t>針對臥床或重症長者，</w:t>
+      </w:r>
+      <w:proofErr w:type="gramStart"/>
+      <w:r>
+        <w:rPr>
+          <w:rFonts w:hint="eastAsia"/>
+          <w:sz w:val="28"/>
+          <w:szCs w:val="28"/>
+        </w:rPr>
+        <w:t>需串接</w:t>
+      </w:r>
+      <w:proofErr w:type="gramEnd"/>
+      <w:r>
+        <w:rPr>
+          <w:rFonts w:hint="eastAsia"/>
+          <w:sz w:val="28"/>
+          <w:szCs w:val="28"/>
+        </w:rPr>
+        <w:t>生理量測儀器，提供</w:t>
       </w:r>
       <w:r>
         <w:rPr>
@@ -8805,13 +9826,41 @@
         </w:rPr>
         <w:t xml:space="preserve"> </w:t>
       </w:r>
-      <w:r>
-        <w:rPr>
-          <w:rFonts w:hint="eastAsia"/>
-          <w:sz w:val="28"/>
-          <w:szCs w:val="28"/>
-        </w:rPr>
-        <w:t>提供線上尋找醫師、視訊看診與處方箋管理的系統（操作門檻中高，需具備一定數位能力）。</w:t>
+      <w:proofErr w:type="gramStart"/>
+      <w:r>
+        <w:rPr>
+          <w:rFonts w:hint="eastAsia"/>
+          <w:sz w:val="28"/>
+          <w:szCs w:val="28"/>
+        </w:rPr>
+        <w:t>提供線上尋找</w:t>
+      </w:r>
+      <w:proofErr w:type="gramEnd"/>
+      <w:r>
+        <w:rPr>
+          <w:rFonts w:hint="eastAsia"/>
+          <w:sz w:val="28"/>
+          <w:szCs w:val="28"/>
+        </w:rPr>
+        <w:t>醫師、視訊看診與處方</w:t>
+      </w:r>
+      <w:proofErr w:type="gramStart"/>
+      <w:r>
+        <w:rPr>
+          <w:rFonts w:hint="eastAsia"/>
+          <w:sz w:val="28"/>
+          <w:szCs w:val="28"/>
+        </w:rPr>
+        <w:t>箋</w:t>
+      </w:r>
+      <w:proofErr w:type="gramEnd"/>
+      <w:r>
+        <w:rPr>
+          <w:rFonts w:hint="eastAsia"/>
+          <w:sz w:val="28"/>
+          <w:szCs w:val="28"/>
+        </w:rPr>
+        <w:t>管理的系統（操作門檻中高，需具備一定數位能力）。</w:t>
       </w:r>
     </w:p>
     <w:p>
@@ -8852,7 +9901,29 @@
           <w:sz w:val="28"/>
           <w:szCs w:val="28"/>
         </w:rPr>
-        <w:t>日常陪伴與預防性照護區隔（本專案鎖定）：</w:t>
+        <w:t>日常陪伴與</w:t>
+      </w:r>
+      <w:proofErr w:type="gramStart"/>
+      <w:r>
+        <w:rPr>
+          <w:rFonts w:hint="eastAsia"/>
+          <w:b/>
+          <w:bCs/>
+          <w:sz w:val="28"/>
+          <w:szCs w:val="28"/>
+        </w:rPr>
+        <w:t>預防性照護</w:t>
+      </w:r>
+      <w:proofErr w:type="gramEnd"/>
+      <w:r>
+        <w:rPr>
+          <w:rFonts w:hint="eastAsia"/>
+          <w:b/>
+          <w:bCs/>
+          <w:sz w:val="28"/>
+          <w:szCs w:val="28"/>
+        </w:rPr>
+        <w:t>區隔（本專案鎖定）：</w:t>
       </w:r>
       <w:r>
         <w:rPr>
@@ -8964,7 +10035,25 @@
           <w:sz w:val="28"/>
           <w:szCs w:val="28"/>
         </w:rPr>
-        <w:t>」精準鎖定「子女無法同住或全天候陪伴，長輩本身無立即性重大醫療危機，有足夠行動與獨立生活的能力，但急需解決日常作息提醒（如按時吃藥）、</w:t>
+        <w:t>」精</w:t>
+      </w:r>
+      <w:proofErr w:type="gramStart"/>
+      <w:r>
+        <w:rPr>
+          <w:rFonts w:hint="eastAsia"/>
+          <w:sz w:val="28"/>
+          <w:szCs w:val="28"/>
+        </w:rPr>
+        <w:t>準</w:t>
+      </w:r>
+      <w:proofErr w:type="gramEnd"/>
+      <w:r>
+        <w:rPr>
+          <w:rFonts w:hint="eastAsia"/>
+          <w:sz w:val="28"/>
+          <w:szCs w:val="28"/>
+        </w:rPr>
+        <w:t>鎖定「子女無法同住或全天候陪伴，長輩本身無立即性重大醫療危機，有足夠行動與獨立生活的能力，但急需解決日常作息提醒（如按時吃藥）、</w:t>
       </w:r>
       <w:r>
         <w:rPr>
@@ -8995,13 +10084,23 @@
           <w:szCs w:val="28"/>
         </w:rPr>
       </w:pPr>
-      <w:r>
-        <w:rPr>
-          <w:rFonts w:hint="eastAsia"/>
-          <w:sz w:val="28"/>
-          <w:szCs w:val="28"/>
-        </w:rPr>
-        <w:t>此客群的痛點在於市面上的醫療軟體過於生硬複雜，而一般通訊軟體又缺乏主動照護功能。</w:t>
+      <w:proofErr w:type="gramStart"/>
+      <w:r>
+        <w:rPr>
+          <w:rFonts w:hint="eastAsia"/>
+          <w:sz w:val="28"/>
+          <w:szCs w:val="28"/>
+        </w:rPr>
+        <w:t>此客群</w:t>
+      </w:r>
+      <w:proofErr w:type="gramEnd"/>
+      <w:r>
+        <w:rPr>
+          <w:rFonts w:hint="eastAsia"/>
+          <w:sz w:val="28"/>
+          <w:szCs w:val="28"/>
+        </w:rPr>
+        <w:t>的痛點在於市面上的醫療軟體過於生硬複雜，而一般通訊軟體又缺乏主動照護功能。</w:t>
       </w:r>
     </w:p>
     <w:p>
@@ -9177,7 +10276,25 @@
           <w:sz w:val="28"/>
           <w:szCs w:val="28"/>
         </w:rPr>
-        <w:t>相較於市面上主打「數據監測」的醫療特化型軟體，</w:t>
+        <w:t>相較於市面上主打「數據監測」的醫療</w:t>
+      </w:r>
+      <w:proofErr w:type="gramStart"/>
+      <w:r>
+        <w:rPr>
+          <w:rFonts w:hint="eastAsia"/>
+          <w:sz w:val="28"/>
+          <w:szCs w:val="28"/>
+        </w:rPr>
+        <w:t>特化型軟體</w:t>
+      </w:r>
+      <w:proofErr w:type="gramEnd"/>
+      <w:r>
+        <w:rPr>
+          <w:rFonts w:hint="eastAsia"/>
+          <w:sz w:val="28"/>
+          <w:szCs w:val="28"/>
+        </w:rPr>
+        <w:t>，</w:t>
       </w:r>
       <w:r>
         <w:rPr>
@@ -9193,7 +10310,43 @@
           <w:sz w:val="28"/>
           <w:szCs w:val="28"/>
         </w:rPr>
-        <w:t>差異化地強調「情感共融」與「極簡語音」。我們不僅是一個照護排程工具，更是連結長輩心理健康與家屬安心感的溫暖橋樑。</w:t>
+        <w:t>差異化地強調「情感共融」與「</w:t>
+      </w:r>
+      <w:proofErr w:type="gramStart"/>
+      <w:r>
+        <w:rPr>
+          <w:rFonts w:hint="eastAsia"/>
+          <w:sz w:val="28"/>
+          <w:szCs w:val="28"/>
+        </w:rPr>
+        <w:t>極</w:t>
+      </w:r>
+      <w:proofErr w:type="gramEnd"/>
+      <w:r>
+        <w:rPr>
+          <w:rFonts w:hint="eastAsia"/>
+          <w:sz w:val="28"/>
+          <w:szCs w:val="28"/>
+        </w:rPr>
+        <w:t>簡語音」。我們不僅是一個</w:t>
+      </w:r>
+      <w:proofErr w:type="gramStart"/>
+      <w:r>
+        <w:rPr>
+          <w:rFonts w:hint="eastAsia"/>
+          <w:sz w:val="28"/>
+          <w:szCs w:val="28"/>
+        </w:rPr>
+        <w:t>照護排程</w:t>
+      </w:r>
+      <w:proofErr w:type="gramEnd"/>
+      <w:r>
+        <w:rPr>
+          <w:rFonts w:hint="eastAsia"/>
+          <w:sz w:val="28"/>
+          <w:szCs w:val="28"/>
+        </w:rPr>
+        <w:t>工具，更是連結長輩心理健康與家屬安心感的溫暖橋樑。</w:t>
       </w:r>
     </w:p>
     <w:p>
@@ -9386,6 +10539,7 @@
                 <w:szCs w:val="28"/>
               </w:rPr>
             </w:pPr>
+            <w:proofErr w:type="gramStart"/>
             <w:r>
               <w:rPr>
                 <w:rFonts w:ascii="Times New Roman" w:eastAsia="標楷體" w:hAnsi="Times New Roman" w:hint="eastAsia"/>
@@ -9396,6 +10550,7 @@
               </w:rPr>
               <w:t>智齡科技</w:t>
             </w:r>
+            <w:proofErr w:type="gramEnd"/>
             <w:r>
               <w:rPr>
                 <w:rFonts w:ascii="Times New Roman" w:eastAsia="標楷體" w:hAnsi="Times New Roman"/>
@@ -9442,6 +10597,7 @@
                 <w:szCs w:val="28"/>
               </w:rPr>
             </w:pPr>
+            <w:proofErr w:type="gramStart"/>
             <w:r>
               <w:rPr>
                 <w:rFonts w:ascii="Times New Roman" w:eastAsia="標楷體" w:hAnsi="Times New Roman" w:hint="eastAsia"/>
@@ -9452,6 +10608,7 @@
               </w:rPr>
               <w:t>智抗糖</w:t>
             </w:r>
+            <w:proofErr w:type="gramEnd"/>
             <w:r>
               <w:rPr>
                 <w:rFonts w:ascii="Times New Roman" w:eastAsia="標楷體" w:hAnsi="Times New Roman"/>
@@ -9825,7 +10982,25 @@
                 <w:sz w:val="28"/>
                 <w:szCs w:val="28"/>
               </w:rPr>
-              <w:t>照護者（家屬）間的任務協作與排程管理</w:t>
+              <w:t>照護者（家屬）</w:t>
+            </w:r>
+            <w:proofErr w:type="gramStart"/>
+            <w:r>
+              <w:rPr>
+                <w:rFonts w:ascii="Times New Roman" w:eastAsia="標楷體" w:hAnsi="Times New Roman" w:hint="eastAsia"/>
+                <w:sz w:val="28"/>
+                <w:szCs w:val="28"/>
+              </w:rPr>
+              <w:t>間的任務</w:t>
+            </w:r>
+            <w:proofErr w:type="gramEnd"/>
+            <w:r>
+              <w:rPr>
+                <w:rFonts w:ascii="Times New Roman" w:eastAsia="標楷體" w:hAnsi="Times New Roman" w:hint="eastAsia"/>
+                <w:sz w:val="28"/>
+                <w:szCs w:val="28"/>
+              </w:rPr>
+              <w:t>協作與排程管理</w:t>
             </w:r>
           </w:p>
         </w:tc>
@@ -9934,8 +11109,18 @@
                 <w:sz w:val="28"/>
                 <w:szCs w:val="28"/>
               </w:rPr>
-              <w:t>電子照護紀錄、機構月費帳單</w:t>
-            </w:r>
+              <w:t>電子照護紀錄、機構月費</w:t>
+            </w:r>
+            <w:proofErr w:type="gramStart"/>
+            <w:r>
+              <w:rPr>
+                <w:rFonts w:ascii="Times New Roman" w:eastAsia="標楷體" w:hAnsi="Times New Roman" w:hint="eastAsia"/>
+                <w:sz w:val="28"/>
+                <w:szCs w:val="28"/>
+              </w:rPr>
+              <w:t>帳單</w:t>
+            </w:r>
+            <w:proofErr w:type="gramEnd"/>
           </w:p>
         </w:tc>
         <w:tc>
@@ -9960,13 +11145,23 @@
                 <w:szCs w:val="28"/>
               </w:rPr>
             </w:pPr>
+            <w:proofErr w:type="gramStart"/>
             <w:r>
               <w:rPr>
                 <w:rFonts w:ascii="Times New Roman" w:eastAsia="標楷體" w:hAnsi="Times New Roman" w:hint="eastAsia"/>
                 <w:sz w:val="28"/>
                 <w:szCs w:val="28"/>
               </w:rPr>
-              <w:t>藍牙串接生理量測設備、圖表化數據</w:t>
+              <w:t>藍牙串接</w:t>
+            </w:r>
+            <w:proofErr w:type="gramEnd"/>
+            <w:r>
+              <w:rPr>
+                <w:rFonts w:ascii="Times New Roman" w:eastAsia="標楷體" w:hAnsi="Times New Roman" w:hint="eastAsia"/>
+                <w:sz w:val="28"/>
+                <w:szCs w:val="28"/>
+              </w:rPr>
+              <w:t>生理量測設備、圖表化數據</w:t>
             </w:r>
           </w:p>
         </w:tc>
@@ -10495,6 +11690,7 @@
                 <w:szCs w:val="28"/>
               </w:rPr>
             </w:pPr>
+            <w:proofErr w:type="gramStart"/>
             <w:r>
               <w:rPr>
                 <w:rFonts w:ascii="Times New Roman" w:eastAsia="標楷體" w:hAnsi="Times New Roman" w:hint="eastAsia"/>
@@ -10502,7 +11698,34 @@
                 <w:szCs w:val="28"/>
               </w:rPr>
               <w:lastRenderedPageBreak/>
-              <w:t>醫用設備物聯網整合、</w:t>
+              <w:t>醫</w:t>
+            </w:r>
+            <w:proofErr w:type="gramEnd"/>
+            <w:r>
+              <w:rPr>
+                <w:rFonts w:ascii="Times New Roman" w:eastAsia="標楷體" w:hAnsi="Times New Roman" w:hint="eastAsia"/>
+                <w:sz w:val="28"/>
+                <w:szCs w:val="28"/>
+              </w:rPr>
+              <w:t>用</w:t>
+            </w:r>
+            <w:proofErr w:type="gramStart"/>
+            <w:r>
+              <w:rPr>
+                <w:rFonts w:ascii="Times New Roman" w:eastAsia="標楷體" w:hAnsi="Times New Roman" w:hint="eastAsia"/>
+                <w:sz w:val="28"/>
+                <w:szCs w:val="28"/>
+              </w:rPr>
+              <w:t>設備物聯網</w:t>
+            </w:r>
+            <w:proofErr w:type="gramEnd"/>
+            <w:r>
+              <w:rPr>
+                <w:rFonts w:ascii="Times New Roman" w:eastAsia="標楷體" w:hAnsi="Times New Roman" w:hint="eastAsia"/>
+                <w:sz w:val="28"/>
+                <w:szCs w:val="28"/>
+              </w:rPr>
+              <w:t>整合、</w:t>
             </w:r>
             <w:r>
               <w:rPr>
@@ -10646,6 +11869,7 @@
               </w:rPr>
               <w:t>協作架構、</w:t>
             </w:r>
+            <w:proofErr w:type="gramStart"/>
             <w:r>
               <w:rPr>
                 <w:rFonts w:ascii="Times New Roman" w:eastAsia="標楷體" w:hAnsi="Times New Roman" w:hint="eastAsia"/>
@@ -10653,7 +11877,16 @@
                 <w:szCs w:val="28"/>
               </w:rPr>
               <w:lastRenderedPageBreak/>
-              <w:t>高資安憑證存儲</w:t>
+              <w:t>高資安憑證</w:t>
+            </w:r>
+            <w:proofErr w:type="gramEnd"/>
+            <w:r>
+              <w:rPr>
+                <w:rFonts w:ascii="Times New Roman" w:eastAsia="標楷體" w:hAnsi="Times New Roman" w:hint="eastAsia"/>
+                <w:sz w:val="28"/>
+                <w:szCs w:val="28"/>
+              </w:rPr>
+              <w:t>存儲</w:t>
             </w:r>
           </w:p>
         </w:tc>
@@ -10690,6 +11923,7 @@
                 <w:sz w:val="28"/>
                 <w:szCs w:val="28"/>
               </w:rPr>
+              <w:lastRenderedPageBreak/>
               <w:t>家屬參與度</w:t>
             </w:r>
           </w:p>
@@ -10732,13 +11966,23 @@
               </w:rPr>
               <w:t xml:space="preserve"> (</w:t>
             </w:r>
+            <w:proofErr w:type="gramStart"/>
             <w:r>
               <w:rPr>
                 <w:rFonts w:ascii="Times New Roman" w:eastAsia="標楷體" w:hAnsi="Times New Roman" w:hint="eastAsia"/>
                 <w:sz w:val="28"/>
                 <w:szCs w:val="28"/>
               </w:rPr>
-              <w:t>雙端設計，家屬主導排程與檢視</w:t>
+              <w:t>雙端設計</w:t>
+            </w:r>
+            <w:proofErr w:type="gramEnd"/>
+            <w:r>
+              <w:rPr>
+                <w:rFonts w:ascii="Times New Roman" w:eastAsia="標楷體" w:hAnsi="Times New Roman" w:hint="eastAsia"/>
+                <w:sz w:val="28"/>
+                <w:szCs w:val="28"/>
+              </w:rPr>
+              <w:t>，家屬主導排程與檢視</w:t>
             </w:r>
             <w:r>
               <w:rPr>
@@ -10844,13 +12088,23 @@
               </w:rPr>
               <w:t xml:space="preserve"> (</w:t>
             </w:r>
+            <w:proofErr w:type="gramStart"/>
             <w:r>
               <w:rPr>
                 <w:rFonts w:ascii="Times New Roman" w:eastAsia="標楷體" w:hAnsi="Times New Roman" w:hint="eastAsia"/>
                 <w:sz w:val="28"/>
                 <w:szCs w:val="28"/>
               </w:rPr>
-              <w:t>可綁定家屬帳號從旁觀測數據異常</w:t>
+              <w:t>可綁定</w:t>
+            </w:r>
+            <w:proofErr w:type="gramEnd"/>
+            <w:r>
+              <w:rPr>
+                <w:rFonts w:ascii="Times New Roman" w:eastAsia="標楷體" w:hAnsi="Times New Roman" w:hint="eastAsia"/>
+                <w:sz w:val="28"/>
+                <w:szCs w:val="28"/>
+              </w:rPr>
+              <w:t>家屬帳號從旁觀測數據異常</w:t>
             </w:r>
             <w:r>
               <w:rPr>
@@ -10978,7 +12232,25 @@
                 <w:sz w:val="28"/>
                 <w:szCs w:val="28"/>
               </w:rPr>
-              <w:t>系統核心完全為「家屬間的協作」而生</w:t>
+              <w:t>系統核心完全為「</w:t>
+            </w:r>
+            <w:proofErr w:type="gramStart"/>
+            <w:r>
+              <w:rPr>
+                <w:rFonts w:ascii="Times New Roman" w:eastAsia="標楷體" w:hAnsi="Times New Roman" w:hint="eastAsia"/>
+                <w:sz w:val="28"/>
+                <w:szCs w:val="28"/>
+              </w:rPr>
+              <w:t>家屬間的協作</w:t>
+            </w:r>
+            <w:proofErr w:type="gramEnd"/>
+            <w:r>
+              <w:rPr>
+                <w:rFonts w:ascii="Times New Roman" w:eastAsia="標楷體" w:hAnsi="Times New Roman" w:hint="eastAsia"/>
+                <w:sz w:val="28"/>
+                <w:szCs w:val="28"/>
+              </w:rPr>
+              <w:t>」而生</w:t>
             </w:r>
             <w:r>
               <w:rPr>
@@ -11220,6 +12492,7 @@
                 <w:szCs w:val="28"/>
               </w:rPr>
             </w:pPr>
+            <w:proofErr w:type="gramStart"/>
             <w:r>
               <w:rPr>
                 <w:rFonts w:ascii="Times New Roman" w:eastAsia="標楷體" w:hAnsi="Times New Roman" w:hint="eastAsia"/>
@@ -11230,6 +12503,7 @@
               </w:rPr>
               <w:t>智抗糖</w:t>
             </w:r>
+            <w:proofErr w:type="gramEnd"/>
             <w:r>
               <w:rPr>
                 <w:rFonts w:ascii="Times New Roman" w:eastAsia="標楷體" w:hAnsi="Times New Roman"/>
@@ -11614,13 +12888,23 @@
                 <w:szCs w:val="28"/>
               </w:rPr>
             </w:pPr>
+            <w:proofErr w:type="gramStart"/>
             <w:r>
               <w:rPr>
                 <w:rFonts w:ascii="Times New Roman" w:eastAsia="標楷體" w:hAnsi="Times New Roman" w:hint="eastAsia"/>
                 <w:sz w:val="28"/>
                 <w:szCs w:val="28"/>
               </w:rPr>
-              <w:t>雙端專屬介面</w:t>
+              <w:t>雙端專屬</w:t>
+            </w:r>
+            <w:proofErr w:type="gramEnd"/>
+            <w:r>
+              <w:rPr>
+                <w:rFonts w:ascii="Times New Roman" w:eastAsia="標楷體" w:hAnsi="Times New Roman" w:hint="eastAsia"/>
+                <w:sz w:val="28"/>
+                <w:szCs w:val="28"/>
+              </w:rPr>
+              <w:t>介面</w:t>
             </w:r>
             <w:r>
               <w:rPr>
@@ -11734,13 +13018,23 @@
                 <w:szCs w:val="28"/>
               </w:rPr>
             </w:pPr>
+            <w:proofErr w:type="gramStart"/>
             <w:r>
               <w:rPr>
                 <w:rFonts w:ascii="Times New Roman" w:eastAsia="標楷體" w:hAnsi="Times New Roman" w:hint="eastAsia"/>
                 <w:sz w:val="28"/>
                 <w:szCs w:val="28"/>
               </w:rPr>
-              <w:t>家屬可綁定同款</w:t>
+              <w:t>家屬可綁定</w:t>
+            </w:r>
+            <w:proofErr w:type="gramEnd"/>
+            <w:r>
+              <w:rPr>
+                <w:rFonts w:ascii="Times New Roman" w:eastAsia="標楷體" w:hAnsi="Times New Roman" w:hint="eastAsia"/>
+                <w:sz w:val="28"/>
+                <w:szCs w:val="28"/>
+              </w:rPr>
+              <w:t>同款</w:t>
             </w:r>
             <w:r>
               <w:rPr>
@@ -11861,7 +13155,25 @@
                 <w:sz w:val="28"/>
                 <w:szCs w:val="28"/>
               </w:rPr>
-              <w:t>長者無障礙防誤觸大圖示設計</w:t>
+              <w:t>長者無障礙</w:t>
+            </w:r>
+            <w:proofErr w:type="gramStart"/>
+            <w:r>
+              <w:rPr>
+                <w:rFonts w:ascii="Times New Roman" w:eastAsia="標楷體" w:hAnsi="Times New Roman" w:hint="eastAsia"/>
+                <w:sz w:val="28"/>
+                <w:szCs w:val="28"/>
+              </w:rPr>
+              <w:t>防誤觸大</w:t>
+            </w:r>
+            <w:proofErr w:type="gramEnd"/>
+            <w:r>
+              <w:rPr>
+                <w:rFonts w:ascii="Times New Roman" w:eastAsia="標楷體" w:hAnsi="Times New Roman" w:hint="eastAsia"/>
+                <w:sz w:val="28"/>
+                <w:szCs w:val="28"/>
+              </w:rPr>
+              <w:t>圖示設計</w:t>
             </w:r>
           </w:p>
         </w:tc>
@@ -13959,7 +15271,43 @@
                 <w:sz w:val="28"/>
                 <w:szCs w:val="28"/>
               </w:rPr>
-              <w:t>獨創的家屬與長者「雙端專屬介面」，完美平衡了家屬的複雜管理需求與長輩需要的極簡操作門檻。</w:t>
+              <w:t>獨創的家屬與長者「</w:t>
+            </w:r>
+            <w:proofErr w:type="gramStart"/>
+            <w:r>
+              <w:rPr>
+                <w:rFonts w:ascii="Times New Roman" w:eastAsia="標楷體" w:hAnsi="Times New Roman" w:hint="eastAsia"/>
+                <w:sz w:val="28"/>
+                <w:szCs w:val="28"/>
+              </w:rPr>
+              <w:t>雙端專屬</w:t>
+            </w:r>
+            <w:proofErr w:type="gramEnd"/>
+            <w:r>
+              <w:rPr>
+                <w:rFonts w:ascii="Times New Roman" w:eastAsia="標楷體" w:hAnsi="Times New Roman" w:hint="eastAsia"/>
+                <w:sz w:val="28"/>
+                <w:szCs w:val="28"/>
+              </w:rPr>
+              <w:t>介面」，完美平衡了家屬的複雜管理需求與長輩需要的</w:t>
+            </w:r>
+            <w:proofErr w:type="gramStart"/>
+            <w:r>
+              <w:rPr>
+                <w:rFonts w:ascii="Times New Roman" w:eastAsia="標楷體" w:hAnsi="Times New Roman" w:hint="eastAsia"/>
+                <w:sz w:val="28"/>
+                <w:szCs w:val="28"/>
+              </w:rPr>
+              <w:t>極</w:t>
+            </w:r>
+            <w:proofErr w:type="gramEnd"/>
+            <w:r>
+              <w:rPr>
+                <w:rFonts w:ascii="Times New Roman" w:eastAsia="標楷體" w:hAnsi="Times New Roman" w:hint="eastAsia"/>
+                <w:sz w:val="28"/>
+                <w:szCs w:val="28"/>
+              </w:rPr>
+              <w:t>簡操作門檻。</w:t>
             </w:r>
           </w:p>
           <w:p>
@@ -14323,14 +15671,32 @@
                 <w:sz w:val="28"/>
                 <w:szCs w:val="28"/>
               </w:rPr>
-              <w:t>全球與台灣邁入超高齡社會，青壯年照護壓力飆升，遠距陪伴與自動化照護市場需求呈現爆發性成長</w:t>
-            </w:r>
+              <w:t>全球與台灣邁入超高齡社會，青壯年照護壓力</w:t>
+            </w:r>
+            <w:proofErr w:type="gramStart"/>
             <w:r>
               <w:rPr>
                 <w:rFonts w:ascii="Times New Roman" w:eastAsia="標楷體" w:hAnsi="Times New Roman" w:hint="eastAsia"/>
                 <w:sz w:val="28"/>
                 <w:szCs w:val="28"/>
               </w:rPr>
+              <w:t>飆</w:t>
+            </w:r>
+            <w:proofErr w:type="gramEnd"/>
+            <w:r>
+              <w:rPr>
+                <w:rFonts w:ascii="Times New Roman" w:eastAsia="標楷體" w:hAnsi="Times New Roman" w:hint="eastAsia"/>
+                <w:sz w:val="28"/>
+                <w:szCs w:val="28"/>
+              </w:rPr>
+              <w:t>升，遠距陪伴與自動化照護市場需求呈現爆發性成長</w:t>
+            </w:r>
+            <w:r>
+              <w:rPr>
+                <w:rFonts w:ascii="Times New Roman" w:eastAsia="標楷體" w:hAnsi="Times New Roman" w:hint="eastAsia"/>
+                <w:sz w:val="28"/>
+                <w:szCs w:val="28"/>
+              </w:rPr>
               <w:t>，</w:t>
             </w:r>
             <w:r>
@@ -14406,7 +15772,25 @@
                 <w:szCs w:val="28"/>
               </w:rPr>
               <w:lastRenderedPageBreak/>
-              <w:t>高，且青壯年家屬已養成軟體「訂閱制」的付費習慣。</w:t>
+              <w:t>高，</w:t>
+            </w:r>
+            <w:proofErr w:type="gramStart"/>
+            <w:r>
+              <w:rPr>
+                <w:rFonts w:ascii="Times New Roman" w:eastAsia="標楷體" w:hAnsi="Times New Roman" w:hint="eastAsia"/>
+                <w:sz w:val="28"/>
+                <w:szCs w:val="28"/>
+              </w:rPr>
+              <w:t>且青壯年</w:t>
+            </w:r>
+            <w:proofErr w:type="gramEnd"/>
+            <w:r>
+              <w:rPr>
+                <w:rFonts w:ascii="Times New Roman" w:eastAsia="標楷體" w:hAnsi="Times New Roman" w:hint="eastAsia"/>
+                <w:sz w:val="28"/>
+                <w:szCs w:val="28"/>
+              </w:rPr>
+              <w:t>家屬已養成軟體「訂閱制」的付費習慣。</w:t>
             </w:r>
           </w:p>
           <w:p>
@@ -14470,7 +15854,43 @@
                 <w:sz w:val="28"/>
                 <w:szCs w:val="28"/>
               </w:rPr>
-              <w:t>市面上現有的大型醫療體系軟體或科技巨頭若跨足「極簡語音陪伴」領域，將造成直接的資源與品牌輾壓。</w:t>
+              <w:t>市面上現有的大型醫療體系軟體或科技</w:t>
+            </w:r>
+            <w:proofErr w:type="gramStart"/>
+            <w:r>
+              <w:rPr>
+                <w:rFonts w:ascii="Times New Roman" w:eastAsia="標楷體" w:hAnsi="Times New Roman" w:hint="eastAsia"/>
+                <w:sz w:val="28"/>
+                <w:szCs w:val="28"/>
+              </w:rPr>
+              <w:t>巨頭若跨足</w:t>
+            </w:r>
+            <w:proofErr w:type="gramEnd"/>
+            <w:r>
+              <w:rPr>
+                <w:rFonts w:ascii="Times New Roman" w:eastAsia="標楷體" w:hAnsi="Times New Roman" w:hint="eastAsia"/>
+                <w:sz w:val="28"/>
+                <w:szCs w:val="28"/>
+              </w:rPr>
+              <w:t>「</w:t>
+            </w:r>
+            <w:proofErr w:type="gramStart"/>
+            <w:r>
+              <w:rPr>
+                <w:rFonts w:ascii="Times New Roman" w:eastAsia="標楷體" w:hAnsi="Times New Roman" w:hint="eastAsia"/>
+                <w:sz w:val="28"/>
+                <w:szCs w:val="28"/>
+              </w:rPr>
+              <w:t>極</w:t>
+            </w:r>
+            <w:proofErr w:type="gramEnd"/>
+            <w:r>
+              <w:rPr>
+                <w:rFonts w:ascii="Times New Roman" w:eastAsia="標楷體" w:hAnsi="Times New Roman" w:hint="eastAsia"/>
+                <w:sz w:val="28"/>
+                <w:szCs w:val="28"/>
+              </w:rPr>
+              <w:t>簡語音陪伴」領域，將造成直接的資源與品牌輾壓。</w:t>
             </w:r>
           </w:p>
           <w:p>
@@ -14820,13 +16240,59 @@
               </w:rPr>
               <w:t xml:space="preserve">1. </w:t>
             </w:r>
+            <w:proofErr w:type="gramStart"/>
             <w:r>
               <w:rPr>
                 <w:rFonts w:ascii="Times New Roman" w:eastAsia="標楷體" w:hAnsi="Times New Roman" w:hint="eastAsia"/>
                 <w:sz w:val="28"/>
                 <w:szCs w:val="28"/>
               </w:rPr>
-              <w:t>結合雙端介面優勢與高齡化趨勢，主打「減輕遠距照護焦慮」，精準投放社群廣告或社群文章觸及青壯年家屬。</w:t>
+              <w:t>結合雙端介面</w:t>
+            </w:r>
+            <w:proofErr w:type="gramEnd"/>
+            <w:r>
+              <w:rPr>
+                <w:rFonts w:ascii="Times New Roman" w:eastAsia="標楷體" w:hAnsi="Times New Roman" w:hint="eastAsia"/>
+                <w:sz w:val="28"/>
+                <w:szCs w:val="28"/>
+              </w:rPr>
+              <w:t>優勢與高齡化趨勢，主打「減輕</w:t>
+            </w:r>
+            <w:proofErr w:type="gramStart"/>
+            <w:r>
+              <w:rPr>
+                <w:rFonts w:ascii="Times New Roman" w:eastAsia="標楷體" w:hAnsi="Times New Roman" w:hint="eastAsia"/>
+                <w:sz w:val="28"/>
+                <w:szCs w:val="28"/>
+              </w:rPr>
+              <w:t>遠距照護</w:t>
+            </w:r>
+            <w:proofErr w:type="gramEnd"/>
+            <w:r>
+              <w:rPr>
+                <w:rFonts w:ascii="Times New Roman" w:eastAsia="標楷體" w:hAnsi="Times New Roman" w:hint="eastAsia"/>
+                <w:sz w:val="28"/>
+                <w:szCs w:val="28"/>
+              </w:rPr>
+              <w:t>焦慮」，精</w:t>
+            </w:r>
+            <w:proofErr w:type="gramStart"/>
+            <w:r>
+              <w:rPr>
+                <w:rFonts w:ascii="Times New Roman" w:eastAsia="標楷體" w:hAnsi="Times New Roman" w:hint="eastAsia"/>
+                <w:sz w:val="28"/>
+                <w:szCs w:val="28"/>
+              </w:rPr>
+              <w:t>準</w:t>
+            </w:r>
+            <w:proofErr w:type="gramEnd"/>
+            <w:r>
+              <w:rPr>
+                <w:rFonts w:ascii="Times New Roman" w:eastAsia="標楷體" w:hAnsi="Times New Roman" w:hint="eastAsia"/>
+                <w:sz w:val="28"/>
+                <w:szCs w:val="28"/>
+              </w:rPr>
+              <w:t>投放社群廣告或社群文章觸及青壯年家屬。</w:t>
             </w:r>
           </w:p>
           <w:p>
@@ -15003,33 +16469,69 @@
                 <w:sz w:val="28"/>
                 <w:szCs w:val="28"/>
               </w:rPr>
-              <w:t>提供「核心陪伴功能免費、進階分析付費」的試用模式，降低初期的信任門檻與獲客成本。</w:t>
+              <w:t>提供「核心陪伴功能免費、進階分析付費」的試用模式，降低初期的信任門檻</w:t>
+            </w:r>
+            <w:proofErr w:type="gramStart"/>
+            <w:r>
+              <w:rPr>
+                <w:rFonts w:ascii="Times New Roman" w:eastAsia="標楷體" w:hAnsi="Times New Roman" w:hint="eastAsia"/>
+                <w:sz w:val="28"/>
+                <w:szCs w:val="28"/>
+              </w:rPr>
+              <w:t>與獲客成本</w:t>
+            </w:r>
+            <w:proofErr w:type="gramEnd"/>
+            <w:r>
+              <w:rPr>
+                <w:rFonts w:ascii="Times New Roman" w:eastAsia="標楷體" w:hAnsi="Times New Roman" w:hint="eastAsia"/>
+                <w:sz w:val="28"/>
+                <w:szCs w:val="28"/>
+              </w:rPr>
+              <w:t>。</w:t>
             </w:r>
           </w:p>
           <w:p>
             <w:pPr>
               <w:spacing w:after="160" w:line="278" w:lineRule="auto"/>
               <w:rPr>
+                <w:rFonts w:ascii="Times New Roman" w:eastAsia="標楷體" w:hAnsi="Times New Roman"/>
+                <w:sz w:val="28"/>
+                <w:szCs w:val="28"/>
+              </w:rPr>
+            </w:pPr>
+            <w:r>
+              <w:rPr>
+                <w:rFonts w:ascii="Times New Roman" w:eastAsia="標楷體" w:hAnsi="Times New Roman"/>
+                <w:sz w:val="28"/>
+                <w:szCs w:val="28"/>
+              </w:rPr>
+              <w:t xml:space="preserve">2. </w:t>
+            </w:r>
+            <w:r>
+              <w:rPr>
                 <w:rFonts w:ascii="Times New Roman" w:eastAsia="標楷體" w:hAnsi="Times New Roman" w:hint="eastAsia"/>
                 <w:sz w:val="28"/>
                 <w:szCs w:val="28"/>
               </w:rPr>
-            </w:pPr>
-            <w:r>
-              <w:rPr>
-                <w:rFonts w:ascii="Times New Roman" w:eastAsia="標楷體" w:hAnsi="Times New Roman"/>
-                <w:sz w:val="28"/>
-                <w:szCs w:val="28"/>
-              </w:rPr>
-              <w:t xml:space="preserve">2. </w:t>
-            </w:r>
+              <w:t>與社區大學、</w:t>
+            </w:r>
+            <w:proofErr w:type="gramStart"/>
             <w:r>
               <w:rPr>
                 <w:rFonts w:ascii="Times New Roman" w:eastAsia="標楷體" w:hAnsi="Times New Roman" w:hint="eastAsia"/>
                 <w:sz w:val="28"/>
                 <w:szCs w:val="28"/>
               </w:rPr>
-              <w:t>與社區大學、樂齡中心合作舉辦「</w:t>
+              <w:t>樂齡中心</w:t>
+            </w:r>
+            <w:proofErr w:type="gramEnd"/>
+            <w:r>
+              <w:rPr>
+                <w:rFonts w:ascii="Times New Roman" w:eastAsia="標楷體" w:hAnsi="Times New Roman" w:hint="eastAsia"/>
+                <w:sz w:val="28"/>
+                <w:szCs w:val="28"/>
+              </w:rPr>
+              <w:t>合作舉辦「</w:t>
             </w:r>
             <w:r>
               <w:rPr>
@@ -15155,6 +16657,7 @@
                 <w:sz w:val="28"/>
                 <w:szCs w:val="28"/>
               </w:rPr>
+              <w:lastRenderedPageBreak/>
               <w:t>外部威脅</w:t>
             </w:r>
             <w:r>
@@ -15232,7 +16735,25 @@
                 <w:sz w:val="28"/>
                 <w:szCs w:val="28"/>
               </w:rPr>
-              <w:t>建立嚴格的「端到端加密」與「資料去識別化」機制，將隱私保護作為核心賣點，抵禦資安法規威脅。</w:t>
+              <w:t>建立嚴格的「端到端加密」與「資料去識別化」機制，將隱私保護作為核心賣點，</w:t>
+            </w:r>
+            <w:proofErr w:type="gramStart"/>
+            <w:r>
+              <w:rPr>
+                <w:rFonts w:ascii="Times New Roman" w:eastAsia="標楷體" w:hAnsi="Times New Roman" w:hint="eastAsia"/>
+                <w:sz w:val="28"/>
+                <w:szCs w:val="28"/>
+              </w:rPr>
+              <w:t>抵禦資安法規</w:t>
+            </w:r>
+            <w:proofErr w:type="gramEnd"/>
+            <w:r>
+              <w:rPr>
+                <w:rFonts w:ascii="Times New Roman" w:eastAsia="標楷體" w:hAnsi="Times New Roman" w:hint="eastAsia"/>
+                <w:sz w:val="28"/>
+                <w:szCs w:val="28"/>
+              </w:rPr>
+              <w:t>威脅。</w:t>
             </w:r>
           </w:p>
           <w:p>
@@ -15258,7 +16779,25 @@
                 <w:sz w:val="28"/>
                 <w:szCs w:val="28"/>
               </w:rPr>
-              <w:t>專注深化「情感交流」與「家庭客製化排程」此一利基市場，避開與大型醫療體系軟體的數據戰。</w:t>
+              <w:t>專注深化「情感交流」與「家庭客</w:t>
+            </w:r>
+            <w:proofErr w:type="gramStart"/>
+            <w:r>
+              <w:rPr>
+                <w:rFonts w:ascii="Times New Roman" w:eastAsia="標楷體" w:hAnsi="Times New Roman" w:hint="eastAsia"/>
+                <w:sz w:val="28"/>
+                <w:szCs w:val="28"/>
+              </w:rPr>
+              <w:t>製化排程</w:t>
+            </w:r>
+            <w:proofErr w:type="gramEnd"/>
+            <w:r>
+              <w:rPr>
+                <w:rFonts w:ascii="Times New Roman" w:eastAsia="標楷體" w:hAnsi="Times New Roman" w:hint="eastAsia"/>
+                <w:sz w:val="28"/>
+                <w:szCs w:val="28"/>
+              </w:rPr>
+              <w:t>」此一利基市場，避開與大型醫療體系軟體的數據戰。</w:t>
             </w:r>
           </w:p>
           <w:p>
@@ -15284,7 +16823,25 @@
                 <w:sz w:val="28"/>
                 <w:szCs w:val="28"/>
               </w:rPr>
-              <w:t>在家屬端打造豐富的照護社群與回憶錄生態系，大幅提升使用者黏著度與轉移至其他免費軟體的成本。</w:t>
+              <w:t>在家屬端打造豐富的</w:t>
+            </w:r>
+            <w:proofErr w:type="gramStart"/>
+            <w:r>
+              <w:rPr>
+                <w:rFonts w:ascii="Times New Roman" w:eastAsia="標楷體" w:hAnsi="Times New Roman" w:hint="eastAsia"/>
+                <w:sz w:val="28"/>
+                <w:szCs w:val="28"/>
+              </w:rPr>
+              <w:t>照護社群</w:t>
+            </w:r>
+            <w:proofErr w:type="gramEnd"/>
+            <w:r>
+              <w:rPr>
+                <w:rFonts w:ascii="Times New Roman" w:eastAsia="標楷體" w:hAnsi="Times New Roman" w:hint="eastAsia"/>
+                <w:sz w:val="28"/>
+                <w:szCs w:val="28"/>
+              </w:rPr>
+              <w:t>與回憶錄生態系，大幅提升使用者黏著度與轉移至其他免費軟體的成本。</w:t>
             </w:r>
           </w:p>
         </w:tc>
@@ -16120,6 +17677,7 @@
                 <w:szCs w:val="28"/>
               </w:rPr>
             </w:pPr>
+            <w:proofErr w:type="gramStart"/>
             <w:r>
               <w:rPr>
                 <w:sz w:val="28"/>
@@ -16127,6 +17685,7 @@
               </w:rPr>
               <w:t>聯發科</w:t>
             </w:r>
+            <w:proofErr w:type="gramEnd"/>
             <w:r>
               <w:rPr>
                 <w:sz w:val="28"/>
@@ -16958,7 +18517,7 @@
                 <w:szCs w:val="28"/>
               </w:rPr>
               <w:drawing>
-                <wp:anchor distT="0" distB="0" distL="114300" distR="114300" simplePos="0" relativeHeight="251669504" behindDoc="0" locked="0" layoutInCell="1" allowOverlap="1" wp14:anchorId="1B11D558" wp14:editId="112D41CE">
+                <wp:anchor distT="0" distB="0" distL="114300" distR="114300" simplePos="0" relativeHeight="251669504" behindDoc="0" locked="0" layoutInCell="1" allowOverlap="1" wp14:anchorId="1B11D558" wp14:editId="31B3D5C6">
                   <wp:simplePos x="0" y="0"/>
                   <wp:positionH relativeFrom="column">
                     <wp:posOffset>161925</wp:posOffset>
@@ -17127,7 +18686,7 @@
                 <w:szCs w:val="28"/>
               </w:rPr>
               <w:drawing>
-                <wp:anchor distT="0" distB="0" distL="114300" distR="114300" simplePos="0" relativeHeight="251666432" behindDoc="0" locked="0" layoutInCell="1" allowOverlap="1" wp14:anchorId="25D3E8E9" wp14:editId="656FE83C">
+                <wp:anchor distT="0" distB="0" distL="114300" distR="114300" simplePos="0" relativeHeight="251666432" behindDoc="0" locked="0" layoutInCell="1" allowOverlap="1" wp14:anchorId="25D3E8E9" wp14:editId="3E2F2539">
                   <wp:simplePos x="0" y="0"/>
                   <wp:positionH relativeFrom="column">
                     <wp:posOffset>405765</wp:posOffset>
@@ -17356,7 +18915,7 @@
                 <w:szCs w:val="28"/>
               </w:rPr>
               <w:drawing>
-                <wp:inline distT="0" distB="0" distL="0" distR="0" wp14:anchorId="06A2723F" wp14:editId="6F3BD539">
+                <wp:inline distT="0" distB="0" distL="0" distR="0" wp14:anchorId="06A2723F" wp14:editId="24612758">
                   <wp:extent cx="594360" cy="594360"/>
                   <wp:effectExtent l="0" t="0" r="0" b="0"/>
                   <wp:docPr id="2107946149" name="圖片 10" descr="Git] Git Client 版本管理工具- Fork ~ m@rcus 學習筆記"/>
@@ -18561,7 +20120,7 @@
                 <w:szCs w:val="28"/>
               </w:rPr>
               <w:drawing>
-                <wp:anchor distT="0" distB="0" distL="114300" distR="114300" simplePos="0" relativeHeight="251662336" behindDoc="0" locked="0" layoutInCell="1" allowOverlap="1" wp14:anchorId="4FB11CE0" wp14:editId="68D284C1">
+                <wp:anchor distT="0" distB="0" distL="114300" distR="114300" simplePos="0" relativeHeight="251662336" behindDoc="0" locked="0" layoutInCell="1" allowOverlap="1" wp14:anchorId="4FB11CE0" wp14:editId="0CBF5D0B">
                   <wp:simplePos x="0" y="0"/>
                   <wp:positionH relativeFrom="column">
                     <wp:posOffset>695325</wp:posOffset>
@@ -18624,7 +20183,7 @@
                 <w:szCs w:val="28"/>
               </w:rPr>
               <w:drawing>
-                <wp:anchor distT="0" distB="0" distL="114300" distR="114300" simplePos="0" relativeHeight="251663360" behindDoc="0" locked="0" layoutInCell="1" allowOverlap="1" wp14:anchorId="156C97B8" wp14:editId="20E0BD7F">
+                <wp:anchor distT="0" distB="0" distL="114300" distR="114300" simplePos="0" relativeHeight="251663360" behindDoc="0" locked="0" layoutInCell="1" allowOverlap="1" wp14:anchorId="156C97B8" wp14:editId="2A6F593E">
                   <wp:simplePos x="0" y="0"/>
                   <wp:positionH relativeFrom="column">
                     <wp:posOffset>55245</wp:posOffset>
@@ -19660,7 +21219,7 @@
                 <w:szCs w:val="28"/>
               </w:rPr>
               <w:drawing>
-                <wp:anchor distT="0" distB="0" distL="114300" distR="114300" simplePos="0" relativeHeight="251678720" behindDoc="0" locked="0" layoutInCell="1" allowOverlap="1" wp14:anchorId="2EF2DB82" wp14:editId="203B600E">
+                <wp:anchor distT="0" distB="0" distL="114300" distR="114300" simplePos="0" relativeHeight="251678720" behindDoc="0" locked="0" layoutInCell="1" allowOverlap="1" wp14:anchorId="2EF2DB82" wp14:editId="2CB4AD76">
                   <wp:simplePos x="0" y="0"/>
                   <wp:positionH relativeFrom="column">
                     <wp:posOffset>47625</wp:posOffset>
@@ -20545,8 +22104,18 @@
                 <w:sz w:val="28"/>
                 <w:szCs w:val="28"/>
               </w:rPr>
-              <w:t>童柏祐</w:t>
-            </w:r>
+              <w:t>童柏</w:t>
+            </w:r>
+            <w:proofErr w:type="gramStart"/>
+            <w:r>
+              <w:rPr>
+                <w:rFonts w:ascii="Times New Roman" w:eastAsia="標楷體" w:hAnsi="Times New Roman" w:hint="eastAsia"/>
+                <w:sz w:val="28"/>
+                <w:szCs w:val="28"/>
+              </w:rPr>
+              <w:t>祐</w:t>
+            </w:r>
+            <w:proofErr w:type="gramEnd"/>
           </w:p>
         </w:tc>
         <w:tc>
@@ -20590,8 +22159,18 @@
                 <w:sz w:val="28"/>
                 <w:szCs w:val="28"/>
               </w:rPr>
-              <w:t>黃于愷</w:t>
-            </w:r>
+              <w:t>黃</w:t>
+            </w:r>
+            <w:proofErr w:type="gramStart"/>
+            <w:r>
+              <w:rPr>
+                <w:rFonts w:ascii="Times New Roman" w:eastAsia="標楷體" w:hAnsi="Times New Roman" w:hint="eastAsia"/>
+                <w:sz w:val="28"/>
+                <w:szCs w:val="28"/>
+              </w:rPr>
+              <w:t>于愷</w:t>
+            </w:r>
+            <w:proofErr w:type="gramEnd"/>
           </w:p>
         </w:tc>
         <w:tc>
@@ -27229,7 +28808,25 @@
                 <w:sz w:val="28"/>
                 <w:szCs w:val="28"/>
               </w:rPr>
-              <w:t>使用者可以透過綁定碼登入系統。</w:t>
+              <w:t>使用者可以透過</w:t>
+            </w:r>
+            <w:proofErr w:type="gramStart"/>
+            <w:r>
+              <w:rPr>
+                <w:rFonts w:ascii="Times New Roman" w:eastAsia="標楷體" w:hAnsi="Times New Roman" w:cs="Arial"/>
+                <w:sz w:val="28"/>
+                <w:szCs w:val="28"/>
+              </w:rPr>
+              <w:t>綁定碼登入</w:t>
+            </w:r>
+            <w:proofErr w:type="gramEnd"/>
+            <w:r>
+              <w:rPr>
+                <w:rFonts w:ascii="Times New Roman" w:eastAsia="標楷體" w:hAnsi="Times New Roman" w:cs="Arial"/>
+                <w:sz w:val="28"/>
+                <w:szCs w:val="28"/>
+              </w:rPr>
+              <w:t>系統。</w:t>
             </w:r>
           </w:p>
         </w:tc>
@@ -28389,8 +29986,18 @@
                 <w:sz w:val="28"/>
                 <w:szCs w:val="28"/>
               </w:rPr>
-              <w:t>查看社群貼文</w:t>
-            </w:r>
+              <w:t>查看社</w:t>
+            </w:r>
+            <w:proofErr w:type="gramStart"/>
+            <w:r>
+              <w:rPr>
+                <w:rFonts w:ascii="Times New Roman" w:eastAsia="標楷體" w:hAnsi="Times New Roman" w:cs="Arial"/>
+                <w:sz w:val="28"/>
+                <w:szCs w:val="28"/>
+              </w:rPr>
+              <w:t>群貼文</w:t>
+            </w:r>
+            <w:proofErr w:type="gramEnd"/>
           </w:p>
         </w:tc>
         <w:tc>
@@ -28416,7 +30023,25 @@
                 <w:sz w:val="28"/>
                 <w:szCs w:val="28"/>
               </w:rPr>
-              <w:t>使用者可瀏覽朋友圈的好友動態與家屬分享之貼文。</w:t>
+              <w:t>使用者可瀏覽朋友圈的好友動態與家屬分享</w:t>
+            </w:r>
+            <w:proofErr w:type="gramStart"/>
+            <w:r>
+              <w:rPr>
+                <w:rFonts w:ascii="Times New Roman" w:eastAsia="標楷體" w:hAnsi="Times New Roman" w:cs="Arial"/>
+                <w:sz w:val="28"/>
+                <w:szCs w:val="28"/>
+              </w:rPr>
+              <w:t>之貼文</w:t>
+            </w:r>
+            <w:proofErr w:type="gramEnd"/>
+            <w:r>
+              <w:rPr>
+                <w:rFonts w:ascii="Times New Roman" w:eastAsia="標楷體" w:hAnsi="Times New Roman" w:cs="Arial"/>
+                <w:sz w:val="28"/>
+                <w:szCs w:val="28"/>
+              </w:rPr>
+              <w:t>。</w:t>
             </w:r>
           </w:p>
         </w:tc>
@@ -28483,8 +30108,18 @@
                 <w:sz w:val="28"/>
                 <w:szCs w:val="28"/>
               </w:rPr>
-              <w:t>發布社群貼文</w:t>
-            </w:r>
+              <w:t>發布社</w:t>
+            </w:r>
+            <w:proofErr w:type="gramStart"/>
+            <w:r>
+              <w:rPr>
+                <w:rFonts w:ascii="Times New Roman" w:eastAsia="標楷體" w:hAnsi="Times New Roman" w:cs="Arial"/>
+                <w:sz w:val="28"/>
+                <w:szCs w:val="28"/>
+              </w:rPr>
+              <w:t>群貼文</w:t>
+            </w:r>
+            <w:proofErr w:type="gramEnd"/>
           </w:p>
         </w:tc>
         <w:tc>
@@ -28903,7 +30538,25 @@
                 <w:sz w:val="28"/>
                 <w:szCs w:val="28"/>
               </w:rPr>
-              <w:t>使用者可向家屬送出解鎖小豬稀有造型之付費申請。</w:t>
+              <w:t>使用者可向家屬送出</w:t>
+            </w:r>
+            <w:proofErr w:type="gramStart"/>
+            <w:r>
+              <w:rPr>
+                <w:rFonts w:ascii="Times New Roman" w:eastAsia="標楷體" w:hAnsi="Times New Roman" w:cs="Arial"/>
+                <w:sz w:val="28"/>
+                <w:szCs w:val="28"/>
+              </w:rPr>
+              <w:t>解鎖小豬</w:t>
+            </w:r>
+            <w:proofErr w:type="gramEnd"/>
+            <w:r>
+              <w:rPr>
+                <w:rFonts w:ascii="Times New Roman" w:eastAsia="標楷體" w:hAnsi="Times New Roman" w:cs="Arial"/>
+                <w:sz w:val="28"/>
+                <w:szCs w:val="28"/>
+              </w:rPr>
+              <w:t>稀有造型之付費申請。</w:t>
             </w:r>
           </w:p>
         </w:tc>
@@ -29014,13 +30667,23 @@
               </w:rPr>
               <w:t>登入</w:t>
             </w:r>
+            <w:proofErr w:type="gramStart"/>
             <w:r>
               <w:rPr>
                 <w:rFonts w:ascii="Times New Roman" w:eastAsia="標楷體" w:hAnsi="Times New Roman" w:cs="Arial"/>
                 <w:sz w:val="28"/>
                 <w:szCs w:val="28"/>
               </w:rPr>
-              <w:t>註冊與綁定設備</w:t>
+              <w:t>註冊與綁定</w:t>
+            </w:r>
+            <w:proofErr w:type="gramEnd"/>
+            <w:r>
+              <w:rPr>
+                <w:rFonts w:ascii="Times New Roman" w:eastAsia="標楷體" w:hAnsi="Times New Roman" w:cs="Arial"/>
+                <w:sz w:val="28"/>
+                <w:szCs w:val="28"/>
+              </w:rPr>
+              <w:t>設備</w:t>
             </w:r>
           </w:p>
         </w:tc>
@@ -29063,7 +30726,25 @@
                 <w:sz w:val="28"/>
                 <w:szCs w:val="28"/>
               </w:rPr>
-              <w:t>註冊帳號並綁定長輩裝置至家庭群組。</w:t>
+              <w:t>註冊</w:t>
+            </w:r>
+            <w:proofErr w:type="gramStart"/>
+            <w:r>
+              <w:rPr>
+                <w:rFonts w:ascii="Times New Roman" w:eastAsia="標楷體" w:hAnsi="Times New Roman" w:cs="Arial"/>
+                <w:sz w:val="28"/>
+                <w:szCs w:val="28"/>
+              </w:rPr>
+              <w:t>帳號並綁定</w:t>
+            </w:r>
+            <w:proofErr w:type="gramEnd"/>
+            <w:r>
+              <w:rPr>
+                <w:rFonts w:ascii="Times New Roman" w:eastAsia="標楷體" w:hAnsi="Times New Roman" w:cs="Arial"/>
+                <w:sz w:val="28"/>
+                <w:szCs w:val="28"/>
+              </w:rPr>
+              <w:t>長輩裝置至家庭群組。</w:t>
             </w:r>
           </w:p>
         </w:tc>
@@ -29299,6 +30980,7 @@
                 <w:szCs w:val="28"/>
               </w:rPr>
             </w:pPr>
+            <w:proofErr w:type="gramStart"/>
             <w:r>
               <w:rPr>
                 <w:rFonts w:ascii="Times New Roman" w:eastAsia="標楷體" w:hAnsi="Times New Roman" w:cs="Arial"/>
@@ -29307,112 +30989,10 @@
                 <w:sz w:val="28"/>
                 <w:szCs w:val="28"/>
               </w:rPr>
-              <w:t>照護排程管理</w:t>
-            </w:r>
-          </w:p>
-        </w:tc>
-        <w:tc>
-          <w:tcPr>
-            <w:tcW w:w="2410" w:type="dxa"/>
-            <w:vAlign w:val="center"/>
-          </w:tcPr>
-          <w:p>
-            <w:pPr>
-              <w:spacing w:line="400" w:lineRule="exact"/>
-              <w:jc w:val="both"/>
-              <w:rPr>
-                <w:rFonts w:ascii="Times New Roman" w:eastAsia="標楷體" w:hAnsi="Times New Roman"/>
-                <w:b/>
-                <w:bCs/>
-                <w:sz w:val="28"/>
-                <w:szCs w:val="28"/>
-              </w:rPr>
-            </w:pPr>
-            <w:r>
-              <w:rPr>
-                <w:rFonts w:ascii="Times New Roman" w:eastAsia="標楷體" w:hAnsi="Times New Roman" w:cs="Arial"/>
-                <w:sz w:val="28"/>
-                <w:szCs w:val="28"/>
-              </w:rPr>
-              <w:t>查閱與修改排程</w:t>
-            </w:r>
-          </w:p>
-        </w:tc>
-        <w:tc>
-          <w:tcPr>
-            <w:tcW w:w="4536" w:type="dxa"/>
-            <w:vAlign w:val="center"/>
-          </w:tcPr>
-          <w:p>
-            <w:pPr>
-              <w:spacing w:line="400" w:lineRule="exact"/>
-              <w:jc w:val="both"/>
-              <w:rPr>
-                <w:rFonts w:ascii="Times New Roman" w:eastAsia="標楷體" w:hAnsi="Times New Roman"/>
-                <w:b/>
-                <w:bCs/>
-                <w:sz w:val="28"/>
-                <w:szCs w:val="28"/>
-              </w:rPr>
-            </w:pPr>
-            <w:r>
-              <w:rPr>
-                <w:rFonts w:ascii="Times New Roman" w:eastAsia="標楷體" w:hAnsi="Times New Roman" w:cs="Arial"/>
-                <w:sz w:val="28"/>
-                <w:szCs w:val="28"/>
-              </w:rPr>
-              <w:t>使用者可檢視、修改或刪除長輩的各項提醒任務</w:t>
-            </w:r>
-            <w:r>
-              <w:rPr>
-                <w:rFonts w:ascii="Times New Roman" w:eastAsia="標楷體" w:hAnsi="Times New Roman" w:cs="Arial" w:hint="eastAsia"/>
-                <w:sz w:val="28"/>
-                <w:szCs w:val="28"/>
-              </w:rPr>
-              <w:t>或流程</w:t>
-            </w:r>
-            <w:r>
-              <w:rPr>
-                <w:rFonts w:ascii="Times New Roman" w:eastAsia="標楷體" w:hAnsi="Times New Roman" w:cs="Arial"/>
-                <w:sz w:val="28"/>
-                <w:szCs w:val="28"/>
-              </w:rPr>
-              <w:t>。</w:t>
-            </w:r>
-          </w:p>
-        </w:tc>
-      </w:tr>
-      <w:tr>
-        <w:tc>
-          <w:tcPr>
-            <w:tcW w:w="1129" w:type="dxa"/>
-            <w:vMerge/>
-            <w:vAlign w:val="center"/>
-          </w:tcPr>
-          <w:p>
-            <w:pPr>
-              <w:spacing w:line="400" w:lineRule="exact"/>
-              <w:jc w:val="both"/>
-              <w:rPr>
-                <w:rFonts w:ascii="Times New Roman" w:eastAsia="標楷體" w:hAnsi="Times New Roman"/>
-                <w:b/>
-                <w:bCs/>
-                <w:sz w:val="28"/>
-                <w:szCs w:val="28"/>
-              </w:rPr>
-            </w:pPr>
-          </w:p>
-        </w:tc>
-        <w:tc>
-          <w:tcPr>
-            <w:tcW w:w="1985" w:type="dxa"/>
-            <w:vMerge/>
-            <w:vAlign w:val="center"/>
-          </w:tcPr>
-          <w:p>
-            <w:pPr>
-              <w:spacing w:line="400" w:lineRule="exact"/>
-              <w:jc w:val="both"/>
+              <w:t>照護排程</w:t>
+            </w:r>
+            <w:proofErr w:type="gramEnd"/>
+            <w:r>
               <w:rPr>
                 <w:rFonts w:ascii="Times New Roman" w:eastAsia="標楷體" w:hAnsi="Times New Roman" w:cs="Arial"/>
                 <w:b/>
@@ -29420,6 +31000,119 @@
                 <w:sz w:val="28"/>
                 <w:szCs w:val="28"/>
               </w:rPr>
+              <w:t>管理</w:t>
+            </w:r>
+          </w:p>
+        </w:tc>
+        <w:tc>
+          <w:tcPr>
+            <w:tcW w:w="2410" w:type="dxa"/>
+            <w:vAlign w:val="center"/>
+          </w:tcPr>
+          <w:p>
+            <w:pPr>
+              <w:spacing w:line="400" w:lineRule="exact"/>
+              <w:jc w:val="both"/>
+              <w:rPr>
+                <w:rFonts w:ascii="Times New Roman" w:eastAsia="標楷體" w:hAnsi="Times New Roman"/>
+                <w:b/>
+                <w:bCs/>
+                <w:sz w:val="28"/>
+                <w:szCs w:val="28"/>
+              </w:rPr>
+            </w:pPr>
+            <w:r>
+              <w:rPr>
+                <w:rFonts w:ascii="Times New Roman" w:eastAsia="標楷體" w:hAnsi="Times New Roman" w:cs="Arial"/>
+                <w:sz w:val="28"/>
+                <w:szCs w:val="28"/>
+              </w:rPr>
+              <w:t>查閱與修改排程</w:t>
+            </w:r>
+          </w:p>
+        </w:tc>
+        <w:tc>
+          <w:tcPr>
+            <w:tcW w:w="4536" w:type="dxa"/>
+            <w:vAlign w:val="center"/>
+          </w:tcPr>
+          <w:p>
+            <w:pPr>
+              <w:spacing w:line="400" w:lineRule="exact"/>
+              <w:jc w:val="both"/>
+              <w:rPr>
+                <w:rFonts w:ascii="Times New Roman" w:eastAsia="標楷體" w:hAnsi="Times New Roman"/>
+                <w:b/>
+                <w:bCs/>
+                <w:sz w:val="28"/>
+                <w:szCs w:val="28"/>
+              </w:rPr>
+            </w:pPr>
+            <w:r>
+              <w:rPr>
+                <w:rFonts w:ascii="Times New Roman" w:eastAsia="標楷體" w:hAnsi="Times New Roman" w:cs="Arial"/>
+                <w:sz w:val="28"/>
+                <w:szCs w:val="28"/>
+              </w:rPr>
+              <w:t>使用者可檢視、修改或刪除長輩的各項提醒任務</w:t>
+            </w:r>
+            <w:r>
+              <w:rPr>
+                <w:rFonts w:ascii="Times New Roman" w:eastAsia="標楷體" w:hAnsi="Times New Roman" w:cs="Arial" w:hint="eastAsia"/>
+                <w:sz w:val="28"/>
+                <w:szCs w:val="28"/>
+              </w:rPr>
+              <w:t>或流程</w:t>
+            </w:r>
+            <w:r>
+              <w:rPr>
+                <w:rFonts w:ascii="Times New Roman" w:eastAsia="標楷體" w:hAnsi="Times New Roman" w:cs="Arial"/>
+                <w:sz w:val="28"/>
+                <w:szCs w:val="28"/>
+              </w:rPr>
+              <w:t>。</w:t>
+            </w:r>
+          </w:p>
+        </w:tc>
+      </w:tr>
+      <w:tr>
+        <w:tc>
+          <w:tcPr>
+            <w:tcW w:w="1129" w:type="dxa"/>
+            <w:vMerge/>
+            <w:vAlign w:val="center"/>
+          </w:tcPr>
+          <w:p>
+            <w:pPr>
+              <w:spacing w:line="400" w:lineRule="exact"/>
+              <w:jc w:val="both"/>
+              <w:rPr>
+                <w:rFonts w:ascii="Times New Roman" w:eastAsia="標楷體" w:hAnsi="Times New Roman"/>
+                <w:b/>
+                <w:bCs/>
+                <w:sz w:val="28"/>
+                <w:szCs w:val="28"/>
+              </w:rPr>
+            </w:pPr>
+          </w:p>
+        </w:tc>
+        <w:tc>
+          <w:tcPr>
+            <w:tcW w:w="1985" w:type="dxa"/>
+            <w:vMerge/>
+            <w:vAlign w:val="center"/>
+          </w:tcPr>
+          <w:p>
+            <w:pPr>
+              <w:spacing w:line="400" w:lineRule="exact"/>
+              <w:jc w:val="both"/>
+              <w:rPr>
+                <w:rFonts w:ascii="Times New Roman" w:eastAsia="標楷體" w:hAnsi="Times New Roman" w:cs="Arial"/>
+                <w:b/>
+                <w:bCs/>
+                <w:sz w:val="28"/>
+                <w:szCs w:val="28"/>
+              </w:rPr>
             </w:pPr>
           </w:p>
         </w:tc>
@@ -30332,13 +32025,23 @@
                 <w:szCs w:val="28"/>
               </w:rPr>
             </w:pPr>
+            <w:proofErr w:type="gramStart"/>
             <w:r>
               <w:rPr>
                 <w:rFonts w:ascii="Times New Roman" w:eastAsia="標楷體" w:hAnsi="Times New Roman" w:cs="Arial"/>
                 <w:sz w:val="28"/>
                 <w:szCs w:val="28"/>
               </w:rPr>
-              <w:t>模型調優與監控</w:t>
+              <w:t>模型調優與</w:t>
+            </w:r>
+            <w:proofErr w:type="gramEnd"/>
+            <w:r>
+              <w:rPr>
+                <w:rFonts w:ascii="Times New Roman" w:eastAsia="標楷體" w:hAnsi="Times New Roman" w:cs="Arial"/>
+                <w:sz w:val="28"/>
+                <w:szCs w:val="28"/>
+              </w:rPr>
+              <w:t>監控</w:t>
             </w:r>
           </w:p>
         </w:tc>
@@ -31126,7 +32829,23 @@
           <w:sz w:val="28"/>
           <w:szCs w:val="28"/>
         </w:rPr>
-        <w:t>並具備防連點與誤觸防護機制。</w:t>
+        <w:t>並具備</w:t>
+      </w:r>
+      <w:proofErr w:type="gramStart"/>
+      <w:r>
+        <w:rPr>
+          <w:sz w:val="28"/>
+          <w:szCs w:val="28"/>
+        </w:rPr>
+        <w:t>防連點與誤</w:t>
+      </w:r>
+      <w:proofErr w:type="gramEnd"/>
+      <w:r>
+        <w:rPr>
+          <w:sz w:val="28"/>
+          <w:szCs w:val="28"/>
+        </w:rPr>
+        <w:t>觸防護機制。</w:t>
       </w:r>
     </w:p>
     <w:p>
@@ -31215,7 +32934,23 @@
           <w:sz w:val="28"/>
           <w:szCs w:val="28"/>
         </w:rPr>
-        <w:t>，且前端應用程式需具備斷網離線備援推播功能。</w:t>
+        <w:t>，且前端應用程式需具備斷</w:t>
+      </w:r>
+      <w:proofErr w:type="gramStart"/>
+      <w:r>
+        <w:rPr>
+          <w:sz w:val="28"/>
+          <w:szCs w:val="28"/>
+        </w:rPr>
+        <w:t>網離線備援推</w:t>
+      </w:r>
+      <w:proofErr w:type="gramEnd"/>
+      <w:r>
+        <w:rPr>
+          <w:sz w:val="28"/>
+          <w:szCs w:val="28"/>
+        </w:rPr>
+        <w:t>播功能。</w:t>
       </w:r>
     </w:p>
     <w:p>
@@ -31316,15 +33051,41 @@
           <w:sz w:val="28"/>
           <w:szCs w:val="28"/>
         </w:rPr>
-        <w:t>系統後端架構需採無狀態化設計以支援水平擴充，且功能模組需具備高</w:t>
-      </w:r>
-      <w:r>
-        <w:rPr>
-          <w:rFonts w:hint="eastAsia"/>
-          <w:sz w:val="28"/>
-          <w:szCs w:val="28"/>
-        </w:rPr>
-        <w:t>內聚性與低耦合</w:t>
+        <w:t>系統後端架構需</w:t>
+      </w:r>
+      <w:proofErr w:type="gramStart"/>
+      <w:r>
+        <w:rPr>
+          <w:sz w:val="28"/>
+          <w:szCs w:val="28"/>
+        </w:rPr>
+        <w:t>採</w:t>
+      </w:r>
+      <w:proofErr w:type="gramEnd"/>
+      <w:r>
+        <w:rPr>
+          <w:sz w:val="28"/>
+          <w:szCs w:val="28"/>
+        </w:rPr>
+        <w:t>無狀態化設計以支援水平擴充，且功能模組需具備高</w:t>
+      </w:r>
+      <w:proofErr w:type="gramStart"/>
+      <w:r>
+        <w:rPr>
+          <w:rFonts w:hint="eastAsia"/>
+          <w:sz w:val="28"/>
+          <w:szCs w:val="28"/>
+        </w:rPr>
+        <w:t>內聚性與</w:t>
+      </w:r>
+      <w:proofErr w:type="gramEnd"/>
+      <w:r>
+        <w:rPr>
+          <w:rFonts w:hint="eastAsia"/>
+          <w:sz w:val="28"/>
+          <w:szCs w:val="28"/>
+        </w:rPr>
+        <w:t>低耦合</w:t>
       </w:r>
       <w:r>
         <w:rPr>
@@ -31431,7 +33192,23 @@
           <w:sz w:val="28"/>
           <w:szCs w:val="28"/>
         </w:rPr>
-        <w:t>等舊版作業系統，確保汰換之舊手機設備可順利作為長輩機或監視器使用。</w:t>
+        <w:t>等舊版作業系統，確保</w:t>
+      </w:r>
+      <w:proofErr w:type="gramStart"/>
+      <w:r>
+        <w:rPr>
+          <w:sz w:val="28"/>
+          <w:szCs w:val="28"/>
+        </w:rPr>
+        <w:t>汰</w:t>
+      </w:r>
+      <w:proofErr w:type="gramEnd"/>
+      <w:r>
+        <w:rPr>
+          <w:sz w:val="28"/>
+          <w:szCs w:val="28"/>
+        </w:rPr>
+        <w:t>換之舊手機設備可順利作為長輩機或監視器使用。</w:t>
       </w:r>
     </w:p>
     <w:p>
@@ -31452,7 +33229,27 @@
           <w:sz w:val="28"/>
           <w:szCs w:val="28"/>
         </w:rPr>
-        <w:t>合規性：</w:t>
+        <w:t>合</w:t>
+      </w:r>
+      <w:proofErr w:type="gramStart"/>
+      <w:r>
+        <w:rPr>
+          <w:b/>
+          <w:bCs/>
+          <w:sz w:val="28"/>
+          <w:szCs w:val="28"/>
+        </w:rPr>
+        <w:t>規</w:t>
+      </w:r>
+      <w:proofErr w:type="gramEnd"/>
+      <w:r>
+        <w:rPr>
+          <w:b/>
+          <w:bCs/>
+          <w:sz w:val="28"/>
+          <w:szCs w:val="28"/>
+        </w:rPr>
+        <w:t>性：</w:t>
       </w:r>
       <w:r>
         <w:rPr>
@@ -33767,7 +35564,7 @@
         </w:rPr>
         <w:lastRenderedPageBreak/>
         <w:drawing>
-          <wp:anchor distT="0" distB="0" distL="114300" distR="114300" simplePos="0" relativeHeight="251705344" behindDoc="0" locked="0" layoutInCell="1" allowOverlap="1" wp14:anchorId="226E2AB6" wp14:editId="1ABB5868">
+          <wp:anchor distT="0" distB="0" distL="114300" distR="114300" simplePos="0" relativeHeight="251705344" behindDoc="0" locked="0" layoutInCell="1" allowOverlap="1" wp14:anchorId="226E2AB6" wp14:editId="4665066F">
             <wp:simplePos x="0" y="0"/>
             <wp:positionH relativeFrom="margin">
               <wp:align>center</wp:align>
@@ -33944,13 +35741,23 @@
           </wp:anchor>
         </w:drawing>
       </w:r>
+      <w:proofErr w:type="gramStart"/>
       <w:r>
         <w:rPr>
           <w:rFonts w:cs="Arial" w:hint="eastAsia"/>
           <w:sz w:val="28"/>
           <w:szCs w:val="28"/>
         </w:rPr>
-        <w:t>照護排程管理</w:t>
+        <w:t>照護排程</w:t>
+      </w:r>
+      <w:proofErr w:type="gramEnd"/>
+      <w:r>
+        <w:rPr>
+          <w:rFonts w:cs="Arial" w:hint="eastAsia"/>
+          <w:sz w:val="28"/>
+          <w:szCs w:val="28"/>
+        </w:rPr>
+        <w:t>管理</w:t>
       </w:r>
       <w:r>
         <w:rPr>
@@ -34822,7 +36629,7 @@
           <w:noProof/>
         </w:rPr>
         <w:drawing>
-          <wp:anchor distT="0" distB="0" distL="114300" distR="114300" simplePos="0" relativeHeight="251713536" behindDoc="0" locked="0" layoutInCell="1" allowOverlap="1" wp14:anchorId="68CDFAF6" wp14:editId="2F02D53D">
+          <wp:anchor distT="0" distB="0" distL="114300" distR="114300" simplePos="0" relativeHeight="251713536" behindDoc="0" locked="0" layoutInCell="1" allowOverlap="1" wp14:anchorId="68CDFAF6" wp14:editId="178AE44C">
             <wp:simplePos x="0" y="0"/>
             <wp:positionH relativeFrom="margin">
               <wp:posOffset>125730</wp:posOffset>
@@ -35322,7 +37129,25 @@
           <w:szCs w:val="28"/>
         </w:rPr>
         <w:lastRenderedPageBreak/>
-        <w:t>智慧照護排程生命週期狀態機</w:t>
+        <w:t>智慧</w:t>
+      </w:r>
+      <w:proofErr w:type="gramStart"/>
+      <w:r>
+        <w:rPr>
+          <w:rFonts w:ascii="標楷體" w:hAnsi="標楷體" w:hint="eastAsia"/>
+          <w:sz w:val="28"/>
+          <w:szCs w:val="28"/>
+        </w:rPr>
+        <w:t>照護排程</w:t>
+      </w:r>
+      <w:proofErr w:type="gramEnd"/>
+      <w:r>
+        <w:rPr>
+          <w:rFonts w:ascii="標楷體" w:hAnsi="標楷體" w:hint="eastAsia"/>
+          <w:sz w:val="28"/>
+          <w:szCs w:val="28"/>
+        </w:rPr>
+        <w:t>生命週期狀態機</w:t>
       </w:r>
     </w:p>
     <w:p>
@@ -35341,7 +37166,7 @@
           <w:noProof/>
         </w:rPr>
         <w:drawing>
-          <wp:anchor distT="0" distB="0" distL="114300" distR="114300" simplePos="0" relativeHeight="251717632" behindDoc="0" locked="0" layoutInCell="1" allowOverlap="1" wp14:anchorId="633A5A1B" wp14:editId="5D876A38">
+          <wp:anchor distT="0" distB="0" distL="114300" distR="114300" simplePos="0" relativeHeight="251717632" behindDoc="0" locked="0" layoutInCell="1" allowOverlap="1" wp14:anchorId="633A5A1B" wp14:editId="5B423F7F">
             <wp:simplePos x="0" y="0"/>
             <wp:positionH relativeFrom="column">
               <wp:posOffset>2540</wp:posOffset>
@@ -35432,7 +37257,7 @@
         </w:rPr>
         <w:lastRenderedPageBreak/>
         <w:drawing>
-          <wp:anchor distT="0" distB="0" distL="114300" distR="114300" simplePos="0" relativeHeight="251718656" behindDoc="0" locked="0" layoutInCell="1" allowOverlap="1" wp14:anchorId="597361A9" wp14:editId="5815F5E6">
+          <wp:anchor distT="0" distB="0" distL="114300" distR="114300" simplePos="0" relativeHeight="251718656" behindDoc="0" locked="0" layoutInCell="1" allowOverlap="1" wp14:anchorId="597361A9" wp14:editId="3FDB4DBE">
             <wp:simplePos x="0" y="0"/>
             <wp:positionH relativeFrom="column">
               <wp:posOffset>21590</wp:posOffset>
@@ -36128,6 +37953,7 @@
                 <w:szCs w:val="28"/>
               </w:rPr>
             </w:pPr>
+            <w:proofErr w:type="gramStart"/>
             <w:r>
               <w:rPr>
                 <w:b/>
@@ -36137,6 +37963,7 @@
               </w:rPr>
               <w:t>外鍵</w:t>
             </w:r>
+            <w:proofErr w:type="gramEnd"/>
           </w:p>
         </w:tc>
         <w:tc>
@@ -38304,6 +40131,7 @@
                 <w:szCs w:val="28"/>
               </w:rPr>
             </w:pPr>
+            <w:proofErr w:type="gramStart"/>
             <w:r>
               <w:rPr>
                 <w:sz w:val="28"/>
@@ -38311,6 +40139,7 @@
               </w:rPr>
               <w:t>外鍵</w:t>
             </w:r>
+            <w:proofErr w:type="gramEnd"/>
           </w:p>
         </w:tc>
         <w:tc>
@@ -40830,6 +42659,7 @@
                 <w:szCs w:val="28"/>
               </w:rPr>
             </w:pPr>
+            <w:proofErr w:type="gramStart"/>
             <w:r>
               <w:rPr>
                 <w:sz w:val="28"/>
@@ -40837,6 +42667,7 @@
               </w:rPr>
               <w:t>總步數</w:t>
             </w:r>
+            <w:proofErr w:type="gramEnd"/>
           </w:p>
         </w:tc>
         <w:tc>
@@ -43038,6 +44869,7 @@
                 <w:szCs w:val="28"/>
               </w:rPr>
             </w:pPr>
+            <w:proofErr w:type="gramStart"/>
             <w:r>
               <w:rPr>
                 <w:b/>
@@ -43047,6 +44879,7 @@
               </w:rPr>
               <w:t>外鍵</w:t>
             </w:r>
+            <w:proofErr w:type="gramEnd"/>
           </w:p>
         </w:tc>
         <w:tc>
@@ -44359,6 +46192,7 @@
                 <w:szCs w:val="28"/>
               </w:rPr>
             </w:pPr>
+            <w:proofErr w:type="gramStart"/>
             <w:r>
               <w:rPr>
                 <w:b/>
@@ -44368,6 +46202,7 @@
               </w:rPr>
               <w:t>外鍵</w:t>
             </w:r>
+            <w:proofErr w:type="gramEnd"/>
           </w:p>
         </w:tc>
         <w:tc>
@@ -46585,6 +48420,7 @@
                 <w:szCs w:val="28"/>
               </w:rPr>
             </w:pPr>
+            <w:proofErr w:type="gramStart"/>
             <w:r>
               <w:rPr>
                 <w:b/>
@@ -46594,6 +48430,7 @@
               </w:rPr>
               <w:t>外鍵</w:t>
             </w:r>
+            <w:proofErr w:type="gramEnd"/>
           </w:p>
         </w:tc>
         <w:tc>
@@ -48147,6 +49984,7 @@
                 <w:szCs w:val="28"/>
               </w:rPr>
             </w:pPr>
+            <w:proofErr w:type="gramStart"/>
             <w:r>
               <w:rPr>
                 <w:b/>
@@ -48156,6 +49994,7 @@
               </w:rPr>
               <w:t>外鍵</w:t>
             </w:r>
+            <w:proofErr w:type="gramEnd"/>
           </w:p>
         </w:tc>
         <w:tc>
@@ -49708,6 +51547,7 @@
                 <w:szCs w:val="28"/>
               </w:rPr>
             </w:pPr>
+            <w:proofErr w:type="gramStart"/>
             <w:r>
               <w:rPr>
                 <w:b/>
@@ -49717,6 +51557,7 @@
               </w:rPr>
               <w:t>外鍵</w:t>
             </w:r>
+            <w:proofErr w:type="gramEnd"/>
           </w:p>
         </w:tc>
         <w:tc>
@@ -51538,6 +53379,7 @@
                 <w:szCs w:val="28"/>
               </w:rPr>
             </w:pPr>
+            <w:proofErr w:type="gramStart"/>
             <w:r>
               <w:rPr>
                 <w:b/>
@@ -51547,6 +53389,7 @@
               </w:rPr>
               <w:t>外鍵</w:t>
             </w:r>
+            <w:proofErr w:type="gramEnd"/>
           </w:p>
         </w:tc>
         <w:tc>
@@ -53616,6 +55459,7 @@
                 <w:szCs w:val="28"/>
               </w:rPr>
             </w:pPr>
+            <w:proofErr w:type="gramStart"/>
             <w:r>
               <w:rPr>
                 <w:b/>
@@ -53625,6 +55469,7 @@
               </w:rPr>
               <w:t>外鍵</w:t>
             </w:r>
+            <w:proofErr w:type="gramEnd"/>
           </w:p>
         </w:tc>
         <w:tc>
@@ -55486,6 +57331,7 @@
                 <w:szCs w:val="28"/>
               </w:rPr>
             </w:pPr>
+            <w:proofErr w:type="gramStart"/>
             <w:r>
               <w:rPr>
                 <w:b/>
@@ -55495,6 +57341,7 @@
               </w:rPr>
               <w:t>外鍵</w:t>
             </w:r>
+            <w:proofErr w:type="gramEnd"/>
           </w:p>
         </w:tc>
         <w:tc>
@@ -57398,6 +59245,7 @@
                 <w:szCs w:val="28"/>
               </w:rPr>
             </w:pPr>
+            <w:proofErr w:type="gramStart"/>
             <w:r>
               <w:rPr>
                 <w:b/>
@@ -57407,6 +59255,7 @@
               </w:rPr>
               <w:t>外鍵</w:t>
             </w:r>
+            <w:proofErr w:type="gramEnd"/>
           </w:p>
         </w:tc>
         <w:tc>
